--- a/RW25CompletedCodeAndSystemManual/SystemManual25-26.docx
+++ b/RW25CompletedCodeAndSystemManual/SystemManual25-26.docx
@@ -88,18 +88,14 @@
         <w:t>(Maximum 1 page)</w:t>
       </w:r>
     </w:p>
-    <w:p/>
-    <w:p>
-      <w:pPr>
-        <w:pStyle w:val="Heading1"/>
-      </w:pPr>
-      <w:r>
-        <w:t>Project Files</w:t>
-      </w:r>
-    </w:p>
-    <w:p>
-      <w:r>
-        <w:t>(Maximum 1 page)</w:t>
+    <w:p>
+      <w:r>
+        <w:t>(What the problem is and what the programme should be doing)</w:t>
+      </w:r>
+    </w:p>
+    <w:p>
+      <w:r>
+        <w:t>(Summarise the project brief)</w:t>
       </w:r>
     </w:p>
     <w:p/>
@@ -126,12 +122,563 @@
     <w:p/>
     <w:p/>
     <w:p/>
+    <w:p/>
+    <w:p/>
     <w:p>
       <w:pPr>
         <w:pStyle w:val="Heading1"/>
-      </w:pPr>
-      <w:r>
+        <w:rPr>
+          <w:b/>
+          <w:bCs/>
+        </w:rPr>
+      </w:pPr>
+      <w:r>
+        <w:rPr>
+          <w:b/>
+          <w:bCs/>
+        </w:rPr>
         <w:lastRenderedPageBreak/>
+        <w:t>Project Files</w:t>
+      </w:r>
+      <w:r>
+        <w:rPr>
+          <w:b/>
+          <w:bCs/>
+        </w:rPr>
+        <w:t xml:space="preserve"> MAX ONE PAGE</w:t>
+      </w:r>
+    </w:p>
+    <w:p>
+      <w:pPr>
+        <w:rPr>
+          <w:color w:val="007BB8"/>
+        </w:rPr>
+      </w:pPr>
+    </w:p>
+    <w:p>
+      <w:pPr>
+        <w:rPr>
+          <w:b/>
+          <w:bCs/>
+          <w:color w:val="004F88"/>
+          <w:sz w:val="20"/>
+        </w:rPr>
+      </w:pPr>
+      <w:r>
+        <w:rPr>
+          <w:b/>
+          <w:bCs/>
+          <w:color w:val="004F88"/>
+          <w:sz w:val="20"/>
+        </w:rPr>
+        <w:t>RW25CodeTestFileAndPlanning</w:t>
+      </w:r>
+      <w:r>
+        <w:rPr>
+          <w:b/>
+          <w:bCs/>
+          <w:color w:val="004F88"/>
+          <w:sz w:val="20"/>
+        </w:rPr>
+        <w:t xml:space="preserve"> &gt; </w:t>
+      </w:r>
+      <w:proofErr w:type="spellStart"/>
+      <w:r>
+        <w:rPr>
+          <w:b/>
+          <w:bCs/>
+          <w:color w:val="004F88"/>
+          <w:sz w:val="20"/>
+        </w:rPr>
+        <w:t>RobotCodingFile</w:t>
+      </w:r>
+      <w:proofErr w:type="spellEnd"/>
+      <w:r>
+        <w:rPr>
+          <w:b/>
+          <w:bCs/>
+          <w:color w:val="004F88"/>
+          <w:sz w:val="20"/>
+        </w:rPr>
+        <w:t>:</w:t>
+      </w:r>
+    </w:p>
+    <w:p>
+      <w:pPr>
+        <w:rPr>
+          <w:color w:val="000000" w:themeColor="text1"/>
+          <w:sz w:val="20"/>
+        </w:rPr>
+      </w:pPr>
+      <w:proofErr w:type="spellStart"/>
+      <w:r>
+        <w:rPr>
+          <w:b/>
+          <w:bCs/>
+          <w:color w:val="000000" w:themeColor="text1"/>
+          <w:sz w:val="20"/>
+        </w:rPr>
+        <w:t>IntialCodeForDrawingRobot.c</w:t>
+      </w:r>
+      <w:proofErr w:type="spellEnd"/>
+      <w:r>
+        <w:rPr>
+          <w:b/>
+          <w:bCs/>
+          <w:color w:val="000000" w:themeColor="text1"/>
+          <w:sz w:val="20"/>
+        </w:rPr>
+        <w:t xml:space="preserve">: </w:t>
+      </w:r>
+      <w:r>
+        <w:rPr>
+          <w:color w:val="000000" w:themeColor="text1"/>
+          <w:sz w:val="20"/>
+        </w:rPr>
+        <w:t>Contains my first code for the project and this is where I developed most of my functions. The other files below contain the refined and corrected code.</w:t>
+      </w:r>
+    </w:p>
+    <w:p>
+      <w:pPr>
+        <w:rPr>
+          <w:color w:val="000000" w:themeColor="text1"/>
+          <w:sz w:val="20"/>
+        </w:rPr>
+      </w:pPr>
+    </w:p>
+    <w:p>
+      <w:pPr>
+        <w:rPr>
+          <w:b/>
+          <w:bCs/>
+          <w:color w:val="004F88"/>
+          <w:sz w:val="20"/>
+        </w:rPr>
+      </w:pPr>
+      <w:r>
+        <w:rPr>
+          <w:b/>
+          <w:bCs/>
+          <w:color w:val="004F88"/>
+          <w:sz w:val="20"/>
+        </w:rPr>
+        <w:t>RW25</w:t>
+      </w:r>
+      <w:r>
+        <w:rPr>
+          <w:b/>
+          <w:bCs/>
+          <w:color w:val="004F88"/>
+          <w:sz w:val="20"/>
+        </w:rPr>
+        <w:t>CompletedCodeAndSystemManual</w:t>
+      </w:r>
+      <w:r>
+        <w:rPr>
+          <w:b/>
+          <w:bCs/>
+          <w:color w:val="004F88"/>
+          <w:sz w:val="20"/>
+        </w:rPr>
+        <w:t xml:space="preserve"> &gt; Robot</w:t>
+      </w:r>
+      <w:r>
+        <w:rPr>
+          <w:b/>
+          <w:bCs/>
+          <w:color w:val="004F88"/>
+          <w:sz w:val="20"/>
+        </w:rPr>
+        <w:t xml:space="preserve">Writer2025 &gt; </w:t>
+      </w:r>
+      <w:r>
+        <w:rPr>
+          <w:b/>
+          <w:bCs/>
+          <w:color w:val="004F88"/>
+          <w:sz w:val="20"/>
+        </w:rPr>
+        <w:t>RobotWriter2025</w:t>
+      </w:r>
+      <w:r>
+        <w:rPr>
+          <w:b/>
+          <w:bCs/>
+          <w:color w:val="004F88"/>
+          <w:sz w:val="20"/>
+        </w:rPr>
+        <w:t>FinalCode</w:t>
+      </w:r>
+      <w:r>
+        <w:rPr>
+          <w:b/>
+          <w:bCs/>
+          <w:color w:val="004F88"/>
+          <w:sz w:val="20"/>
+        </w:rPr>
+        <w:t>:</w:t>
+      </w:r>
+    </w:p>
+    <w:p>
+      <w:pPr>
+        <w:rPr>
+          <w:b/>
+          <w:bCs/>
+          <w:color w:val="000000" w:themeColor="text1"/>
+          <w:sz w:val="20"/>
+        </w:rPr>
+      </w:pPr>
+      <w:proofErr w:type="spellStart"/>
+      <w:r>
+        <w:rPr>
+          <w:b/>
+          <w:bCs/>
+          <w:color w:val="000000" w:themeColor="text1"/>
+          <w:sz w:val="20"/>
+        </w:rPr>
+        <w:t>CheckingWordAndGCodeCommands</w:t>
+      </w:r>
+      <w:r>
+        <w:rPr>
+          <w:b/>
+          <w:bCs/>
+          <w:color w:val="000000" w:themeColor="text1"/>
+          <w:sz w:val="20"/>
+        </w:rPr>
+        <w:t>.c</w:t>
+      </w:r>
+      <w:proofErr w:type="spellEnd"/>
+      <w:r>
+        <w:rPr>
+          <w:b/>
+          <w:bCs/>
+          <w:color w:val="000000" w:themeColor="text1"/>
+          <w:sz w:val="20"/>
+        </w:rPr>
+        <w:t>:</w:t>
+      </w:r>
+      <w:r>
+        <w:rPr>
+          <w:b/>
+          <w:bCs/>
+          <w:color w:val="000000" w:themeColor="text1"/>
+          <w:sz w:val="20"/>
+        </w:rPr>
+        <w:t xml:space="preserve"> At the top of this file it contains the definitions for all my global variables </w:t>
+      </w:r>
+    </w:p>
+    <w:p>
+      <w:pPr>
+        <w:rPr>
+          <w:b/>
+          <w:bCs/>
+          <w:color w:val="000000" w:themeColor="text1"/>
+          <w:sz w:val="20"/>
+        </w:rPr>
+      </w:pPr>
+      <w:proofErr w:type="spellStart"/>
+      <w:r>
+        <w:rPr>
+          <w:b/>
+          <w:bCs/>
+          <w:color w:val="000000" w:themeColor="text1"/>
+          <w:sz w:val="20"/>
+        </w:rPr>
+        <w:t>CheckingWordAndGCodeCommands.</w:t>
+      </w:r>
+      <w:r>
+        <w:rPr>
+          <w:b/>
+          <w:bCs/>
+          <w:color w:val="000000" w:themeColor="text1"/>
+          <w:sz w:val="20"/>
+        </w:rPr>
+        <w:t>h</w:t>
+      </w:r>
+      <w:proofErr w:type="spellEnd"/>
+      <w:r>
+        <w:rPr>
+          <w:b/>
+          <w:bCs/>
+          <w:color w:val="000000" w:themeColor="text1"/>
+          <w:sz w:val="20"/>
+        </w:rPr>
+        <w:t>:</w:t>
+      </w:r>
+    </w:p>
+    <w:p>
+      <w:pPr>
+        <w:rPr>
+          <w:b/>
+          <w:bCs/>
+          <w:color w:val="000000" w:themeColor="text1"/>
+          <w:sz w:val="20"/>
+        </w:rPr>
+      </w:pPr>
+      <w:proofErr w:type="spellStart"/>
+      <w:r>
+        <w:rPr>
+          <w:b/>
+          <w:bCs/>
+          <w:color w:val="000000" w:themeColor="text1"/>
+          <w:sz w:val="20"/>
+        </w:rPr>
+        <w:t>LoadingDaraStructs.c</w:t>
+      </w:r>
+      <w:proofErr w:type="spellEnd"/>
+      <w:r>
+        <w:rPr>
+          <w:b/>
+          <w:bCs/>
+          <w:color w:val="000000" w:themeColor="text1"/>
+          <w:sz w:val="20"/>
+        </w:rPr>
+        <w:t>:</w:t>
+      </w:r>
+    </w:p>
+    <w:p>
+      <w:pPr>
+        <w:rPr>
+          <w:b/>
+          <w:bCs/>
+          <w:color w:val="000000" w:themeColor="text1"/>
+          <w:sz w:val="20"/>
+        </w:rPr>
+      </w:pPr>
+      <w:proofErr w:type="spellStart"/>
+      <w:r>
+        <w:rPr>
+          <w:b/>
+          <w:bCs/>
+          <w:color w:val="000000" w:themeColor="text1"/>
+          <w:sz w:val="20"/>
+        </w:rPr>
+        <w:t>LoadingDaraStructs.c</w:t>
+      </w:r>
+      <w:proofErr w:type="spellEnd"/>
+      <w:r>
+        <w:rPr>
+          <w:b/>
+          <w:bCs/>
+          <w:color w:val="000000" w:themeColor="text1"/>
+          <w:sz w:val="20"/>
+        </w:rPr>
+        <w:t>:</w:t>
+      </w:r>
+    </w:p>
+    <w:p>
+      <w:pPr>
+        <w:rPr>
+          <w:b/>
+          <w:bCs/>
+          <w:color w:val="000000" w:themeColor="text1"/>
+          <w:sz w:val="20"/>
+        </w:rPr>
+      </w:pPr>
+      <w:proofErr w:type="spellStart"/>
+      <w:r>
+        <w:rPr>
+          <w:b/>
+          <w:bCs/>
+          <w:color w:val="000000" w:themeColor="text1"/>
+          <w:sz w:val="20"/>
+        </w:rPr>
+        <w:t>main.c</w:t>
+      </w:r>
+      <w:proofErr w:type="spellEnd"/>
+      <w:r>
+        <w:rPr>
+          <w:b/>
+          <w:bCs/>
+          <w:color w:val="000000" w:themeColor="text1"/>
+          <w:sz w:val="20"/>
+        </w:rPr>
+        <w:t>:</w:t>
+      </w:r>
+    </w:p>
+    <w:p>
+      <w:pPr>
+        <w:rPr>
+          <w:b/>
+          <w:bCs/>
+          <w:color w:val="000000" w:themeColor="text1"/>
+          <w:sz w:val="20"/>
+        </w:rPr>
+      </w:pPr>
+      <w:proofErr w:type="spellStart"/>
+      <w:r>
+        <w:rPr>
+          <w:b/>
+          <w:bCs/>
+          <w:color w:val="000000" w:themeColor="text1"/>
+          <w:sz w:val="20"/>
+        </w:rPr>
+        <w:t>main.h</w:t>
+      </w:r>
+      <w:proofErr w:type="spellEnd"/>
+      <w:r>
+        <w:rPr>
+          <w:b/>
+          <w:bCs/>
+          <w:color w:val="000000" w:themeColor="text1"/>
+          <w:sz w:val="20"/>
+        </w:rPr>
+        <w:t>:</w:t>
+      </w:r>
+    </w:p>
+    <w:p>
+      <w:pPr>
+        <w:rPr>
+          <w:b/>
+          <w:bCs/>
+          <w:color w:val="000000" w:themeColor="text1"/>
+          <w:sz w:val="20"/>
+        </w:rPr>
+      </w:pPr>
+      <w:r>
+        <w:rPr>
+          <w:b/>
+          <w:bCs/>
+          <w:color w:val="000000" w:themeColor="text1"/>
+          <w:sz w:val="20"/>
+        </w:rPr>
+        <w:t>SampleLines.txt</w:t>
+      </w:r>
+      <w:r>
+        <w:rPr>
+          <w:b/>
+          <w:bCs/>
+          <w:color w:val="000000" w:themeColor="text1"/>
+          <w:sz w:val="20"/>
+        </w:rPr>
+        <w:t xml:space="preserve">: </w:t>
+      </w:r>
+      <w:r>
+        <w:rPr>
+          <w:color w:val="000000" w:themeColor="text1"/>
+          <w:sz w:val="20"/>
+        </w:rPr>
+        <w:t>Text file that contains the sentence(s) that the user wants to draw</w:t>
+      </w:r>
+    </w:p>
+    <w:p>
+      <w:pPr>
+        <w:rPr>
+          <w:b/>
+          <w:bCs/>
+          <w:color w:val="000000" w:themeColor="text1"/>
+          <w:sz w:val="20"/>
+        </w:rPr>
+      </w:pPr>
+      <w:proofErr w:type="spellStart"/>
+      <w:r>
+        <w:rPr>
+          <w:b/>
+          <w:bCs/>
+          <w:color w:val="000000" w:themeColor="text1"/>
+          <w:sz w:val="20"/>
+        </w:rPr>
+        <w:t>SingleStrokeFont</w:t>
+      </w:r>
+      <w:proofErr w:type="spellEnd"/>
+      <w:r>
+        <w:rPr>
+          <w:b/>
+          <w:bCs/>
+          <w:color w:val="000000" w:themeColor="text1"/>
+          <w:sz w:val="20"/>
+        </w:rPr>
+        <w:t>:</w:t>
+      </w:r>
+      <w:r>
+        <w:rPr>
+          <w:b/>
+          <w:bCs/>
+          <w:color w:val="000000" w:themeColor="text1"/>
+          <w:sz w:val="20"/>
+        </w:rPr>
+        <w:t xml:space="preserve"> </w:t>
+      </w:r>
+      <w:r>
+        <w:rPr>
+          <w:color w:val="000000" w:themeColor="text1"/>
+          <w:sz w:val="20"/>
+        </w:rPr>
+        <w:t>Text file that contains all the stroke data for each of the 128 ascii characters</w:t>
+      </w:r>
+    </w:p>
+    <w:p>
+      <w:pPr>
+        <w:rPr>
+          <w:b/>
+          <w:bCs/>
+          <w:color w:val="004F88"/>
+        </w:rPr>
+      </w:pPr>
+    </w:p>
+    <w:p>
+      <w:pPr>
+        <w:rPr>
+          <w:b/>
+          <w:bCs/>
+          <w:color w:val="004F88"/>
+        </w:rPr>
+      </w:pPr>
+    </w:p>
+    <w:p>
+      <w:pPr>
+        <w:rPr>
+          <w:color w:val="000000" w:themeColor="text1"/>
+        </w:rPr>
+      </w:pPr>
+    </w:p>
+    <w:p/>
+    <w:p>
+      <w:r>
+        <w:t>(.h and .c)</w:t>
+      </w:r>
+    </w:p>
+    <w:p>
+      <w:r>
+        <w:t xml:space="preserve">(Explain about the </w:t>
+      </w:r>
+      <w:proofErr w:type="spellStart"/>
+      <w:r>
+        <w:t>defintions</w:t>
+      </w:r>
+      <w:proofErr w:type="spellEnd"/>
+      <w:r>
+        <w:t xml:space="preserve"> in each .h file and why it’s</w:t>
+      </w:r>
+    </w:p>
+    <w:p/>
+    <w:p/>
+    <w:p/>
+    <w:p/>
+    <w:p/>
+    <w:p/>
+    <w:p/>
+    <w:p/>
+    <w:p/>
+    <w:p/>
+    <w:p/>
+    <w:p/>
+    <w:p/>
+    <w:p/>
+    <w:p/>
+    <w:p/>
+    <w:p/>
+    <w:p/>
+    <w:p/>
+    <w:p/>
+    <w:p/>
+    <w:p/>
+    <w:p/>
+    <w:p>
+      <w:pPr>
+        <w:pStyle w:val="Heading1"/>
+      </w:pPr>
+      <w:r>
         <w:t>Key Data Items</w:t>
       </w:r>
     </w:p>
@@ -2069,6 +2616,7 @@
                 <w:bCs/>
                 <w:sz w:val="20"/>
               </w:rPr>
+              <w:lastRenderedPageBreak/>
               <w:t>*</w:t>
             </w:r>
             <w:proofErr w:type="spellStart"/>
@@ -2315,18 +2863,11 @@
         </w:tc>
       </w:tr>
     </w:tbl>
-    <w:p/>
-    <w:p>
-      <w:r>
-        <w:t>Extend table as required</w:t>
-      </w:r>
-    </w:p>
     <w:p>
       <w:pPr>
         <w:pStyle w:val="Heading1"/>
       </w:pPr>
       <w:r>
-        <w:lastRenderedPageBreak/>
         <w:t>Function</w:t>
       </w:r>
       <w:r>
@@ -2817,6 +3358,7 @@
           <w:iCs/>
           <w:color w:val="EE0000"/>
         </w:rPr>
+        <w:lastRenderedPageBreak/>
         <w:t>Ou</w:t>
       </w:r>
       <w:r>
@@ -2927,7 +3469,6 @@
           <w:sz w:val="36"/>
           <w:szCs w:val="36"/>
         </w:rPr>
-        <w:lastRenderedPageBreak/>
         <w:t>Testing Information</w:t>
       </w:r>
       <w:r>
@@ -2992,8 +3533,8 @@
       </w:tblPr>
       <w:tblGrid>
         <w:gridCol w:w="1696"/>
-        <w:gridCol w:w="1985"/>
-        <w:gridCol w:w="2410"/>
+        <w:gridCol w:w="2127"/>
+        <w:gridCol w:w="2268"/>
         <w:gridCol w:w="2925"/>
       </w:tblGrid>
       <w:tr>
@@ -3012,7 +3553,7 @@
         </w:tc>
         <w:tc>
           <w:tcPr>
-            <w:tcW w:w="1985" w:type="dxa"/>
+            <w:tcW w:w="2127" w:type="dxa"/>
           </w:tcPr>
           <w:p>
             <w:pPr>
@@ -3025,7 +3566,7 @@
         </w:tc>
         <w:tc>
           <w:tcPr>
-            <w:tcW w:w="2410" w:type="dxa"/>
+            <w:tcW w:w="2268" w:type="dxa"/>
           </w:tcPr>
           <w:p>
             <w:pPr>
@@ -3073,6 +3614,7 @@
                 <w:szCs w:val="18"/>
               </w:rPr>
             </w:pPr>
+            <w:proofErr w:type="spellStart"/>
             <w:r>
               <w:rPr>
                 <w:b/>
@@ -3080,13 +3622,23 @@
                 <w:sz w:val="20"/>
                 <w:szCs w:val="18"/>
               </w:rPr>
-              <w:t>LoadData()</w:t>
-            </w:r>
-          </w:p>
-        </w:tc>
-        <w:tc>
-          <w:tcPr>
-            <w:tcW w:w="1985" w:type="dxa"/>
+              <w:t>LoadData</w:t>
+            </w:r>
+            <w:proofErr w:type="spellEnd"/>
+            <w:r>
+              <w:rPr>
+                <w:b/>
+                <w:bCs/>
+                <w:sz w:val="20"/>
+                <w:szCs w:val="18"/>
+              </w:rPr>
+              <w:t>()</w:t>
+            </w:r>
+          </w:p>
+        </w:tc>
+        <w:tc>
+          <w:tcPr>
+            <w:tcW w:w="2127" w:type="dxa"/>
           </w:tcPr>
           <w:p>
             <w:pPr>
@@ -3213,37 +3765,27 @@
         </w:tc>
         <w:tc>
           <w:tcPr>
-            <w:tcW w:w="2410" w:type="dxa"/>
-          </w:tcPr>
-          <w:p>
-            <w:pPr>
-              <w:rPr>
-                <w:b/>
-                <w:bCs/>
-                <w:color w:val="388600"/>
-                <w:sz w:val="16"/>
-                <w:szCs w:val="16"/>
-              </w:rPr>
-            </w:pPr>
-            <w:r>
-              <w:rPr>
-                <w:b/>
-                <w:bCs/>
-                <w:color w:val="388600"/>
-                <w:sz w:val="16"/>
-                <w:szCs w:val="16"/>
-              </w:rPr>
-              <w:t>Use the correct “SingleStrokeFont.txt” file</w:t>
-            </w:r>
-            <w:r>
-              <w:rPr>
-                <w:b/>
-                <w:bCs/>
-                <w:color w:val="388600"/>
-                <w:sz w:val="16"/>
-                <w:szCs w:val="16"/>
-              </w:rPr>
-              <w:t xml:space="preserve"> containing all the right characters</w:t>
+            <w:tcW w:w="2268" w:type="dxa"/>
+          </w:tcPr>
+          <w:p>
+            <w:pPr>
+              <w:rPr>
+                <w:b/>
+                <w:bCs/>
+                <w:color w:val="388600"/>
+                <w:sz w:val="16"/>
+                <w:szCs w:val="16"/>
+              </w:rPr>
+            </w:pPr>
+            <w:r>
+              <w:rPr>
+                <w:b/>
+                <w:bCs/>
+                <w:color w:val="388600"/>
+                <w:sz w:val="16"/>
+                <w:szCs w:val="16"/>
+              </w:rPr>
+              <w:t>Use the correct “SingleStrokeFont.txt” file containing all the right characters</w:t>
             </w:r>
           </w:p>
           <w:p>
@@ -3507,20 +4049,20 @@
         </w:tc>
         <w:tc>
           <w:tcPr>
-            <w:tcW w:w="1985" w:type="dxa"/>
-          </w:tcPr>
-          <w:p>
-            <w:pPr>
-              <w:rPr>
-                <w:sz w:val="16"/>
-                <w:szCs w:val="16"/>
-              </w:rPr>
-            </w:pPr>
-          </w:p>
-        </w:tc>
-        <w:tc>
-          <w:tcPr>
-            <w:tcW w:w="2410" w:type="dxa"/>
+            <w:tcW w:w="2127" w:type="dxa"/>
+          </w:tcPr>
+          <w:p>
+            <w:pPr>
+              <w:rPr>
+                <w:sz w:val="16"/>
+                <w:szCs w:val="16"/>
+              </w:rPr>
+            </w:pPr>
+          </w:p>
+        </w:tc>
+        <w:tc>
+          <w:tcPr>
+            <w:tcW w:w="2268" w:type="dxa"/>
           </w:tcPr>
           <w:p>
             <w:pPr>
@@ -3562,6 +4104,7 @@
                 <w:szCs w:val="18"/>
               </w:rPr>
             </w:pPr>
+            <w:proofErr w:type="spellStart"/>
             <w:r>
               <w:rPr>
                 <w:b/>
@@ -3569,23 +4112,33 @@
                 <w:sz w:val="20"/>
                 <w:szCs w:val="18"/>
               </w:rPr>
-              <w:t>FontSize()</w:t>
-            </w:r>
-          </w:p>
-          <w:p>
-            <w:pPr>
+              <w:t>FontSize</w:t>
+            </w:r>
+            <w:proofErr w:type="spellEnd"/>
+            <w:r>
               <w:rPr>
                 <w:b/>
                 <w:bCs/>
                 <w:sz w:val="20"/>
                 <w:szCs w:val="18"/>
               </w:rPr>
-            </w:pPr>
-          </w:p>
-        </w:tc>
-        <w:tc>
-          <w:tcPr>
-            <w:tcW w:w="1985" w:type="dxa"/>
+              <w:t>()</w:t>
+            </w:r>
+          </w:p>
+          <w:p>
+            <w:pPr>
+              <w:rPr>
+                <w:b/>
+                <w:bCs/>
+                <w:sz w:val="20"/>
+                <w:szCs w:val="18"/>
+              </w:rPr>
+            </w:pPr>
+          </w:p>
+        </w:tc>
+        <w:tc>
+          <w:tcPr>
+            <w:tcW w:w="2127" w:type="dxa"/>
           </w:tcPr>
           <w:p>
             <w:pPr>
@@ -3675,7 +4228,7 @@
         </w:tc>
         <w:tc>
           <w:tcPr>
-            <w:tcW w:w="2410" w:type="dxa"/>
+            <w:tcW w:w="2268" w:type="dxa"/>
           </w:tcPr>
           <w:p>
             <w:pPr>
@@ -3914,6 +4467,7 @@
                 <w:szCs w:val="18"/>
               </w:rPr>
             </w:pPr>
+            <w:proofErr w:type="spellStart"/>
             <w:r>
               <w:rPr>
                 <w:b/>
@@ -3921,13 +4475,23 @@
                 <w:sz w:val="20"/>
                 <w:szCs w:val="18"/>
               </w:rPr>
-              <w:t>ReadNextWord()</w:t>
-            </w:r>
-          </w:p>
-        </w:tc>
-        <w:tc>
-          <w:tcPr>
-            <w:tcW w:w="1985" w:type="dxa"/>
+              <w:t>ReadNextWord</w:t>
+            </w:r>
+            <w:proofErr w:type="spellEnd"/>
+            <w:r>
+              <w:rPr>
+                <w:b/>
+                <w:bCs/>
+                <w:sz w:val="20"/>
+                <w:szCs w:val="18"/>
+              </w:rPr>
+              <w:t>()</w:t>
+            </w:r>
+          </w:p>
+        </w:tc>
+        <w:tc>
+          <w:tcPr>
+            <w:tcW w:w="2127" w:type="dxa"/>
           </w:tcPr>
           <w:p>
             <w:pPr>
@@ -3978,17 +4542,7 @@
                 <w:sz w:val="16"/>
                 <w:szCs w:val="16"/>
               </w:rPr>
-              <w:t>Test using correct “Sample</w:t>
-            </w:r>
-            <w:r>
-              <w:rPr>
-                <w:b/>
-                <w:bCs/>
-                <w:color w:val="388600"/>
-                <w:sz w:val="16"/>
-                <w:szCs w:val="16"/>
-              </w:rPr>
-              <w:t>Lines.txt” file</w:t>
+              <w:t>Test using correct “SampleLines.txt” file</w:t>
             </w:r>
           </w:p>
           <w:p>
@@ -4026,7 +4580,7 @@
         </w:tc>
         <w:tc>
           <w:tcPr>
-            <w:tcW w:w="2410" w:type="dxa"/>
+            <w:tcW w:w="2268" w:type="dxa"/>
           </w:tcPr>
           <w:p>
             <w:pPr>
@@ -4077,37 +4631,7 @@
                 <w:sz w:val="16"/>
                 <w:szCs w:val="16"/>
               </w:rPr>
-              <w:t>Add</w:t>
-            </w:r>
-            <w:r>
-              <w:rPr>
-                <w:b/>
-                <w:bCs/>
-                <w:color w:val="388600"/>
-                <w:sz w:val="16"/>
-                <w:szCs w:val="16"/>
-              </w:rPr>
-              <w:t xml:space="preserve"> “SampleLines.txt” </w:t>
-            </w:r>
-            <w:r>
-              <w:rPr>
-                <w:b/>
-                <w:bCs/>
-                <w:color w:val="388600"/>
-                <w:sz w:val="16"/>
-                <w:szCs w:val="16"/>
-              </w:rPr>
-              <w:t xml:space="preserve">to </w:t>
-            </w:r>
-            <w:r>
-              <w:rPr>
-                <w:b/>
-                <w:bCs/>
-                <w:color w:val="388600"/>
-                <w:sz w:val="16"/>
-                <w:szCs w:val="16"/>
-              </w:rPr>
-              <w:t xml:space="preserve">Robot writer folder </w:t>
+              <w:t xml:space="preserve">Add “SampleLines.txt” to Robot writer folder </w:t>
             </w:r>
           </w:p>
           <w:p>
@@ -4248,6 +4772,7 @@
                 <w:szCs w:val="18"/>
               </w:rPr>
             </w:pPr>
+            <w:proofErr w:type="spellStart"/>
             <w:r>
               <w:rPr>
                 <w:b/>
@@ -4257,6 +4782,7 @@
               </w:rPr>
               <w:t>WordLength</w:t>
             </w:r>
+            <w:proofErr w:type="spellEnd"/>
             <w:r>
               <w:rPr>
                 <w:b/>
@@ -4270,8 +4796,40 @@
         </w:tc>
         <w:tc>
           <w:tcPr>
-            <w:tcW w:w="1985" w:type="dxa"/>
-          </w:tcPr>
+            <w:tcW w:w="2127" w:type="dxa"/>
+          </w:tcPr>
+          <w:p>
+            <w:pPr>
+              <w:rPr>
+                <w:b/>
+                <w:bCs/>
+                <w:color w:val="EE0000"/>
+                <w:sz w:val="16"/>
+                <w:szCs w:val="16"/>
+              </w:rPr>
+            </w:pPr>
+            <w:r>
+              <w:rPr>
+                <w:b/>
+                <w:bCs/>
+                <w:color w:val="EE0000"/>
+                <w:sz w:val="16"/>
+                <w:szCs w:val="16"/>
+              </w:rPr>
+              <w:t>Test using a word that will be longer than 100mm on the page</w:t>
+            </w:r>
+          </w:p>
+          <w:p>
+            <w:pPr>
+              <w:rPr>
+                <w:b/>
+                <w:bCs/>
+                <w:color w:val="388600"/>
+                <w:sz w:val="16"/>
+                <w:szCs w:val="16"/>
+              </w:rPr>
+            </w:pPr>
+          </w:p>
           <w:p>
             <w:pPr>
               <w:rPr>
@@ -4377,8 +4935,40 @@
         </w:tc>
         <w:tc>
           <w:tcPr>
-            <w:tcW w:w="2410" w:type="dxa"/>
-          </w:tcPr>
+            <w:tcW w:w="2268" w:type="dxa"/>
+          </w:tcPr>
+          <w:p>
+            <w:pPr>
+              <w:rPr>
+                <w:b/>
+                <w:bCs/>
+                <w:color w:val="EE0000"/>
+                <w:sz w:val="16"/>
+                <w:szCs w:val="16"/>
+              </w:rPr>
+            </w:pPr>
+            <w:r>
+              <w:rPr>
+                <w:b/>
+                <w:bCs/>
+                <w:color w:val="EE0000"/>
+                <w:sz w:val="16"/>
+                <w:szCs w:val="16"/>
+              </w:rPr>
+              <w:t>“HHHHHHHHHHHHHHHHHH” (Font Size 10)</w:t>
+            </w:r>
+          </w:p>
+          <w:p>
+            <w:pPr>
+              <w:rPr>
+                <w:b/>
+                <w:bCs/>
+                <w:color w:val="388600"/>
+                <w:sz w:val="16"/>
+                <w:szCs w:val="16"/>
+              </w:rPr>
+            </w:pPr>
+          </w:p>
           <w:p>
             <w:pPr>
               <w:rPr>
@@ -4455,6 +5045,38 @@
           <w:tcPr>
             <w:tcW w:w="2925" w:type="dxa"/>
           </w:tcPr>
+          <w:p>
+            <w:pPr>
+              <w:rPr>
+                <w:b/>
+                <w:bCs/>
+                <w:color w:val="EE0000"/>
+                <w:sz w:val="16"/>
+                <w:szCs w:val="16"/>
+              </w:rPr>
+            </w:pPr>
+            <w:r>
+              <w:rPr>
+                <w:b/>
+                <w:bCs/>
+                <w:color w:val="EE0000"/>
+                <w:sz w:val="16"/>
+                <w:szCs w:val="16"/>
+              </w:rPr>
+              <w:t>Tell user the next word that is about to be drawn is too long to fit on the page</w:t>
+            </w:r>
+          </w:p>
+          <w:p>
+            <w:pPr>
+              <w:rPr>
+                <w:b/>
+                <w:bCs/>
+                <w:color w:val="388600"/>
+                <w:sz w:val="16"/>
+                <w:szCs w:val="16"/>
+              </w:rPr>
+            </w:pPr>
+          </w:p>
           <w:p>
             <w:pPr>
               <w:rPr>
@@ -4567,6 +5189,7 @@
                 <w:szCs w:val="18"/>
               </w:rPr>
             </w:pPr>
+            <w:proofErr w:type="spellStart"/>
             <w:r>
               <w:rPr>
                 <w:b/>
@@ -4574,13 +5197,23 @@
                 <w:sz w:val="20"/>
                 <w:szCs w:val="18"/>
               </w:rPr>
-              <w:t>SetNewLine()</w:t>
-            </w:r>
-          </w:p>
-        </w:tc>
-        <w:tc>
-          <w:tcPr>
-            <w:tcW w:w="1985" w:type="dxa"/>
+              <w:t>SetNewLine</w:t>
+            </w:r>
+            <w:proofErr w:type="spellEnd"/>
+            <w:r>
+              <w:rPr>
+                <w:b/>
+                <w:bCs/>
+                <w:sz w:val="20"/>
+                <w:szCs w:val="18"/>
+              </w:rPr>
+              <w:t>()</w:t>
+            </w:r>
+          </w:p>
+        </w:tc>
+        <w:tc>
+          <w:tcPr>
+            <w:tcW w:w="2127" w:type="dxa"/>
           </w:tcPr>
           <w:p>
             <w:pPr>
@@ -4606,7 +5239,7 @@
         </w:tc>
         <w:tc>
           <w:tcPr>
-            <w:tcW w:w="2410" w:type="dxa"/>
+            <w:tcW w:w="2268" w:type="dxa"/>
           </w:tcPr>
           <w:p>
             <w:pPr>
@@ -4705,7 +5338,17 @@
                 <w:sz w:val="16"/>
                 <w:szCs w:val="16"/>
               </w:rPr>
-              <w:t xml:space="preserve">The robot should go down by a new line each time it reads a new line in the file (\n) and should start drawing the new line -10 mm lower. Also the </w:t>
+              <w:t xml:space="preserve">This function should cause an output in send commands </w:t>
+            </w:r>
+            <w:r>
+              <w:rPr>
+                <w:b/>
+                <w:bCs/>
+                <w:color w:val="388600"/>
+                <w:sz w:val="16"/>
+                <w:szCs w:val="16"/>
+              </w:rPr>
+              <w:t xml:space="preserve">after </w:t>
             </w:r>
             <w:proofErr w:type="spellStart"/>
             <w:r>
@@ -4716,7 +5359,7 @@
                 <w:sz w:val="16"/>
                 <w:szCs w:val="16"/>
               </w:rPr>
-              <w:t>GCode</w:t>
+              <w:t>SetRobot</w:t>
             </w:r>
             <w:proofErr w:type="spellEnd"/>
             <w:r>
@@ -4727,8 +5370,119 @@
                 <w:sz w:val="16"/>
                 <w:szCs w:val="16"/>
               </w:rPr>
-              <w:t xml:space="preserve"> sent should be G0 X0 Y-10.</w:t>
-            </w:r>
+              <w:t>()</w:t>
+            </w:r>
+            <w:r>
+              <w:rPr>
+                <w:b/>
+                <w:bCs/>
+                <w:color w:val="388600"/>
+                <w:sz w:val="16"/>
+                <w:szCs w:val="16"/>
+              </w:rPr>
+              <w:t xml:space="preserve"> of </w:t>
+            </w:r>
+            <w:r>
+              <w:rPr>
+                <w:b/>
+                <w:bCs/>
+                <w:color w:val="388600"/>
+                <w:sz w:val="16"/>
+                <w:szCs w:val="16"/>
+              </w:rPr>
+              <w:t>“G0 X0 Y-10</w:t>
+            </w:r>
+            <w:r>
+              <w:rPr>
+                <w:b/>
+                <w:bCs/>
+                <w:color w:val="388600"/>
+                <w:sz w:val="16"/>
+                <w:szCs w:val="16"/>
+              </w:rPr>
+              <w:t>\n</w:t>
+            </w:r>
+            <w:r>
+              <w:rPr>
+                <w:b/>
+                <w:bCs/>
+                <w:color w:val="388600"/>
+                <w:sz w:val="16"/>
+                <w:szCs w:val="16"/>
+              </w:rPr>
+              <w:t>”, then “G0 X0 Y-</w:t>
+            </w:r>
+            <w:r>
+              <w:rPr>
+                <w:b/>
+                <w:bCs/>
+                <w:color w:val="388600"/>
+                <w:sz w:val="16"/>
+                <w:szCs w:val="16"/>
+              </w:rPr>
+              <w:t>20\n</w:t>
+            </w:r>
+            <w:r>
+              <w:rPr>
+                <w:b/>
+                <w:bCs/>
+                <w:color w:val="388600"/>
+                <w:sz w:val="16"/>
+                <w:szCs w:val="16"/>
+              </w:rPr>
+              <w:t>” and then “G0 X0 Y-</w:t>
+            </w:r>
+            <w:r>
+              <w:rPr>
+                <w:b/>
+                <w:bCs/>
+                <w:color w:val="388600"/>
+                <w:sz w:val="16"/>
+                <w:szCs w:val="16"/>
+              </w:rPr>
+              <w:t>3</w:t>
+            </w:r>
+            <w:r>
+              <w:rPr>
+                <w:b/>
+                <w:bCs/>
+                <w:color w:val="388600"/>
+                <w:sz w:val="16"/>
+                <w:szCs w:val="16"/>
+              </w:rPr>
+              <w:t>0</w:t>
+            </w:r>
+            <w:r>
+              <w:rPr>
+                <w:b/>
+                <w:bCs/>
+                <w:color w:val="388600"/>
+                <w:sz w:val="16"/>
+                <w:szCs w:val="16"/>
+              </w:rPr>
+              <w:t>\n</w:t>
+            </w:r>
+            <w:r>
+              <w:rPr>
+                <w:b/>
+                <w:bCs/>
+                <w:color w:val="388600"/>
+                <w:sz w:val="16"/>
+                <w:szCs w:val="16"/>
+              </w:rPr>
+              <w:t xml:space="preserve">” for the lines of code sent when reading the file. </w:t>
+            </w:r>
+          </w:p>
+          <w:p>
+            <w:pPr>
+              <w:rPr>
+                <w:b/>
+                <w:bCs/>
+                <w:color w:val="388600"/>
+                <w:sz w:val="16"/>
+                <w:szCs w:val="16"/>
+              </w:rPr>
+            </w:pPr>
           </w:p>
         </w:tc>
       </w:tr>
@@ -4762,28 +5516,101 @@
         </w:tc>
         <w:tc>
           <w:tcPr>
-            <w:tcW w:w="1985" w:type="dxa"/>
-          </w:tcPr>
-          <w:p>
-            <w:pPr>
-              <w:rPr>
-                <w:sz w:val="16"/>
-                <w:szCs w:val="16"/>
-              </w:rPr>
-            </w:pPr>
-          </w:p>
-        </w:tc>
-        <w:tc>
-          <w:tcPr>
-            <w:tcW w:w="2410" w:type="dxa"/>
-          </w:tcPr>
-          <w:p>
-            <w:pPr>
-              <w:rPr>
-                <w:sz w:val="16"/>
-                <w:szCs w:val="16"/>
-              </w:rPr>
-            </w:pPr>
+            <w:tcW w:w="2127" w:type="dxa"/>
+          </w:tcPr>
+          <w:p>
+            <w:pPr>
+              <w:rPr>
+                <w:sz w:val="16"/>
+                <w:szCs w:val="16"/>
+              </w:rPr>
+            </w:pPr>
+            <w:r>
+              <w:rPr>
+                <w:b/>
+                <w:bCs/>
+                <w:color w:val="388600"/>
+                <w:sz w:val="16"/>
+                <w:szCs w:val="16"/>
+              </w:rPr>
+              <w:t>Test using a file with sentences on multiple lines</w:t>
+            </w:r>
+          </w:p>
+        </w:tc>
+        <w:tc>
+          <w:tcPr>
+            <w:tcW w:w="2268" w:type="dxa"/>
+          </w:tcPr>
+          <w:p>
+            <w:pPr>
+              <w:rPr>
+                <w:b/>
+                <w:bCs/>
+                <w:color w:val="388600"/>
+                <w:sz w:val="16"/>
+                <w:szCs w:val="16"/>
+              </w:rPr>
+            </w:pPr>
+            <w:r>
+              <w:rPr>
+                <w:b/>
+                <w:bCs/>
+                <w:color w:val="388600"/>
+                <w:sz w:val="16"/>
+                <w:szCs w:val="16"/>
+              </w:rPr>
+              <w:t>“</w:t>
+            </w:r>
+          </w:p>
+          <w:p>
+            <w:pPr>
+              <w:rPr>
+                <w:b/>
+                <w:bCs/>
+                <w:color w:val="388600"/>
+                <w:sz w:val="16"/>
+                <w:szCs w:val="16"/>
+              </w:rPr>
+            </w:pPr>
+          </w:p>
+          <w:p>
+            <w:pPr>
+              <w:rPr>
+                <w:b/>
+                <w:bCs/>
+                <w:color w:val="388600"/>
+                <w:sz w:val="16"/>
+                <w:szCs w:val="16"/>
+              </w:rPr>
+            </w:pPr>
+            <w:r>
+              <w:rPr>
+                <w:b/>
+                <w:bCs/>
+                <w:color w:val="388600"/>
+                <w:sz w:val="16"/>
+                <w:szCs w:val="16"/>
+              </w:rPr>
+              <w:t>Hi</w:t>
+            </w:r>
+          </w:p>
+          <w:p>
+            <w:pPr>
+              <w:rPr>
+                <w:sz w:val="16"/>
+                <w:szCs w:val="16"/>
+              </w:rPr>
+            </w:pPr>
+            <w:r>
+              <w:rPr>
+                <w:b/>
+                <w:bCs/>
+                <w:color w:val="388600"/>
+                <w:sz w:val="16"/>
+                <w:szCs w:val="16"/>
+              </w:rPr>
+              <w:t>My name is Cal.”  (Font Size 5)</w:t>
+            </w:r>
           </w:p>
         </w:tc>
         <w:tc>
@@ -4793,6 +5620,161 @@
           <w:p>
             <w:pPr>
               <w:rPr>
+                <w:b/>
+                <w:bCs/>
+                <w:color w:val="388600"/>
+                <w:sz w:val="16"/>
+                <w:szCs w:val="16"/>
+              </w:rPr>
+            </w:pPr>
+            <w:r>
+              <w:rPr>
+                <w:b/>
+                <w:bCs/>
+                <w:color w:val="388600"/>
+                <w:sz w:val="16"/>
+                <w:szCs w:val="16"/>
+              </w:rPr>
+              <w:t xml:space="preserve">This function should cause an output in send commands after </w:t>
+            </w:r>
+            <w:proofErr w:type="spellStart"/>
+            <w:r>
+              <w:rPr>
+                <w:b/>
+                <w:bCs/>
+                <w:color w:val="388600"/>
+                <w:sz w:val="16"/>
+                <w:szCs w:val="16"/>
+              </w:rPr>
+              <w:t>SetNewLine</w:t>
+            </w:r>
+            <w:proofErr w:type="spellEnd"/>
+            <w:r>
+              <w:rPr>
+                <w:b/>
+                <w:bCs/>
+                <w:color w:val="388600"/>
+                <w:sz w:val="16"/>
+                <w:szCs w:val="16"/>
+              </w:rPr>
+              <w:t xml:space="preserve">() </w:t>
+            </w:r>
+            <w:r>
+              <w:rPr>
+                <w:b/>
+                <w:bCs/>
+                <w:color w:val="388600"/>
+                <w:sz w:val="16"/>
+                <w:szCs w:val="16"/>
+              </w:rPr>
+              <w:t xml:space="preserve">of the </w:t>
+            </w:r>
+            <w:proofErr w:type="spellStart"/>
+            <w:r>
+              <w:rPr>
+                <w:b/>
+                <w:bCs/>
+                <w:color w:val="388600"/>
+                <w:sz w:val="16"/>
+                <w:szCs w:val="16"/>
+              </w:rPr>
+              <w:t>GCode</w:t>
+            </w:r>
+            <w:proofErr w:type="spellEnd"/>
+            <w:r>
+              <w:rPr>
+                <w:b/>
+                <w:bCs/>
+                <w:color w:val="388600"/>
+                <w:sz w:val="16"/>
+                <w:szCs w:val="16"/>
+              </w:rPr>
+              <w:t xml:space="preserve"> for the letter H and then </w:t>
+            </w:r>
+            <w:proofErr w:type="spellStart"/>
+            <w:r>
+              <w:rPr>
+                <w:b/>
+                <w:bCs/>
+                <w:color w:val="388600"/>
+                <w:sz w:val="16"/>
+                <w:szCs w:val="16"/>
+              </w:rPr>
+              <w:t>i</w:t>
+            </w:r>
+            <w:proofErr w:type="spellEnd"/>
+            <w:r>
+              <w:rPr>
+                <w:b/>
+                <w:bCs/>
+                <w:color w:val="388600"/>
+                <w:sz w:val="16"/>
+                <w:szCs w:val="16"/>
+              </w:rPr>
+              <w:t xml:space="preserve"> and when tested in </w:t>
+            </w:r>
+            <w:proofErr w:type="spellStart"/>
+            <w:r>
+              <w:rPr>
+                <w:b/>
+                <w:bCs/>
+                <w:color w:val="388600"/>
+                <w:sz w:val="16"/>
+                <w:szCs w:val="16"/>
+              </w:rPr>
+              <w:t>GCode</w:t>
+            </w:r>
+            <w:proofErr w:type="spellEnd"/>
+            <w:r>
+              <w:rPr>
+                <w:b/>
+                <w:bCs/>
+                <w:color w:val="388600"/>
+                <w:sz w:val="16"/>
+                <w:szCs w:val="16"/>
+              </w:rPr>
+              <w:t xml:space="preserve"> simulator </w:t>
+            </w:r>
+            <w:r>
+              <w:rPr>
+                <w:b/>
+                <w:bCs/>
+                <w:color w:val="388600"/>
+                <w:sz w:val="16"/>
+                <w:szCs w:val="16"/>
+              </w:rPr>
+              <w:lastRenderedPageBreak/>
+              <w:t xml:space="preserve">they should draw a H and an </w:t>
+            </w:r>
+            <w:proofErr w:type="spellStart"/>
+            <w:r>
+              <w:rPr>
+                <w:b/>
+                <w:bCs/>
+                <w:color w:val="388600"/>
+                <w:sz w:val="16"/>
+                <w:szCs w:val="16"/>
+              </w:rPr>
+              <w:t>i</w:t>
+            </w:r>
+            <w:proofErr w:type="spellEnd"/>
+            <w:r>
+              <w:rPr>
+                <w:b/>
+                <w:bCs/>
+                <w:color w:val="388600"/>
+                <w:sz w:val="16"/>
+                <w:szCs w:val="16"/>
+              </w:rPr>
+              <w:t xml:space="preserve"> next to each other</w:t>
+            </w:r>
+          </w:p>
+          <w:p>
+            <w:pPr>
+              <w:rPr>
+                <w:b/>
+                <w:bCs/>
+                <w:color w:val="388600"/>
                 <w:sz w:val="16"/>
                 <w:szCs w:val="16"/>
               </w:rPr>
@@ -4824,40 +5806,183 @@
                 <w:sz w:val="20"/>
                 <w:szCs w:val="18"/>
               </w:rPr>
+              <w:lastRenderedPageBreak/>
               <w:t>SetRobot()</w:t>
             </w:r>
           </w:p>
         </w:tc>
         <w:tc>
           <w:tcPr>
-            <w:tcW w:w="1985" w:type="dxa"/>
-          </w:tcPr>
-          <w:p>
-            <w:pPr>
-              <w:rPr>
-                <w:sz w:val="16"/>
-                <w:szCs w:val="16"/>
-              </w:rPr>
-            </w:pPr>
-          </w:p>
-        </w:tc>
-        <w:tc>
-          <w:tcPr>
-            <w:tcW w:w="2410" w:type="dxa"/>
-          </w:tcPr>
-          <w:p>
-            <w:pPr>
-              <w:rPr>
-                <w:sz w:val="16"/>
-                <w:szCs w:val="16"/>
-              </w:rPr>
-            </w:pPr>
+            <w:tcW w:w="2127" w:type="dxa"/>
+          </w:tcPr>
+          <w:p>
+            <w:pPr>
+              <w:rPr>
+                <w:b/>
+                <w:bCs/>
+                <w:color w:val="388600"/>
+                <w:sz w:val="16"/>
+                <w:szCs w:val="16"/>
+              </w:rPr>
+            </w:pPr>
+            <w:r>
+              <w:rPr>
+                <w:b/>
+                <w:bCs/>
+                <w:color w:val="388600"/>
+                <w:sz w:val="16"/>
+                <w:szCs w:val="16"/>
+              </w:rPr>
+              <w:t>Make sure it sets the robot to the right place and sends the right commands</w:t>
+            </w:r>
+          </w:p>
+          <w:p>
+            <w:pPr>
+              <w:rPr>
+                <w:b/>
+                <w:bCs/>
+                <w:color w:val="388600"/>
+                <w:sz w:val="16"/>
+                <w:szCs w:val="16"/>
+              </w:rPr>
+            </w:pPr>
+          </w:p>
+        </w:tc>
+        <w:tc>
+          <w:tcPr>
+            <w:tcW w:w="2268" w:type="dxa"/>
+          </w:tcPr>
+          <w:p>
+            <w:pPr>
+              <w:rPr>
+                <w:b/>
+                <w:bCs/>
+                <w:color w:val="388600"/>
+                <w:sz w:val="16"/>
+                <w:szCs w:val="16"/>
+              </w:rPr>
+            </w:pPr>
+            <w:r>
+              <w:rPr>
+                <w:b/>
+                <w:bCs/>
+                <w:color w:val="388600"/>
+                <w:sz w:val="16"/>
+                <w:szCs w:val="16"/>
+              </w:rPr>
+              <w:t xml:space="preserve">Run the </w:t>
+            </w:r>
+            <w:proofErr w:type="spellStart"/>
+            <w:r>
+              <w:rPr>
+                <w:b/>
+                <w:bCs/>
+                <w:color w:val="388600"/>
+                <w:sz w:val="16"/>
+                <w:szCs w:val="16"/>
+              </w:rPr>
+              <w:t>main.c</w:t>
+            </w:r>
+            <w:proofErr w:type="spellEnd"/>
           </w:p>
         </w:tc>
         <w:tc>
           <w:tcPr>
             <w:tcW w:w="2925" w:type="dxa"/>
           </w:tcPr>
+          <w:p>
+            <w:pPr>
+              <w:rPr>
+                <w:b/>
+                <w:bCs/>
+                <w:color w:val="388600"/>
+                <w:sz w:val="16"/>
+                <w:szCs w:val="16"/>
+              </w:rPr>
+            </w:pPr>
+            <w:r>
+              <w:rPr>
+                <w:b/>
+                <w:bCs/>
+                <w:color w:val="388600"/>
+                <w:sz w:val="16"/>
+                <w:szCs w:val="16"/>
+              </w:rPr>
+              <w:t xml:space="preserve">First </w:t>
+            </w:r>
+            <w:proofErr w:type="spellStart"/>
+            <w:r>
+              <w:rPr>
+                <w:b/>
+                <w:bCs/>
+                <w:color w:val="388600"/>
+                <w:sz w:val="16"/>
+                <w:szCs w:val="16"/>
+              </w:rPr>
+              <w:t>GCode</w:t>
+            </w:r>
+            <w:proofErr w:type="spellEnd"/>
+            <w:r>
+              <w:rPr>
+                <w:b/>
+                <w:bCs/>
+                <w:color w:val="388600"/>
+                <w:sz w:val="16"/>
+                <w:szCs w:val="16"/>
+              </w:rPr>
+              <w:t xml:space="preserve"> sent should be </w:t>
+            </w:r>
+            <w:r>
+              <w:rPr>
+                <w:b/>
+                <w:bCs/>
+                <w:color w:val="388600"/>
+                <w:sz w:val="16"/>
+                <w:szCs w:val="16"/>
+              </w:rPr>
+              <w:t>"G1 X0 Y0 F1000\n"</w:t>
+            </w:r>
+            <w:r>
+              <w:rPr>
+                <w:b/>
+                <w:bCs/>
+                <w:color w:val="388600"/>
+                <w:sz w:val="16"/>
+                <w:szCs w:val="16"/>
+              </w:rPr>
+              <w:t xml:space="preserve">, then </w:t>
+            </w:r>
+            <w:r>
+              <w:rPr>
+                <w:b/>
+                <w:bCs/>
+                <w:color w:val="388600"/>
+                <w:sz w:val="16"/>
+                <w:szCs w:val="16"/>
+              </w:rPr>
+              <w:t>"M3\n"</w:t>
+            </w:r>
+            <w:r>
+              <w:rPr>
+                <w:b/>
+                <w:bCs/>
+                <w:color w:val="388600"/>
+                <w:sz w:val="16"/>
+                <w:szCs w:val="16"/>
+              </w:rPr>
+              <w:t xml:space="preserve"> and then </w:t>
+            </w:r>
+            <w:r>
+              <w:rPr>
+                <w:b/>
+                <w:bCs/>
+                <w:color w:val="388600"/>
+                <w:sz w:val="16"/>
+                <w:szCs w:val="16"/>
+              </w:rPr>
+              <w:t>"S0\n"</w:t>
+            </w:r>
+          </w:p>
           <w:p>
             <w:pPr>
               <w:rPr>
@@ -4914,6 +6039,9 @@
         <w:jc w:val="center"/>
       </w:pPr>
       <w:r>
+        <w:rPr>
+          <w:noProof/>
+        </w:rPr>
         <w:drawing>
           <wp:inline distT="0" distB="0" distL="0" distR="0" wp14:anchorId="1629A0D1" wp14:editId="75AECDFD">
             <wp:extent cx="5480423" cy="8450580"/>
@@ -4956,6 +6084,9 @@
         <w:jc w:val="center"/>
       </w:pPr>
       <w:r>
+        <w:rPr>
+          <w:noProof/>
+        </w:rPr>
         <w:lastRenderedPageBreak/>
         <w:drawing>
           <wp:inline distT="0" distB="0" distL="0" distR="0" wp14:anchorId="026549D4" wp14:editId="2A19ED50">
@@ -5003,6 +6134,9 @@
         </w:drawing>
       </w:r>
       <w:r>
+        <w:rPr>
+          <w:noProof/>
+        </w:rPr>
         <w:drawing>
           <wp:inline distT="0" distB="0" distL="0" distR="0" wp14:anchorId="4295D75E" wp14:editId="5C89F536">
             <wp:extent cx="5029200" cy="3900729"/>
@@ -5074,6 +6208,9 @@
         <w:jc w:val="center"/>
       </w:pPr>
       <w:r>
+        <w:rPr>
+          <w:noProof/>
+        </w:rPr>
         <w:drawing>
           <wp:inline distT="0" distB="0" distL="0" distR="0" wp14:anchorId="34B7C56D" wp14:editId="391B49E4">
             <wp:extent cx="6085086" cy="7105650"/>
@@ -5151,6 +6288,9 @@
         <w:jc w:val="center"/>
       </w:pPr>
       <w:r>
+        <w:rPr>
+          <w:noProof/>
+        </w:rPr>
         <w:lastRenderedPageBreak/>
         <w:drawing>
           <wp:inline distT="0" distB="0" distL="0" distR="0" wp14:anchorId="242FCBA1" wp14:editId="68BEF7BD">
@@ -5194,6 +6334,9 @@
         <w:jc w:val="center"/>
       </w:pPr>
       <w:r>
+        <w:rPr>
+          <w:noProof/>
+        </w:rPr>
         <w:drawing>
           <wp:inline distT="0" distB="0" distL="0" distR="0" wp14:anchorId="43B15058" wp14:editId="6B29723C">
             <wp:extent cx="4041061" cy="4238625"/>
@@ -5251,6 +6394,9 @@
         <w:jc w:val="center"/>
       </w:pPr>
       <w:r>
+        <w:rPr>
+          <w:noProof/>
+        </w:rPr>
         <w:drawing>
           <wp:inline distT="0" distB="0" distL="0" distR="0" wp14:anchorId="4DFBBF52" wp14:editId="514E6E74">
             <wp:extent cx="6111650" cy="8220075"/>
@@ -5313,6 +6459,9 @@
         <w:jc w:val="center"/>
       </w:pPr>
       <w:r>
+        <w:rPr>
+          <w:noProof/>
+        </w:rPr>
         <w:drawing>
           <wp:inline distT="0" distB="0" distL="0" distR="0" wp14:anchorId="15EAC45A" wp14:editId="56DDA6BD">
             <wp:extent cx="4267200" cy="7287606"/>
@@ -6209,7 +7358,6 @@
   <w:style w:type="character" w:default="1" w:styleId="DefaultParagraphFont">
     <w:name w:val="Default Paragraph Font"/>
     <w:uiPriority w:val="1"/>
-    <w:semiHidden/>
     <w:unhideWhenUsed/>
   </w:style>
   <w:style w:type="table" w:default="1" w:styleId="TableNormal">

--- a/RW25CompletedCodeAndSystemManual/SystemManual25-26.docx
+++ b/RW25CompletedCodeAndSystemManual/SystemManual25-26.docx
@@ -359,8 +359,6 @@
       </w:r>
       <w:r>
         <w:rPr>
-          <w:b/>
-          <w:bCs/>
           <w:color w:val="000000" w:themeColor="text1"/>
           <w:sz w:val="20"/>
         </w:rPr>
@@ -668,17 +666,12 @@
     <w:p/>
     <w:p/>
     <w:p/>
-    <w:p/>
-    <w:p/>
-    <w:p/>
-    <w:p/>
-    <w:p/>
-    <w:p/>
     <w:p>
       <w:pPr>
         <w:pStyle w:val="Heading1"/>
       </w:pPr>
       <w:r>
+        <w:lastRenderedPageBreak/>
         <w:t>Key Data Items</w:t>
       </w:r>
     </w:p>
@@ -2616,7 +2609,6 @@
                 <w:bCs/>
                 <w:sz w:val="20"/>
               </w:rPr>
-              <w:lastRenderedPageBreak/>
               <w:t>*</w:t>
             </w:r>
             <w:proofErr w:type="spellStart"/>
@@ -2868,6 +2860,7 @@
         <w:pStyle w:val="Heading1"/>
       </w:pPr>
       <w:r>
+        <w:lastRenderedPageBreak/>
         <w:t>Function</w:t>
       </w:r>
       <w:r>
@@ -2943,27 +2936,6 @@
         <w:t>Parameters:</w:t>
       </w:r>
     </w:p>
-    <w:p/>
-    <w:p>
-      <w:pPr>
-        <w:rPr>
-          <w:b/>
-          <w:bCs/>
-        </w:rPr>
-      </w:pPr>
-      <w:r>
-        <w:rPr>
-          <w:b/>
-          <w:bCs/>
-        </w:rPr>
-        <w:t>void ReadNextWord(void)</w:t>
-      </w:r>
-    </w:p>
-    <w:p>
-      <w:r>
-        <w:t>Parameters:</w:t>
-      </w:r>
-    </w:p>
     <w:p>
       <w:pPr>
         <w:rPr>
@@ -3005,12 +2977,54 @@
           <w:b/>
           <w:bCs/>
         </w:rPr>
-        <w:t>void SetNewLine(void)</w:t>
+        <w:t xml:space="preserve">void </w:t>
+      </w:r>
+      <w:proofErr w:type="spellStart"/>
+      <w:r>
+        <w:rPr>
+          <w:b/>
+          <w:bCs/>
+        </w:rPr>
+        <w:t>ReadNextWord</w:t>
+      </w:r>
+      <w:proofErr w:type="spellEnd"/>
+      <w:r>
+        <w:rPr>
+          <w:b/>
+          <w:bCs/>
+        </w:rPr>
+        <w:t>(void)</w:t>
       </w:r>
     </w:p>
     <w:p>
-      <w:r>
-        <w:t>Parameters:</w:t>
+      <w:pPr>
+        <w:rPr>
+          <w:b/>
+          <w:bCs/>
+        </w:rPr>
+      </w:pPr>
+      <w:r>
+        <w:rPr>
+          <w:b/>
+          <w:bCs/>
+        </w:rPr>
+        <w:t xml:space="preserve">void </w:t>
+      </w:r>
+      <w:proofErr w:type="spellStart"/>
+      <w:r>
+        <w:rPr>
+          <w:b/>
+          <w:bCs/>
+        </w:rPr>
+        <w:t>SetNewLine</w:t>
+      </w:r>
+      <w:proofErr w:type="spellEnd"/>
+      <w:r>
+        <w:rPr>
+          <w:b/>
+          <w:bCs/>
+        </w:rPr>
+        <w:t>(void)</w:t>
       </w:r>
     </w:p>
     <w:p>
@@ -3020,6 +3034,13 @@
           <w:bCs/>
         </w:rPr>
       </w:pPr>
+      <w:r>
+        <w:rPr>
+          <w:b/>
+          <w:bCs/>
+        </w:rPr>
+        <w:t>void CharacterGCode(void)</w:t>
+      </w:r>
     </w:p>
     <w:p>
       <w:pPr>
@@ -3033,36 +3054,60 @@
           <w:b/>
           <w:bCs/>
         </w:rPr>
-        <w:t>void CharacterGCode(void)</w:t>
+        <w:t>void SetRobot(void)</w:t>
       </w:r>
     </w:p>
     <w:p>
-      <w:r>
-        <w:t>Parameters:</w:t>
-      </w:r>
-    </w:p>
-    <w:p/>
-    <w:p>
-      <w:pPr>
-        <w:rPr>
-          <w:b/>
-          <w:bCs/>
-        </w:rPr>
-      </w:pPr>
-      <w:r>
-        <w:rPr>
-          <w:b/>
-          <w:bCs/>
-        </w:rPr>
-        <w:t>void SetRobot(void)</w:t>
+      <w:pPr>
+        <w:rPr>
+          <w:color w:val="000000" w:themeColor="text1"/>
+        </w:rPr>
+      </w:pPr>
+      <w:r>
+        <w:rPr>
+          <w:color w:val="000000" w:themeColor="text1"/>
+        </w:rPr>
+        <w:t>The</w:t>
+      </w:r>
+      <w:r>
+        <w:rPr>
+          <w:color w:val="000000" w:themeColor="text1"/>
+        </w:rPr>
+        <w:t xml:space="preserve"> 4</w:t>
+      </w:r>
+      <w:r>
+        <w:rPr>
+          <w:color w:val="000000" w:themeColor="text1"/>
+        </w:rPr>
+        <w:t xml:space="preserve"> functions </w:t>
+      </w:r>
+      <w:r>
+        <w:rPr>
+          <w:color w:val="000000" w:themeColor="text1"/>
+        </w:rPr>
+        <w:t xml:space="preserve">listed </w:t>
+      </w:r>
+      <w:r>
+        <w:rPr>
+          <w:color w:val="000000" w:themeColor="text1"/>
+        </w:rPr>
+        <w:t>above</w:t>
+      </w:r>
+      <w:r>
+        <w:rPr>
+          <w:color w:val="000000" w:themeColor="text1"/>
+        </w:rPr>
+        <w:t xml:space="preserve"> are all void and therefore don’t output anything. However, I still need them because they call other functions and set the values of variables. This is done on repeat, meaning that having them makes my code run smoother and easier to read/edit.</w:t>
       </w:r>
     </w:p>
     <w:p>
-      <w:r>
-        <w:t>Parameters:</w:t>
-      </w:r>
+      <w:pPr>
+        <w:rPr>
+          <w:b/>
+          <w:bCs/>
+        </w:rPr>
+      </w:pPr>
     </w:p>
-    <w:p/>
     <w:p>
       <w:pPr>
         <w:rPr>
@@ -3358,7 +3403,6 @@
           <w:iCs/>
           <w:color w:val="EE0000"/>
         </w:rPr>
-        <w:lastRenderedPageBreak/>
         <w:t>Ou</w:t>
       </w:r>
       <w:r>
@@ -3785,6 +3829,7 @@
                 <w:sz w:val="16"/>
                 <w:szCs w:val="16"/>
               </w:rPr>
+              <w:lastRenderedPageBreak/>
               <w:t>Use the correct “SingleStrokeFont.txt” file containing all the right characters</w:t>
             </w:r>
           </w:p>
@@ -3912,6 +3957,7 @@
                 <w:sz w:val="16"/>
                 <w:szCs w:val="16"/>
               </w:rPr>
+              <w:lastRenderedPageBreak/>
               <w:t>FontArray</w:t>
             </w:r>
             <w:proofErr w:type="spellEnd"/>
@@ -3955,6 +4001,7 @@
                 <w:sz w:val="16"/>
                 <w:szCs w:val="16"/>
               </w:rPr>
+              <w:lastRenderedPageBreak/>
               <w:t>FP (file pointer) equals null, therefore user is told that “SingleStrokeFont.txt” couldn’t be found and the programme immediately ends</w:t>
             </w:r>
           </w:p>
@@ -4043,6 +4090,7 @@
                 <w:sz w:val="20"/>
                 <w:szCs w:val="18"/>
               </w:rPr>
+              <w:lastRenderedPageBreak/>
               <w:t>main()</w:t>
             </w:r>
           </w:p>
@@ -5733,18 +5781,7 @@
                 <w:sz w:val="16"/>
                 <w:szCs w:val="16"/>
               </w:rPr>
-              <w:t xml:space="preserve"> simulator </w:t>
-            </w:r>
-            <w:r>
-              <w:rPr>
-                <w:b/>
-                <w:bCs/>
-                <w:color w:val="388600"/>
-                <w:sz w:val="16"/>
-                <w:szCs w:val="16"/>
-              </w:rPr>
-              <w:lastRenderedPageBreak/>
-              <w:t xml:space="preserve">they should draw a H and an </w:t>
+              <w:t xml:space="preserve"> simulator they should draw a H and an </w:t>
             </w:r>
             <w:proofErr w:type="spellStart"/>
             <w:r>
@@ -5806,7 +5843,6 @@
                 <w:sz w:val="20"/>
                 <w:szCs w:val="18"/>
               </w:rPr>
-              <w:lastRenderedPageBreak/>
               <w:t>SetRobot()</w:t>
             </w:r>
           </w:p>

--- a/RW25CompletedCodeAndSystemManual/SystemManual25-26.docx
+++ b/RW25CompletedCodeAndSystemManual/SystemManual25-26.docx
@@ -70,72 +70,1085 @@
     <w:p>
       <w:pPr>
         <w:pStyle w:val="Heading1"/>
-      </w:pPr>
-      <w:r>
+        <w:rPr>
+          <w:b/>
+          <w:bCs/>
+          <w:u w:val="single"/>
+        </w:rPr>
+      </w:pPr>
+      <w:r>
+        <w:rPr>
+          <w:b/>
+          <w:bCs/>
+          <w:u w:val="single"/>
+        </w:rPr>
         <w:t>Software Description</w:t>
       </w:r>
       <w:r>
-        <w:t xml:space="preserve"> </w:t>
+        <w:rPr>
+          <w:b/>
+          <w:bCs/>
+          <w:u w:val="single"/>
+        </w:rPr>
+        <w:t>:</w:t>
       </w:r>
     </w:p>
     <w:p>
       <w:pPr>
         <w:rPr>
-          <w:szCs w:val="22"/>
-        </w:rPr>
-      </w:pPr>
-      <w:r>
-        <w:t>(Maximum 1 page)</w:t>
+          <w:b/>
+          <w:bCs/>
+          <w:color w:val="004F88"/>
+        </w:rPr>
+      </w:pPr>
+      <w:r>
+        <w:rPr>
+          <w:b/>
+          <w:bCs/>
+          <w:color w:val="004F88"/>
+        </w:rPr>
+        <w:t>Purpose Of The Software:</w:t>
       </w:r>
     </w:p>
     <w:p>
-      <w:r>
-        <w:t>(What the problem is and what the programme should be doing)</w:t>
+      <w:pPr>
+        <w:rPr>
+          <w:color w:val="000000" w:themeColor="text1"/>
+          <w:sz w:val="20"/>
+          <w:szCs w:val="18"/>
+        </w:rPr>
+      </w:pPr>
+      <w:r>
+        <w:rPr>
+          <w:color w:val="000000" w:themeColor="text1"/>
+          <w:sz w:val="20"/>
+          <w:szCs w:val="18"/>
+        </w:rPr>
+        <w:t xml:space="preserve">My software takes the sentence the user inputs into “SampleLines.txt” and reads it word by word. Then it uses the “SingleStrokeFont.txt” and the font size the user inputs to convert these strokes into the correct </w:t>
+      </w:r>
+      <w:proofErr w:type="spellStart"/>
+      <w:r>
+        <w:rPr>
+          <w:color w:val="000000" w:themeColor="text1"/>
+          <w:sz w:val="20"/>
+          <w:szCs w:val="18"/>
+        </w:rPr>
+        <w:t>GCode</w:t>
+      </w:r>
+      <w:proofErr w:type="spellEnd"/>
+      <w:r>
+        <w:rPr>
+          <w:color w:val="000000" w:themeColor="text1"/>
+          <w:sz w:val="20"/>
+          <w:szCs w:val="18"/>
+        </w:rPr>
+        <w:t xml:space="preserve"> to send to the drawing robot. Each word will then be drawn on the page in lines</w:t>
+      </w:r>
+      <w:r>
+        <w:rPr>
+          <w:color w:val="000000" w:themeColor="text1"/>
+          <w:sz w:val="20"/>
+          <w:szCs w:val="18"/>
+        </w:rPr>
+        <w:t xml:space="preserve"> that have a width of 100mm</w:t>
       </w:r>
     </w:p>
     <w:p>
-      <w:r>
-        <w:t>(Summarise the project brief)</w:t>
-      </w:r>
+      <w:pPr>
+        <w:rPr>
+          <w:b/>
+          <w:bCs/>
+          <w:color w:val="004F88"/>
+          <w:sz w:val="24"/>
+          <w:szCs w:val="22"/>
+        </w:rPr>
+      </w:pPr>
+      <w:r>
+        <w:rPr>
+          <w:b/>
+          <w:bCs/>
+          <w:color w:val="004F88"/>
+          <w:sz w:val="24"/>
+          <w:szCs w:val="22"/>
+        </w:rPr>
+        <w:t>Th</w:t>
+      </w:r>
+      <w:r>
+        <w:rPr>
+          <w:b/>
+          <w:bCs/>
+          <w:color w:val="004F88"/>
+          <w:sz w:val="24"/>
+          <w:szCs w:val="22"/>
+        </w:rPr>
+        <w:t xml:space="preserve">e Problems That </w:t>
+      </w:r>
+      <w:r>
+        <w:rPr>
+          <w:b/>
+          <w:bCs/>
+          <w:color w:val="004F88"/>
+          <w:sz w:val="24"/>
+          <w:szCs w:val="22"/>
+        </w:rPr>
+        <w:t xml:space="preserve">My </w:t>
+      </w:r>
+      <w:r>
+        <w:rPr>
+          <w:b/>
+          <w:bCs/>
+          <w:color w:val="004F88"/>
+          <w:sz w:val="24"/>
+          <w:szCs w:val="22"/>
+        </w:rPr>
+        <w:t>Robot</w:t>
+      </w:r>
+      <w:r>
+        <w:rPr>
+          <w:b/>
+          <w:bCs/>
+          <w:color w:val="004F88"/>
+          <w:sz w:val="24"/>
+          <w:szCs w:val="22"/>
+        </w:rPr>
+        <w:t xml:space="preserve"> Code</w:t>
+      </w:r>
+      <w:r>
+        <w:rPr>
+          <w:b/>
+          <w:bCs/>
+          <w:color w:val="004F88"/>
+          <w:sz w:val="24"/>
+          <w:szCs w:val="22"/>
+        </w:rPr>
+        <w:t xml:space="preserve"> Solves:</w:t>
+      </w:r>
+    </w:p>
+    <w:p>
+      <w:pPr>
+        <w:pStyle w:val="ListParagraph"/>
+        <w:numPr>
+          <w:ilvl w:val="0"/>
+          <w:numId w:val="6"/>
+        </w:numPr>
+        <w:rPr>
+          <w:b/>
+          <w:bCs/>
+          <w:sz w:val="20"/>
+          <w:szCs w:val="18"/>
+        </w:rPr>
+      </w:pPr>
+      <w:r>
+        <w:rPr>
+          <w:b/>
+          <w:bCs/>
+          <w:sz w:val="20"/>
+          <w:szCs w:val="18"/>
+        </w:rPr>
+        <w:t>Storing Font Dat</w:t>
+      </w:r>
+      <w:r>
+        <w:rPr>
+          <w:b/>
+          <w:bCs/>
+          <w:sz w:val="20"/>
+          <w:szCs w:val="18"/>
+        </w:rPr>
+        <w:t>a</w:t>
+      </w:r>
+    </w:p>
+    <w:p>
+      <w:pPr>
+        <w:rPr>
+          <w:sz w:val="20"/>
+          <w:szCs w:val="18"/>
+        </w:rPr>
+      </w:pPr>
+      <w:r>
+        <w:rPr>
+          <w:b/>
+          <w:bCs/>
+          <w:sz w:val="20"/>
+          <w:szCs w:val="18"/>
+        </w:rPr>
+        <w:tab/>
+      </w:r>
+      <w:r>
+        <w:rPr>
+          <w:sz w:val="20"/>
+          <w:szCs w:val="18"/>
+        </w:rPr>
+        <w:t xml:space="preserve">- </w:t>
+      </w:r>
+      <w:r>
+        <w:rPr>
+          <w:sz w:val="20"/>
+          <w:szCs w:val="18"/>
+        </w:rPr>
+        <w:t xml:space="preserve">Defines a struct called </w:t>
+      </w:r>
+      <w:proofErr w:type="spellStart"/>
+      <w:r>
+        <w:rPr>
+          <w:sz w:val="20"/>
+          <w:szCs w:val="18"/>
+        </w:rPr>
+        <w:t>AsciiLine</w:t>
+      </w:r>
+      <w:proofErr w:type="spellEnd"/>
+      <w:r>
+        <w:rPr>
+          <w:sz w:val="20"/>
+          <w:szCs w:val="18"/>
+        </w:rPr>
+        <w:t xml:space="preserve"> that reads the ascii value</w:t>
+      </w:r>
+      <w:r>
+        <w:rPr>
+          <w:sz w:val="20"/>
+          <w:szCs w:val="18"/>
+        </w:rPr>
+        <w:t xml:space="preserve">, number of stroke lines and </w:t>
+      </w:r>
+      <w:r>
+        <w:rPr>
+          <w:sz w:val="20"/>
+          <w:szCs w:val="18"/>
+        </w:rPr>
+        <w:t>sets</w:t>
+      </w:r>
+      <w:r>
+        <w:rPr>
+          <w:sz w:val="20"/>
+          <w:szCs w:val="18"/>
+        </w:rPr>
+        <w:t xml:space="preserve"> the </w:t>
+      </w:r>
+      <w:r>
+        <w:rPr>
+          <w:sz w:val="20"/>
+          <w:szCs w:val="18"/>
+        </w:rPr>
+        <w:tab/>
+        <w:t xml:space="preserve"> </w:t>
+      </w:r>
+      <w:r>
+        <w:rPr>
+          <w:sz w:val="20"/>
+          <w:szCs w:val="18"/>
+        </w:rPr>
+        <w:tab/>
+        <w:t>buffer Lines</w:t>
+      </w:r>
+      <w:r>
+        <w:rPr>
+          <w:sz w:val="20"/>
+          <w:szCs w:val="18"/>
+        </w:rPr>
+        <w:t xml:space="preserve"> with a pointer to it</w:t>
+      </w:r>
+      <w:r>
+        <w:rPr>
+          <w:sz w:val="20"/>
+          <w:szCs w:val="18"/>
+        </w:rPr>
+        <w:t xml:space="preserve"> </w:t>
+      </w:r>
+    </w:p>
+    <w:p>
+      <w:pPr>
+        <w:rPr>
+          <w:sz w:val="20"/>
+          <w:szCs w:val="18"/>
+        </w:rPr>
+      </w:pPr>
+      <w:r>
+        <w:rPr>
+          <w:sz w:val="20"/>
+          <w:szCs w:val="18"/>
+        </w:rPr>
+        <w:tab/>
+        <w:t xml:space="preserve">- </w:t>
+      </w:r>
+      <w:r>
+        <w:rPr>
+          <w:sz w:val="20"/>
+          <w:szCs w:val="18"/>
+        </w:rPr>
+        <w:t>Each ascii character’s strokes are kept in a dynamically size</w:t>
+      </w:r>
+      <w:r>
+        <w:rPr>
+          <w:sz w:val="20"/>
+          <w:szCs w:val="18"/>
+        </w:rPr>
+        <w:t>d</w:t>
+      </w:r>
+      <w:r>
+        <w:rPr>
+          <w:sz w:val="20"/>
+          <w:szCs w:val="18"/>
+        </w:rPr>
+        <w:t xml:space="preserve"> array called </w:t>
+      </w:r>
+      <w:proofErr w:type="spellStart"/>
+      <w:r>
+        <w:rPr>
+          <w:sz w:val="20"/>
+          <w:szCs w:val="18"/>
+        </w:rPr>
+        <w:t>FontArray</w:t>
+      </w:r>
+      <w:proofErr w:type="spellEnd"/>
+      <w:r>
+        <w:rPr>
+          <w:sz w:val="20"/>
+          <w:szCs w:val="18"/>
+        </w:rPr>
+        <w:t xml:space="preserve">, where in each </w:t>
+      </w:r>
+      <w:r>
+        <w:rPr>
+          <w:sz w:val="20"/>
+          <w:szCs w:val="18"/>
+        </w:rPr>
+        <w:tab/>
+        <w:t xml:space="preserve">line the \n is replaced with \0 using </w:t>
+      </w:r>
+      <w:proofErr w:type="spellStart"/>
+      <w:r>
+        <w:rPr>
+          <w:sz w:val="20"/>
+          <w:szCs w:val="18"/>
+        </w:rPr>
+        <w:t>strcspn</w:t>
+      </w:r>
+      <w:proofErr w:type="spellEnd"/>
+      <w:r>
+        <w:rPr>
+          <w:sz w:val="20"/>
+          <w:szCs w:val="18"/>
+        </w:rPr>
+        <w:t xml:space="preserve"> and the exact amount of space in the line is set using </w:t>
+      </w:r>
+      <w:r>
+        <w:rPr>
+          <w:sz w:val="20"/>
+          <w:szCs w:val="18"/>
+        </w:rPr>
+        <w:tab/>
+        <w:t>malloc</w:t>
+      </w:r>
+    </w:p>
+    <w:p>
+      <w:pPr>
+        <w:rPr>
+          <w:sz w:val="20"/>
+          <w:szCs w:val="18"/>
+        </w:rPr>
+      </w:pPr>
+      <w:r>
+        <w:rPr>
+          <w:sz w:val="20"/>
+          <w:szCs w:val="18"/>
+        </w:rPr>
+        <w:tab/>
+      </w:r>
+      <w:r>
+        <w:rPr>
+          <w:b/>
+          <w:bCs/>
+          <w:sz w:val="20"/>
+          <w:szCs w:val="18"/>
+        </w:rPr>
+        <w:t xml:space="preserve">- </w:t>
+      </w:r>
+      <w:r>
+        <w:rPr>
+          <w:sz w:val="20"/>
+          <w:szCs w:val="18"/>
+        </w:rPr>
+        <w:t>The</w:t>
+      </w:r>
+      <w:r>
+        <w:rPr>
+          <w:sz w:val="20"/>
+          <w:szCs w:val="18"/>
+        </w:rPr>
+        <w:t xml:space="preserve"> file pointer, FP,</w:t>
+      </w:r>
+      <w:r>
+        <w:rPr>
+          <w:sz w:val="20"/>
+          <w:szCs w:val="18"/>
+        </w:rPr>
+        <w:t xml:space="preserve"> </w:t>
+      </w:r>
+      <w:r>
+        <w:rPr>
+          <w:sz w:val="20"/>
+          <w:szCs w:val="18"/>
+        </w:rPr>
+        <w:t xml:space="preserve">is used to </w:t>
+      </w:r>
+      <w:r>
+        <w:rPr>
+          <w:sz w:val="20"/>
+          <w:szCs w:val="18"/>
+        </w:rPr>
+        <w:t>scan</w:t>
+      </w:r>
+      <w:r>
+        <w:rPr>
+          <w:sz w:val="20"/>
+          <w:szCs w:val="18"/>
+        </w:rPr>
+        <w:t xml:space="preserve"> all values and when</w:t>
+      </w:r>
+      <w:r>
+        <w:rPr>
+          <w:sz w:val="20"/>
+          <w:szCs w:val="18"/>
+        </w:rPr>
+        <w:t xml:space="preserve"> 999</w:t>
+      </w:r>
+      <w:r>
+        <w:rPr>
+          <w:sz w:val="20"/>
+          <w:szCs w:val="18"/>
+        </w:rPr>
+        <w:t xml:space="preserve"> is scanned </w:t>
+      </w:r>
+      <w:r>
+        <w:rPr>
+          <w:sz w:val="20"/>
+          <w:szCs w:val="18"/>
+        </w:rPr>
+        <w:t>grows</w:t>
+      </w:r>
+      <w:r>
+        <w:rPr>
+          <w:sz w:val="20"/>
+          <w:szCs w:val="18"/>
+        </w:rPr>
+        <w:t xml:space="preserve"> the </w:t>
+      </w:r>
+      <w:proofErr w:type="spellStart"/>
+      <w:r>
+        <w:rPr>
+          <w:sz w:val="20"/>
+          <w:szCs w:val="18"/>
+        </w:rPr>
+        <w:t>FontArray</w:t>
+      </w:r>
+      <w:proofErr w:type="spellEnd"/>
+      <w:r>
+        <w:rPr>
+          <w:sz w:val="20"/>
+          <w:szCs w:val="18"/>
+        </w:rPr>
+        <w:t xml:space="preserve"> </w:t>
+      </w:r>
+      <w:r>
+        <w:rPr>
+          <w:sz w:val="20"/>
+          <w:szCs w:val="18"/>
+        </w:rPr>
+        <w:t xml:space="preserve">using </w:t>
+      </w:r>
+      <w:r>
+        <w:rPr>
+          <w:sz w:val="20"/>
+          <w:szCs w:val="18"/>
+        </w:rPr>
+        <w:tab/>
+      </w:r>
+      <w:proofErr w:type="spellStart"/>
+      <w:r>
+        <w:rPr>
+          <w:sz w:val="20"/>
+          <w:szCs w:val="18"/>
+        </w:rPr>
+        <w:t>realloc</w:t>
+      </w:r>
+      <w:proofErr w:type="spellEnd"/>
+      <w:r>
+        <w:rPr>
+          <w:sz w:val="20"/>
+          <w:szCs w:val="18"/>
+        </w:rPr>
+        <w:t xml:space="preserve">() </w:t>
+      </w:r>
+      <w:r>
+        <w:rPr>
+          <w:sz w:val="20"/>
+          <w:szCs w:val="18"/>
+        </w:rPr>
+        <w:t>by 1 to create a space for the new ascii character to be defined</w:t>
+      </w:r>
+    </w:p>
+    <w:p>
+      <w:pPr>
+        <w:ind w:left="360"/>
+        <w:rPr>
+          <w:sz w:val="20"/>
+          <w:szCs w:val="18"/>
+        </w:rPr>
+      </w:pPr>
+      <w:r>
+        <w:rPr>
+          <w:b/>
+          <w:bCs/>
+          <w:sz w:val="20"/>
+          <w:szCs w:val="18"/>
+        </w:rPr>
+        <w:tab/>
+      </w:r>
+      <w:r>
+        <w:rPr>
+          <w:sz w:val="20"/>
+          <w:szCs w:val="18"/>
+        </w:rPr>
+        <w:t>-</w:t>
+      </w:r>
+      <w:r>
+        <w:rPr>
+          <w:sz w:val="20"/>
+          <w:szCs w:val="18"/>
+        </w:rPr>
+        <w:t xml:space="preserve"> </w:t>
+      </w:r>
+      <w:r>
+        <w:rPr>
+          <w:sz w:val="20"/>
+          <w:szCs w:val="18"/>
+        </w:rPr>
+        <w:t xml:space="preserve">Defines </w:t>
+      </w:r>
+      <w:r>
+        <w:rPr>
+          <w:sz w:val="20"/>
+          <w:szCs w:val="18"/>
+        </w:rPr>
+        <w:t>*</w:t>
+      </w:r>
+      <w:r>
+        <w:rPr>
+          <w:sz w:val="20"/>
+          <w:szCs w:val="18"/>
+        </w:rPr>
+        <w:t>Line</w:t>
+      </w:r>
+      <w:r>
+        <w:rPr>
+          <w:sz w:val="20"/>
+          <w:szCs w:val="18"/>
+        </w:rPr>
+        <w:t>, which</w:t>
+      </w:r>
+      <w:r>
+        <w:rPr>
+          <w:sz w:val="20"/>
+          <w:szCs w:val="18"/>
+        </w:rPr>
+        <w:t xml:space="preserve"> </w:t>
+      </w:r>
+      <w:r>
+        <w:rPr>
+          <w:sz w:val="20"/>
+          <w:szCs w:val="18"/>
+        </w:rPr>
+        <w:t>is</w:t>
+      </w:r>
+      <w:r>
+        <w:rPr>
+          <w:sz w:val="20"/>
+          <w:szCs w:val="18"/>
+        </w:rPr>
+        <w:t xml:space="preserve"> a pointer to </w:t>
+      </w:r>
+      <w:r>
+        <w:rPr>
+          <w:sz w:val="20"/>
+          <w:szCs w:val="18"/>
+        </w:rPr>
+        <w:t xml:space="preserve">each </w:t>
+      </w:r>
+      <w:r>
+        <w:rPr>
+          <w:sz w:val="20"/>
+          <w:szCs w:val="18"/>
+        </w:rPr>
+        <w:t>specific ascii character’s strokes</w:t>
+      </w:r>
+      <w:r>
+        <w:rPr>
+          <w:sz w:val="20"/>
+          <w:szCs w:val="18"/>
+        </w:rPr>
+        <w:t xml:space="preserve"> within</w:t>
+      </w:r>
+      <w:r>
+        <w:rPr>
+          <w:sz w:val="20"/>
+          <w:szCs w:val="18"/>
+        </w:rPr>
+        <w:t xml:space="preserve"> </w:t>
+      </w:r>
+      <w:proofErr w:type="spellStart"/>
+      <w:r>
+        <w:rPr>
+          <w:sz w:val="20"/>
+          <w:szCs w:val="18"/>
+        </w:rPr>
+        <w:t>FontArray</w:t>
+      </w:r>
+      <w:proofErr w:type="spellEnd"/>
+      <w:r>
+        <w:rPr>
+          <w:sz w:val="20"/>
+          <w:szCs w:val="18"/>
+        </w:rPr>
+        <w:t xml:space="preserve"> </w:t>
+      </w:r>
+      <w:r>
+        <w:rPr>
+          <w:sz w:val="20"/>
+          <w:szCs w:val="18"/>
+        </w:rPr>
+        <w:t xml:space="preserve">and </w:t>
+      </w:r>
+      <w:r>
+        <w:rPr>
+          <w:sz w:val="20"/>
+          <w:szCs w:val="18"/>
+        </w:rPr>
+        <w:t xml:space="preserve">can </w:t>
+      </w:r>
+      <w:r>
+        <w:rPr>
+          <w:sz w:val="20"/>
+          <w:szCs w:val="18"/>
+        </w:rPr>
+        <w:tab/>
+      </w:r>
+      <w:r>
+        <w:rPr>
+          <w:sz w:val="20"/>
+          <w:szCs w:val="18"/>
+        </w:rPr>
+        <w:t xml:space="preserve">be used with Lines buffer to point at </w:t>
+      </w:r>
+      <w:r>
+        <w:rPr>
+          <w:sz w:val="20"/>
+          <w:szCs w:val="18"/>
+        </w:rPr>
+        <w:t>spec</w:t>
+      </w:r>
+      <w:r>
+        <w:rPr>
+          <w:sz w:val="20"/>
+          <w:szCs w:val="18"/>
+        </w:rPr>
+        <w:t>i</w:t>
+      </w:r>
+      <w:r>
+        <w:rPr>
+          <w:sz w:val="20"/>
+          <w:szCs w:val="18"/>
+        </w:rPr>
+        <w:t>fic line</w:t>
+      </w:r>
+      <w:r>
+        <w:rPr>
+          <w:sz w:val="20"/>
+          <w:szCs w:val="18"/>
+        </w:rPr>
+        <w:t>s to</w:t>
+      </w:r>
+      <w:r>
+        <w:rPr>
+          <w:sz w:val="20"/>
+          <w:szCs w:val="18"/>
+        </w:rPr>
+        <w:t xml:space="preserve"> either input values into </w:t>
+      </w:r>
+      <w:r>
+        <w:rPr>
+          <w:sz w:val="20"/>
+          <w:szCs w:val="18"/>
+        </w:rPr>
+        <w:t xml:space="preserve">the array </w:t>
+      </w:r>
+      <w:r>
+        <w:rPr>
+          <w:sz w:val="20"/>
+          <w:szCs w:val="18"/>
+        </w:rPr>
+        <w:t xml:space="preserve">or scan </w:t>
+      </w:r>
+      <w:r>
+        <w:rPr>
+          <w:sz w:val="20"/>
+          <w:szCs w:val="18"/>
+        </w:rPr>
+        <w:tab/>
+      </w:r>
+      <w:r>
+        <w:rPr>
+          <w:sz w:val="20"/>
+          <w:szCs w:val="18"/>
+        </w:rPr>
+        <w:t>values from it</w:t>
+      </w:r>
+    </w:p>
+    <w:p>
+      <w:pPr>
+        <w:pStyle w:val="ListParagraph"/>
+        <w:numPr>
+          <w:ilvl w:val="0"/>
+          <w:numId w:val="5"/>
+        </w:numPr>
+        <w:rPr>
+          <w:b/>
+          <w:bCs/>
+          <w:sz w:val="20"/>
+          <w:szCs w:val="18"/>
+        </w:rPr>
+      </w:pPr>
+      <w:r>
+        <w:rPr>
+          <w:b/>
+          <w:bCs/>
+          <w:sz w:val="20"/>
+          <w:szCs w:val="18"/>
+        </w:rPr>
+        <w:t>Setting Up The Robot</w:t>
+      </w:r>
+    </w:p>
+    <w:p>
+      <w:pPr>
+        <w:rPr>
+          <w:sz w:val="20"/>
+          <w:szCs w:val="18"/>
+        </w:rPr>
+      </w:pPr>
+      <w:r>
+        <w:rPr>
+          <w:sz w:val="20"/>
+          <w:szCs w:val="18"/>
+        </w:rPr>
+        <w:tab/>
+        <w:t xml:space="preserve">- </w:t>
+      </w:r>
+      <w:r>
+        <w:rPr>
+          <w:sz w:val="20"/>
+          <w:szCs w:val="18"/>
+        </w:rPr>
+        <w:t xml:space="preserve">Moves the robot to 0,0 X and Y Coordinates and then creates a new line before scanning the </w:t>
+      </w:r>
+      <w:r>
+        <w:rPr>
+          <w:sz w:val="20"/>
+          <w:szCs w:val="18"/>
+        </w:rPr>
+        <w:tab/>
+        <w:t>sentence</w:t>
+      </w:r>
+    </w:p>
+    <w:p>
+      <w:pPr>
+        <w:pStyle w:val="ListParagraph"/>
+        <w:numPr>
+          <w:ilvl w:val="0"/>
+          <w:numId w:val="5"/>
+        </w:numPr>
+        <w:rPr>
+          <w:b/>
+          <w:bCs/>
+          <w:sz w:val="20"/>
+          <w:szCs w:val="18"/>
+        </w:rPr>
+      </w:pPr>
+      <w:r>
+        <w:rPr>
+          <w:b/>
+          <w:bCs/>
+          <w:sz w:val="20"/>
+          <w:szCs w:val="18"/>
+        </w:rPr>
+        <w:t>Font Size</w:t>
+      </w:r>
+    </w:p>
+    <w:p>
+      <w:pPr>
+        <w:rPr>
+          <w:sz w:val="20"/>
+          <w:szCs w:val="18"/>
+        </w:rPr>
+      </w:pPr>
+      <w:r>
+        <w:rPr>
+          <w:sz w:val="20"/>
+          <w:szCs w:val="18"/>
+        </w:rPr>
+        <w:tab/>
+        <w:t xml:space="preserve">- </w:t>
+      </w:r>
+    </w:p>
+    <w:p>
+      <w:pPr>
+        <w:pStyle w:val="ListParagraph"/>
+        <w:numPr>
+          <w:ilvl w:val="0"/>
+          <w:numId w:val="5"/>
+        </w:numPr>
+        <w:rPr>
+          <w:b/>
+          <w:bCs/>
+          <w:sz w:val="20"/>
+          <w:szCs w:val="18"/>
+        </w:rPr>
+      </w:pPr>
+      <w:r>
+        <w:rPr>
+          <w:b/>
+          <w:bCs/>
+          <w:sz w:val="20"/>
+          <w:szCs w:val="18"/>
+        </w:rPr>
+        <w:t>Checking The Word Fits On The Page</w:t>
+      </w:r>
+    </w:p>
+    <w:p>
+      <w:pPr>
+        <w:ind w:left="360"/>
+        <w:rPr>
+          <w:b/>
+          <w:bCs/>
+          <w:sz w:val="20"/>
+          <w:szCs w:val="18"/>
+        </w:rPr>
+      </w:pPr>
+      <w:r>
+        <w:rPr>
+          <w:b/>
+          <w:bCs/>
+          <w:sz w:val="20"/>
+          <w:szCs w:val="18"/>
+        </w:rPr>
+        <w:tab/>
+        <w:t>-</w:t>
+      </w:r>
+    </w:p>
+    <w:p>
+      <w:pPr>
+        <w:pStyle w:val="ListParagraph"/>
+        <w:numPr>
+          <w:ilvl w:val="0"/>
+          <w:numId w:val="5"/>
+        </w:numPr>
+        <w:rPr>
+          <w:b/>
+          <w:bCs/>
+          <w:sz w:val="20"/>
+          <w:szCs w:val="18"/>
+        </w:rPr>
+      </w:pPr>
+      <w:r>
+        <w:rPr>
+          <w:b/>
+          <w:bCs/>
+          <w:sz w:val="20"/>
+          <w:szCs w:val="18"/>
+        </w:rPr>
+        <w:t>Creating A New Line</w:t>
+      </w:r>
+    </w:p>
+    <w:p>
+      <w:pPr>
+        <w:rPr>
+          <w:b/>
+          <w:bCs/>
+          <w:sz w:val="20"/>
+          <w:szCs w:val="18"/>
+        </w:rPr>
+      </w:pPr>
+      <w:r>
+        <w:rPr>
+          <w:b/>
+          <w:bCs/>
+          <w:sz w:val="20"/>
+          <w:szCs w:val="18"/>
+        </w:rPr>
+        <w:tab/>
+        <w:t>-</w:t>
+      </w:r>
+    </w:p>
+    <w:p>
+      <w:pPr>
+        <w:pStyle w:val="ListParagraph"/>
+        <w:numPr>
+          <w:ilvl w:val="0"/>
+          <w:numId w:val="5"/>
+        </w:numPr>
+        <w:rPr>
+          <w:b/>
+          <w:bCs/>
+          <w:sz w:val="20"/>
+          <w:szCs w:val="18"/>
+        </w:rPr>
+      </w:pPr>
+      <w:r>
+        <w:rPr>
+          <w:b/>
+          <w:bCs/>
+          <w:sz w:val="20"/>
+          <w:szCs w:val="18"/>
+        </w:rPr>
+        <w:t>Converting Each Character</w:t>
+      </w:r>
+      <w:r>
+        <w:rPr>
+          <w:b/>
+          <w:bCs/>
+          <w:sz w:val="20"/>
+          <w:szCs w:val="18"/>
+        </w:rPr>
+        <w:t>’s</w:t>
+      </w:r>
+      <w:r>
+        <w:rPr>
+          <w:b/>
+          <w:bCs/>
+          <w:sz w:val="20"/>
+          <w:szCs w:val="18"/>
+        </w:rPr>
+        <w:t xml:space="preserve"> Font Stroke Line</w:t>
+      </w:r>
+      <w:r>
+        <w:rPr>
+          <w:b/>
+          <w:bCs/>
+          <w:sz w:val="20"/>
+          <w:szCs w:val="18"/>
+        </w:rPr>
+        <w:t>s</w:t>
+      </w:r>
+      <w:r>
+        <w:rPr>
+          <w:b/>
+          <w:bCs/>
+          <w:sz w:val="20"/>
+          <w:szCs w:val="18"/>
+        </w:rPr>
+        <w:t xml:space="preserve"> Into </w:t>
+      </w:r>
+      <w:proofErr w:type="spellStart"/>
+      <w:r>
+        <w:rPr>
+          <w:b/>
+          <w:bCs/>
+          <w:sz w:val="20"/>
+          <w:szCs w:val="18"/>
+        </w:rPr>
+        <w:t>GCode</w:t>
+      </w:r>
+      <w:proofErr w:type="spellEnd"/>
+    </w:p>
+    <w:p>
+      <w:pPr>
+        <w:rPr>
+          <w:b/>
+          <w:bCs/>
+        </w:rPr>
+      </w:pPr>
+      <w:r>
+        <w:rPr>
+          <w:b/>
+          <w:bCs/>
+        </w:rPr>
+        <w:tab/>
+        <w:t>-</w:t>
+      </w:r>
+    </w:p>
+    <w:p>
+      <w:pPr>
+        <w:pStyle w:val="ListParagraph"/>
+        <w:numPr>
+          <w:ilvl w:val="0"/>
+          <w:numId w:val="5"/>
+        </w:numPr>
+        <w:rPr>
+          <w:b/>
+          <w:bCs/>
+        </w:rPr>
+      </w:pPr>
+      <w:r>
+        <w:rPr>
+          <w:b/>
+          <w:bCs/>
+        </w:rPr>
+        <w:t>Input Errors</w:t>
+      </w:r>
+    </w:p>
+    <w:p>
+      <w:pPr>
+        <w:rPr>
+          <w:b/>
+          <w:bCs/>
+          <w:color w:val="004F88"/>
+          <w:sz w:val="24"/>
+          <w:szCs w:val="22"/>
+        </w:rPr>
+      </w:pPr>
+    </w:p>
+    <w:p>
+      <w:pPr>
+        <w:rPr>
+          <w:b/>
+          <w:bCs/>
+          <w:color w:val="004F88"/>
+          <w:sz w:val="24"/>
+          <w:szCs w:val="22"/>
+        </w:rPr>
+      </w:pPr>
+    </w:p>
+    <w:p>
+      <w:pPr>
+        <w:pStyle w:val="ListParagraph"/>
+        <w:rPr>
+          <w:b/>
+          <w:bCs/>
+        </w:rPr>
+      </w:pPr>
+    </w:p>
+    <w:p>
+      <w:pPr>
+        <w:rPr>
+          <w:b/>
+          <w:bCs/>
+        </w:rPr>
+      </w:pPr>
     </w:p>
     <w:p/>
     <w:p/>
-    <w:p/>
-    <w:p/>
-    <w:p/>
-    <w:p/>
-    <w:p/>
-    <w:p/>
-    <w:p/>
-    <w:p/>
-    <w:p/>
-    <w:p/>
-    <w:p/>
-    <w:p/>
-    <w:p/>
-    <w:p/>
-    <w:p/>
-    <w:p/>
-    <w:p/>
-    <w:p/>
-    <w:p/>
-    <w:p/>
-    <w:p/>
-    <w:p/>
-    <w:p/>
-    <w:p/>
     <w:p>
       <w:pPr>
         <w:pStyle w:val="Heading1"/>
         <w:rPr>
           <w:b/>
           <w:bCs/>
-        </w:rPr>
-      </w:pPr>
-      <w:r>
-        <w:rPr>
-          <w:b/>
-          <w:bCs/>
+          <w:u w:val="single"/>
+        </w:rPr>
+      </w:pPr>
+      <w:r>
+        <w:rPr>
+          <w:b/>
+          <w:bCs/>
+          <w:u w:val="single"/>
         </w:rPr>
         <w:lastRenderedPageBreak/>
         <w:t>Project Files</w:t>
@@ -144,6 +1157,7 @@
         <w:rPr>
           <w:b/>
           <w:bCs/>
+          <w:u w:val="single"/>
         </w:rPr>
         <w:t xml:space="preserve"> MAX ONE PAGE</w:t>
       </w:r>
@@ -669,8 +1683,18 @@
     <w:p>
       <w:pPr>
         <w:pStyle w:val="Heading1"/>
-      </w:pPr>
-      <w:r>
+        <w:rPr>
+          <w:b/>
+          <w:bCs/>
+          <w:u w:val="single"/>
+        </w:rPr>
+      </w:pPr>
+      <w:r>
+        <w:rPr>
+          <w:b/>
+          <w:bCs/>
+          <w:u w:val="single"/>
+        </w:rPr>
         <w:lastRenderedPageBreak/>
         <w:t>Key Data Items</w:t>
       </w:r>
@@ -2851,6 +3875,20 @@
                 <w:sz w:val="20"/>
               </w:rPr>
             </w:pPr>
+            <w:r>
+              <w:rPr>
+                <w:color w:val="EE0000"/>
+                <w:sz w:val="20"/>
+              </w:rPr>
+              <w:t>An integer that  is 0 and becomes 1 when a</w:t>
+            </w:r>
+            <w:r>
+              <w:rPr>
+                <w:color w:val="EE0000"/>
+                <w:sz w:val="20"/>
+              </w:rPr>
+              <w:t xml:space="preserve"> </w:t>
+            </w:r>
           </w:p>
         </w:tc>
       </w:tr>
@@ -2858,12 +3896,27 @@
     <w:p>
       <w:pPr>
         <w:pStyle w:val="Heading1"/>
-      </w:pPr>
-      <w:r>
+        <w:rPr>
+          <w:b/>
+          <w:bCs/>
+          <w:u w:val="single"/>
+        </w:rPr>
+      </w:pPr>
+      <w:r>
+        <w:rPr>
+          <w:b/>
+          <w:bCs/>
+          <w:u w:val="single"/>
+        </w:rPr>
         <w:lastRenderedPageBreak/>
         <w:t>Function</w:t>
       </w:r>
       <w:r>
+        <w:rPr>
+          <w:b/>
+          <w:bCs/>
+          <w:u w:val="single"/>
+        </w:rPr>
         <w:t>s</w:t>
       </w:r>
     </w:p>
@@ -2968,32 +4021,26 @@
     <w:p>
       <w:pPr>
         <w:rPr>
-          <w:b/>
-          <w:bCs/>
-        </w:rPr>
-      </w:pPr>
-      <w:r>
-        <w:rPr>
-          <w:b/>
-          <w:bCs/>
-        </w:rPr>
-        <w:t xml:space="preserve">void </w:t>
-      </w:r>
-      <w:proofErr w:type="spellStart"/>
-      <w:r>
-        <w:rPr>
-          <w:b/>
-          <w:bCs/>
-        </w:rPr>
-        <w:t>ReadNextWord</w:t>
-      </w:r>
-      <w:proofErr w:type="spellEnd"/>
-      <w:r>
-        <w:rPr>
-          <w:b/>
-          <w:bCs/>
-        </w:rPr>
-        <w:t>(void)</w:t>
+          <w:rFonts w:asciiTheme="majorHAnsi" w:hAnsiTheme="majorHAnsi" w:cstheme="majorHAnsi"/>
+          <w:b/>
+          <w:bCs/>
+          <w:color w:val="004F88"/>
+          <w:sz w:val="32"/>
+          <w:szCs w:val="32"/>
+          <w:u w:val="single"/>
+        </w:rPr>
+      </w:pPr>
+      <w:r>
+        <w:rPr>
+          <w:rFonts w:asciiTheme="majorHAnsi" w:hAnsiTheme="majorHAnsi" w:cstheme="majorHAnsi"/>
+          <w:b/>
+          <w:bCs/>
+          <w:color w:val="004F88"/>
+          <w:sz w:val="32"/>
+          <w:szCs w:val="32"/>
+          <w:u w:val="single"/>
+        </w:rPr>
+        <w:t>Void Functions</w:t>
       </w:r>
     </w:p>
     <w:p>
@@ -3016,7 +4063,7 @@
           <w:b/>
           <w:bCs/>
         </w:rPr>
-        <w:t>SetNewLine</w:t>
+        <w:t>ReadNextWord</w:t>
       </w:r>
       <w:proofErr w:type="spellEnd"/>
       <w:r>
@@ -3039,7 +4086,23 @@
           <w:b/>
           <w:bCs/>
         </w:rPr>
-        <w:t>void CharacterGCode(void)</w:t>
+        <w:t xml:space="preserve">void </w:t>
+      </w:r>
+      <w:proofErr w:type="spellStart"/>
+      <w:r>
+        <w:rPr>
+          <w:b/>
+          <w:bCs/>
+        </w:rPr>
+        <w:t>SetNewLine</w:t>
+      </w:r>
+      <w:proofErr w:type="spellEnd"/>
+      <w:r>
+        <w:rPr>
+          <w:b/>
+          <w:bCs/>
+        </w:rPr>
+        <w:t>(void)</w:t>
       </w:r>
     </w:p>
     <w:p>
@@ -3054,12 +4117,27 @@
           <w:b/>
           <w:bCs/>
         </w:rPr>
-        <w:t>void SetRobot(void)</w:t>
+        <w:t>void CharacterGCode(void)</w:t>
       </w:r>
     </w:p>
     <w:p>
       <w:pPr>
         <w:rPr>
+          <w:b/>
+          <w:bCs/>
+        </w:rPr>
+      </w:pPr>
+      <w:r>
+        <w:rPr>
+          <w:b/>
+          <w:bCs/>
+        </w:rPr>
+        <w:t>void SetRobot(void)</w:t>
+      </w:r>
+    </w:p>
+    <w:p>
+      <w:pPr>
+        <w:rPr>
           <w:color w:val="000000" w:themeColor="text1"/>
         </w:rPr>
       </w:pPr>
@@ -3097,7 +4175,19 @@
         <w:rPr>
           <w:color w:val="000000" w:themeColor="text1"/>
         </w:rPr>
-        <w:t xml:space="preserve"> are all void and therefore don’t output anything. However, I still need them because they call other functions and set the values of variables. This is done on repeat, meaning that having them makes my code run smoother and easier to read/edit.</w:t>
+        <w:t xml:space="preserve"> are all void and therefore don’t output anything. However, I still need them because they call other functions and set the values of variables. This is done on repeat, meaning that having them makes my code run smoother and </w:t>
+      </w:r>
+      <w:r>
+        <w:rPr>
+          <w:color w:val="000000" w:themeColor="text1"/>
+        </w:rPr>
+        <w:t xml:space="preserve">also make it </w:t>
+      </w:r>
+      <w:r>
+        <w:rPr>
+          <w:color w:val="000000" w:themeColor="text1"/>
+        </w:rPr>
+        <w:t>easier to read/edit.</w:t>
       </w:r>
     </w:p>
     <w:p>
@@ -3495,39 +4585,40 @@
       </w:pPr>
     </w:p>
     <w:p/>
+    <w:p/>
+    <w:p/>
+    <w:p/>
+    <w:p/>
+    <w:p/>
     <w:p>
       <w:pPr>
         <w:pStyle w:val="Heading1"/>
-        <w:jc w:val="center"/>
-        <w:rPr>
-          <w:b/>
-          <w:bCs/>
-          <w:sz w:val="36"/>
-          <w:szCs w:val="36"/>
-        </w:rPr>
-      </w:pPr>
-      <w:r>
-        <w:rPr>
-          <w:b/>
-          <w:bCs/>
-          <w:sz w:val="36"/>
-          <w:szCs w:val="36"/>
-        </w:rPr>
+        <w:rPr>
+          <w:b/>
+          <w:bCs/>
+          <w:u w:val="single"/>
+        </w:rPr>
+      </w:pPr>
+      <w:r>
+        <w:rPr>
+          <w:b/>
+          <w:bCs/>
+          <w:u w:val="single"/>
+        </w:rPr>
+        <w:lastRenderedPageBreak/>
         <w:t>Testing Information</w:t>
       </w:r>
       <w:r>
         <w:rPr>
           <w:b/>
           <w:bCs/>
-          <w:sz w:val="36"/>
-          <w:szCs w:val="36"/>
+          <w:u w:val="single"/>
         </w:rPr>
         <w:t>:</w:t>
       </w:r>
     </w:p>
     <w:p>
       <w:pPr>
-        <w:jc w:val="center"/>
         <w:rPr>
           <w:b/>
           <w:bCs/>
@@ -3549,7 +4640,6 @@
     </w:p>
     <w:p>
       <w:pPr>
-        <w:jc w:val="center"/>
         <w:rPr>
           <w:b/>
           <w:bCs/>
@@ -3829,7 +4919,6 @@
                 <w:sz w:val="16"/>
                 <w:szCs w:val="16"/>
               </w:rPr>
-              <w:lastRenderedPageBreak/>
               <w:t>Use the correct “SingleStrokeFont.txt” file containing all the right characters</w:t>
             </w:r>
           </w:p>
@@ -3957,7 +5046,6 @@
                 <w:sz w:val="16"/>
                 <w:szCs w:val="16"/>
               </w:rPr>
-              <w:lastRenderedPageBreak/>
               <w:t>FontArray</w:t>
             </w:r>
             <w:proofErr w:type="spellEnd"/>
@@ -4001,7 +5089,6 @@
                 <w:sz w:val="16"/>
                 <w:szCs w:val="16"/>
               </w:rPr>
-              <w:lastRenderedPageBreak/>
               <w:t>FP (file pointer) equals null, therefore user is told that “SingleStrokeFont.txt” couldn’t be found and the programme immediately ends</w:t>
             </w:r>
           </w:p>
@@ -4090,7 +5177,6 @@
                 <w:sz w:val="20"/>
                 <w:szCs w:val="18"/>
               </w:rPr>
-              <w:lastRenderedPageBreak/>
               <w:t>main()</w:t>
             </w:r>
           </w:p>
@@ -6033,8 +7119,19 @@
     <w:p>
       <w:pPr>
         <w:pStyle w:val="Heading1"/>
-      </w:pPr>
-      <w:r>
+        <w:rPr>
+          <w:b/>
+          <w:bCs/>
+          <w:u w:val="single"/>
+        </w:rPr>
+      </w:pPr>
+      <w:r>
+        <w:rPr>
+          <w:b/>
+          <w:bCs/>
+          <w:u w:val="single"/>
+        </w:rPr>
+        <w:lastRenderedPageBreak/>
         <w:t>AI Statement</w:t>
       </w:r>
     </w:p>
@@ -6045,7 +7142,6 @@
     <w:p>
       <w:pPr>
         <w:pStyle w:val="Heading1"/>
-        <w:jc w:val="center"/>
         <w:rPr>
           <w:b/>
           <w:bCs/>
@@ -6548,9 +7644,233 @@
 <file path=word/numbering.xml><?xml version="1.0" encoding="utf-8"?>
 <w:numbering xmlns:wpc="http://schemas.microsoft.com/office/word/2010/wordprocessingCanvas" xmlns:cx="http://schemas.microsoft.com/office/drawing/2014/chartex" xmlns:cx1="http://schemas.microsoft.com/office/drawing/2015/9/8/chartex" xmlns:cx2="http://schemas.microsoft.com/office/drawing/2015/10/21/chartex" xmlns:cx3="http://schemas.microsoft.com/office/drawing/2016/5/9/chartex" xmlns:cx4="http://schemas.microsoft.com/office/drawing/2016/5/10/chartex" xmlns:cx5="http://schemas.microsoft.com/office/drawing/2016/5/11/chartex" xmlns:cx6="http://schemas.microsoft.com/office/drawing/2016/5/12/chartex" xmlns:cx7="http://schemas.microsoft.com/office/drawing/2016/5/13/chartex" xmlns:cx8="http://schemas.microsoft.com/office/drawing/2016/5/14/chartex" xmlns:mc="http://schemas.openxmlformats.org/markup-compatibility/2006" xmlns:aink="http://schemas.microsoft.com/office/drawing/2016/ink" xmlns:am3d="http://schemas.microsoft.com/office/drawing/2017/model3d" xmlns:o="urn:schemas-microsoft-com:office:office" xmlns:oel="http://schemas.microsoft.com/office/2019/extlst" xmlns:r="http://schemas.openxmlformats.org/officeDocument/2006/relationships" xmlns:m="http://schemas.openxmlformats.org/officeDocument/2006/math" xmlns:v="urn:schemas-microsoft-com:vml" xmlns:wp14="http://schemas.microsoft.com/office/word/2010/wordprocessingDrawing" xmlns:wp="http://schemas.openxmlformats.org/drawingml/2006/wordprocessingDrawing" xmlns:w10="urn:schemas-microsoft-com:office:word" xmlns:w="http://schemas.openxmlformats.org/wordprocessingml/2006/main" xmlns:w14="http://schemas.microsoft.com/office/word/2010/wordml" xmlns:w15="http://schemas.microsoft.com/office/word/2012/wordml" xmlns:w16cex="http://schemas.microsoft.com/office/word/2018/wordml/cex" xmlns:w16cid="http://schemas.microsoft.com/office/word/2016/wordml/cid" xmlns:w16="http://schemas.microsoft.com/office/word/2018/wordml" xmlns:w16du="http://schemas.microsoft.com/office/word/2023/wordml/word16du" xmlns:w16sdtdh="http://schemas.microsoft.com/office/word/2020/wordml/sdtdatahash" xmlns:w16sdtfl="http://schemas.microsoft.com/office/word/2024/wordml/sdtformatlock" xmlns:w16se="http://schemas.microsoft.com/office/word/2015/wordml/symex" xmlns:wpg="http://schemas.microsoft.com/office/word/2010/wordprocessingGroup" xmlns:wpi="http://schemas.microsoft.com/office/word/2010/wordprocessingInk" xmlns:wne="http://schemas.microsoft.com/office/word/2006/wordml" xmlns:wps="http://schemas.microsoft.com/office/word/2010/wordprocessingShape" mc:Ignorable="w14 w15 w16se w16cid w16 w16cex w16sdtdh w16sdtfl w16du wp14">
   <w:abstractNum w:abstractNumId="0" w15:restartNumberingAfterBreak="0">
-    <w:nsid w:val="51A2058E"/>
+    <w:nsid w:val="00E751D2"/>
     <w:multiLevelType w:val="hybridMultilevel"/>
-    <w:tmpl w:val="D0025648"/>
+    <w:tmpl w:val="E200C322"/>
+    <w:lvl w:ilvl="0" w:tplc="7E5E429C">
+      <w:numFmt w:val="bullet"/>
+      <w:lvlText w:val="-"/>
+      <w:lvlJc w:val="left"/>
+      <w:pPr>
+        <w:ind w:left="1080" w:hanging="360"/>
+      </w:pPr>
+      <w:rPr>
+        <w:rFonts w:ascii="Calibri" w:eastAsiaTheme="minorEastAsia" w:hAnsi="Calibri" w:cs="Calibri" w:hint="default"/>
+      </w:rPr>
+    </w:lvl>
+    <w:lvl w:ilvl="1" w:tplc="08090003" w:tentative="1">
+      <w:start w:val="1"/>
+      <w:numFmt w:val="bullet"/>
+      <w:lvlText w:val="o"/>
+      <w:lvlJc w:val="left"/>
+      <w:pPr>
+        <w:ind w:left="1800" w:hanging="360"/>
+      </w:pPr>
+      <w:rPr>
+        <w:rFonts w:ascii="Courier New" w:hAnsi="Courier New" w:cs="Courier New" w:hint="default"/>
+      </w:rPr>
+    </w:lvl>
+    <w:lvl w:ilvl="2" w:tplc="08090005" w:tentative="1">
+      <w:start w:val="1"/>
+      <w:numFmt w:val="bullet"/>
+      <w:lvlText w:val=""/>
+      <w:lvlJc w:val="left"/>
+      <w:pPr>
+        <w:ind w:left="2520" w:hanging="360"/>
+      </w:pPr>
+      <w:rPr>
+        <w:rFonts w:ascii="Wingdings" w:hAnsi="Wingdings" w:hint="default"/>
+      </w:rPr>
+    </w:lvl>
+    <w:lvl w:ilvl="3" w:tplc="08090001" w:tentative="1">
+      <w:start w:val="1"/>
+      <w:numFmt w:val="bullet"/>
+      <w:lvlText w:val=""/>
+      <w:lvlJc w:val="left"/>
+      <w:pPr>
+        <w:ind w:left="3240" w:hanging="360"/>
+      </w:pPr>
+      <w:rPr>
+        <w:rFonts w:ascii="Symbol" w:hAnsi="Symbol" w:hint="default"/>
+      </w:rPr>
+    </w:lvl>
+    <w:lvl w:ilvl="4" w:tplc="08090003" w:tentative="1">
+      <w:start w:val="1"/>
+      <w:numFmt w:val="bullet"/>
+      <w:lvlText w:val="o"/>
+      <w:lvlJc w:val="left"/>
+      <w:pPr>
+        <w:ind w:left="3960" w:hanging="360"/>
+      </w:pPr>
+      <w:rPr>
+        <w:rFonts w:ascii="Courier New" w:hAnsi="Courier New" w:cs="Courier New" w:hint="default"/>
+      </w:rPr>
+    </w:lvl>
+    <w:lvl w:ilvl="5" w:tplc="08090005" w:tentative="1">
+      <w:start w:val="1"/>
+      <w:numFmt w:val="bullet"/>
+      <w:lvlText w:val=""/>
+      <w:lvlJc w:val="left"/>
+      <w:pPr>
+        <w:ind w:left="4680" w:hanging="360"/>
+      </w:pPr>
+      <w:rPr>
+        <w:rFonts w:ascii="Wingdings" w:hAnsi="Wingdings" w:hint="default"/>
+      </w:rPr>
+    </w:lvl>
+    <w:lvl w:ilvl="6" w:tplc="08090001" w:tentative="1">
+      <w:start w:val="1"/>
+      <w:numFmt w:val="bullet"/>
+      <w:lvlText w:val=""/>
+      <w:lvlJc w:val="left"/>
+      <w:pPr>
+        <w:ind w:left="5400" w:hanging="360"/>
+      </w:pPr>
+      <w:rPr>
+        <w:rFonts w:ascii="Symbol" w:hAnsi="Symbol" w:hint="default"/>
+      </w:rPr>
+    </w:lvl>
+    <w:lvl w:ilvl="7" w:tplc="08090003" w:tentative="1">
+      <w:start w:val="1"/>
+      <w:numFmt w:val="bullet"/>
+      <w:lvlText w:val="o"/>
+      <w:lvlJc w:val="left"/>
+      <w:pPr>
+        <w:ind w:left="6120" w:hanging="360"/>
+      </w:pPr>
+      <w:rPr>
+        <w:rFonts w:ascii="Courier New" w:hAnsi="Courier New" w:cs="Courier New" w:hint="default"/>
+      </w:rPr>
+    </w:lvl>
+    <w:lvl w:ilvl="8" w:tplc="08090005" w:tentative="1">
+      <w:start w:val="1"/>
+      <w:numFmt w:val="bullet"/>
+      <w:lvlText w:val=""/>
+      <w:lvlJc w:val="left"/>
+      <w:pPr>
+        <w:ind w:left="6840" w:hanging="360"/>
+      </w:pPr>
+      <w:rPr>
+        <w:rFonts w:ascii="Wingdings" w:hAnsi="Wingdings" w:hint="default"/>
+      </w:rPr>
+    </w:lvl>
+  </w:abstractNum>
+  <w:abstractNum w:abstractNumId="1" w15:restartNumberingAfterBreak="0">
+    <w:nsid w:val="159520A8"/>
+    <w:multiLevelType w:val="hybridMultilevel"/>
+    <w:tmpl w:val="EEC24C8A"/>
+    <w:lvl w:ilvl="0" w:tplc="45F40206">
+      <w:numFmt w:val="bullet"/>
+      <w:lvlText w:val="-"/>
+      <w:lvlJc w:val="left"/>
+      <w:pPr>
+        <w:ind w:left="1080" w:hanging="360"/>
+      </w:pPr>
+      <w:rPr>
+        <w:rFonts w:ascii="Calibri" w:eastAsiaTheme="minorEastAsia" w:hAnsi="Calibri" w:cs="Calibri" w:hint="default"/>
+      </w:rPr>
+    </w:lvl>
+    <w:lvl w:ilvl="1" w:tplc="08090003" w:tentative="1">
+      <w:start w:val="1"/>
+      <w:numFmt w:val="bullet"/>
+      <w:lvlText w:val="o"/>
+      <w:lvlJc w:val="left"/>
+      <w:pPr>
+        <w:ind w:left="1800" w:hanging="360"/>
+      </w:pPr>
+      <w:rPr>
+        <w:rFonts w:ascii="Courier New" w:hAnsi="Courier New" w:cs="Courier New" w:hint="default"/>
+      </w:rPr>
+    </w:lvl>
+    <w:lvl w:ilvl="2" w:tplc="08090005" w:tentative="1">
+      <w:start w:val="1"/>
+      <w:numFmt w:val="bullet"/>
+      <w:lvlText w:val=""/>
+      <w:lvlJc w:val="left"/>
+      <w:pPr>
+        <w:ind w:left="2520" w:hanging="360"/>
+      </w:pPr>
+      <w:rPr>
+        <w:rFonts w:ascii="Wingdings" w:hAnsi="Wingdings" w:hint="default"/>
+      </w:rPr>
+    </w:lvl>
+    <w:lvl w:ilvl="3" w:tplc="08090001" w:tentative="1">
+      <w:start w:val="1"/>
+      <w:numFmt w:val="bullet"/>
+      <w:lvlText w:val=""/>
+      <w:lvlJc w:val="left"/>
+      <w:pPr>
+        <w:ind w:left="3240" w:hanging="360"/>
+      </w:pPr>
+      <w:rPr>
+        <w:rFonts w:ascii="Symbol" w:hAnsi="Symbol" w:hint="default"/>
+      </w:rPr>
+    </w:lvl>
+    <w:lvl w:ilvl="4" w:tplc="08090003" w:tentative="1">
+      <w:start w:val="1"/>
+      <w:numFmt w:val="bullet"/>
+      <w:lvlText w:val="o"/>
+      <w:lvlJc w:val="left"/>
+      <w:pPr>
+        <w:ind w:left="3960" w:hanging="360"/>
+      </w:pPr>
+      <w:rPr>
+        <w:rFonts w:ascii="Courier New" w:hAnsi="Courier New" w:cs="Courier New" w:hint="default"/>
+      </w:rPr>
+    </w:lvl>
+    <w:lvl w:ilvl="5" w:tplc="08090005" w:tentative="1">
+      <w:start w:val="1"/>
+      <w:numFmt w:val="bullet"/>
+      <w:lvlText w:val=""/>
+      <w:lvlJc w:val="left"/>
+      <w:pPr>
+        <w:ind w:left="4680" w:hanging="360"/>
+      </w:pPr>
+      <w:rPr>
+        <w:rFonts w:ascii="Wingdings" w:hAnsi="Wingdings" w:hint="default"/>
+      </w:rPr>
+    </w:lvl>
+    <w:lvl w:ilvl="6" w:tplc="08090001" w:tentative="1">
+      <w:start w:val="1"/>
+      <w:numFmt w:val="bullet"/>
+      <w:lvlText w:val=""/>
+      <w:lvlJc w:val="left"/>
+      <w:pPr>
+        <w:ind w:left="5400" w:hanging="360"/>
+      </w:pPr>
+      <w:rPr>
+        <w:rFonts w:ascii="Symbol" w:hAnsi="Symbol" w:hint="default"/>
+      </w:rPr>
+    </w:lvl>
+    <w:lvl w:ilvl="7" w:tplc="08090003" w:tentative="1">
+      <w:start w:val="1"/>
+      <w:numFmt w:val="bullet"/>
+      <w:lvlText w:val="o"/>
+      <w:lvlJc w:val="left"/>
+      <w:pPr>
+        <w:ind w:left="6120" w:hanging="360"/>
+      </w:pPr>
+      <w:rPr>
+        <w:rFonts w:ascii="Courier New" w:hAnsi="Courier New" w:cs="Courier New" w:hint="default"/>
+      </w:rPr>
+    </w:lvl>
+    <w:lvl w:ilvl="8" w:tplc="08090005" w:tentative="1">
+      <w:start w:val="1"/>
+      <w:numFmt w:val="bullet"/>
+      <w:lvlText w:val=""/>
+      <w:lvlJc w:val="left"/>
+      <w:pPr>
+        <w:ind w:left="6840" w:hanging="360"/>
+      </w:pPr>
+      <w:rPr>
+        <w:rFonts w:ascii="Wingdings" w:hAnsi="Wingdings" w:hint="default"/>
+      </w:rPr>
+    </w:lvl>
+  </w:abstractNum>
+  <w:abstractNum w:abstractNumId="2" w15:restartNumberingAfterBreak="0">
+    <w:nsid w:val="32D42A8D"/>
+    <w:multiLevelType w:val="hybridMultilevel"/>
+    <w:tmpl w:val="1E74C8E2"/>
     <w:lvl w:ilvl="0" w:tplc="08090001">
       <w:start w:val="1"/>
       <w:numFmt w:val="bullet"/>
@@ -6660,17 +7980,17 @@
       </w:rPr>
     </w:lvl>
   </w:abstractNum>
-  <w:abstractNum w:abstractNumId="1" w15:restartNumberingAfterBreak="0">
-    <w:nsid w:val="52832099"/>
+  <w:abstractNum w:abstractNumId="3" w15:restartNumberingAfterBreak="0">
+    <w:nsid w:val="3A1037E3"/>
     <w:multiLevelType w:val="hybridMultilevel"/>
-    <w:tmpl w:val="7D324472"/>
+    <w:tmpl w:val="2CB8E104"/>
     <w:lvl w:ilvl="0" w:tplc="08090001">
       <w:start w:val="1"/>
       <w:numFmt w:val="bullet"/>
       <w:lvlText w:val=""/>
       <w:lvlJc w:val="left"/>
       <w:pPr>
-        <w:ind w:left="720" w:hanging="360"/>
+        <w:ind w:left="1080" w:hanging="360"/>
       </w:pPr>
       <w:rPr>
         <w:rFonts w:ascii="Symbol" w:hAnsi="Symbol" w:hint="default"/>
@@ -6773,11 +8093,712 @@
       </w:rPr>
     </w:lvl>
   </w:abstractNum>
+  <w:abstractNum w:abstractNumId="4" w15:restartNumberingAfterBreak="0">
+    <w:nsid w:val="3D1B727D"/>
+    <w:multiLevelType w:val="hybridMultilevel"/>
+    <w:tmpl w:val="EFDC810A"/>
+    <w:lvl w:ilvl="0" w:tplc="08090001">
+      <w:start w:val="1"/>
+      <w:numFmt w:val="bullet"/>
+      <w:lvlText w:val=""/>
+      <w:lvlJc w:val="left"/>
+      <w:pPr>
+        <w:ind w:left="720" w:hanging="360"/>
+      </w:pPr>
+      <w:rPr>
+        <w:rFonts w:ascii="Symbol" w:hAnsi="Symbol" w:hint="default"/>
+      </w:rPr>
+    </w:lvl>
+    <w:lvl w:ilvl="1" w:tplc="08090003" w:tentative="1">
+      <w:start w:val="1"/>
+      <w:numFmt w:val="bullet"/>
+      <w:lvlText w:val="o"/>
+      <w:lvlJc w:val="left"/>
+      <w:pPr>
+        <w:ind w:left="1440" w:hanging="360"/>
+      </w:pPr>
+      <w:rPr>
+        <w:rFonts w:ascii="Courier New" w:hAnsi="Courier New" w:cs="Courier New" w:hint="default"/>
+      </w:rPr>
+    </w:lvl>
+    <w:lvl w:ilvl="2" w:tplc="08090005" w:tentative="1">
+      <w:start w:val="1"/>
+      <w:numFmt w:val="bullet"/>
+      <w:lvlText w:val=""/>
+      <w:lvlJc w:val="left"/>
+      <w:pPr>
+        <w:ind w:left="2160" w:hanging="360"/>
+      </w:pPr>
+      <w:rPr>
+        <w:rFonts w:ascii="Wingdings" w:hAnsi="Wingdings" w:hint="default"/>
+      </w:rPr>
+    </w:lvl>
+    <w:lvl w:ilvl="3" w:tplc="08090001" w:tentative="1">
+      <w:start w:val="1"/>
+      <w:numFmt w:val="bullet"/>
+      <w:lvlText w:val=""/>
+      <w:lvlJc w:val="left"/>
+      <w:pPr>
+        <w:ind w:left="2880" w:hanging="360"/>
+      </w:pPr>
+      <w:rPr>
+        <w:rFonts w:ascii="Symbol" w:hAnsi="Symbol" w:hint="default"/>
+      </w:rPr>
+    </w:lvl>
+    <w:lvl w:ilvl="4" w:tplc="08090003" w:tentative="1">
+      <w:start w:val="1"/>
+      <w:numFmt w:val="bullet"/>
+      <w:lvlText w:val="o"/>
+      <w:lvlJc w:val="left"/>
+      <w:pPr>
+        <w:ind w:left="3600" w:hanging="360"/>
+      </w:pPr>
+      <w:rPr>
+        <w:rFonts w:ascii="Courier New" w:hAnsi="Courier New" w:cs="Courier New" w:hint="default"/>
+      </w:rPr>
+    </w:lvl>
+    <w:lvl w:ilvl="5" w:tplc="08090005" w:tentative="1">
+      <w:start w:val="1"/>
+      <w:numFmt w:val="bullet"/>
+      <w:lvlText w:val=""/>
+      <w:lvlJc w:val="left"/>
+      <w:pPr>
+        <w:ind w:left="4320" w:hanging="360"/>
+      </w:pPr>
+      <w:rPr>
+        <w:rFonts w:ascii="Wingdings" w:hAnsi="Wingdings" w:hint="default"/>
+      </w:rPr>
+    </w:lvl>
+    <w:lvl w:ilvl="6" w:tplc="08090001" w:tentative="1">
+      <w:start w:val="1"/>
+      <w:numFmt w:val="bullet"/>
+      <w:lvlText w:val=""/>
+      <w:lvlJc w:val="left"/>
+      <w:pPr>
+        <w:ind w:left="5040" w:hanging="360"/>
+      </w:pPr>
+      <w:rPr>
+        <w:rFonts w:ascii="Symbol" w:hAnsi="Symbol" w:hint="default"/>
+      </w:rPr>
+    </w:lvl>
+    <w:lvl w:ilvl="7" w:tplc="08090003" w:tentative="1">
+      <w:start w:val="1"/>
+      <w:numFmt w:val="bullet"/>
+      <w:lvlText w:val="o"/>
+      <w:lvlJc w:val="left"/>
+      <w:pPr>
+        <w:ind w:left="5760" w:hanging="360"/>
+      </w:pPr>
+      <w:rPr>
+        <w:rFonts w:ascii="Courier New" w:hAnsi="Courier New" w:cs="Courier New" w:hint="default"/>
+      </w:rPr>
+    </w:lvl>
+    <w:lvl w:ilvl="8" w:tplc="08090005" w:tentative="1">
+      <w:start w:val="1"/>
+      <w:numFmt w:val="bullet"/>
+      <w:lvlText w:val=""/>
+      <w:lvlJc w:val="left"/>
+      <w:pPr>
+        <w:ind w:left="6480" w:hanging="360"/>
+      </w:pPr>
+      <w:rPr>
+        <w:rFonts w:ascii="Wingdings" w:hAnsi="Wingdings" w:hint="default"/>
+      </w:rPr>
+    </w:lvl>
+  </w:abstractNum>
+  <w:abstractNum w:abstractNumId="5" w15:restartNumberingAfterBreak="0">
+    <w:nsid w:val="434F6A32"/>
+    <w:multiLevelType w:val="hybridMultilevel"/>
+    <w:tmpl w:val="B96CFF88"/>
+    <w:lvl w:ilvl="0" w:tplc="7E5E429C">
+      <w:numFmt w:val="bullet"/>
+      <w:lvlText w:val="-"/>
+      <w:lvlJc w:val="left"/>
+      <w:pPr>
+        <w:ind w:left="1080" w:hanging="360"/>
+      </w:pPr>
+      <w:rPr>
+        <w:rFonts w:ascii="Calibri" w:eastAsiaTheme="minorEastAsia" w:hAnsi="Calibri" w:cs="Calibri" w:hint="default"/>
+      </w:rPr>
+    </w:lvl>
+    <w:lvl w:ilvl="1" w:tplc="08090003" w:tentative="1">
+      <w:start w:val="1"/>
+      <w:numFmt w:val="bullet"/>
+      <w:lvlText w:val="o"/>
+      <w:lvlJc w:val="left"/>
+      <w:pPr>
+        <w:ind w:left="1440" w:hanging="360"/>
+      </w:pPr>
+      <w:rPr>
+        <w:rFonts w:ascii="Courier New" w:hAnsi="Courier New" w:cs="Courier New" w:hint="default"/>
+      </w:rPr>
+    </w:lvl>
+    <w:lvl w:ilvl="2" w:tplc="08090005" w:tentative="1">
+      <w:start w:val="1"/>
+      <w:numFmt w:val="bullet"/>
+      <w:lvlText w:val=""/>
+      <w:lvlJc w:val="left"/>
+      <w:pPr>
+        <w:ind w:left="2160" w:hanging="360"/>
+      </w:pPr>
+      <w:rPr>
+        <w:rFonts w:ascii="Wingdings" w:hAnsi="Wingdings" w:hint="default"/>
+      </w:rPr>
+    </w:lvl>
+    <w:lvl w:ilvl="3" w:tplc="08090001" w:tentative="1">
+      <w:start w:val="1"/>
+      <w:numFmt w:val="bullet"/>
+      <w:lvlText w:val=""/>
+      <w:lvlJc w:val="left"/>
+      <w:pPr>
+        <w:ind w:left="2880" w:hanging="360"/>
+      </w:pPr>
+      <w:rPr>
+        <w:rFonts w:ascii="Symbol" w:hAnsi="Symbol" w:hint="default"/>
+      </w:rPr>
+    </w:lvl>
+    <w:lvl w:ilvl="4" w:tplc="08090003" w:tentative="1">
+      <w:start w:val="1"/>
+      <w:numFmt w:val="bullet"/>
+      <w:lvlText w:val="o"/>
+      <w:lvlJc w:val="left"/>
+      <w:pPr>
+        <w:ind w:left="3600" w:hanging="360"/>
+      </w:pPr>
+      <w:rPr>
+        <w:rFonts w:ascii="Courier New" w:hAnsi="Courier New" w:cs="Courier New" w:hint="default"/>
+      </w:rPr>
+    </w:lvl>
+    <w:lvl w:ilvl="5" w:tplc="08090005" w:tentative="1">
+      <w:start w:val="1"/>
+      <w:numFmt w:val="bullet"/>
+      <w:lvlText w:val=""/>
+      <w:lvlJc w:val="left"/>
+      <w:pPr>
+        <w:ind w:left="4320" w:hanging="360"/>
+      </w:pPr>
+      <w:rPr>
+        <w:rFonts w:ascii="Wingdings" w:hAnsi="Wingdings" w:hint="default"/>
+      </w:rPr>
+    </w:lvl>
+    <w:lvl w:ilvl="6" w:tplc="08090001" w:tentative="1">
+      <w:start w:val="1"/>
+      <w:numFmt w:val="bullet"/>
+      <w:lvlText w:val=""/>
+      <w:lvlJc w:val="left"/>
+      <w:pPr>
+        <w:ind w:left="5040" w:hanging="360"/>
+      </w:pPr>
+      <w:rPr>
+        <w:rFonts w:ascii="Symbol" w:hAnsi="Symbol" w:hint="default"/>
+      </w:rPr>
+    </w:lvl>
+    <w:lvl w:ilvl="7" w:tplc="08090003" w:tentative="1">
+      <w:start w:val="1"/>
+      <w:numFmt w:val="bullet"/>
+      <w:lvlText w:val="o"/>
+      <w:lvlJc w:val="left"/>
+      <w:pPr>
+        <w:ind w:left="5760" w:hanging="360"/>
+      </w:pPr>
+      <w:rPr>
+        <w:rFonts w:ascii="Courier New" w:hAnsi="Courier New" w:cs="Courier New" w:hint="default"/>
+      </w:rPr>
+    </w:lvl>
+    <w:lvl w:ilvl="8" w:tplc="08090005" w:tentative="1">
+      <w:start w:val="1"/>
+      <w:numFmt w:val="bullet"/>
+      <w:lvlText w:val=""/>
+      <w:lvlJc w:val="left"/>
+      <w:pPr>
+        <w:ind w:left="6480" w:hanging="360"/>
+      </w:pPr>
+      <w:rPr>
+        <w:rFonts w:ascii="Wingdings" w:hAnsi="Wingdings" w:hint="default"/>
+      </w:rPr>
+    </w:lvl>
+  </w:abstractNum>
+  <w:abstractNum w:abstractNumId="6" w15:restartNumberingAfterBreak="0">
+    <w:nsid w:val="51A2058E"/>
+    <w:multiLevelType w:val="hybridMultilevel"/>
+    <w:tmpl w:val="D0025648"/>
+    <w:lvl w:ilvl="0" w:tplc="08090001">
+      <w:start w:val="1"/>
+      <w:numFmt w:val="bullet"/>
+      <w:lvlText w:val=""/>
+      <w:lvlJc w:val="left"/>
+      <w:pPr>
+        <w:ind w:left="720" w:hanging="360"/>
+      </w:pPr>
+      <w:rPr>
+        <w:rFonts w:ascii="Symbol" w:hAnsi="Symbol" w:hint="default"/>
+      </w:rPr>
+    </w:lvl>
+    <w:lvl w:ilvl="1" w:tplc="08090003" w:tentative="1">
+      <w:start w:val="1"/>
+      <w:numFmt w:val="bullet"/>
+      <w:lvlText w:val="o"/>
+      <w:lvlJc w:val="left"/>
+      <w:pPr>
+        <w:ind w:left="1440" w:hanging="360"/>
+      </w:pPr>
+      <w:rPr>
+        <w:rFonts w:ascii="Courier New" w:hAnsi="Courier New" w:cs="Courier New" w:hint="default"/>
+      </w:rPr>
+    </w:lvl>
+    <w:lvl w:ilvl="2" w:tplc="08090005" w:tentative="1">
+      <w:start w:val="1"/>
+      <w:numFmt w:val="bullet"/>
+      <w:lvlText w:val=""/>
+      <w:lvlJc w:val="left"/>
+      <w:pPr>
+        <w:ind w:left="2160" w:hanging="360"/>
+      </w:pPr>
+      <w:rPr>
+        <w:rFonts w:ascii="Wingdings" w:hAnsi="Wingdings" w:hint="default"/>
+      </w:rPr>
+    </w:lvl>
+    <w:lvl w:ilvl="3" w:tplc="08090001" w:tentative="1">
+      <w:start w:val="1"/>
+      <w:numFmt w:val="bullet"/>
+      <w:lvlText w:val=""/>
+      <w:lvlJc w:val="left"/>
+      <w:pPr>
+        <w:ind w:left="2880" w:hanging="360"/>
+      </w:pPr>
+      <w:rPr>
+        <w:rFonts w:ascii="Symbol" w:hAnsi="Symbol" w:hint="default"/>
+      </w:rPr>
+    </w:lvl>
+    <w:lvl w:ilvl="4" w:tplc="08090003" w:tentative="1">
+      <w:start w:val="1"/>
+      <w:numFmt w:val="bullet"/>
+      <w:lvlText w:val="o"/>
+      <w:lvlJc w:val="left"/>
+      <w:pPr>
+        <w:ind w:left="3600" w:hanging="360"/>
+      </w:pPr>
+      <w:rPr>
+        <w:rFonts w:ascii="Courier New" w:hAnsi="Courier New" w:cs="Courier New" w:hint="default"/>
+      </w:rPr>
+    </w:lvl>
+    <w:lvl w:ilvl="5" w:tplc="08090005" w:tentative="1">
+      <w:start w:val="1"/>
+      <w:numFmt w:val="bullet"/>
+      <w:lvlText w:val=""/>
+      <w:lvlJc w:val="left"/>
+      <w:pPr>
+        <w:ind w:left="4320" w:hanging="360"/>
+      </w:pPr>
+      <w:rPr>
+        <w:rFonts w:ascii="Wingdings" w:hAnsi="Wingdings" w:hint="default"/>
+      </w:rPr>
+    </w:lvl>
+    <w:lvl w:ilvl="6" w:tplc="08090001" w:tentative="1">
+      <w:start w:val="1"/>
+      <w:numFmt w:val="bullet"/>
+      <w:lvlText w:val=""/>
+      <w:lvlJc w:val="left"/>
+      <w:pPr>
+        <w:ind w:left="5040" w:hanging="360"/>
+      </w:pPr>
+      <w:rPr>
+        <w:rFonts w:ascii="Symbol" w:hAnsi="Symbol" w:hint="default"/>
+      </w:rPr>
+    </w:lvl>
+    <w:lvl w:ilvl="7" w:tplc="08090003" w:tentative="1">
+      <w:start w:val="1"/>
+      <w:numFmt w:val="bullet"/>
+      <w:lvlText w:val="o"/>
+      <w:lvlJc w:val="left"/>
+      <w:pPr>
+        <w:ind w:left="5760" w:hanging="360"/>
+      </w:pPr>
+      <w:rPr>
+        <w:rFonts w:ascii="Courier New" w:hAnsi="Courier New" w:cs="Courier New" w:hint="default"/>
+      </w:rPr>
+    </w:lvl>
+    <w:lvl w:ilvl="8" w:tplc="08090005" w:tentative="1">
+      <w:start w:val="1"/>
+      <w:numFmt w:val="bullet"/>
+      <w:lvlText w:val=""/>
+      <w:lvlJc w:val="left"/>
+      <w:pPr>
+        <w:ind w:left="6480" w:hanging="360"/>
+      </w:pPr>
+      <w:rPr>
+        <w:rFonts w:ascii="Wingdings" w:hAnsi="Wingdings" w:hint="default"/>
+      </w:rPr>
+    </w:lvl>
+  </w:abstractNum>
+  <w:abstractNum w:abstractNumId="7" w15:restartNumberingAfterBreak="0">
+    <w:nsid w:val="52832099"/>
+    <w:multiLevelType w:val="hybridMultilevel"/>
+    <w:tmpl w:val="7D324472"/>
+    <w:lvl w:ilvl="0" w:tplc="08090001">
+      <w:start w:val="1"/>
+      <w:numFmt w:val="bullet"/>
+      <w:lvlText w:val=""/>
+      <w:lvlJc w:val="left"/>
+      <w:pPr>
+        <w:ind w:left="720" w:hanging="360"/>
+      </w:pPr>
+      <w:rPr>
+        <w:rFonts w:ascii="Symbol" w:hAnsi="Symbol" w:hint="default"/>
+      </w:rPr>
+    </w:lvl>
+    <w:lvl w:ilvl="1" w:tplc="08090003" w:tentative="1">
+      <w:start w:val="1"/>
+      <w:numFmt w:val="bullet"/>
+      <w:lvlText w:val="o"/>
+      <w:lvlJc w:val="left"/>
+      <w:pPr>
+        <w:ind w:left="1440" w:hanging="360"/>
+      </w:pPr>
+      <w:rPr>
+        <w:rFonts w:ascii="Courier New" w:hAnsi="Courier New" w:cs="Courier New" w:hint="default"/>
+      </w:rPr>
+    </w:lvl>
+    <w:lvl w:ilvl="2" w:tplc="08090005" w:tentative="1">
+      <w:start w:val="1"/>
+      <w:numFmt w:val="bullet"/>
+      <w:lvlText w:val=""/>
+      <w:lvlJc w:val="left"/>
+      <w:pPr>
+        <w:ind w:left="2160" w:hanging="360"/>
+      </w:pPr>
+      <w:rPr>
+        <w:rFonts w:ascii="Wingdings" w:hAnsi="Wingdings" w:hint="default"/>
+      </w:rPr>
+    </w:lvl>
+    <w:lvl w:ilvl="3" w:tplc="08090001" w:tentative="1">
+      <w:start w:val="1"/>
+      <w:numFmt w:val="bullet"/>
+      <w:lvlText w:val=""/>
+      <w:lvlJc w:val="left"/>
+      <w:pPr>
+        <w:ind w:left="2880" w:hanging="360"/>
+      </w:pPr>
+      <w:rPr>
+        <w:rFonts w:ascii="Symbol" w:hAnsi="Symbol" w:hint="default"/>
+      </w:rPr>
+    </w:lvl>
+    <w:lvl w:ilvl="4" w:tplc="08090003" w:tentative="1">
+      <w:start w:val="1"/>
+      <w:numFmt w:val="bullet"/>
+      <w:lvlText w:val="o"/>
+      <w:lvlJc w:val="left"/>
+      <w:pPr>
+        <w:ind w:left="3600" w:hanging="360"/>
+      </w:pPr>
+      <w:rPr>
+        <w:rFonts w:ascii="Courier New" w:hAnsi="Courier New" w:cs="Courier New" w:hint="default"/>
+      </w:rPr>
+    </w:lvl>
+    <w:lvl w:ilvl="5" w:tplc="08090005" w:tentative="1">
+      <w:start w:val="1"/>
+      <w:numFmt w:val="bullet"/>
+      <w:lvlText w:val=""/>
+      <w:lvlJc w:val="left"/>
+      <w:pPr>
+        <w:ind w:left="4320" w:hanging="360"/>
+      </w:pPr>
+      <w:rPr>
+        <w:rFonts w:ascii="Wingdings" w:hAnsi="Wingdings" w:hint="default"/>
+      </w:rPr>
+    </w:lvl>
+    <w:lvl w:ilvl="6" w:tplc="08090001" w:tentative="1">
+      <w:start w:val="1"/>
+      <w:numFmt w:val="bullet"/>
+      <w:lvlText w:val=""/>
+      <w:lvlJc w:val="left"/>
+      <w:pPr>
+        <w:ind w:left="5040" w:hanging="360"/>
+      </w:pPr>
+      <w:rPr>
+        <w:rFonts w:ascii="Symbol" w:hAnsi="Symbol" w:hint="default"/>
+      </w:rPr>
+    </w:lvl>
+    <w:lvl w:ilvl="7" w:tplc="08090003" w:tentative="1">
+      <w:start w:val="1"/>
+      <w:numFmt w:val="bullet"/>
+      <w:lvlText w:val="o"/>
+      <w:lvlJc w:val="left"/>
+      <w:pPr>
+        <w:ind w:left="5760" w:hanging="360"/>
+      </w:pPr>
+      <w:rPr>
+        <w:rFonts w:ascii="Courier New" w:hAnsi="Courier New" w:cs="Courier New" w:hint="default"/>
+      </w:rPr>
+    </w:lvl>
+    <w:lvl w:ilvl="8" w:tplc="08090005" w:tentative="1">
+      <w:start w:val="1"/>
+      <w:numFmt w:val="bullet"/>
+      <w:lvlText w:val=""/>
+      <w:lvlJc w:val="left"/>
+      <w:pPr>
+        <w:ind w:left="6480" w:hanging="360"/>
+      </w:pPr>
+      <w:rPr>
+        <w:rFonts w:ascii="Wingdings" w:hAnsi="Wingdings" w:hint="default"/>
+      </w:rPr>
+    </w:lvl>
+  </w:abstractNum>
+  <w:abstractNum w:abstractNumId="8" w15:restartNumberingAfterBreak="0">
+    <w:nsid w:val="5BBC0A88"/>
+    <w:multiLevelType w:val="hybridMultilevel"/>
+    <w:tmpl w:val="6F6E2DB8"/>
+    <w:lvl w:ilvl="0" w:tplc="08090001">
+      <w:start w:val="1"/>
+      <w:numFmt w:val="bullet"/>
+      <w:lvlText w:val=""/>
+      <w:lvlJc w:val="left"/>
+      <w:pPr>
+        <w:ind w:left="720" w:hanging="360"/>
+      </w:pPr>
+      <w:rPr>
+        <w:rFonts w:ascii="Symbol" w:hAnsi="Symbol" w:hint="default"/>
+      </w:rPr>
+    </w:lvl>
+    <w:lvl w:ilvl="1" w:tplc="08090003" w:tentative="1">
+      <w:start w:val="1"/>
+      <w:numFmt w:val="bullet"/>
+      <w:lvlText w:val="o"/>
+      <w:lvlJc w:val="left"/>
+      <w:pPr>
+        <w:ind w:left="1440" w:hanging="360"/>
+      </w:pPr>
+      <w:rPr>
+        <w:rFonts w:ascii="Courier New" w:hAnsi="Courier New" w:cs="Courier New" w:hint="default"/>
+      </w:rPr>
+    </w:lvl>
+    <w:lvl w:ilvl="2" w:tplc="08090005" w:tentative="1">
+      <w:start w:val="1"/>
+      <w:numFmt w:val="bullet"/>
+      <w:lvlText w:val=""/>
+      <w:lvlJc w:val="left"/>
+      <w:pPr>
+        <w:ind w:left="2160" w:hanging="360"/>
+      </w:pPr>
+      <w:rPr>
+        <w:rFonts w:ascii="Wingdings" w:hAnsi="Wingdings" w:hint="default"/>
+      </w:rPr>
+    </w:lvl>
+    <w:lvl w:ilvl="3" w:tplc="08090001" w:tentative="1">
+      <w:start w:val="1"/>
+      <w:numFmt w:val="bullet"/>
+      <w:lvlText w:val=""/>
+      <w:lvlJc w:val="left"/>
+      <w:pPr>
+        <w:ind w:left="2880" w:hanging="360"/>
+      </w:pPr>
+      <w:rPr>
+        <w:rFonts w:ascii="Symbol" w:hAnsi="Symbol" w:hint="default"/>
+      </w:rPr>
+    </w:lvl>
+    <w:lvl w:ilvl="4" w:tplc="08090003" w:tentative="1">
+      <w:start w:val="1"/>
+      <w:numFmt w:val="bullet"/>
+      <w:lvlText w:val="o"/>
+      <w:lvlJc w:val="left"/>
+      <w:pPr>
+        <w:ind w:left="3600" w:hanging="360"/>
+      </w:pPr>
+      <w:rPr>
+        <w:rFonts w:ascii="Courier New" w:hAnsi="Courier New" w:cs="Courier New" w:hint="default"/>
+      </w:rPr>
+    </w:lvl>
+    <w:lvl w:ilvl="5" w:tplc="08090005" w:tentative="1">
+      <w:start w:val="1"/>
+      <w:numFmt w:val="bullet"/>
+      <w:lvlText w:val=""/>
+      <w:lvlJc w:val="left"/>
+      <w:pPr>
+        <w:ind w:left="4320" w:hanging="360"/>
+      </w:pPr>
+      <w:rPr>
+        <w:rFonts w:ascii="Wingdings" w:hAnsi="Wingdings" w:hint="default"/>
+      </w:rPr>
+    </w:lvl>
+    <w:lvl w:ilvl="6" w:tplc="08090001" w:tentative="1">
+      <w:start w:val="1"/>
+      <w:numFmt w:val="bullet"/>
+      <w:lvlText w:val=""/>
+      <w:lvlJc w:val="left"/>
+      <w:pPr>
+        <w:ind w:left="5040" w:hanging="360"/>
+      </w:pPr>
+      <w:rPr>
+        <w:rFonts w:ascii="Symbol" w:hAnsi="Symbol" w:hint="default"/>
+      </w:rPr>
+    </w:lvl>
+    <w:lvl w:ilvl="7" w:tplc="08090003" w:tentative="1">
+      <w:start w:val="1"/>
+      <w:numFmt w:val="bullet"/>
+      <w:lvlText w:val="o"/>
+      <w:lvlJc w:val="left"/>
+      <w:pPr>
+        <w:ind w:left="5760" w:hanging="360"/>
+      </w:pPr>
+      <w:rPr>
+        <w:rFonts w:ascii="Courier New" w:hAnsi="Courier New" w:cs="Courier New" w:hint="default"/>
+      </w:rPr>
+    </w:lvl>
+    <w:lvl w:ilvl="8" w:tplc="08090005" w:tentative="1">
+      <w:start w:val="1"/>
+      <w:numFmt w:val="bullet"/>
+      <w:lvlText w:val=""/>
+      <w:lvlJc w:val="left"/>
+      <w:pPr>
+        <w:ind w:left="6480" w:hanging="360"/>
+      </w:pPr>
+      <w:rPr>
+        <w:rFonts w:ascii="Wingdings" w:hAnsi="Wingdings" w:hint="default"/>
+      </w:rPr>
+    </w:lvl>
+  </w:abstractNum>
+  <w:abstractNum w:abstractNumId="9" w15:restartNumberingAfterBreak="0">
+    <w:nsid w:val="7D3A7CB0"/>
+    <w:multiLevelType w:val="hybridMultilevel"/>
+    <w:tmpl w:val="5A783768"/>
+    <w:lvl w:ilvl="0" w:tplc="08090001">
+      <w:start w:val="1"/>
+      <w:numFmt w:val="bullet"/>
+      <w:lvlText w:val=""/>
+      <w:lvlJc w:val="left"/>
+      <w:pPr>
+        <w:ind w:left="720" w:hanging="360"/>
+      </w:pPr>
+      <w:rPr>
+        <w:rFonts w:ascii="Symbol" w:hAnsi="Symbol" w:hint="default"/>
+      </w:rPr>
+    </w:lvl>
+    <w:lvl w:ilvl="1" w:tplc="08090003" w:tentative="1">
+      <w:start w:val="1"/>
+      <w:numFmt w:val="bullet"/>
+      <w:lvlText w:val="o"/>
+      <w:lvlJc w:val="left"/>
+      <w:pPr>
+        <w:ind w:left="1440" w:hanging="360"/>
+      </w:pPr>
+      <w:rPr>
+        <w:rFonts w:ascii="Courier New" w:hAnsi="Courier New" w:cs="Courier New" w:hint="default"/>
+      </w:rPr>
+    </w:lvl>
+    <w:lvl w:ilvl="2" w:tplc="08090005" w:tentative="1">
+      <w:start w:val="1"/>
+      <w:numFmt w:val="bullet"/>
+      <w:lvlText w:val=""/>
+      <w:lvlJc w:val="left"/>
+      <w:pPr>
+        <w:ind w:left="2160" w:hanging="360"/>
+      </w:pPr>
+      <w:rPr>
+        <w:rFonts w:ascii="Wingdings" w:hAnsi="Wingdings" w:hint="default"/>
+      </w:rPr>
+    </w:lvl>
+    <w:lvl w:ilvl="3" w:tplc="08090001" w:tentative="1">
+      <w:start w:val="1"/>
+      <w:numFmt w:val="bullet"/>
+      <w:lvlText w:val=""/>
+      <w:lvlJc w:val="left"/>
+      <w:pPr>
+        <w:ind w:left="2880" w:hanging="360"/>
+      </w:pPr>
+      <w:rPr>
+        <w:rFonts w:ascii="Symbol" w:hAnsi="Symbol" w:hint="default"/>
+      </w:rPr>
+    </w:lvl>
+    <w:lvl w:ilvl="4" w:tplc="08090003" w:tentative="1">
+      <w:start w:val="1"/>
+      <w:numFmt w:val="bullet"/>
+      <w:lvlText w:val="o"/>
+      <w:lvlJc w:val="left"/>
+      <w:pPr>
+        <w:ind w:left="3600" w:hanging="360"/>
+      </w:pPr>
+      <w:rPr>
+        <w:rFonts w:ascii="Courier New" w:hAnsi="Courier New" w:cs="Courier New" w:hint="default"/>
+      </w:rPr>
+    </w:lvl>
+    <w:lvl w:ilvl="5" w:tplc="08090005" w:tentative="1">
+      <w:start w:val="1"/>
+      <w:numFmt w:val="bullet"/>
+      <w:lvlText w:val=""/>
+      <w:lvlJc w:val="left"/>
+      <w:pPr>
+        <w:ind w:left="4320" w:hanging="360"/>
+      </w:pPr>
+      <w:rPr>
+        <w:rFonts w:ascii="Wingdings" w:hAnsi="Wingdings" w:hint="default"/>
+      </w:rPr>
+    </w:lvl>
+    <w:lvl w:ilvl="6" w:tplc="08090001" w:tentative="1">
+      <w:start w:val="1"/>
+      <w:numFmt w:val="bullet"/>
+      <w:lvlText w:val=""/>
+      <w:lvlJc w:val="left"/>
+      <w:pPr>
+        <w:ind w:left="5040" w:hanging="360"/>
+      </w:pPr>
+      <w:rPr>
+        <w:rFonts w:ascii="Symbol" w:hAnsi="Symbol" w:hint="default"/>
+      </w:rPr>
+    </w:lvl>
+    <w:lvl w:ilvl="7" w:tplc="08090003" w:tentative="1">
+      <w:start w:val="1"/>
+      <w:numFmt w:val="bullet"/>
+      <w:lvlText w:val="o"/>
+      <w:lvlJc w:val="left"/>
+      <w:pPr>
+        <w:ind w:left="5760" w:hanging="360"/>
+      </w:pPr>
+      <w:rPr>
+        <w:rFonts w:ascii="Courier New" w:hAnsi="Courier New" w:cs="Courier New" w:hint="default"/>
+      </w:rPr>
+    </w:lvl>
+    <w:lvl w:ilvl="8" w:tplc="08090005" w:tentative="1">
+      <w:start w:val="1"/>
+      <w:numFmt w:val="bullet"/>
+      <w:lvlText w:val=""/>
+      <w:lvlJc w:val="left"/>
+      <w:pPr>
+        <w:ind w:left="6480" w:hanging="360"/>
+      </w:pPr>
+      <w:rPr>
+        <w:rFonts w:ascii="Wingdings" w:hAnsi="Wingdings" w:hint="default"/>
+      </w:rPr>
+    </w:lvl>
+  </w:abstractNum>
   <w:num w:numId="1" w16cid:durableId="2012485668">
+    <w:abstractNumId w:val="7"/>
+  </w:num>
+  <w:num w:numId="2" w16cid:durableId="1797213224">
+    <w:abstractNumId w:val="6"/>
+  </w:num>
+  <w:num w:numId="3" w16cid:durableId="1920410061">
+    <w:abstractNumId w:val="8"/>
+  </w:num>
+  <w:num w:numId="4" w16cid:durableId="1234659763">
+    <w:abstractNumId w:val="4"/>
+  </w:num>
+  <w:num w:numId="5" w16cid:durableId="1745183833">
+    <w:abstractNumId w:val="9"/>
+  </w:num>
+  <w:num w:numId="6" w16cid:durableId="899512242">
+    <w:abstractNumId w:val="2"/>
+  </w:num>
+  <w:num w:numId="7" w16cid:durableId="383529160">
     <w:abstractNumId w:val="1"/>
   </w:num>
-  <w:num w:numId="2" w16cid:durableId="1797213224">
+  <w:num w:numId="8" w16cid:durableId="522670697">
     <w:abstractNumId w:val="0"/>
+  </w:num>
+  <w:num w:numId="9" w16cid:durableId="1509951576">
+    <w:abstractNumId w:val="5"/>
+  </w:num>
+  <w:num w:numId="10" w16cid:durableId="1470979262">
+    <w:abstractNumId w:val="3"/>
   </w:num>
 </w:numbering>
 </file>

--- a/RW25CompletedCodeAndSystemManual/SystemManual25-26.docx
+++ b/RW25CompletedCodeAndSystemManual/SystemManual25-26.docx
@@ -897,6 +897,29 @@
         <w:tab/>
         <w:t xml:space="preserve">- </w:t>
       </w:r>
+      <w:r>
+        <w:rPr>
+          <w:sz w:val="20"/>
+          <w:szCs w:val="18"/>
+        </w:rPr>
+        <w:t>Prints a statement that asks the user to input a font size number between 4 and 10</w:t>
+      </w:r>
+    </w:p>
+    <w:p>
+      <w:pPr>
+        <w:rPr>
+          <w:sz w:val="20"/>
+          <w:szCs w:val="18"/>
+        </w:rPr>
+      </w:pPr>
+      <w:r>
+        <w:rPr>
+          <w:sz w:val="20"/>
+          <w:szCs w:val="18"/>
+        </w:rPr>
+        <w:tab/>
+        <w:t>- Calculates the Font_Size_Fraction</w:t>
+      </w:r>
     </w:p>
     <w:p>
       <w:pPr>
@@ -942,6 +965,15 @@
         <w:tab/>
         <w:t>-</w:t>
       </w:r>
+      <w:r>
+        <w:rPr>
+          <w:b/>
+          <w:bCs/>
+          <w:sz w:val="20"/>
+          <w:szCs w:val="18"/>
+        </w:rPr>
+        <w:t xml:space="preserve"> </w:t>
+      </w:r>
     </w:p>
     <w:p>
       <w:pPr>
@@ -1044,32 +1076,29 @@
           <w:sz w:val="20"/>
           <w:szCs w:val="18"/>
         </w:rPr>
-        <w:t xml:space="preserve"> Into </w:t>
-      </w:r>
-      <w:proofErr w:type="spellStart"/>
-      <w:r>
-        <w:rPr>
-          <w:b/>
-          <w:bCs/>
-          <w:sz w:val="20"/>
-          <w:szCs w:val="18"/>
-        </w:rPr>
-        <w:t>GCode</w:t>
-      </w:r>
-      <w:proofErr w:type="spellEnd"/>
-    </w:p>
-    <w:p>
-      <w:pPr>
-        <w:rPr>
-          <w:b/>
-          <w:bCs/>
-        </w:rPr>
-      </w:pPr>
-      <w:r>
-        <w:rPr>
-          <w:b/>
-          <w:bCs/>
-        </w:rPr>
+        <w:t xml:space="preserve"> Into G</w:t>
+      </w:r>
+      <w:r>
+        <w:rPr>
+          <w:b/>
+          <w:bCs/>
+          <w:sz w:val="20"/>
+          <w:szCs w:val="18"/>
+        </w:rPr>
+        <w:t>-</w:t>
+      </w:r>
+      <w:r>
+        <w:rPr>
+          <w:b/>
+          <w:bCs/>
+          <w:sz w:val="20"/>
+          <w:szCs w:val="18"/>
+        </w:rPr>
+        <w:t>Code</w:t>
+      </w:r>
+    </w:p>
+    <w:p>
+      <w:r>
         <w:tab/>
         <w:t>-</w:t>
       </w:r>
@@ -1084,12 +1113,16 @@
         <w:rPr>
           <w:b/>
           <w:bCs/>
-        </w:rPr>
-      </w:pPr>
-      <w:r>
-        <w:rPr>
-          <w:b/>
-          <w:bCs/>
+          <w:sz w:val="20"/>
+          <w:szCs w:val="18"/>
+        </w:rPr>
+      </w:pPr>
+      <w:r>
+        <w:rPr>
+          <w:b/>
+          <w:bCs/>
+          <w:sz w:val="20"/>
+          <w:szCs w:val="18"/>
         </w:rPr>
         <w:t>Input Errors</w:t>
       </w:r>
@@ -1150,7 +1183,6 @@
           <w:bCs/>
           <w:u w:val="single"/>
         </w:rPr>
-        <w:lastRenderedPageBreak/>
         <w:t>Project Files</w:t>
       </w:r>
       <w:r>
@@ -1175,7 +1207,7 @@
           <w:b/>
           <w:bCs/>
           <w:color w:val="004F88"/>
-          <w:sz w:val="20"/>
+          <w:szCs w:val="22"/>
         </w:rPr>
       </w:pPr>
       <w:r>
@@ -1183,7 +1215,7 @@
           <w:b/>
           <w:bCs/>
           <w:color w:val="004F88"/>
-          <w:sz w:val="20"/>
+          <w:szCs w:val="22"/>
         </w:rPr>
         <w:t>RW25CodeTestFileAndPlanning</w:t>
       </w:r>
@@ -1192,476 +1224,1204 @@
           <w:b/>
           <w:bCs/>
           <w:color w:val="004F88"/>
-          <w:sz w:val="20"/>
-        </w:rPr>
-        <w:t xml:space="preserve"> &gt; </w:t>
-      </w:r>
+          <w:szCs w:val="22"/>
+        </w:rPr>
+        <w:t xml:space="preserve"> &gt; RobotCodingFile:</w:t>
+      </w:r>
+    </w:p>
+    <w:p>
+      <w:pPr>
+        <w:rPr>
+          <w:color w:val="000000" w:themeColor="text1"/>
+          <w:sz w:val="20"/>
+        </w:rPr>
+      </w:pPr>
+      <w:r>
+        <w:rPr>
+          <w:b/>
+          <w:bCs/>
+          <w:color w:val="000000" w:themeColor="text1"/>
+          <w:sz w:val="20"/>
+        </w:rPr>
+        <w:t xml:space="preserve">IntialCodeForDrawingRobot.c: </w:t>
+      </w:r>
+      <w:r>
+        <w:rPr>
+          <w:color w:val="000000" w:themeColor="text1"/>
+          <w:sz w:val="20"/>
+        </w:rPr>
+        <w:t>Contains my first code for the project and this is where I developed most of my functions. The other files below contain the refined and corrected code.</w:t>
+      </w:r>
+    </w:p>
+    <w:p>
+      <w:pPr>
+        <w:rPr>
+          <w:color w:val="000000" w:themeColor="text1"/>
+          <w:sz w:val="20"/>
+        </w:rPr>
+      </w:pPr>
+    </w:p>
+    <w:p>
+      <w:pPr>
+        <w:rPr>
+          <w:b/>
+          <w:bCs/>
+          <w:color w:val="004F88"/>
+          <w:szCs w:val="22"/>
+        </w:rPr>
+      </w:pPr>
+      <w:r>
+        <w:rPr>
+          <w:b/>
+          <w:bCs/>
+          <w:color w:val="004F88"/>
+          <w:szCs w:val="22"/>
+        </w:rPr>
+        <w:t>RW25</w:t>
+      </w:r>
+      <w:r>
+        <w:rPr>
+          <w:b/>
+          <w:bCs/>
+          <w:color w:val="004F88"/>
+          <w:szCs w:val="22"/>
+        </w:rPr>
+        <w:t>CompletedCodeAndSystemManual</w:t>
+      </w:r>
+      <w:r>
+        <w:rPr>
+          <w:b/>
+          <w:bCs/>
+          <w:color w:val="004F88"/>
+          <w:szCs w:val="22"/>
+        </w:rPr>
+        <w:t xml:space="preserve"> &gt; Robot</w:t>
+      </w:r>
+      <w:r>
+        <w:rPr>
+          <w:b/>
+          <w:bCs/>
+          <w:color w:val="004F88"/>
+          <w:szCs w:val="22"/>
+        </w:rPr>
+        <w:t xml:space="preserve">Writer2025 &gt; </w:t>
+      </w:r>
+      <w:r>
+        <w:rPr>
+          <w:b/>
+          <w:bCs/>
+          <w:color w:val="004F88"/>
+          <w:szCs w:val="22"/>
+        </w:rPr>
+        <w:t>RobotWriter2025</w:t>
+      </w:r>
+      <w:r>
+        <w:rPr>
+          <w:b/>
+          <w:bCs/>
+          <w:color w:val="004F88"/>
+          <w:szCs w:val="22"/>
+        </w:rPr>
+        <w:t>FinalCode</w:t>
+      </w:r>
+      <w:r>
+        <w:rPr>
+          <w:b/>
+          <w:bCs/>
+          <w:color w:val="004F88"/>
+          <w:szCs w:val="22"/>
+        </w:rPr>
+        <w:t>:</w:t>
+      </w:r>
+    </w:p>
+    <w:p>
+      <w:pPr>
+        <w:rPr>
+          <w:color w:val="000000" w:themeColor="text1"/>
+          <w:sz w:val="20"/>
+        </w:rPr>
+      </w:pPr>
+      <w:r>
+        <w:rPr>
+          <w:b/>
+          <w:bCs/>
+          <w:color w:val="000000" w:themeColor="text1"/>
+          <w:szCs w:val="22"/>
+        </w:rPr>
+        <w:t>CheckingWordAndGCodeCommands</w:t>
+      </w:r>
+      <w:r>
+        <w:rPr>
+          <w:b/>
+          <w:bCs/>
+          <w:color w:val="000000" w:themeColor="text1"/>
+          <w:szCs w:val="22"/>
+        </w:rPr>
+        <w:t>.c</w:t>
+      </w:r>
+      <w:r>
+        <w:rPr>
+          <w:b/>
+          <w:bCs/>
+          <w:color w:val="000000" w:themeColor="text1"/>
+          <w:szCs w:val="22"/>
+        </w:rPr>
+        <w:t xml:space="preserve"> / </w:t>
+      </w:r>
+      <w:r>
+        <w:rPr>
+          <w:b/>
+          <w:bCs/>
+          <w:color w:val="000000" w:themeColor="text1"/>
+          <w:szCs w:val="22"/>
+        </w:rPr>
+        <w:t>CheckingWordAndGCodeCommands.</w:t>
+      </w:r>
+      <w:r>
+        <w:rPr>
+          <w:b/>
+          <w:bCs/>
+          <w:color w:val="000000" w:themeColor="text1"/>
+          <w:szCs w:val="22"/>
+        </w:rPr>
+        <w:t>h:</w:t>
+      </w:r>
+      <w:r>
+        <w:rPr>
+          <w:b/>
+          <w:bCs/>
+          <w:color w:val="000000" w:themeColor="text1"/>
+          <w:szCs w:val="22"/>
+        </w:rPr>
+        <w:t xml:space="preserve"> </w:t>
+      </w:r>
+      <w:r>
+        <w:rPr>
+          <w:color w:val="000000" w:themeColor="text1"/>
+          <w:sz w:val="20"/>
+        </w:rPr>
+        <w:t>This contains all the calculations and G</w:t>
+      </w:r>
+      <w:r>
+        <w:rPr>
+          <w:color w:val="000000" w:themeColor="text1"/>
+          <w:sz w:val="20"/>
+        </w:rPr>
+        <w:t>-</w:t>
+      </w:r>
+      <w:r>
+        <w:rPr>
+          <w:color w:val="000000" w:themeColor="text1"/>
+          <w:sz w:val="20"/>
+        </w:rPr>
+        <w:t>Code</w:t>
+      </w:r>
+      <w:r>
+        <w:rPr>
+          <w:color w:val="000000" w:themeColor="text1"/>
+          <w:sz w:val="20"/>
+        </w:rPr>
+        <w:t xml:space="preserve"> to make sure that the</w:t>
+      </w:r>
+    </w:p>
+    <w:p>
+      <w:pPr>
+        <w:rPr>
+          <w:b/>
+          <w:bCs/>
+          <w:color w:val="000000" w:themeColor="text1"/>
+          <w:szCs w:val="22"/>
+        </w:rPr>
+      </w:pPr>
+      <w:r>
+        <w:rPr>
+          <w:b/>
+          <w:bCs/>
+          <w:color w:val="000000" w:themeColor="text1"/>
+          <w:szCs w:val="22"/>
+        </w:rPr>
+        <w:t>H</w:t>
+      </w:r>
+      <w:r>
+        <w:rPr>
+          <w:b/>
+          <w:bCs/>
+          <w:color w:val="000000" w:themeColor="text1"/>
+          <w:szCs w:val="22"/>
+        </w:rPr>
+        <w:t>eader files</w:t>
+      </w:r>
+      <w:r>
+        <w:rPr>
+          <w:b/>
+          <w:bCs/>
+          <w:color w:val="000000" w:themeColor="text1"/>
+          <w:szCs w:val="22"/>
+        </w:rPr>
+        <w:t xml:space="preserve"> in .c</w:t>
+      </w:r>
+      <w:r>
+        <w:rPr>
+          <w:b/>
+          <w:bCs/>
+          <w:color w:val="000000" w:themeColor="text1"/>
+          <w:szCs w:val="22"/>
+        </w:rPr>
+        <w:t xml:space="preserve">: </w:t>
+      </w:r>
+      <w:r>
+        <w:rPr>
+          <w:color w:val="000000" w:themeColor="text1"/>
+          <w:szCs w:val="22"/>
+        </w:rPr>
+        <w:t>“</w:t>
+      </w:r>
+      <w:r>
+        <w:rPr>
+          <w:color w:val="000000" w:themeColor="text1"/>
+          <w:sz w:val="20"/>
+        </w:rPr>
+        <w:t>CheckingWordAndGCodeCommands.h</w:t>
+      </w:r>
+      <w:r>
+        <w:rPr>
+          <w:color w:val="000000" w:themeColor="text1"/>
+          <w:sz w:val="20"/>
+        </w:rPr>
+        <w:t>”</w:t>
+      </w:r>
+      <w:r>
+        <w:rPr>
+          <w:color w:val="000000" w:themeColor="text1"/>
+          <w:sz w:val="20"/>
+        </w:rPr>
+        <w:t xml:space="preserve">, </w:t>
+      </w:r>
+      <w:r>
+        <w:rPr>
+          <w:color w:val="000000" w:themeColor="text1"/>
+          <w:sz w:val="20"/>
+        </w:rPr>
+        <w:t>“</w:t>
+      </w:r>
+      <w:r>
+        <w:rPr>
+          <w:color w:val="000000" w:themeColor="text1"/>
+          <w:sz w:val="20"/>
+        </w:rPr>
+        <w:t>SettingUp.h</w:t>
+      </w:r>
+      <w:r>
+        <w:rPr>
+          <w:color w:val="000000" w:themeColor="text1"/>
+          <w:sz w:val="20"/>
+        </w:rPr>
+        <w:t>”</w:t>
+      </w:r>
+      <w:r>
+        <w:rPr>
+          <w:color w:val="000000" w:themeColor="text1"/>
+          <w:sz w:val="20"/>
+        </w:rPr>
+        <w:t xml:space="preserve">, </w:t>
+      </w:r>
+      <w:r>
+        <w:rPr>
+          <w:color w:val="000000" w:themeColor="text1"/>
+          <w:sz w:val="20"/>
+        </w:rPr>
+        <w:t>“</w:t>
+      </w:r>
+      <w:r>
+        <w:rPr>
+          <w:color w:val="000000" w:themeColor="text1"/>
+          <w:sz w:val="20"/>
+        </w:rPr>
+        <w:t>main.h</w:t>
+      </w:r>
+      <w:r>
+        <w:rPr>
+          <w:color w:val="000000" w:themeColor="text1"/>
+          <w:sz w:val="20"/>
+        </w:rPr>
+        <w:t>”</w:t>
+      </w:r>
+      <w:r>
+        <w:rPr>
+          <w:color w:val="000000" w:themeColor="text1"/>
+          <w:sz w:val="20"/>
+        </w:rPr>
+        <w:t xml:space="preserve">, </w:t>
+      </w:r>
+    </w:p>
+    <w:p>
+      <w:pPr>
+        <w:rPr>
+          <w:b/>
+          <w:bCs/>
+          <w:color w:val="000000" w:themeColor="text1"/>
+          <w:szCs w:val="22"/>
+        </w:rPr>
+      </w:pPr>
+      <w:r>
+        <w:rPr>
+          <w:b/>
+          <w:bCs/>
+          <w:color w:val="000000" w:themeColor="text1"/>
+          <w:szCs w:val="22"/>
+        </w:rPr>
+        <w:t>Functions</w:t>
+      </w:r>
+      <w:r>
+        <w:rPr>
+          <w:b/>
+          <w:bCs/>
+          <w:color w:val="000000" w:themeColor="text1"/>
+          <w:szCs w:val="22"/>
+        </w:rPr>
+        <w:t xml:space="preserve"> included:</w:t>
+      </w:r>
+    </w:p>
+    <w:p>
+      <w:pPr>
+        <w:rPr>
+          <w:color w:val="000000" w:themeColor="text1"/>
+          <w:sz w:val="20"/>
+        </w:rPr>
+      </w:pPr>
+      <w:r>
+        <w:rPr>
+          <w:color w:val="000000" w:themeColor="text1"/>
+          <w:sz w:val="20"/>
+        </w:rPr>
+        <w:t>ReadNextWord()</w:t>
+      </w:r>
+      <w:r>
+        <w:rPr>
+          <w:color w:val="000000" w:themeColor="text1"/>
+          <w:sz w:val="20"/>
+        </w:rPr>
+        <w:t xml:space="preserve"> </w:t>
+      </w:r>
+      <w:r>
+        <w:rPr>
+          <w:color w:val="000000" w:themeColor="text1"/>
+          <w:sz w:val="20"/>
+        </w:rPr>
+        <w:t>- Scans through the sentence word by word and stores the word in a temporal buffer</w:t>
+      </w:r>
+    </w:p>
+    <w:p>
+      <w:pPr>
+        <w:rPr>
+          <w:color w:val="000000" w:themeColor="text1"/>
+          <w:sz w:val="20"/>
+        </w:rPr>
+      </w:pPr>
+      <w:r>
+        <w:rPr>
+          <w:color w:val="000000" w:themeColor="text1"/>
+          <w:sz w:val="20"/>
+        </w:rPr>
+        <w:t>WordLength()</w:t>
+      </w:r>
+      <w:r>
+        <w:rPr>
+          <w:color w:val="000000" w:themeColor="text1"/>
+          <w:sz w:val="20"/>
+        </w:rPr>
+        <w:t xml:space="preserve"> </w:t>
+      </w:r>
+      <w:r>
+        <w:rPr>
+          <w:color w:val="000000" w:themeColor="text1"/>
+          <w:sz w:val="20"/>
+        </w:rPr>
+        <w:t>– Checks to see if the word will fit on the page and will create a new line if needed</w:t>
+      </w:r>
+    </w:p>
+    <w:p>
+      <w:pPr>
+        <w:rPr>
+          <w:color w:val="000000" w:themeColor="text1"/>
+          <w:sz w:val="20"/>
+        </w:rPr>
+      </w:pPr>
+      <w:r>
+        <w:rPr>
+          <w:color w:val="000000" w:themeColor="text1"/>
+          <w:sz w:val="20"/>
+        </w:rPr>
+        <w:t>SetNewLine()</w:t>
+      </w:r>
+      <w:r>
+        <w:rPr>
+          <w:color w:val="000000" w:themeColor="text1"/>
+          <w:sz w:val="20"/>
+        </w:rPr>
+        <w:t xml:space="preserve"> </w:t>
+      </w:r>
+      <w:r>
+        <w:rPr>
+          <w:color w:val="000000" w:themeColor="text1"/>
+          <w:sz w:val="20"/>
+        </w:rPr>
+        <w:t>–</w:t>
+      </w:r>
+      <w:r>
+        <w:rPr>
+          <w:color w:val="000000" w:themeColor="text1"/>
+          <w:sz w:val="20"/>
+        </w:rPr>
+        <w:t xml:space="preserve"> </w:t>
+      </w:r>
+      <w:r>
+        <w:rPr>
+          <w:color w:val="000000" w:themeColor="text1"/>
+          <w:sz w:val="20"/>
+        </w:rPr>
+        <w:t xml:space="preserve">Creates G-Code that sets the drawing robot to the start of the new line </w:t>
+      </w:r>
+    </w:p>
+    <w:p>
+      <w:pPr>
+        <w:rPr>
+          <w:b/>
+          <w:bCs/>
+          <w:color w:val="000000" w:themeColor="text1"/>
+          <w:sz w:val="20"/>
+        </w:rPr>
+      </w:pPr>
+      <w:r>
+        <w:rPr>
+          <w:color w:val="000000" w:themeColor="text1"/>
+          <w:sz w:val="20"/>
+        </w:rPr>
+        <w:t>CharacterGCode()</w:t>
+      </w:r>
+      <w:r>
+        <w:rPr>
+          <w:color w:val="000000" w:themeColor="text1"/>
+          <w:sz w:val="20"/>
+        </w:rPr>
+        <w:t xml:space="preserve"> </w:t>
+      </w:r>
+      <w:r>
+        <w:rPr>
+          <w:color w:val="000000" w:themeColor="text1"/>
+          <w:sz w:val="20"/>
+        </w:rPr>
+        <w:t>– Creates the G-Code for each stroke and stores it in a temporal buffer</w:t>
+      </w:r>
+    </w:p>
+    <w:p>
+      <w:pPr>
+        <w:rPr>
+          <w:b/>
+          <w:bCs/>
+          <w:color w:val="000000" w:themeColor="text1"/>
+          <w:szCs w:val="22"/>
+        </w:rPr>
+      </w:pPr>
+    </w:p>
+    <w:p>
+      <w:pPr>
+        <w:rPr>
+          <w:b/>
+          <w:bCs/>
+          <w:color w:val="000000" w:themeColor="text1"/>
+          <w:szCs w:val="22"/>
+        </w:rPr>
+      </w:pPr>
+      <w:r>
+        <w:rPr>
+          <w:b/>
+          <w:bCs/>
+          <w:color w:val="000000" w:themeColor="text1"/>
+          <w:szCs w:val="22"/>
+        </w:rPr>
+        <w:t>SettingUp</w:t>
+      </w:r>
+      <w:r>
+        <w:rPr>
+          <w:b/>
+          <w:bCs/>
+          <w:color w:val="000000" w:themeColor="text1"/>
+          <w:szCs w:val="22"/>
+        </w:rPr>
+        <w:t>.c</w:t>
+      </w:r>
+      <w:r>
+        <w:rPr>
+          <w:b/>
+          <w:bCs/>
+          <w:color w:val="000000" w:themeColor="text1"/>
+          <w:szCs w:val="22"/>
+        </w:rPr>
+        <w:t xml:space="preserve"> / </w:t>
+      </w:r>
+      <w:r>
+        <w:rPr>
+          <w:b/>
+          <w:bCs/>
+          <w:color w:val="000000" w:themeColor="text1"/>
+          <w:szCs w:val="22"/>
+        </w:rPr>
+        <w:t>SettingUp</w:t>
+      </w:r>
+      <w:r>
+        <w:rPr>
+          <w:b/>
+          <w:bCs/>
+          <w:color w:val="000000" w:themeColor="text1"/>
+          <w:szCs w:val="22"/>
+        </w:rPr>
+        <w:t>.</w:t>
+      </w:r>
+      <w:r>
+        <w:rPr>
+          <w:b/>
+          <w:bCs/>
+          <w:color w:val="000000" w:themeColor="text1"/>
+          <w:szCs w:val="22"/>
+        </w:rPr>
+        <w:t>h</w:t>
+      </w:r>
+      <w:r>
+        <w:rPr>
+          <w:b/>
+          <w:bCs/>
+          <w:color w:val="000000" w:themeColor="text1"/>
+          <w:szCs w:val="22"/>
+        </w:rPr>
+        <w:t>:</w:t>
+      </w:r>
+      <w:r>
+        <w:rPr>
+          <w:b/>
+          <w:bCs/>
+          <w:color w:val="000000" w:themeColor="text1"/>
+          <w:szCs w:val="22"/>
+        </w:rPr>
+        <w:t xml:space="preserve"> These files contain the</w:t>
+      </w:r>
+    </w:p>
+    <w:p>
+      <w:pPr>
+        <w:rPr>
+          <w:b/>
+          <w:bCs/>
+          <w:color w:val="000000" w:themeColor="text1"/>
+          <w:szCs w:val="22"/>
+        </w:rPr>
+      </w:pPr>
+      <w:r>
+        <w:rPr>
+          <w:b/>
+          <w:bCs/>
+          <w:color w:val="000000" w:themeColor="text1"/>
+          <w:szCs w:val="22"/>
+        </w:rPr>
+        <w:t>H</w:t>
+      </w:r>
+      <w:r>
+        <w:rPr>
+          <w:b/>
+          <w:bCs/>
+          <w:color w:val="000000" w:themeColor="text1"/>
+          <w:szCs w:val="22"/>
+        </w:rPr>
+        <w:t>eader files</w:t>
+      </w:r>
+      <w:r>
+        <w:rPr>
+          <w:b/>
+          <w:bCs/>
+          <w:color w:val="000000" w:themeColor="text1"/>
+          <w:szCs w:val="22"/>
+        </w:rPr>
+        <w:t xml:space="preserve"> in .c</w:t>
+      </w:r>
+      <w:r>
+        <w:rPr>
+          <w:b/>
+          <w:bCs/>
+          <w:color w:val="000000" w:themeColor="text1"/>
+          <w:szCs w:val="22"/>
+        </w:rPr>
+        <w:t>:</w:t>
+      </w:r>
+      <w:r>
+        <w:rPr>
+          <w:b/>
+          <w:bCs/>
+          <w:color w:val="000000" w:themeColor="text1"/>
+          <w:szCs w:val="22"/>
+        </w:rPr>
+        <w:t xml:space="preserve"> </w:t>
+      </w:r>
+      <w:r>
+        <w:rPr>
+          <w:b/>
+          <w:bCs/>
+          <w:color w:val="000000" w:themeColor="text1"/>
+          <w:szCs w:val="22"/>
+        </w:rPr>
+        <w:t>“</w:t>
+      </w:r>
+      <w:r>
+        <w:rPr>
+          <w:color w:val="000000" w:themeColor="text1"/>
+          <w:sz w:val="20"/>
+        </w:rPr>
+        <w:t>CheckingWordAndGCodeCommands.h</w:t>
+      </w:r>
+      <w:r>
+        <w:rPr>
+          <w:color w:val="000000" w:themeColor="text1"/>
+          <w:sz w:val="20"/>
+        </w:rPr>
+        <w:t>”</w:t>
+      </w:r>
+      <w:r>
+        <w:rPr>
+          <w:color w:val="000000" w:themeColor="text1"/>
+          <w:sz w:val="20"/>
+        </w:rPr>
+        <w:t xml:space="preserve">, </w:t>
+      </w:r>
+      <w:r>
+        <w:rPr>
+          <w:color w:val="000000" w:themeColor="text1"/>
+          <w:sz w:val="20"/>
+        </w:rPr>
+        <w:t>“</w:t>
+      </w:r>
+      <w:r>
+        <w:rPr>
+          <w:color w:val="000000" w:themeColor="text1"/>
+          <w:sz w:val="20"/>
+        </w:rPr>
+        <w:t>SettingUp.h</w:t>
+      </w:r>
+      <w:r>
+        <w:rPr>
+          <w:color w:val="000000" w:themeColor="text1"/>
+          <w:sz w:val="20"/>
+        </w:rPr>
+        <w:t>”</w:t>
+      </w:r>
+      <w:r>
+        <w:rPr>
+          <w:color w:val="000000" w:themeColor="text1"/>
+          <w:sz w:val="20"/>
+        </w:rPr>
+        <w:t xml:space="preserve">, </w:t>
+      </w:r>
+      <w:r>
+        <w:rPr>
+          <w:color w:val="000000" w:themeColor="text1"/>
+          <w:sz w:val="20"/>
+        </w:rPr>
+        <w:t>“</w:t>
+      </w:r>
+      <w:r>
+        <w:rPr>
+          <w:color w:val="000000" w:themeColor="text1"/>
+          <w:sz w:val="20"/>
+        </w:rPr>
+        <w:t>main.h</w:t>
+      </w:r>
+      <w:r>
+        <w:rPr>
+          <w:color w:val="000000" w:themeColor="text1"/>
+          <w:sz w:val="20"/>
+        </w:rPr>
+        <w:t>”</w:t>
+      </w:r>
+    </w:p>
+    <w:p>
+      <w:pPr>
+        <w:rPr>
+          <w:b/>
+          <w:bCs/>
+          <w:color w:val="000000" w:themeColor="text1"/>
+          <w:szCs w:val="22"/>
+        </w:rPr>
+      </w:pPr>
+      <w:r>
+        <w:rPr>
+          <w:b/>
+          <w:bCs/>
+          <w:color w:val="000000" w:themeColor="text1"/>
+          <w:szCs w:val="22"/>
+        </w:rPr>
+        <w:t>Functions</w:t>
+      </w:r>
+      <w:r>
+        <w:rPr>
+          <w:b/>
+          <w:bCs/>
+          <w:color w:val="000000" w:themeColor="text1"/>
+          <w:szCs w:val="22"/>
+        </w:rPr>
+        <w:t xml:space="preserve"> included:</w:t>
+      </w:r>
+    </w:p>
+    <w:p>
+      <w:pPr>
+        <w:rPr>
+          <w:color w:val="000000" w:themeColor="text1"/>
+          <w:sz w:val="20"/>
+        </w:rPr>
+      </w:pPr>
+      <w:r>
+        <w:rPr>
+          <w:color w:val="000000" w:themeColor="text1"/>
+          <w:sz w:val="20"/>
+        </w:rPr>
+        <w:t>LoadData()</w:t>
+      </w:r>
+      <w:r>
+        <w:rPr>
+          <w:color w:val="000000" w:themeColor="text1"/>
+          <w:sz w:val="20"/>
+        </w:rPr>
+        <w:t xml:space="preserve"> </w:t>
+      </w:r>
+      <w:r>
+        <w:rPr>
+          <w:color w:val="000000" w:themeColor="text1"/>
+          <w:sz w:val="20"/>
+        </w:rPr>
+        <w:t>-</w:t>
+      </w:r>
+      <w:r>
+        <w:rPr>
+          <w:color w:val="000000" w:themeColor="text1"/>
+          <w:sz w:val="20"/>
+        </w:rPr>
+        <w:t xml:space="preserve"> Scans through “Si</w:t>
+      </w:r>
+      <w:r>
+        <w:rPr>
+          <w:color w:val="000000" w:themeColor="text1"/>
+          <w:sz w:val="20"/>
+        </w:rPr>
+        <w:t>ngleStrokeFont.txt” and stores it all in dynamic memory</w:t>
+      </w:r>
+    </w:p>
+    <w:p>
+      <w:pPr>
+        <w:rPr>
+          <w:color w:val="000000" w:themeColor="text1"/>
+          <w:sz w:val="20"/>
+        </w:rPr>
+      </w:pPr>
+      <w:r>
+        <w:rPr>
+          <w:color w:val="000000" w:themeColor="text1"/>
+          <w:sz w:val="20"/>
+        </w:rPr>
+        <w:t>FontSize(</w:t>
+      </w:r>
+      <w:r>
+        <w:rPr>
+          <w:color w:val="000000" w:themeColor="text1"/>
+          <w:sz w:val="20"/>
+        </w:rPr>
+        <w:t>)</w:t>
+      </w:r>
+      <w:r>
+        <w:rPr>
+          <w:color w:val="000000" w:themeColor="text1"/>
+          <w:sz w:val="20"/>
+        </w:rPr>
+        <w:t xml:space="preserve"> </w:t>
+      </w:r>
+      <w:r>
+        <w:rPr>
+          <w:color w:val="000000" w:themeColor="text1"/>
+          <w:sz w:val="20"/>
+        </w:rPr>
+        <w:t>- Asks the user to input a font size between 4 and 10, then stores their input</w:t>
+      </w:r>
+    </w:p>
+    <w:p>
+      <w:pPr>
+        <w:rPr>
+          <w:b/>
+          <w:bCs/>
+          <w:color w:val="000000" w:themeColor="text1"/>
+          <w:sz w:val="20"/>
+        </w:rPr>
+      </w:pPr>
+      <w:r>
+        <w:rPr>
+          <w:color w:val="000000" w:themeColor="text1"/>
+          <w:sz w:val="20"/>
+        </w:rPr>
+        <w:t>SetRobot()</w:t>
+      </w:r>
+      <w:r>
+        <w:rPr>
+          <w:color w:val="000000" w:themeColor="text1"/>
+          <w:sz w:val="20"/>
+        </w:rPr>
+        <w:t xml:space="preserve"> </w:t>
+      </w:r>
+      <w:r>
+        <w:rPr>
+          <w:color w:val="000000" w:themeColor="text1"/>
+          <w:sz w:val="20"/>
+        </w:rPr>
+        <w:t>– Creates G-Code to move robot to 0,0 in X and Y and then sets the first line</w:t>
+      </w:r>
+    </w:p>
+    <w:p>
+      <w:pPr>
+        <w:rPr>
+          <w:b/>
+          <w:bCs/>
+          <w:color w:val="000000" w:themeColor="text1"/>
+          <w:sz w:val="20"/>
+        </w:rPr>
+      </w:pPr>
+    </w:p>
+    <w:p>
+      <w:pPr>
+        <w:rPr>
+          <w:b/>
+          <w:bCs/>
+          <w:color w:val="000000" w:themeColor="text1"/>
+          <w:szCs w:val="22"/>
+        </w:rPr>
+      </w:pPr>
+      <w:r>
+        <w:rPr>
+          <w:b/>
+          <w:bCs/>
+          <w:color w:val="000000" w:themeColor="text1"/>
+          <w:szCs w:val="22"/>
+        </w:rPr>
+        <w:t>main.c</w:t>
+      </w:r>
+      <w:r>
+        <w:rPr>
+          <w:b/>
+          <w:bCs/>
+          <w:color w:val="000000" w:themeColor="text1"/>
+          <w:szCs w:val="22"/>
+        </w:rPr>
+        <w:t xml:space="preserve"> / </w:t>
+      </w:r>
+      <w:r>
+        <w:rPr>
+          <w:b/>
+          <w:bCs/>
+          <w:color w:val="000000" w:themeColor="text1"/>
+          <w:szCs w:val="22"/>
+        </w:rPr>
+        <w:t>main.h:</w:t>
+      </w:r>
+      <w:r>
+        <w:rPr>
+          <w:b/>
+          <w:bCs/>
+          <w:color w:val="000000" w:themeColor="text1"/>
+          <w:szCs w:val="22"/>
+        </w:rPr>
+        <w:t xml:space="preserve"> </w:t>
+      </w:r>
+    </w:p>
+    <w:p>
+      <w:pPr>
+        <w:rPr>
+          <w:b/>
+          <w:bCs/>
+          <w:color w:val="000000" w:themeColor="text1"/>
+          <w:szCs w:val="22"/>
+        </w:rPr>
+      </w:pPr>
+      <w:r>
+        <w:rPr>
+          <w:b/>
+          <w:bCs/>
+          <w:color w:val="000000" w:themeColor="text1"/>
+          <w:szCs w:val="22"/>
+        </w:rPr>
+        <w:t>H</w:t>
+      </w:r>
+      <w:r>
+        <w:rPr>
+          <w:b/>
+          <w:bCs/>
+          <w:color w:val="000000" w:themeColor="text1"/>
+          <w:szCs w:val="22"/>
+        </w:rPr>
+        <w:t>eader files</w:t>
+      </w:r>
+      <w:r>
+        <w:rPr>
+          <w:b/>
+          <w:bCs/>
+          <w:color w:val="000000" w:themeColor="text1"/>
+          <w:szCs w:val="22"/>
+        </w:rPr>
+        <w:t xml:space="preserve"> in .c</w:t>
+      </w:r>
+      <w:r>
+        <w:rPr>
+          <w:b/>
+          <w:bCs/>
+          <w:color w:val="000000" w:themeColor="text1"/>
+          <w:szCs w:val="22"/>
+        </w:rPr>
+        <w:t xml:space="preserve">: </w:t>
+      </w:r>
+      <w:r>
+        <w:rPr>
+          <w:color w:val="000000" w:themeColor="text1"/>
+          <w:szCs w:val="22"/>
+        </w:rPr>
+        <w:t>“</w:t>
+      </w:r>
+      <w:r>
+        <w:rPr>
+          <w:color w:val="000000" w:themeColor="text1"/>
+          <w:sz w:val="20"/>
+        </w:rPr>
+        <w:t>CheckingWordAndGCodeCommands.h”, “SettingUp.h”, “main.h”</w:t>
+      </w:r>
+      <w:r>
+        <w:rPr>
+          <w:color w:val="000000" w:themeColor="text1"/>
+          <w:sz w:val="20"/>
+        </w:rPr>
+        <w:t>, “serial.h”, “rs232.h”</w:t>
+      </w:r>
+    </w:p>
+    <w:p>
+      <w:pPr>
+        <w:rPr>
+          <w:b/>
+          <w:bCs/>
+          <w:color w:val="000000" w:themeColor="text1"/>
+          <w:szCs w:val="22"/>
+        </w:rPr>
+      </w:pPr>
+      <w:r>
+        <w:rPr>
+          <w:b/>
+          <w:bCs/>
+          <w:color w:val="000000" w:themeColor="text1"/>
+          <w:szCs w:val="22"/>
+        </w:rPr>
+        <w:t>Functions</w:t>
+      </w:r>
+      <w:r>
+        <w:rPr>
+          <w:b/>
+          <w:bCs/>
+          <w:color w:val="000000" w:themeColor="text1"/>
+          <w:szCs w:val="22"/>
+        </w:rPr>
+        <w:t xml:space="preserve"> included:</w:t>
+      </w:r>
+    </w:p>
+    <w:p>
+      <w:pPr>
+        <w:rPr>
+          <w:color w:val="000000" w:themeColor="text1"/>
+          <w:sz w:val="20"/>
+        </w:rPr>
+      </w:pPr>
+      <w:r>
+        <w:rPr>
+          <w:color w:val="000000" w:themeColor="text1"/>
+          <w:sz w:val="20"/>
+        </w:rPr>
+        <w:t>main()</w:t>
+      </w:r>
+      <w:r>
+        <w:rPr>
+          <w:color w:val="000000" w:themeColor="text1"/>
+          <w:sz w:val="20"/>
+        </w:rPr>
+        <w:t xml:space="preserve"> </w:t>
+      </w:r>
+      <w:r>
+        <w:rPr>
+          <w:color w:val="000000" w:themeColor="text1"/>
+          <w:sz w:val="20"/>
+        </w:rPr>
+        <w:t xml:space="preserve">– Runs </w:t>
+      </w:r>
+    </w:p>
+    <w:p>
+      <w:pPr>
+        <w:rPr>
+          <w:b/>
+          <w:bCs/>
+          <w:color w:val="000000" w:themeColor="text1"/>
+          <w:sz w:val="20"/>
+        </w:rPr>
+      </w:pPr>
+      <w:r>
+        <w:rPr>
+          <w:color w:val="000000" w:themeColor="text1"/>
+          <w:sz w:val="20"/>
+        </w:rPr>
+        <w:t>SendCommands</w:t>
+      </w:r>
+      <w:r>
+        <w:rPr>
+          <w:color w:val="000000" w:themeColor="text1"/>
+          <w:sz w:val="20"/>
+        </w:rPr>
+        <w:t>()</w:t>
+      </w:r>
+      <w:r>
+        <w:rPr>
+          <w:color w:val="000000" w:themeColor="text1"/>
+          <w:sz w:val="20"/>
+        </w:rPr>
+        <w:t xml:space="preserve"> -</w:t>
+      </w:r>
+    </w:p>
+    <w:p>
+      <w:pPr>
+        <w:rPr>
+          <w:b/>
+          <w:bCs/>
+          <w:color w:val="000000" w:themeColor="text1"/>
+          <w:sz w:val="20"/>
+        </w:rPr>
+      </w:pPr>
+    </w:p>
+    <w:p>
+      <w:pPr>
+        <w:rPr>
+          <w:b/>
+          <w:bCs/>
+          <w:color w:val="000000" w:themeColor="text1"/>
+          <w:sz w:val="20"/>
+        </w:rPr>
+      </w:pPr>
+      <w:r>
+        <w:rPr>
+          <w:b/>
+          <w:bCs/>
+          <w:color w:val="000000" w:themeColor="text1"/>
+          <w:sz w:val="20"/>
+        </w:rPr>
+        <w:t>Global Variables:</w:t>
+      </w:r>
+    </w:p>
+    <w:p>
+      <w:pPr>
+        <w:rPr>
+          <w:b/>
+          <w:bCs/>
+          <w:color w:val="000000" w:themeColor="text1"/>
+          <w:sz w:val="20"/>
+        </w:rPr>
+      </w:pPr>
+    </w:p>
+    <w:p>
+      <w:pPr>
+        <w:rPr>
+          <w:b/>
+          <w:bCs/>
+          <w:color w:val="000000" w:themeColor="text1"/>
+          <w:sz w:val="20"/>
+        </w:rPr>
+      </w:pPr>
+      <w:r>
+        <w:rPr>
+          <w:b/>
+          <w:bCs/>
+          <w:color w:val="000000" w:themeColor="text1"/>
+          <w:szCs w:val="22"/>
+        </w:rPr>
+        <w:t xml:space="preserve">SampleLines.txt: </w:t>
+      </w:r>
+      <w:r>
+        <w:rPr>
+          <w:color w:val="000000" w:themeColor="text1"/>
+          <w:sz w:val="20"/>
+        </w:rPr>
+        <w:t xml:space="preserve">Text file that contains the sentence(s) that the user wants </w:t>
+      </w:r>
+      <w:r>
+        <w:rPr>
+          <w:color w:val="000000" w:themeColor="text1"/>
+          <w:sz w:val="20"/>
+        </w:rPr>
+        <w:t>the robot to draw on the page</w:t>
+      </w:r>
+    </w:p>
+    <w:p>
+      <w:pPr>
+        <w:rPr>
+          <w:b/>
+          <w:bCs/>
+          <w:color w:val="000000" w:themeColor="text1"/>
+          <w:sz w:val="20"/>
+        </w:rPr>
+      </w:pPr>
       <w:proofErr w:type="spellStart"/>
       <w:r>
         <w:rPr>
           <w:b/>
           <w:bCs/>
+          <w:color w:val="000000" w:themeColor="text1"/>
+          <w:szCs w:val="22"/>
+        </w:rPr>
+        <w:t>SingleStrokeFont</w:t>
+      </w:r>
+      <w:proofErr w:type="spellEnd"/>
+      <w:r>
+        <w:rPr>
+          <w:b/>
+          <w:bCs/>
+          <w:color w:val="000000" w:themeColor="text1"/>
+          <w:szCs w:val="22"/>
+        </w:rPr>
+        <w:t xml:space="preserve">: </w:t>
+      </w:r>
+      <w:r>
+        <w:rPr>
+          <w:color w:val="000000" w:themeColor="text1"/>
+          <w:sz w:val="20"/>
+        </w:rPr>
+        <w:t>Text file that contains all the stroke data for each of the 128 ascii characters</w:t>
+      </w:r>
+    </w:p>
+    <w:p>
+      <w:pPr>
+        <w:rPr>
+          <w:b/>
+          <w:bCs/>
           <w:color w:val="004F88"/>
-          <w:sz w:val="20"/>
-        </w:rPr>
-        <w:t>RobotCodingFile</w:t>
-      </w:r>
-      <w:proofErr w:type="spellEnd"/>
-      <w:r>
+        </w:rPr>
+      </w:pPr>
+    </w:p>
+    <w:p>
+      <w:pPr>
         <w:rPr>
           <w:b/>
           <w:bCs/>
           <w:color w:val="004F88"/>
-          <w:sz w:val="20"/>
-        </w:rPr>
-        <w:t>:</w:t>
-      </w:r>
-    </w:p>
-    <w:p>
-      <w:pPr>
-        <w:rPr>
-          <w:color w:val="000000" w:themeColor="text1"/>
-          <w:sz w:val="20"/>
-        </w:rPr>
-      </w:pPr>
-      <w:proofErr w:type="spellStart"/>
-      <w:r>
-        <w:rPr>
-          <w:b/>
-          <w:bCs/>
-          <w:color w:val="000000" w:themeColor="text1"/>
-          <w:sz w:val="20"/>
-        </w:rPr>
-        <w:t>IntialCodeForDrawingRobot.c</w:t>
-      </w:r>
-      <w:proofErr w:type="spellEnd"/>
-      <w:r>
-        <w:rPr>
-          <w:b/>
-          <w:bCs/>
-          <w:color w:val="000000" w:themeColor="text1"/>
-          <w:sz w:val="20"/>
-        </w:rPr>
-        <w:t xml:space="preserve">: </w:t>
-      </w:r>
-      <w:r>
-        <w:rPr>
-          <w:color w:val="000000" w:themeColor="text1"/>
-          <w:sz w:val="20"/>
-        </w:rPr>
-        <w:t>Contains my first code for the project and this is where I developed most of my functions. The other files below contain the refined and corrected code.</w:t>
-      </w:r>
-    </w:p>
-    <w:p>
-      <w:pPr>
-        <w:rPr>
-          <w:color w:val="000000" w:themeColor="text1"/>
-          <w:sz w:val="20"/>
-        </w:rPr>
-      </w:pPr>
-    </w:p>
-    <w:p>
-      <w:pPr>
-        <w:rPr>
-          <w:b/>
-          <w:bCs/>
-          <w:color w:val="004F88"/>
-          <w:sz w:val="20"/>
-        </w:rPr>
-      </w:pPr>
-      <w:r>
-        <w:rPr>
-          <w:b/>
-          <w:bCs/>
-          <w:color w:val="004F88"/>
-          <w:sz w:val="20"/>
-        </w:rPr>
-        <w:t>RW25</w:t>
-      </w:r>
-      <w:r>
-        <w:rPr>
-          <w:b/>
-          <w:bCs/>
-          <w:color w:val="004F88"/>
-          <w:sz w:val="20"/>
-        </w:rPr>
-        <w:t>CompletedCodeAndSystemManual</w:t>
-      </w:r>
-      <w:r>
-        <w:rPr>
-          <w:b/>
-          <w:bCs/>
-          <w:color w:val="004F88"/>
-          <w:sz w:val="20"/>
-        </w:rPr>
-        <w:t xml:space="preserve"> &gt; Robot</w:t>
-      </w:r>
-      <w:r>
-        <w:rPr>
-          <w:b/>
-          <w:bCs/>
-          <w:color w:val="004F88"/>
-          <w:sz w:val="20"/>
-        </w:rPr>
-        <w:t xml:space="preserve">Writer2025 &gt; </w:t>
-      </w:r>
-      <w:r>
-        <w:rPr>
-          <w:b/>
-          <w:bCs/>
-          <w:color w:val="004F88"/>
-          <w:sz w:val="20"/>
-        </w:rPr>
-        <w:t>RobotWriter2025</w:t>
-      </w:r>
-      <w:r>
-        <w:rPr>
-          <w:b/>
-          <w:bCs/>
-          <w:color w:val="004F88"/>
-          <w:sz w:val="20"/>
-        </w:rPr>
-        <w:t>FinalCode</w:t>
-      </w:r>
-      <w:r>
-        <w:rPr>
-          <w:b/>
-          <w:bCs/>
-          <w:color w:val="004F88"/>
-          <w:sz w:val="20"/>
-        </w:rPr>
-        <w:t>:</w:t>
-      </w:r>
-    </w:p>
-    <w:p>
-      <w:pPr>
-        <w:rPr>
-          <w:b/>
-          <w:bCs/>
-          <w:color w:val="000000" w:themeColor="text1"/>
-          <w:sz w:val="20"/>
-        </w:rPr>
-      </w:pPr>
-      <w:proofErr w:type="spellStart"/>
-      <w:r>
-        <w:rPr>
-          <w:b/>
-          <w:bCs/>
-          <w:color w:val="000000" w:themeColor="text1"/>
-          <w:sz w:val="20"/>
-        </w:rPr>
-        <w:t>CheckingWordAndGCodeCommands</w:t>
-      </w:r>
-      <w:r>
-        <w:rPr>
-          <w:b/>
-          <w:bCs/>
-          <w:color w:val="000000" w:themeColor="text1"/>
-          <w:sz w:val="20"/>
-        </w:rPr>
-        <w:t>.c</w:t>
-      </w:r>
-      <w:proofErr w:type="spellEnd"/>
-      <w:r>
-        <w:rPr>
-          <w:b/>
-          <w:bCs/>
-          <w:color w:val="000000" w:themeColor="text1"/>
-          <w:sz w:val="20"/>
-        </w:rPr>
-        <w:t>:</w:t>
-      </w:r>
-      <w:r>
-        <w:rPr>
-          <w:color w:val="000000" w:themeColor="text1"/>
-          <w:sz w:val="20"/>
-        </w:rPr>
-        <w:t xml:space="preserve"> At the top of this file it contains the definitions for all my global variables </w:t>
-      </w:r>
-    </w:p>
-    <w:p>
-      <w:pPr>
-        <w:rPr>
-          <w:b/>
-          <w:bCs/>
-          <w:color w:val="000000" w:themeColor="text1"/>
-          <w:sz w:val="20"/>
-        </w:rPr>
-      </w:pPr>
-      <w:proofErr w:type="spellStart"/>
-      <w:r>
-        <w:rPr>
-          <w:b/>
-          <w:bCs/>
-          <w:color w:val="000000" w:themeColor="text1"/>
-          <w:sz w:val="20"/>
-        </w:rPr>
-        <w:t>CheckingWordAndGCodeCommands.</w:t>
-      </w:r>
-      <w:r>
-        <w:rPr>
-          <w:b/>
-          <w:bCs/>
-          <w:color w:val="000000" w:themeColor="text1"/>
-          <w:sz w:val="20"/>
-        </w:rPr>
-        <w:t>h</w:t>
-      </w:r>
-      <w:proofErr w:type="spellEnd"/>
-      <w:r>
-        <w:rPr>
-          <w:b/>
-          <w:bCs/>
-          <w:color w:val="000000" w:themeColor="text1"/>
-          <w:sz w:val="20"/>
-        </w:rPr>
-        <w:t>:</w:t>
-      </w:r>
-    </w:p>
-    <w:p>
-      <w:pPr>
-        <w:rPr>
-          <w:b/>
-          <w:bCs/>
-          <w:color w:val="000000" w:themeColor="text1"/>
-          <w:sz w:val="20"/>
-        </w:rPr>
-      </w:pPr>
-      <w:proofErr w:type="spellStart"/>
-      <w:r>
-        <w:rPr>
-          <w:b/>
-          <w:bCs/>
-          <w:color w:val="000000" w:themeColor="text1"/>
-          <w:sz w:val="20"/>
-        </w:rPr>
-        <w:t>LoadingDaraStructs.c</w:t>
-      </w:r>
-      <w:proofErr w:type="spellEnd"/>
-      <w:r>
-        <w:rPr>
-          <w:b/>
-          <w:bCs/>
-          <w:color w:val="000000" w:themeColor="text1"/>
-          <w:sz w:val="20"/>
-        </w:rPr>
-        <w:t>:</w:t>
-      </w:r>
-    </w:p>
-    <w:p>
-      <w:pPr>
-        <w:rPr>
-          <w:b/>
-          <w:bCs/>
-          <w:color w:val="000000" w:themeColor="text1"/>
-          <w:sz w:val="20"/>
-        </w:rPr>
-      </w:pPr>
-      <w:proofErr w:type="spellStart"/>
-      <w:r>
-        <w:rPr>
-          <w:b/>
-          <w:bCs/>
-          <w:color w:val="000000" w:themeColor="text1"/>
-          <w:sz w:val="20"/>
-        </w:rPr>
-        <w:t>LoadingDaraStructs.c</w:t>
-      </w:r>
-      <w:proofErr w:type="spellEnd"/>
-      <w:r>
-        <w:rPr>
-          <w:b/>
-          <w:bCs/>
-          <w:color w:val="000000" w:themeColor="text1"/>
-          <w:sz w:val="20"/>
-        </w:rPr>
-        <w:t>:</w:t>
-      </w:r>
-    </w:p>
-    <w:p>
-      <w:pPr>
-        <w:rPr>
-          <w:b/>
-          <w:bCs/>
-          <w:color w:val="000000" w:themeColor="text1"/>
-          <w:sz w:val="20"/>
-        </w:rPr>
-      </w:pPr>
-      <w:proofErr w:type="spellStart"/>
-      <w:r>
-        <w:rPr>
-          <w:b/>
-          <w:bCs/>
-          <w:color w:val="000000" w:themeColor="text1"/>
-          <w:sz w:val="20"/>
-        </w:rPr>
-        <w:t>main.c</w:t>
-      </w:r>
-      <w:proofErr w:type="spellEnd"/>
-      <w:r>
-        <w:rPr>
-          <w:b/>
-          <w:bCs/>
-          <w:color w:val="000000" w:themeColor="text1"/>
-          <w:sz w:val="20"/>
-        </w:rPr>
-        <w:t>:</w:t>
-      </w:r>
-    </w:p>
-    <w:p>
-      <w:pPr>
-        <w:rPr>
-          <w:b/>
-          <w:bCs/>
-          <w:color w:val="000000" w:themeColor="text1"/>
-          <w:sz w:val="20"/>
-        </w:rPr>
-      </w:pPr>
-      <w:proofErr w:type="spellStart"/>
-      <w:r>
-        <w:rPr>
-          <w:b/>
-          <w:bCs/>
-          <w:color w:val="000000" w:themeColor="text1"/>
-          <w:sz w:val="20"/>
-        </w:rPr>
-        <w:t>main.h</w:t>
-      </w:r>
-      <w:proofErr w:type="spellEnd"/>
-      <w:r>
-        <w:rPr>
-          <w:b/>
-          <w:bCs/>
-          <w:color w:val="000000" w:themeColor="text1"/>
-          <w:sz w:val="20"/>
-        </w:rPr>
-        <w:t>:</w:t>
-      </w:r>
-    </w:p>
-    <w:p>
-      <w:pPr>
-        <w:rPr>
-          <w:b/>
-          <w:bCs/>
-          <w:color w:val="000000" w:themeColor="text1"/>
-          <w:sz w:val="20"/>
-        </w:rPr>
-      </w:pPr>
-      <w:r>
-        <w:rPr>
-          <w:b/>
-          <w:bCs/>
-          <w:color w:val="000000" w:themeColor="text1"/>
-          <w:sz w:val="20"/>
-        </w:rPr>
-        <w:t>SampleLines.txt</w:t>
-      </w:r>
-      <w:r>
-        <w:rPr>
-          <w:b/>
-          <w:bCs/>
-          <w:color w:val="000000" w:themeColor="text1"/>
-          <w:sz w:val="20"/>
-        </w:rPr>
-        <w:t xml:space="preserve">: </w:t>
-      </w:r>
-      <w:r>
-        <w:rPr>
-          <w:color w:val="000000" w:themeColor="text1"/>
-          <w:sz w:val="20"/>
-        </w:rPr>
-        <w:t>Text file that contains the sentence(s) that the user wants to draw</w:t>
-      </w:r>
-    </w:p>
-    <w:p>
-      <w:pPr>
-        <w:rPr>
-          <w:b/>
-          <w:bCs/>
-          <w:color w:val="000000" w:themeColor="text1"/>
-          <w:sz w:val="20"/>
-        </w:rPr>
-      </w:pPr>
-      <w:proofErr w:type="spellStart"/>
-      <w:r>
-        <w:rPr>
-          <w:b/>
-          <w:bCs/>
-          <w:color w:val="000000" w:themeColor="text1"/>
-          <w:sz w:val="20"/>
-        </w:rPr>
-        <w:t>SingleStrokeFont</w:t>
-      </w:r>
-      <w:proofErr w:type="spellEnd"/>
-      <w:r>
-        <w:rPr>
-          <w:b/>
-          <w:bCs/>
-          <w:color w:val="000000" w:themeColor="text1"/>
-          <w:sz w:val="20"/>
-        </w:rPr>
-        <w:t>:</w:t>
-      </w:r>
-      <w:r>
-        <w:rPr>
-          <w:b/>
-          <w:bCs/>
-          <w:color w:val="000000" w:themeColor="text1"/>
-          <w:sz w:val="20"/>
-        </w:rPr>
-        <w:t xml:space="preserve"> </w:t>
-      </w:r>
-      <w:r>
-        <w:rPr>
-          <w:color w:val="000000" w:themeColor="text1"/>
-          <w:sz w:val="20"/>
-        </w:rPr>
-        <w:t>Text file that contains all the stroke data for each of the 128 ascii characters</w:t>
-      </w:r>
-    </w:p>
-    <w:p>
-      <w:pPr>
-        <w:rPr>
-          <w:b/>
-          <w:bCs/>
-          <w:color w:val="004F88"/>
-        </w:rPr>
-      </w:pPr>
-    </w:p>
-    <w:p>
-      <w:pPr>
-        <w:rPr>
-          <w:b/>
-          <w:bCs/>
-          <w:color w:val="004F88"/>
-        </w:rPr>
-      </w:pPr>
-    </w:p>
-    <w:p>
-      <w:pPr>
-        <w:rPr>
-          <w:color w:val="000000" w:themeColor="text1"/>
-        </w:rPr>
-      </w:pPr>
-    </w:p>
-    <w:p/>
-    <w:p>
-      <w:r>
-        <w:t>(.h and .c)</w:t>
-      </w:r>
-    </w:p>
-    <w:p>
-      <w:r>
-        <w:t xml:space="preserve">(Explain about the </w:t>
-      </w:r>
-      <w:proofErr w:type="spellStart"/>
-      <w:r>
-        <w:t>defintions</w:t>
-      </w:r>
-      <w:proofErr w:type="spellEnd"/>
-      <w:r>
-        <w:t xml:space="preserve"> in each .h file and why it’s</w:t>
-      </w:r>
+        </w:rPr>
+      </w:pPr>
+    </w:p>
+    <w:p>
+      <w:pPr>
+        <w:rPr>
+          <w:color w:val="000000" w:themeColor="text1"/>
+        </w:rPr>
+      </w:pPr>
     </w:p>
     <w:p/>
     <w:p/>
@@ -1672,14 +2432,6 @@
     <w:p/>
     <w:p/>
     <w:p/>
-    <w:p/>
-    <w:p/>
-    <w:p/>
-    <w:p/>
-    <w:p/>
-    <w:p/>
-    <w:p/>
-    <w:p/>
     <w:p>
       <w:pPr>
         <w:pStyle w:val="Heading1"/>
@@ -1695,7 +2447,6 @@
           <w:bCs/>
           <w:u w:val="single"/>
         </w:rPr>
-        <w:lastRenderedPageBreak/>
         <w:t>Key Data Items</w:t>
       </w:r>
     </w:p>
@@ -1707,8 +2458,8 @@
       </w:tblPr>
       <w:tblGrid>
         <w:gridCol w:w="1980"/>
-        <w:gridCol w:w="2268"/>
-        <w:gridCol w:w="5528"/>
+        <w:gridCol w:w="1417"/>
+        <w:gridCol w:w="6379"/>
       </w:tblGrid>
       <w:tr>
         <w:tc>
@@ -1738,7 +2489,7 @@
         </w:tc>
         <w:tc>
           <w:tcPr>
-            <w:tcW w:w="2268" w:type="dxa"/>
+            <w:tcW w:w="1417" w:type="dxa"/>
           </w:tcPr>
           <w:p>
             <w:pPr>
@@ -1763,7 +2514,7 @@
         </w:tc>
         <w:tc>
           <w:tcPr>
-            <w:tcW w:w="5528" w:type="dxa"/>
+            <w:tcW w:w="6379" w:type="dxa"/>
           </w:tcPr>
           <w:p>
             <w:pPr>
@@ -1818,7 +2569,7 @@
         </w:tc>
         <w:tc>
           <w:tcPr>
-            <w:tcW w:w="2268" w:type="dxa"/>
+            <w:tcW w:w="1417" w:type="dxa"/>
           </w:tcPr>
           <w:p>
             <w:pPr>
@@ -1837,7 +2588,7 @@
         </w:tc>
         <w:tc>
           <w:tcPr>
-            <w:tcW w:w="5528" w:type="dxa"/>
+            <w:tcW w:w="6379" w:type="dxa"/>
           </w:tcPr>
           <w:p>
             <w:pPr>
@@ -1883,7 +2634,7 @@
         </w:tc>
         <w:tc>
           <w:tcPr>
-            <w:tcW w:w="2268" w:type="dxa"/>
+            <w:tcW w:w="1417" w:type="dxa"/>
           </w:tcPr>
           <w:p>
             <w:pPr>
@@ -1902,7 +2653,7 @@
         </w:tc>
         <w:tc>
           <w:tcPr>
-            <w:tcW w:w="5528" w:type="dxa"/>
+            <w:tcW w:w="6379" w:type="dxa"/>
           </w:tcPr>
           <w:p>
             <w:pPr>
@@ -1956,7 +2707,21 @@
               <w:rPr>
                 <w:sz w:val="20"/>
               </w:rPr>
-              <w:t>and we therefore don’t want to reset the i value in the outer loop</w:t>
+              <w:t xml:space="preserve">and we therefore don’t want to reset the </w:t>
+            </w:r>
+            <w:proofErr w:type="spellStart"/>
+            <w:r>
+              <w:rPr>
+                <w:sz w:val="20"/>
+              </w:rPr>
+              <w:t>i</w:t>
+            </w:r>
+            <w:proofErr w:type="spellEnd"/>
+            <w:r>
+              <w:rPr>
+                <w:sz w:val="20"/>
+              </w:rPr>
+              <w:t xml:space="preserve"> value in the outer loop</w:t>
             </w:r>
           </w:p>
         </w:tc>
@@ -2002,7 +2767,7 @@
         </w:tc>
         <w:tc>
           <w:tcPr>
-            <w:tcW w:w="2268" w:type="dxa"/>
+            <w:tcW w:w="1417" w:type="dxa"/>
           </w:tcPr>
           <w:p>
             <w:pPr>
@@ -2021,7 +2786,7 @@
         </w:tc>
         <w:tc>
           <w:tcPr>
-            <w:tcW w:w="5528" w:type="dxa"/>
+            <w:tcW w:w="6379" w:type="dxa"/>
           </w:tcPr>
           <w:p>
             <w:pPr>
@@ -2079,7 +2844,7 @@
         </w:tc>
         <w:tc>
           <w:tcPr>
-            <w:tcW w:w="2268" w:type="dxa"/>
+            <w:tcW w:w="1417" w:type="dxa"/>
           </w:tcPr>
           <w:p>
             <w:pPr>
@@ -2098,7 +2863,7 @@
         </w:tc>
         <w:tc>
           <w:tcPr>
-            <w:tcW w:w="5528" w:type="dxa"/>
+            <w:tcW w:w="6379" w:type="dxa"/>
           </w:tcPr>
           <w:p>
             <w:pPr>
@@ -2132,28 +2897,38 @@
                 <w:sz w:val="20"/>
               </w:rPr>
             </w:pPr>
-            <w:r>
-              <w:rPr>
-                <w:b/>
-                <w:bCs/>
-                <w:sz w:val="20"/>
-              </w:rPr>
-              <w:t>MyBuffer[256]</w:t>
-            </w:r>
-          </w:p>
-          <w:p>
-            <w:pPr>
-              <w:rPr>
-                <w:b/>
-                <w:bCs/>
-                <w:sz w:val="20"/>
-              </w:rPr>
-            </w:pPr>
-          </w:p>
-        </w:tc>
-        <w:tc>
-          <w:tcPr>
-            <w:tcW w:w="2268" w:type="dxa"/>
+            <w:proofErr w:type="spellStart"/>
+            <w:r>
+              <w:rPr>
+                <w:b/>
+                <w:bCs/>
+                <w:sz w:val="20"/>
+              </w:rPr>
+              <w:t>MyBuffer</w:t>
+            </w:r>
+            <w:proofErr w:type="spellEnd"/>
+            <w:r>
+              <w:rPr>
+                <w:b/>
+                <w:bCs/>
+                <w:sz w:val="20"/>
+              </w:rPr>
+              <w:t>[256]</w:t>
+            </w:r>
+          </w:p>
+          <w:p>
+            <w:pPr>
+              <w:rPr>
+                <w:b/>
+                <w:bCs/>
+                <w:sz w:val="20"/>
+              </w:rPr>
+            </w:pPr>
+          </w:p>
+        </w:tc>
+        <w:tc>
+          <w:tcPr>
+            <w:tcW w:w="1417" w:type="dxa"/>
           </w:tcPr>
           <w:p>
             <w:pPr>
@@ -2166,7 +2941,7 @@
               <w:rPr>
                 <w:sz w:val="20"/>
               </w:rPr>
-              <w:t xml:space="preserve">Array (Buffer) of </w:t>
+              <w:t xml:space="preserve">Buffer of </w:t>
             </w:r>
             <w:r>
               <w:rPr>
@@ -2184,19 +2959,45 @@
         </w:tc>
         <w:tc>
           <w:tcPr>
-            <w:tcW w:w="5528" w:type="dxa"/>
-          </w:tcPr>
-          <w:p>
-            <w:pPr>
-              <w:rPr>
-                <w:sz w:val="20"/>
-              </w:rPr>
-            </w:pPr>
-            <w:r>
-              <w:rPr>
-                <w:sz w:val="20"/>
-              </w:rPr>
-              <w:t>A buffer used as temporal storage to store each line in “SingleStrokeFont.txt” and input it into FontArray. Also used after to temporal store each GCode line to send to the robot.</w:t>
+            <w:tcW w:w="6379" w:type="dxa"/>
+          </w:tcPr>
+          <w:p>
+            <w:pPr>
+              <w:rPr>
+                <w:sz w:val="20"/>
+              </w:rPr>
+            </w:pPr>
+            <w:r>
+              <w:rPr>
+                <w:sz w:val="20"/>
+              </w:rPr>
+              <w:t xml:space="preserve">A buffer used as temporal storage to store each line in “SingleStrokeFont.txt” and input it into </w:t>
+            </w:r>
+            <w:proofErr w:type="spellStart"/>
+            <w:r>
+              <w:rPr>
+                <w:sz w:val="20"/>
+              </w:rPr>
+              <w:t>FontArray</w:t>
+            </w:r>
+            <w:proofErr w:type="spellEnd"/>
+            <w:r>
+              <w:rPr>
+                <w:sz w:val="20"/>
+              </w:rPr>
+              <w:t>. Also used after to temporal store each G</w:t>
+            </w:r>
+            <w:r>
+              <w:rPr>
+                <w:sz w:val="20"/>
+              </w:rPr>
+              <w:t>-</w:t>
+            </w:r>
+            <w:r>
+              <w:rPr>
+                <w:sz w:val="20"/>
+              </w:rPr>
+              <w:t>Code line to send to the robot.</w:t>
             </w:r>
           </w:p>
         </w:tc>
@@ -2232,7 +3033,7 @@
         </w:tc>
         <w:tc>
           <w:tcPr>
-            <w:tcW w:w="2268" w:type="dxa"/>
+            <w:tcW w:w="1417" w:type="dxa"/>
           </w:tcPr>
           <w:p>
             <w:pPr>
@@ -2251,7 +3052,7 @@
         </w:tc>
         <w:tc>
           <w:tcPr>
-            <w:tcW w:w="5528" w:type="dxa"/>
+            <w:tcW w:w="6379" w:type="dxa"/>
           </w:tcPr>
           <w:p>
             <w:pPr>
@@ -2285,7 +3086,6 @@
                 <w:sz w:val="20"/>
               </w:rPr>
             </w:pPr>
-            <w:proofErr w:type="spellStart"/>
             <w:r>
               <w:rPr>
                 <w:b/>
@@ -2294,12 +3094,11 @@
               </w:rPr>
               <w:t>Font_Size_Fraction</w:t>
             </w:r>
-            <w:proofErr w:type="spellEnd"/>
-          </w:p>
-        </w:tc>
-        <w:tc>
-          <w:tcPr>
-            <w:tcW w:w="2268" w:type="dxa"/>
+          </w:p>
+        </w:tc>
+        <w:tc>
+          <w:tcPr>
+            <w:tcW w:w="1417" w:type="dxa"/>
           </w:tcPr>
           <w:p>
             <w:pPr>
@@ -2318,7 +3117,7 @@
         </w:tc>
         <w:tc>
           <w:tcPr>
-            <w:tcW w:w="5528" w:type="dxa"/>
+            <w:tcW w:w="6379" w:type="dxa"/>
           </w:tcPr>
           <w:p>
             <w:pPr>
@@ -2376,7 +3175,7 @@
         </w:tc>
         <w:tc>
           <w:tcPr>
-            <w:tcW w:w="2268" w:type="dxa"/>
+            <w:tcW w:w="1417" w:type="dxa"/>
           </w:tcPr>
           <w:p>
             <w:pPr>
@@ -2395,7 +3194,7 @@
         </w:tc>
         <w:tc>
           <w:tcPr>
-            <w:tcW w:w="5528" w:type="dxa"/>
+            <w:tcW w:w="6379" w:type="dxa"/>
           </w:tcPr>
           <w:p>
             <w:pPr>
@@ -2450,7 +3249,7 @@
         </w:tc>
         <w:tc>
           <w:tcPr>
-            <w:tcW w:w="2268" w:type="dxa"/>
+            <w:tcW w:w="1417" w:type="dxa"/>
           </w:tcPr>
           <w:p>
             <w:pPr>
@@ -2475,14 +3274,26 @@
         </w:tc>
         <w:tc>
           <w:tcPr>
-            <w:tcW w:w="5528" w:type="dxa"/>
-          </w:tcPr>
-          <w:p>
-            <w:pPr>
-              <w:rPr>
-                <w:sz w:val="20"/>
-              </w:rPr>
-            </w:pPr>
+            <w:tcW w:w="6379" w:type="dxa"/>
+          </w:tcPr>
+          <w:p>
+            <w:pPr>
+              <w:rPr>
+                <w:sz w:val="20"/>
+              </w:rPr>
+            </w:pPr>
+            <w:r>
+              <w:rPr>
+                <w:sz w:val="20"/>
+              </w:rPr>
+              <w:t>This stores the next scanned character in the word and is used to determine whether the sentence has ended, there is a new line, the word has ended or</w:t>
+            </w:r>
+            <w:r>
+              <w:rPr>
+                <w:sz w:val="20"/>
+              </w:rPr>
+              <w:t xml:space="preserve"> the word still has more letters</w:t>
+            </w:r>
           </w:p>
         </w:tc>
       </w:tr>
@@ -2525,7 +3336,7 @@
         </w:tc>
         <w:tc>
           <w:tcPr>
-            <w:tcW w:w="2268" w:type="dxa"/>
+            <w:tcW w:w="1417" w:type="dxa"/>
           </w:tcPr>
           <w:p>
             <w:pPr>
@@ -2538,7 +3349,19 @@
               <w:rPr>
                 <w:sz w:val="20"/>
               </w:rPr>
-              <w:t xml:space="preserve">Array (Buffer) of </w:t>
+              <w:t>Buffer</w:t>
+            </w:r>
+            <w:r>
+              <w:rPr>
+                <w:sz w:val="20"/>
+              </w:rPr>
+              <w:t xml:space="preserve"> </w:t>
+            </w:r>
+            <w:r>
+              <w:rPr>
+                <w:sz w:val="20"/>
+              </w:rPr>
+              <w:t xml:space="preserve">of </w:t>
             </w:r>
             <w:r>
               <w:rPr>
@@ -2556,19 +3379,45 @@
         </w:tc>
         <w:tc>
           <w:tcPr>
-            <w:tcW w:w="5528" w:type="dxa"/>
-          </w:tcPr>
-          <w:p>
-            <w:pPr>
-              <w:rPr>
-                <w:sz w:val="20"/>
-              </w:rPr>
-            </w:pPr>
-            <w:r>
-              <w:rPr>
-                <w:sz w:val="20"/>
-              </w:rPr>
-              <w:t>A second buffer used as temporal storage to store each word of the input sentence so that the MyBuffer can store the GCode and not erase the word</w:t>
+            <w:tcW w:w="6379" w:type="dxa"/>
+          </w:tcPr>
+          <w:p>
+            <w:pPr>
+              <w:rPr>
+                <w:sz w:val="20"/>
+              </w:rPr>
+            </w:pPr>
+            <w:r>
+              <w:rPr>
+                <w:sz w:val="20"/>
+              </w:rPr>
+              <w:t xml:space="preserve">A second buffer used as temporal storage to store each word of the input sentence so that the </w:t>
+            </w:r>
+            <w:proofErr w:type="spellStart"/>
+            <w:r>
+              <w:rPr>
+                <w:sz w:val="20"/>
+              </w:rPr>
+              <w:t>MyBuffer</w:t>
+            </w:r>
+            <w:proofErr w:type="spellEnd"/>
+            <w:r>
+              <w:rPr>
+                <w:sz w:val="20"/>
+              </w:rPr>
+              <w:t xml:space="preserve"> can store the G</w:t>
+            </w:r>
+            <w:r>
+              <w:rPr>
+                <w:sz w:val="20"/>
+              </w:rPr>
+              <w:t>-</w:t>
+            </w:r>
+            <w:r>
+              <w:rPr>
+                <w:sz w:val="20"/>
+              </w:rPr>
+              <w:t>Code and not erase the word</w:t>
             </w:r>
           </w:p>
         </w:tc>
@@ -2614,7 +3463,7 @@
         </w:tc>
         <w:tc>
           <w:tcPr>
-            <w:tcW w:w="2268" w:type="dxa"/>
+            <w:tcW w:w="1417" w:type="dxa"/>
           </w:tcPr>
           <w:p>
             <w:pPr>
@@ -2633,7 +3482,7 @@
         </w:tc>
         <w:tc>
           <w:tcPr>
-            <w:tcW w:w="5528" w:type="dxa"/>
+            <w:tcW w:w="6379" w:type="dxa"/>
           </w:tcPr>
           <w:p>
             <w:pPr>
@@ -2691,7 +3540,7 @@
         </w:tc>
         <w:tc>
           <w:tcPr>
-            <w:tcW w:w="2268" w:type="dxa"/>
+            <w:tcW w:w="1417" w:type="dxa"/>
           </w:tcPr>
           <w:p>
             <w:pPr>
@@ -2710,7 +3559,7 @@
         </w:tc>
         <w:tc>
           <w:tcPr>
-            <w:tcW w:w="5528" w:type="dxa"/>
+            <w:tcW w:w="6379" w:type="dxa"/>
           </w:tcPr>
           <w:p>
             <w:pPr>
@@ -2768,7 +3617,7 @@
         </w:tc>
         <w:tc>
           <w:tcPr>
-            <w:tcW w:w="2268" w:type="dxa"/>
+            <w:tcW w:w="1417" w:type="dxa"/>
           </w:tcPr>
           <w:p>
             <w:pPr>
@@ -2787,7 +3636,7 @@
         </w:tc>
         <w:tc>
           <w:tcPr>
-            <w:tcW w:w="5528" w:type="dxa"/>
+            <w:tcW w:w="6379" w:type="dxa"/>
           </w:tcPr>
           <w:p>
             <w:pPr>
@@ -2851,7 +3700,7 @@
         </w:tc>
         <w:tc>
           <w:tcPr>
-            <w:tcW w:w="2268" w:type="dxa"/>
+            <w:tcW w:w="1417" w:type="dxa"/>
           </w:tcPr>
           <w:p>
             <w:pPr>
@@ -2870,7 +3719,7 @@
         </w:tc>
         <w:tc>
           <w:tcPr>
-            <w:tcW w:w="5528" w:type="dxa"/>
+            <w:tcW w:w="6379" w:type="dxa"/>
           </w:tcPr>
           <w:p>
             <w:pPr>
@@ -2916,7 +3765,7 @@
         </w:tc>
         <w:tc>
           <w:tcPr>
-            <w:tcW w:w="2268" w:type="dxa"/>
+            <w:tcW w:w="1417" w:type="dxa"/>
           </w:tcPr>
           <w:p>
             <w:pPr>
@@ -2935,7 +3784,7 @@
         </w:tc>
         <w:tc>
           <w:tcPr>
-            <w:tcW w:w="5528" w:type="dxa"/>
+            <w:tcW w:w="6379" w:type="dxa"/>
           </w:tcPr>
           <w:p>
             <w:pPr>
@@ -2981,7 +3830,7 @@
         </w:tc>
         <w:tc>
           <w:tcPr>
-            <w:tcW w:w="2268" w:type="dxa"/>
+            <w:tcW w:w="1417" w:type="dxa"/>
           </w:tcPr>
           <w:p>
             <w:pPr>
@@ -3000,7 +3849,7 @@
         </w:tc>
         <w:tc>
           <w:tcPr>
-            <w:tcW w:w="5528" w:type="dxa"/>
+            <w:tcW w:w="6379" w:type="dxa"/>
           </w:tcPr>
           <w:p>
             <w:pPr>
@@ -3058,7 +3907,7 @@
         </w:tc>
         <w:tc>
           <w:tcPr>
-            <w:tcW w:w="2268" w:type="dxa"/>
+            <w:tcW w:w="1417" w:type="dxa"/>
           </w:tcPr>
           <w:p>
             <w:pPr>
@@ -3077,7 +3926,7 @@
         </w:tc>
         <w:tc>
           <w:tcPr>
-            <w:tcW w:w="5528" w:type="dxa"/>
+            <w:tcW w:w="6379" w:type="dxa"/>
           </w:tcPr>
           <w:p>
             <w:pPr>
@@ -3129,7 +3978,7 @@
         </w:tc>
         <w:tc>
           <w:tcPr>
-            <w:tcW w:w="2268" w:type="dxa"/>
+            <w:tcW w:w="1417" w:type="dxa"/>
           </w:tcPr>
           <w:p>
             <w:pPr>
@@ -3148,7 +3997,7 @@
         </w:tc>
         <w:tc>
           <w:tcPr>
-            <w:tcW w:w="5528" w:type="dxa"/>
+            <w:tcW w:w="6379" w:type="dxa"/>
           </w:tcPr>
           <w:p>
             <w:pPr>
@@ -3206,7 +4055,7 @@
         </w:tc>
         <w:tc>
           <w:tcPr>
-            <w:tcW w:w="2268" w:type="dxa"/>
+            <w:tcW w:w="1417" w:type="dxa"/>
           </w:tcPr>
           <w:p>
             <w:pPr>
@@ -3225,7 +4074,7 @@
         </w:tc>
         <w:tc>
           <w:tcPr>
-            <w:tcW w:w="5528" w:type="dxa"/>
+            <w:tcW w:w="6379" w:type="dxa"/>
           </w:tcPr>
           <w:p>
             <w:pPr>
@@ -3281,7 +4130,7 @@
         </w:tc>
         <w:tc>
           <w:tcPr>
-            <w:tcW w:w="2268" w:type="dxa"/>
+            <w:tcW w:w="1417" w:type="dxa"/>
           </w:tcPr>
           <w:p>
             <w:pPr>
@@ -3294,7 +4143,7 @@
               <w:rPr>
                 <w:sz w:val="20"/>
               </w:rPr>
-              <w:t xml:space="preserve">Array (Buffer) of </w:t>
+              <w:t xml:space="preserve">Buffer of </w:t>
             </w:r>
             <w:r>
               <w:rPr>
@@ -3312,14 +4161,28 @@
         </w:tc>
         <w:tc>
           <w:tcPr>
-            <w:tcW w:w="5528" w:type="dxa"/>
-          </w:tcPr>
-          <w:p>
-            <w:pPr>
-              <w:rPr>
-                <w:sz w:val="20"/>
-              </w:rPr>
-            </w:pPr>
+            <w:tcW w:w="6379" w:type="dxa"/>
+          </w:tcPr>
+          <w:p>
+            <w:pPr>
+              <w:rPr>
+                <w:sz w:val="20"/>
+              </w:rPr>
+            </w:pPr>
+            <w:r>
+              <w:rPr>
+                <w:sz w:val="20"/>
+              </w:rPr>
+              <w:t xml:space="preserve">First used to store and then later used to scan, using a pointer, the stroke lines within </w:t>
+            </w:r>
+            <w:proofErr w:type="spellStart"/>
+            <w:r>
+              <w:rPr>
+                <w:sz w:val="20"/>
+              </w:rPr>
+              <w:t>FontArray</w:t>
+            </w:r>
+            <w:proofErr w:type="spellEnd"/>
           </w:p>
         </w:tc>
       </w:tr>
@@ -3372,7 +4235,7 @@
         </w:tc>
         <w:tc>
           <w:tcPr>
-            <w:tcW w:w="2268" w:type="dxa"/>
+            <w:tcW w:w="1417" w:type="dxa"/>
           </w:tcPr>
           <w:p>
             <w:pPr>
@@ -3391,7 +4254,7 @@
         </w:tc>
         <w:tc>
           <w:tcPr>
-            <w:tcW w:w="5528" w:type="dxa"/>
+            <w:tcW w:w="6379" w:type="dxa"/>
           </w:tcPr>
           <w:p>
             <w:pPr>
@@ -3449,7 +4312,7 @@
         </w:tc>
         <w:tc>
           <w:tcPr>
-            <w:tcW w:w="2268" w:type="dxa"/>
+            <w:tcW w:w="1417" w:type="dxa"/>
           </w:tcPr>
           <w:p>
             <w:pPr>
@@ -3468,7 +4331,7 @@
         </w:tc>
         <w:tc>
           <w:tcPr>
-            <w:tcW w:w="5528" w:type="dxa"/>
+            <w:tcW w:w="6379" w:type="dxa"/>
           </w:tcPr>
           <w:p>
             <w:pPr>
@@ -3509,6 +4372,7 @@
                 <w:bCs/>
                 <w:sz w:val="20"/>
               </w:rPr>
+              <w:lastRenderedPageBreak/>
               <w:t>ScannedValue</w:t>
             </w:r>
             <w:proofErr w:type="spellEnd"/>
@@ -3526,7 +4390,7 @@
         </w:tc>
         <w:tc>
           <w:tcPr>
-            <w:tcW w:w="2268" w:type="dxa"/>
+            <w:tcW w:w="1417" w:type="dxa"/>
           </w:tcPr>
           <w:p>
             <w:pPr>
@@ -3545,7 +4409,7 @@
         </w:tc>
         <w:tc>
           <w:tcPr>
-            <w:tcW w:w="5528" w:type="dxa"/>
+            <w:tcW w:w="6379" w:type="dxa"/>
           </w:tcPr>
           <w:p>
             <w:pPr>
@@ -3659,7 +4523,7 @@
         </w:tc>
         <w:tc>
           <w:tcPr>
-            <w:tcW w:w="2268" w:type="dxa"/>
+            <w:tcW w:w="1417" w:type="dxa"/>
           </w:tcPr>
           <w:p>
             <w:pPr>
@@ -3678,7 +4542,7 @@
         </w:tc>
         <w:tc>
           <w:tcPr>
-            <w:tcW w:w="5528" w:type="dxa"/>
+            <w:tcW w:w="6379" w:type="dxa"/>
           </w:tcPr>
           <w:p>
             <w:pPr>
@@ -3718,7 +4582,7 @@
         </w:tc>
         <w:tc>
           <w:tcPr>
-            <w:tcW w:w="2268" w:type="dxa"/>
+            <w:tcW w:w="1417" w:type="dxa"/>
           </w:tcPr>
           <w:p>
             <w:pPr>
@@ -3737,7 +4601,7 @@
         </w:tc>
         <w:tc>
           <w:tcPr>
-            <w:tcW w:w="5528" w:type="dxa"/>
+            <w:tcW w:w="6379" w:type="dxa"/>
           </w:tcPr>
           <w:p>
             <w:pPr>
@@ -3783,7 +4647,7 @@
         </w:tc>
         <w:tc>
           <w:tcPr>
-            <w:tcW w:w="2268" w:type="dxa"/>
+            <w:tcW w:w="1417" w:type="dxa"/>
           </w:tcPr>
           <w:p>
             <w:pPr>
@@ -3802,7 +4666,7 @@
         </w:tc>
         <w:tc>
           <w:tcPr>
-            <w:tcW w:w="5528" w:type="dxa"/>
+            <w:tcW w:w="6379" w:type="dxa"/>
           </w:tcPr>
           <w:p>
             <w:pPr>
@@ -3848,7 +4712,7 @@
         </w:tc>
         <w:tc>
           <w:tcPr>
-            <w:tcW w:w="2268" w:type="dxa"/>
+            <w:tcW w:w="1417" w:type="dxa"/>
           </w:tcPr>
           <w:p>
             <w:pPr>
@@ -3867,27 +4731,27 @@
         </w:tc>
         <w:tc>
           <w:tcPr>
-            <w:tcW w:w="5528" w:type="dxa"/>
-          </w:tcPr>
-          <w:p>
-            <w:pPr>
-              <w:rPr>
-                <w:sz w:val="20"/>
-              </w:rPr>
-            </w:pPr>
-            <w:r>
-              <w:rPr>
-                <w:color w:val="EE0000"/>
-                <w:sz w:val="20"/>
-              </w:rPr>
-              <w:t>An integer that  is 0 and becomes 1 when a</w:t>
-            </w:r>
-            <w:r>
-              <w:rPr>
-                <w:color w:val="EE0000"/>
-                <w:sz w:val="20"/>
-              </w:rPr>
-              <w:t xml:space="preserve"> </w:t>
+            <w:tcW w:w="6379" w:type="dxa"/>
+          </w:tcPr>
+          <w:p>
+            <w:pPr>
+              <w:rPr>
+                <w:sz w:val="20"/>
+              </w:rPr>
+            </w:pPr>
+            <w:r>
+              <w:rPr>
+                <w:color w:val="000000" w:themeColor="text1"/>
+                <w:sz w:val="20"/>
+              </w:rPr>
+              <w:t xml:space="preserve">An integer that is 0 and becomes 1 </w:t>
+            </w:r>
+            <w:r>
+              <w:rPr>
+                <w:color w:val="000000" w:themeColor="text1"/>
+                <w:sz w:val="20"/>
+              </w:rPr>
+              <w:t>when the sentence pointer = NULL, therefore there are no more characters to scan</w:t>
             </w:r>
           </w:p>
         </w:tc>
@@ -3908,31 +4772,38 @@
           <w:bCs/>
           <w:u w:val="single"/>
         </w:rPr>
-        <w:lastRenderedPageBreak/>
-        <w:t>Function</w:t>
-      </w:r>
-      <w:r>
-        <w:rPr>
-          <w:b/>
-          <w:bCs/>
-          <w:u w:val="single"/>
-        </w:rPr>
-        <w:t>s</w:t>
-      </w:r>
-    </w:p>
-    <w:p>
-      <w:pPr>
-        <w:rPr>
-          <w:b/>
-          <w:bCs/>
-        </w:rPr>
-      </w:pPr>
-      <w:r>
-        <w:rPr>
-          <w:b/>
-          <w:bCs/>
-        </w:rPr>
-        <w:t>LoadData(int *OutFontCount)</w:t>
+        <w:t>Functions</w:t>
+      </w:r>
+    </w:p>
+    <w:p>
+      <w:pPr>
+        <w:rPr>
+          <w:b/>
+          <w:bCs/>
+        </w:rPr>
+      </w:pPr>
+      <w:r>
+        <w:rPr>
+          <w:b/>
+          <w:bCs/>
+        </w:rPr>
+        <w:t>LoadData(int *</w:t>
+      </w:r>
+      <w:proofErr w:type="spellStart"/>
+      <w:r>
+        <w:rPr>
+          <w:b/>
+          <w:bCs/>
+        </w:rPr>
+        <w:t>OutFontCount</w:t>
+      </w:r>
+      <w:proofErr w:type="spellEnd"/>
+      <w:r>
+        <w:rPr>
+          <w:b/>
+          <w:bCs/>
+        </w:rPr>
+        <w:t>)</w:t>
       </w:r>
     </w:p>
     <w:p>
@@ -4055,54 +4926,22 @@
           <w:b/>
           <w:bCs/>
         </w:rPr>
-        <w:t xml:space="preserve">void </w:t>
-      </w:r>
-      <w:proofErr w:type="spellStart"/>
-      <w:r>
-        <w:rPr>
-          <w:b/>
-          <w:bCs/>
-        </w:rPr>
-        <w:t>ReadNextWord</w:t>
-      </w:r>
-      <w:proofErr w:type="spellEnd"/>
-      <w:r>
-        <w:rPr>
-          <w:b/>
-          <w:bCs/>
-        </w:rPr>
-        <w:t>(void)</w:t>
-      </w:r>
-    </w:p>
-    <w:p>
-      <w:pPr>
-        <w:rPr>
-          <w:b/>
-          <w:bCs/>
-        </w:rPr>
-      </w:pPr>
-      <w:r>
-        <w:rPr>
-          <w:b/>
-          <w:bCs/>
-        </w:rPr>
-        <w:t xml:space="preserve">void </w:t>
-      </w:r>
-      <w:proofErr w:type="spellStart"/>
-      <w:r>
-        <w:rPr>
-          <w:b/>
-          <w:bCs/>
-        </w:rPr>
-        <w:t>SetNewLine</w:t>
-      </w:r>
-      <w:proofErr w:type="spellEnd"/>
-      <w:r>
-        <w:rPr>
-          <w:b/>
-          <w:bCs/>
-        </w:rPr>
-        <w:t>(void)</w:t>
+        <w:t>void ReadNextWord(void)</w:t>
+      </w:r>
+    </w:p>
+    <w:p>
+      <w:pPr>
+        <w:rPr>
+          <w:b/>
+          <w:bCs/>
+        </w:rPr>
+      </w:pPr>
+      <w:r>
+        <w:rPr>
+          <w:b/>
+          <w:bCs/>
+        </w:rPr>
+        <w:t>void SetNewLine(void)</w:t>
       </w:r>
     </w:p>
     <w:p>
@@ -4605,7 +5444,6 @@
           <w:bCs/>
           <w:u w:val="single"/>
         </w:rPr>
-        <w:lastRenderedPageBreak/>
         <w:t>Testing Information</w:t>
       </w:r>
       <w:r>
@@ -4748,7 +5586,6 @@
                 <w:szCs w:val="18"/>
               </w:rPr>
             </w:pPr>
-            <w:proofErr w:type="spellStart"/>
             <w:r>
               <w:rPr>
                 <w:b/>
@@ -4756,17 +5593,7 @@
                 <w:sz w:val="20"/>
                 <w:szCs w:val="18"/>
               </w:rPr>
-              <w:t>LoadData</w:t>
-            </w:r>
-            <w:proofErr w:type="spellEnd"/>
-            <w:r>
-              <w:rPr>
-                <w:b/>
-                <w:bCs/>
-                <w:sz w:val="20"/>
-                <w:szCs w:val="18"/>
-              </w:rPr>
-              <w:t>()</w:t>
+              <w:t>LoadData()</w:t>
             </w:r>
           </w:p>
         </w:tc>
@@ -5238,7 +6065,6 @@
                 <w:szCs w:val="18"/>
               </w:rPr>
             </w:pPr>
-            <w:proofErr w:type="spellStart"/>
             <w:r>
               <w:rPr>
                 <w:b/>
@@ -5246,17 +6072,7 @@
                 <w:sz w:val="20"/>
                 <w:szCs w:val="18"/>
               </w:rPr>
-              <w:t>FontSize</w:t>
-            </w:r>
-            <w:proofErr w:type="spellEnd"/>
-            <w:r>
-              <w:rPr>
-                <w:b/>
-                <w:bCs/>
-                <w:sz w:val="20"/>
-                <w:szCs w:val="18"/>
-              </w:rPr>
-              <w:t>()</w:t>
+              <w:t>FontSize()</w:t>
             </w:r>
           </w:p>
           <w:p>
@@ -5601,7 +6417,6 @@
                 <w:szCs w:val="18"/>
               </w:rPr>
             </w:pPr>
-            <w:proofErr w:type="spellStart"/>
             <w:r>
               <w:rPr>
                 <w:b/>
@@ -5609,17 +6424,7 @@
                 <w:sz w:val="20"/>
                 <w:szCs w:val="18"/>
               </w:rPr>
-              <w:t>ReadNextWord</w:t>
-            </w:r>
-            <w:proofErr w:type="spellEnd"/>
-            <w:r>
-              <w:rPr>
-                <w:b/>
-                <w:bCs/>
-                <w:sz w:val="20"/>
-                <w:szCs w:val="18"/>
-              </w:rPr>
-              <w:t>()</w:t>
+              <w:t>ReadNextWord()</w:t>
             </w:r>
           </w:p>
         </w:tc>
@@ -5906,7 +6711,6 @@
                 <w:szCs w:val="18"/>
               </w:rPr>
             </w:pPr>
-            <w:proofErr w:type="spellStart"/>
             <w:r>
               <w:rPr>
                 <w:b/>
@@ -5916,7 +6720,6 @@
               </w:rPr>
               <w:t>WordLength</w:t>
             </w:r>
-            <w:proofErr w:type="spellEnd"/>
             <w:r>
               <w:rPr>
                 <w:b/>
@@ -6323,7 +7126,6 @@
                 <w:szCs w:val="18"/>
               </w:rPr>
             </w:pPr>
-            <w:proofErr w:type="spellStart"/>
             <w:r>
               <w:rPr>
                 <w:b/>
@@ -6331,17 +7133,7 @@
                 <w:sz w:val="20"/>
                 <w:szCs w:val="18"/>
               </w:rPr>
-              <w:t>SetNewLine</w:t>
-            </w:r>
-            <w:proofErr w:type="spellEnd"/>
-            <w:r>
-              <w:rPr>
-                <w:b/>
-                <w:bCs/>
-                <w:sz w:val="20"/>
-                <w:szCs w:val="18"/>
-              </w:rPr>
-              <w:t>()</w:t>
+              <w:t>SetNewLine()</w:t>
             </w:r>
           </w:p>
         </w:tc>
@@ -6484,7 +7276,6 @@
               </w:rPr>
               <w:t xml:space="preserve">after </w:t>
             </w:r>
-            <w:proofErr w:type="spellStart"/>
             <w:r>
               <w:rPr>
                 <w:b/>
@@ -6493,18 +7284,7 @@
                 <w:sz w:val="16"/>
                 <w:szCs w:val="16"/>
               </w:rPr>
-              <w:t>SetRobot</w:t>
-            </w:r>
-            <w:proofErr w:type="spellEnd"/>
-            <w:r>
-              <w:rPr>
-                <w:b/>
-                <w:bCs/>
-                <w:color w:val="388600"/>
-                <w:sz w:val="16"/>
-                <w:szCs w:val="16"/>
-              </w:rPr>
-              <w:t>()</w:t>
+              <w:t>SetRobot()</w:t>
             </w:r>
             <w:r>
               <w:rPr>
@@ -6644,6 +7424,7 @@
                 <w:sz w:val="20"/>
                 <w:szCs w:val="18"/>
               </w:rPr>
+              <w:lastRenderedPageBreak/>
               <w:t>CharacterGCode()</w:t>
             </w:r>
           </w:p>
@@ -6769,7 +7550,37 @@
                 <w:sz w:val="16"/>
                 <w:szCs w:val="16"/>
               </w:rPr>
-              <w:t xml:space="preserve">This function should cause an output in send commands after </w:t>
+              <w:t xml:space="preserve">This function should cause an output in send commands after SetNewLine() </w:t>
+            </w:r>
+            <w:r>
+              <w:rPr>
+                <w:b/>
+                <w:bCs/>
+                <w:color w:val="388600"/>
+                <w:sz w:val="16"/>
+                <w:szCs w:val="16"/>
+              </w:rPr>
+              <w:t>of the G</w:t>
+            </w:r>
+            <w:r>
+              <w:rPr>
+                <w:b/>
+                <w:bCs/>
+                <w:color w:val="388600"/>
+                <w:sz w:val="16"/>
+                <w:szCs w:val="16"/>
+              </w:rPr>
+              <w:t>-</w:t>
+            </w:r>
+            <w:r>
+              <w:rPr>
+                <w:b/>
+                <w:bCs/>
+                <w:color w:val="388600"/>
+                <w:sz w:val="16"/>
+                <w:szCs w:val="16"/>
+              </w:rPr>
+              <w:t xml:space="preserve">Code for the letter H and then </w:t>
             </w:r>
             <w:proofErr w:type="spellStart"/>
             <w:r>
@@ -6780,7 +7591,7 @@
                 <w:sz w:val="16"/>
                 <w:szCs w:val="16"/>
               </w:rPr>
-              <w:t>SetNewLine</w:t>
+              <w:t>i</w:t>
             </w:r>
             <w:proofErr w:type="spellEnd"/>
             <w:r>
@@ -6791,7 +7602,7 @@
                 <w:sz w:val="16"/>
                 <w:szCs w:val="16"/>
               </w:rPr>
-              <w:t xml:space="preserve">() </w:t>
+              <w:t xml:space="preserve"> and when tested in G</w:t>
             </w:r>
             <w:r>
               <w:rPr>
@@ -6801,9 +7612,8 @@
                 <w:sz w:val="16"/>
                 <w:szCs w:val="16"/>
               </w:rPr>
-              <w:t xml:space="preserve">of the </w:t>
-            </w:r>
-            <w:proofErr w:type="spellStart"/>
+              <w:t>-</w:t>
+            </w:r>
             <w:r>
               <w:rPr>
                 <w:b/>
@@ -6812,62 +7622,7 @@
                 <w:sz w:val="16"/>
                 <w:szCs w:val="16"/>
               </w:rPr>
-              <w:t>GCode</w:t>
-            </w:r>
-            <w:proofErr w:type="spellEnd"/>
-            <w:r>
-              <w:rPr>
-                <w:b/>
-                <w:bCs/>
-                <w:color w:val="388600"/>
-                <w:sz w:val="16"/>
-                <w:szCs w:val="16"/>
-              </w:rPr>
-              <w:t xml:space="preserve"> for the letter H and then </w:t>
-            </w:r>
-            <w:proofErr w:type="spellStart"/>
-            <w:r>
-              <w:rPr>
-                <w:b/>
-                <w:bCs/>
-                <w:color w:val="388600"/>
-                <w:sz w:val="16"/>
-                <w:szCs w:val="16"/>
-              </w:rPr>
-              <w:t>i</w:t>
-            </w:r>
-            <w:proofErr w:type="spellEnd"/>
-            <w:r>
-              <w:rPr>
-                <w:b/>
-                <w:bCs/>
-                <w:color w:val="388600"/>
-                <w:sz w:val="16"/>
-                <w:szCs w:val="16"/>
-              </w:rPr>
-              <w:t xml:space="preserve"> and when tested in </w:t>
-            </w:r>
-            <w:proofErr w:type="spellStart"/>
-            <w:r>
-              <w:rPr>
-                <w:b/>
-                <w:bCs/>
-                <w:color w:val="388600"/>
-                <w:sz w:val="16"/>
-                <w:szCs w:val="16"/>
-              </w:rPr>
-              <w:t>GCode</w:t>
-            </w:r>
-            <w:proofErr w:type="spellEnd"/>
-            <w:r>
-              <w:rPr>
-                <w:b/>
-                <w:bCs/>
-                <w:color w:val="388600"/>
-                <w:sz w:val="16"/>
-                <w:szCs w:val="16"/>
-              </w:rPr>
-              <w:t xml:space="preserve"> simulator they should draw a H and an </w:t>
+              <w:t xml:space="preserve">Code simulator they should draw a H and an </w:t>
             </w:r>
             <w:proofErr w:type="spellStart"/>
             <w:r>
@@ -6992,10 +7747,16 @@
                 <w:sz w:val="16"/>
                 <w:szCs w:val="16"/>
               </w:rPr>
-              <w:t xml:space="preserve">Run the </w:t>
-            </w:r>
-            <w:proofErr w:type="spellStart"/>
-            <w:r>
+              <w:t>Run the main.c</w:t>
+            </w:r>
+          </w:p>
+        </w:tc>
+        <w:tc>
+          <w:tcPr>
+            <w:tcW w:w="2925" w:type="dxa"/>
+          </w:tcPr>
+          <w:p>
+            <w:pPr>
               <w:rPr>
                 <w:b/>
                 <w:bCs/>
@@ -7003,17 +7764,8 @@
                 <w:sz w:val="16"/>
                 <w:szCs w:val="16"/>
               </w:rPr>
-              <w:t>main.c</w:t>
-            </w:r>
-            <w:proofErr w:type="spellEnd"/>
-          </w:p>
-        </w:tc>
-        <w:tc>
-          <w:tcPr>
-            <w:tcW w:w="2925" w:type="dxa"/>
-          </w:tcPr>
-          <w:p>
-            <w:pPr>
+            </w:pPr>
+            <w:r>
               <w:rPr>
                 <w:b/>
                 <w:bCs/>
@@ -7021,7 +7773,8 @@
                 <w:sz w:val="16"/>
                 <w:szCs w:val="16"/>
               </w:rPr>
-            </w:pPr>
+              <w:t>First G</w:t>
+            </w:r>
             <w:r>
               <w:rPr>
                 <w:b/>
@@ -7030,9 +7783,8 @@
                 <w:sz w:val="16"/>
                 <w:szCs w:val="16"/>
               </w:rPr>
-              <w:t xml:space="preserve">First </w:t>
-            </w:r>
-            <w:proofErr w:type="spellStart"/>
+              <w:t>-</w:t>
+            </w:r>
             <w:r>
               <w:rPr>
                 <w:b/>
@@ -7041,18 +7793,7 @@
                 <w:sz w:val="16"/>
                 <w:szCs w:val="16"/>
               </w:rPr>
-              <w:t>GCode</w:t>
-            </w:r>
-            <w:proofErr w:type="spellEnd"/>
-            <w:r>
-              <w:rPr>
-                <w:b/>
-                <w:bCs/>
-                <w:color w:val="388600"/>
-                <w:sz w:val="16"/>
-                <w:szCs w:val="16"/>
-              </w:rPr>
-              <w:t xml:space="preserve"> sent should be </w:t>
+              <w:t xml:space="preserve">Code sent should be </w:t>
             </w:r>
             <w:r>
               <w:rPr>
@@ -7131,7 +7872,6 @@
           <w:bCs/>
           <w:u w:val="single"/>
         </w:rPr>
-        <w:lastRenderedPageBreak/>
         <w:t>AI Statement</w:t>
       </w:r>
     </w:p>

--- a/RW25CompletedCodeAndSystemManual/SystemManual25-26.docx
+++ b/RW25CompletedCodeAndSystemManual/SystemManual25-26.docx
@@ -11,13 +11,6 @@
           <w:bCs/>
         </w:rPr>
       </w:pPr>
-      <w:r>
-        <w:rPr>
-          <w:b/>
-          <w:bCs/>
-        </w:rPr>
-        <w:t>Title: Drawing Robot System Manual</w:t>
-      </w:r>
     </w:p>
     <w:p>
       <w:pPr>
@@ -28,20 +21,6 @@
           <w:bCs/>
         </w:rPr>
       </w:pPr>
-      <w:r>
-        <w:rPr>
-          <w:b/>
-          <w:bCs/>
-        </w:rPr>
-        <w:t>Name</w:t>
-      </w:r>
-      <w:r>
-        <w:rPr>
-          <w:b/>
-          <w:bCs/>
-        </w:rPr>
-        <w:t>: Callum Fitzsimons</w:t>
-      </w:r>
     </w:p>
     <w:p>
       <w:pPr>
@@ -52,6 +31,107 @@
           <w:bCs/>
         </w:rPr>
       </w:pPr>
+    </w:p>
+    <w:p>
+      <w:pPr>
+        <w:pStyle w:val="Heading1"/>
+        <w:jc w:val="center"/>
+        <w:rPr>
+          <w:b/>
+          <w:bCs/>
+        </w:rPr>
+      </w:pPr>
+    </w:p>
+    <w:p>
+      <w:pPr>
+        <w:pStyle w:val="Heading1"/>
+        <w:jc w:val="center"/>
+        <w:rPr>
+          <w:b/>
+          <w:bCs/>
+        </w:rPr>
+      </w:pPr>
+    </w:p>
+    <w:p>
+      <w:pPr>
+        <w:pStyle w:val="Heading1"/>
+        <w:jc w:val="center"/>
+        <w:rPr>
+          <w:b/>
+          <w:bCs/>
+        </w:rPr>
+      </w:pPr>
+    </w:p>
+    <w:p>
+      <w:pPr>
+        <w:pStyle w:val="Heading1"/>
+        <w:jc w:val="center"/>
+        <w:rPr>
+          <w:b/>
+          <w:bCs/>
+        </w:rPr>
+      </w:pPr>
+    </w:p>
+    <w:p>
+      <w:pPr>
+        <w:pStyle w:val="Heading1"/>
+        <w:jc w:val="center"/>
+        <w:rPr>
+          <w:b/>
+          <w:bCs/>
+        </w:rPr>
+      </w:pPr>
+    </w:p>
+    <w:p>
+      <w:pPr>
+        <w:pStyle w:val="Heading1"/>
+        <w:jc w:val="center"/>
+        <w:rPr>
+          <w:b/>
+          <w:bCs/>
+        </w:rPr>
+      </w:pPr>
+      <w:r>
+        <w:rPr>
+          <w:b/>
+          <w:bCs/>
+        </w:rPr>
+        <w:t>Title: Drawing Robot System Manual</w:t>
+      </w:r>
+    </w:p>
+    <w:p>
+      <w:pPr>
+        <w:pStyle w:val="Heading1"/>
+        <w:jc w:val="center"/>
+        <w:rPr>
+          <w:b/>
+          <w:bCs/>
+        </w:rPr>
+      </w:pPr>
+      <w:r>
+        <w:rPr>
+          <w:b/>
+          <w:bCs/>
+        </w:rPr>
+        <w:t>Name</w:t>
+      </w:r>
+      <w:r>
+        <w:rPr>
+          <w:b/>
+          <w:bCs/>
+        </w:rPr>
+        <w:t>: Callum Fitzsimons</w:t>
+      </w:r>
+    </w:p>
+    <w:p>
+      <w:pPr>
+        <w:pStyle w:val="Heading1"/>
+        <w:jc w:val="center"/>
+        <w:rPr>
+          <w:b/>
+          <w:bCs/>
+        </w:rPr>
+      </w:pPr>
       <w:r>
         <w:rPr>
           <w:b/>
@@ -66,2362 +146,6 @@
         </w:rPr>
         <w:t>: 20565301</w:t>
       </w:r>
-    </w:p>
-    <w:p>
-      <w:pPr>
-        <w:pStyle w:val="Heading1"/>
-        <w:rPr>
-          <w:b/>
-          <w:bCs/>
-          <w:u w:val="single"/>
-        </w:rPr>
-      </w:pPr>
-      <w:r>
-        <w:rPr>
-          <w:b/>
-          <w:bCs/>
-          <w:u w:val="single"/>
-        </w:rPr>
-        <w:t>Software Description</w:t>
-      </w:r>
-      <w:r>
-        <w:rPr>
-          <w:b/>
-          <w:bCs/>
-          <w:u w:val="single"/>
-        </w:rPr>
-        <w:t>:</w:t>
-      </w:r>
-    </w:p>
-    <w:p>
-      <w:pPr>
-        <w:rPr>
-          <w:b/>
-          <w:bCs/>
-          <w:color w:val="004F88"/>
-        </w:rPr>
-      </w:pPr>
-      <w:r>
-        <w:rPr>
-          <w:b/>
-          <w:bCs/>
-          <w:color w:val="004F88"/>
-        </w:rPr>
-        <w:t>Purpose Of The Software:</w:t>
-      </w:r>
-    </w:p>
-    <w:p>
-      <w:pPr>
-        <w:rPr>
-          <w:color w:val="000000" w:themeColor="text1"/>
-          <w:sz w:val="20"/>
-          <w:szCs w:val="18"/>
-        </w:rPr>
-      </w:pPr>
-      <w:r>
-        <w:rPr>
-          <w:color w:val="000000" w:themeColor="text1"/>
-          <w:sz w:val="20"/>
-          <w:szCs w:val="18"/>
-        </w:rPr>
-        <w:t xml:space="preserve">My software takes the sentence the user inputs into “SampleLines.txt” and reads it word by word. Then it uses the “SingleStrokeFont.txt” and the font size the user inputs to convert these strokes into the correct </w:t>
-      </w:r>
-      <w:proofErr w:type="spellStart"/>
-      <w:r>
-        <w:rPr>
-          <w:color w:val="000000" w:themeColor="text1"/>
-          <w:sz w:val="20"/>
-          <w:szCs w:val="18"/>
-        </w:rPr>
-        <w:t>GCode</w:t>
-      </w:r>
-      <w:proofErr w:type="spellEnd"/>
-      <w:r>
-        <w:rPr>
-          <w:color w:val="000000" w:themeColor="text1"/>
-          <w:sz w:val="20"/>
-          <w:szCs w:val="18"/>
-        </w:rPr>
-        <w:t xml:space="preserve"> to send to the drawing robot. Each word will then be drawn on the page in lines</w:t>
-      </w:r>
-      <w:r>
-        <w:rPr>
-          <w:color w:val="000000" w:themeColor="text1"/>
-          <w:sz w:val="20"/>
-          <w:szCs w:val="18"/>
-        </w:rPr>
-        <w:t xml:space="preserve"> that have a width of 100mm</w:t>
-      </w:r>
-    </w:p>
-    <w:p>
-      <w:pPr>
-        <w:rPr>
-          <w:b/>
-          <w:bCs/>
-          <w:color w:val="004F88"/>
-          <w:sz w:val="24"/>
-          <w:szCs w:val="22"/>
-        </w:rPr>
-      </w:pPr>
-      <w:r>
-        <w:rPr>
-          <w:b/>
-          <w:bCs/>
-          <w:color w:val="004F88"/>
-          <w:sz w:val="24"/>
-          <w:szCs w:val="22"/>
-        </w:rPr>
-        <w:t>Th</w:t>
-      </w:r>
-      <w:r>
-        <w:rPr>
-          <w:b/>
-          <w:bCs/>
-          <w:color w:val="004F88"/>
-          <w:sz w:val="24"/>
-          <w:szCs w:val="22"/>
-        </w:rPr>
-        <w:t xml:space="preserve">e Problems That </w:t>
-      </w:r>
-      <w:r>
-        <w:rPr>
-          <w:b/>
-          <w:bCs/>
-          <w:color w:val="004F88"/>
-          <w:sz w:val="24"/>
-          <w:szCs w:val="22"/>
-        </w:rPr>
-        <w:t xml:space="preserve">My </w:t>
-      </w:r>
-      <w:r>
-        <w:rPr>
-          <w:b/>
-          <w:bCs/>
-          <w:color w:val="004F88"/>
-          <w:sz w:val="24"/>
-          <w:szCs w:val="22"/>
-        </w:rPr>
-        <w:t>Robot</w:t>
-      </w:r>
-      <w:r>
-        <w:rPr>
-          <w:b/>
-          <w:bCs/>
-          <w:color w:val="004F88"/>
-          <w:sz w:val="24"/>
-          <w:szCs w:val="22"/>
-        </w:rPr>
-        <w:t xml:space="preserve"> Code</w:t>
-      </w:r>
-      <w:r>
-        <w:rPr>
-          <w:b/>
-          <w:bCs/>
-          <w:color w:val="004F88"/>
-          <w:sz w:val="24"/>
-          <w:szCs w:val="22"/>
-        </w:rPr>
-        <w:t xml:space="preserve"> Solves:</w:t>
-      </w:r>
-    </w:p>
-    <w:p>
-      <w:pPr>
-        <w:pStyle w:val="ListParagraph"/>
-        <w:numPr>
-          <w:ilvl w:val="0"/>
-          <w:numId w:val="6"/>
-        </w:numPr>
-        <w:rPr>
-          <w:b/>
-          <w:bCs/>
-          <w:sz w:val="20"/>
-          <w:szCs w:val="18"/>
-        </w:rPr>
-      </w:pPr>
-      <w:r>
-        <w:rPr>
-          <w:b/>
-          <w:bCs/>
-          <w:sz w:val="20"/>
-          <w:szCs w:val="18"/>
-        </w:rPr>
-        <w:t>Storing Font Dat</w:t>
-      </w:r>
-      <w:r>
-        <w:rPr>
-          <w:b/>
-          <w:bCs/>
-          <w:sz w:val="20"/>
-          <w:szCs w:val="18"/>
-        </w:rPr>
-        <w:t>a</w:t>
-      </w:r>
-    </w:p>
-    <w:p>
-      <w:pPr>
-        <w:rPr>
-          <w:sz w:val="20"/>
-          <w:szCs w:val="18"/>
-        </w:rPr>
-      </w:pPr>
-      <w:r>
-        <w:rPr>
-          <w:b/>
-          <w:bCs/>
-          <w:sz w:val="20"/>
-          <w:szCs w:val="18"/>
-        </w:rPr>
-        <w:tab/>
-      </w:r>
-      <w:r>
-        <w:rPr>
-          <w:sz w:val="20"/>
-          <w:szCs w:val="18"/>
-        </w:rPr>
-        <w:t xml:space="preserve">- </w:t>
-      </w:r>
-      <w:r>
-        <w:rPr>
-          <w:sz w:val="20"/>
-          <w:szCs w:val="18"/>
-        </w:rPr>
-        <w:t xml:space="preserve">Defines a struct called </w:t>
-      </w:r>
-      <w:proofErr w:type="spellStart"/>
-      <w:r>
-        <w:rPr>
-          <w:sz w:val="20"/>
-          <w:szCs w:val="18"/>
-        </w:rPr>
-        <w:t>AsciiLine</w:t>
-      </w:r>
-      <w:proofErr w:type="spellEnd"/>
-      <w:r>
-        <w:rPr>
-          <w:sz w:val="20"/>
-          <w:szCs w:val="18"/>
-        </w:rPr>
-        <w:t xml:space="preserve"> that reads the ascii value</w:t>
-      </w:r>
-      <w:r>
-        <w:rPr>
-          <w:sz w:val="20"/>
-          <w:szCs w:val="18"/>
-        </w:rPr>
-        <w:t xml:space="preserve">, number of stroke lines and </w:t>
-      </w:r>
-      <w:r>
-        <w:rPr>
-          <w:sz w:val="20"/>
-          <w:szCs w:val="18"/>
-        </w:rPr>
-        <w:t>sets</w:t>
-      </w:r>
-      <w:r>
-        <w:rPr>
-          <w:sz w:val="20"/>
-          <w:szCs w:val="18"/>
-        </w:rPr>
-        <w:t xml:space="preserve"> the </w:t>
-      </w:r>
-      <w:r>
-        <w:rPr>
-          <w:sz w:val="20"/>
-          <w:szCs w:val="18"/>
-        </w:rPr>
-        <w:tab/>
-        <w:t xml:space="preserve"> </w:t>
-      </w:r>
-      <w:r>
-        <w:rPr>
-          <w:sz w:val="20"/>
-          <w:szCs w:val="18"/>
-        </w:rPr>
-        <w:tab/>
-        <w:t>buffer Lines</w:t>
-      </w:r>
-      <w:r>
-        <w:rPr>
-          <w:sz w:val="20"/>
-          <w:szCs w:val="18"/>
-        </w:rPr>
-        <w:t xml:space="preserve"> with a pointer to it</w:t>
-      </w:r>
-      <w:r>
-        <w:rPr>
-          <w:sz w:val="20"/>
-          <w:szCs w:val="18"/>
-        </w:rPr>
-        <w:t xml:space="preserve"> </w:t>
-      </w:r>
-    </w:p>
-    <w:p>
-      <w:pPr>
-        <w:rPr>
-          <w:sz w:val="20"/>
-          <w:szCs w:val="18"/>
-        </w:rPr>
-      </w:pPr>
-      <w:r>
-        <w:rPr>
-          <w:sz w:val="20"/>
-          <w:szCs w:val="18"/>
-        </w:rPr>
-        <w:tab/>
-        <w:t xml:space="preserve">- </w:t>
-      </w:r>
-      <w:r>
-        <w:rPr>
-          <w:sz w:val="20"/>
-          <w:szCs w:val="18"/>
-        </w:rPr>
-        <w:t>Each ascii character’s strokes are kept in a dynamically size</w:t>
-      </w:r>
-      <w:r>
-        <w:rPr>
-          <w:sz w:val="20"/>
-          <w:szCs w:val="18"/>
-        </w:rPr>
-        <w:t>d</w:t>
-      </w:r>
-      <w:r>
-        <w:rPr>
-          <w:sz w:val="20"/>
-          <w:szCs w:val="18"/>
-        </w:rPr>
-        <w:t xml:space="preserve"> array called </w:t>
-      </w:r>
-      <w:proofErr w:type="spellStart"/>
-      <w:r>
-        <w:rPr>
-          <w:sz w:val="20"/>
-          <w:szCs w:val="18"/>
-        </w:rPr>
-        <w:t>FontArray</w:t>
-      </w:r>
-      <w:proofErr w:type="spellEnd"/>
-      <w:r>
-        <w:rPr>
-          <w:sz w:val="20"/>
-          <w:szCs w:val="18"/>
-        </w:rPr>
-        <w:t xml:space="preserve">, where in each </w:t>
-      </w:r>
-      <w:r>
-        <w:rPr>
-          <w:sz w:val="20"/>
-          <w:szCs w:val="18"/>
-        </w:rPr>
-        <w:tab/>
-        <w:t xml:space="preserve">line the \n is replaced with \0 using </w:t>
-      </w:r>
-      <w:proofErr w:type="spellStart"/>
-      <w:r>
-        <w:rPr>
-          <w:sz w:val="20"/>
-          <w:szCs w:val="18"/>
-        </w:rPr>
-        <w:t>strcspn</w:t>
-      </w:r>
-      <w:proofErr w:type="spellEnd"/>
-      <w:r>
-        <w:rPr>
-          <w:sz w:val="20"/>
-          <w:szCs w:val="18"/>
-        </w:rPr>
-        <w:t xml:space="preserve"> and the exact amount of space in the line is set using </w:t>
-      </w:r>
-      <w:r>
-        <w:rPr>
-          <w:sz w:val="20"/>
-          <w:szCs w:val="18"/>
-        </w:rPr>
-        <w:tab/>
-        <w:t>malloc</w:t>
-      </w:r>
-    </w:p>
-    <w:p>
-      <w:pPr>
-        <w:rPr>
-          <w:sz w:val="20"/>
-          <w:szCs w:val="18"/>
-        </w:rPr>
-      </w:pPr>
-      <w:r>
-        <w:rPr>
-          <w:sz w:val="20"/>
-          <w:szCs w:val="18"/>
-        </w:rPr>
-        <w:tab/>
-      </w:r>
-      <w:r>
-        <w:rPr>
-          <w:b/>
-          <w:bCs/>
-          <w:sz w:val="20"/>
-          <w:szCs w:val="18"/>
-        </w:rPr>
-        <w:t xml:space="preserve">- </w:t>
-      </w:r>
-      <w:r>
-        <w:rPr>
-          <w:sz w:val="20"/>
-          <w:szCs w:val="18"/>
-        </w:rPr>
-        <w:t>The</w:t>
-      </w:r>
-      <w:r>
-        <w:rPr>
-          <w:sz w:val="20"/>
-          <w:szCs w:val="18"/>
-        </w:rPr>
-        <w:t xml:space="preserve"> file pointer, FP,</w:t>
-      </w:r>
-      <w:r>
-        <w:rPr>
-          <w:sz w:val="20"/>
-          <w:szCs w:val="18"/>
-        </w:rPr>
-        <w:t xml:space="preserve"> </w:t>
-      </w:r>
-      <w:r>
-        <w:rPr>
-          <w:sz w:val="20"/>
-          <w:szCs w:val="18"/>
-        </w:rPr>
-        <w:t xml:space="preserve">is used to </w:t>
-      </w:r>
-      <w:r>
-        <w:rPr>
-          <w:sz w:val="20"/>
-          <w:szCs w:val="18"/>
-        </w:rPr>
-        <w:t>scan</w:t>
-      </w:r>
-      <w:r>
-        <w:rPr>
-          <w:sz w:val="20"/>
-          <w:szCs w:val="18"/>
-        </w:rPr>
-        <w:t xml:space="preserve"> all values and when</w:t>
-      </w:r>
-      <w:r>
-        <w:rPr>
-          <w:sz w:val="20"/>
-          <w:szCs w:val="18"/>
-        </w:rPr>
-        <w:t xml:space="preserve"> 999</w:t>
-      </w:r>
-      <w:r>
-        <w:rPr>
-          <w:sz w:val="20"/>
-          <w:szCs w:val="18"/>
-        </w:rPr>
-        <w:t xml:space="preserve"> is scanned </w:t>
-      </w:r>
-      <w:r>
-        <w:rPr>
-          <w:sz w:val="20"/>
-          <w:szCs w:val="18"/>
-        </w:rPr>
-        <w:t>grows</w:t>
-      </w:r>
-      <w:r>
-        <w:rPr>
-          <w:sz w:val="20"/>
-          <w:szCs w:val="18"/>
-        </w:rPr>
-        <w:t xml:space="preserve"> the </w:t>
-      </w:r>
-      <w:proofErr w:type="spellStart"/>
-      <w:r>
-        <w:rPr>
-          <w:sz w:val="20"/>
-          <w:szCs w:val="18"/>
-        </w:rPr>
-        <w:t>FontArray</w:t>
-      </w:r>
-      <w:proofErr w:type="spellEnd"/>
-      <w:r>
-        <w:rPr>
-          <w:sz w:val="20"/>
-          <w:szCs w:val="18"/>
-        </w:rPr>
-        <w:t xml:space="preserve"> </w:t>
-      </w:r>
-      <w:r>
-        <w:rPr>
-          <w:sz w:val="20"/>
-          <w:szCs w:val="18"/>
-        </w:rPr>
-        <w:t xml:space="preserve">using </w:t>
-      </w:r>
-      <w:r>
-        <w:rPr>
-          <w:sz w:val="20"/>
-          <w:szCs w:val="18"/>
-        </w:rPr>
-        <w:tab/>
-      </w:r>
-      <w:proofErr w:type="spellStart"/>
-      <w:r>
-        <w:rPr>
-          <w:sz w:val="20"/>
-          <w:szCs w:val="18"/>
-        </w:rPr>
-        <w:t>realloc</w:t>
-      </w:r>
-      <w:proofErr w:type="spellEnd"/>
-      <w:r>
-        <w:rPr>
-          <w:sz w:val="20"/>
-          <w:szCs w:val="18"/>
-        </w:rPr>
-        <w:t xml:space="preserve">() </w:t>
-      </w:r>
-      <w:r>
-        <w:rPr>
-          <w:sz w:val="20"/>
-          <w:szCs w:val="18"/>
-        </w:rPr>
-        <w:t>by 1 to create a space for the new ascii character to be defined</w:t>
-      </w:r>
-    </w:p>
-    <w:p>
-      <w:pPr>
-        <w:ind w:left="360"/>
-        <w:rPr>
-          <w:sz w:val="20"/>
-          <w:szCs w:val="18"/>
-        </w:rPr>
-      </w:pPr>
-      <w:r>
-        <w:rPr>
-          <w:b/>
-          <w:bCs/>
-          <w:sz w:val="20"/>
-          <w:szCs w:val="18"/>
-        </w:rPr>
-        <w:tab/>
-      </w:r>
-      <w:r>
-        <w:rPr>
-          <w:sz w:val="20"/>
-          <w:szCs w:val="18"/>
-        </w:rPr>
-        <w:t>-</w:t>
-      </w:r>
-      <w:r>
-        <w:rPr>
-          <w:sz w:val="20"/>
-          <w:szCs w:val="18"/>
-        </w:rPr>
-        <w:t xml:space="preserve"> </w:t>
-      </w:r>
-      <w:r>
-        <w:rPr>
-          <w:sz w:val="20"/>
-          <w:szCs w:val="18"/>
-        </w:rPr>
-        <w:t xml:space="preserve">Defines </w:t>
-      </w:r>
-      <w:r>
-        <w:rPr>
-          <w:sz w:val="20"/>
-          <w:szCs w:val="18"/>
-        </w:rPr>
-        <w:t>*</w:t>
-      </w:r>
-      <w:r>
-        <w:rPr>
-          <w:sz w:val="20"/>
-          <w:szCs w:val="18"/>
-        </w:rPr>
-        <w:t>Line</w:t>
-      </w:r>
-      <w:r>
-        <w:rPr>
-          <w:sz w:val="20"/>
-          <w:szCs w:val="18"/>
-        </w:rPr>
-        <w:t>, which</w:t>
-      </w:r>
-      <w:r>
-        <w:rPr>
-          <w:sz w:val="20"/>
-          <w:szCs w:val="18"/>
-        </w:rPr>
-        <w:t xml:space="preserve"> </w:t>
-      </w:r>
-      <w:r>
-        <w:rPr>
-          <w:sz w:val="20"/>
-          <w:szCs w:val="18"/>
-        </w:rPr>
-        <w:t>is</w:t>
-      </w:r>
-      <w:r>
-        <w:rPr>
-          <w:sz w:val="20"/>
-          <w:szCs w:val="18"/>
-        </w:rPr>
-        <w:t xml:space="preserve"> a pointer to </w:t>
-      </w:r>
-      <w:r>
-        <w:rPr>
-          <w:sz w:val="20"/>
-          <w:szCs w:val="18"/>
-        </w:rPr>
-        <w:t xml:space="preserve">each </w:t>
-      </w:r>
-      <w:r>
-        <w:rPr>
-          <w:sz w:val="20"/>
-          <w:szCs w:val="18"/>
-        </w:rPr>
-        <w:t>specific ascii character’s strokes</w:t>
-      </w:r>
-      <w:r>
-        <w:rPr>
-          <w:sz w:val="20"/>
-          <w:szCs w:val="18"/>
-        </w:rPr>
-        <w:t xml:space="preserve"> within</w:t>
-      </w:r>
-      <w:r>
-        <w:rPr>
-          <w:sz w:val="20"/>
-          <w:szCs w:val="18"/>
-        </w:rPr>
-        <w:t xml:space="preserve"> </w:t>
-      </w:r>
-      <w:proofErr w:type="spellStart"/>
-      <w:r>
-        <w:rPr>
-          <w:sz w:val="20"/>
-          <w:szCs w:val="18"/>
-        </w:rPr>
-        <w:t>FontArray</w:t>
-      </w:r>
-      <w:proofErr w:type="spellEnd"/>
-      <w:r>
-        <w:rPr>
-          <w:sz w:val="20"/>
-          <w:szCs w:val="18"/>
-        </w:rPr>
-        <w:t xml:space="preserve"> </w:t>
-      </w:r>
-      <w:r>
-        <w:rPr>
-          <w:sz w:val="20"/>
-          <w:szCs w:val="18"/>
-        </w:rPr>
-        <w:t xml:space="preserve">and </w:t>
-      </w:r>
-      <w:r>
-        <w:rPr>
-          <w:sz w:val="20"/>
-          <w:szCs w:val="18"/>
-        </w:rPr>
-        <w:t xml:space="preserve">can </w:t>
-      </w:r>
-      <w:r>
-        <w:rPr>
-          <w:sz w:val="20"/>
-          <w:szCs w:val="18"/>
-        </w:rPr>
-        <w:tab/>
-      </w:r>
-      <w:r>
-        <w:rPr>
-          <w:sz w:val="20"/>
-          <w:szCs w:val="18"/>
-        </w:rPr>
-        <w:t xml:space="preserve">be used with Lines buffer to point at </w:t>
-      </w:r>
-      <w:r>
-        <w:rPr>
-          <w:sz w:val="20"/>
-          <w:szCs w:val="18"/>
-        </w:rPr>
-        <w:t>spec</w:t>
-      </w:r>
-      <w:r>
-        <w:rPr>
-          <w:sz w:val="20"/>
-          <w:szCs w:val="18"/>
-        </w:rPr>
-        <w:t>i</w:t>
-      </w:r>
-      <w:r>
-        <w:rPr>
-          <w:sz w:val="20"/>
-          <w:szCs w:val="18"/>
-        </w:rPr>
-        <w:t>fic line</w:t>
-      </w:r>
-      <w:r>
-        <w:rPr>
-          <w:sz w:val="20"/>
-          <w:szCs w:val="18"/>
-        </w:rPr>
-        <w:t>s to</w:t>
-      </w:r>
-      <w:r>
-        <w:rPr>
-          <w:sz w:val="20"/>
-          <w:szCs w:val="18"/>
-        </w:rPr>
-        <w:t xml:space="preserve"> either input values into </w:t>
-      </w:r>
-      <w:r>
-        <w:rPr>
-          <w:sz w:val="20"/>
-          <w:szCs w:val="18"/>
-        </w:rPr>
-        <w:t xml:space="preserve">the array </w:t>
-      </w:r>
-      <w:r>
-        <w:rPr>
-          <w:sz w:val="20"/>
-          <w:szCs w:val="18"/>
-        </w:rPr>
-        <w:t xml:space="preserve">or scan </w:t>
-      </w:r>
-      <w:r>
-        <w:rPr>
-          <w:sz w:val="20"/>
-          <w:szCs w:val="18"/>
-        </w:rPr>
-        <w:tab/>
-      </w:r>
-      <w:r>
-        <w:rPr>
-          <w:sz w:val="20"/>
-          <w:szCs w:val="18"/>
-        </w:rPr>
-        <w:t>values from it</w:t>
-      </w:r>
-    </w:p>
-    <w:p>
-      <w:pPr>
-        <w:pStyle w:val="ListParagraph"/>
-        <w:numPr>
-          <w:ilvl w:val="0"/>
-          <w:numId w:val="5"/>
-        </w:numPr>
-        <w:rPr>
-          <w:b/>
-          <w:bCs/>
-          <w:sz w:val="20"/>
-          <w:szCs w:val="18"/>
-        </w:rPr>
-      </w:pPr>
-      <w:r>
-        <w:rPr>
-          <w:b/>
-          <w:bCs/>
-          <w:sz w:val="20"/>
-          <w:szCs w:val="18"/>
-        </w:rPr>
-        <w:t>Setting Up The Robot</w:t>
-      </w:r>
-    </w:p>
-    <w:p>
-      <w:pPr>
-        <w:rPr>
-          <w:sz w:val="20"/>
-          <w:szCs w:val="18"/>
-        </w:rPr>
-      </w:pPr>
-      <w:r>
-        <w:rPr>
-          <w:sz w:val="20"/>
-          <w:szCs w:val="18"/>
-        </w:rPr>
-        <w:tab/>
-        <w:t xml:space="preserve">- </w:t>
-      </w:r>
-      <w:r>
-        <w:rPr>
-          <w:sz w:val="20"/>
-          <w:szCs w:val="18"/>
-        </w:rPr>
-        <w:t xml:space="preserve">Moves the robot to 0,0 X and Y Coordinates and then creates a new line before scanning the </w:t>
-      </w:r>
-      <w:r>
-        <w:rPr>
-          <w:sz w:val="20"/>
-          <w:szCs w:val="18"/>
-        </w:rPr>
-        <w:tab/>
-        <w:t>sentence</w:t>
-      </w:r>
-    </w:p>
-    <w:p>
-      <w:pPr>
-        <w:pStyle w:val="ListParagraph"/>
-        <w:numPr>
-          <w:ilvl w:val="0"/>
-          <w:numId w:val="5"/>
-        </w:numPr>
-        <w:rPr>
-          <w:b/>
-          <w:bCs/>
-          <w:sz w:val="20"/>
-          <w:szCs w:val="18"/>
-        </w:rPr>
-      </w:pPr>
-      <w:r>
-        <w:rPr>
-          <w:b/>
-          <w:bCs/>
-          <w:sz w:val="20"/>
-          <w:szCs w:val="18"/>
-        </w:rPr>
-        <w:t>Font Size</w:t>
-      </w:r>
-    </w:p>
-    <w:p>
-      <w:pPr>
-        <w:rPr>
-          <w:sz w:val="20"/>
-          <w:szCs w:val="18"/>
-        </w:rPr>
-      </w:pPr>
-      <w:r>
-        <w:rPr>
-          <w:sz w:val="20"/>
-          <w:szCs w:val="18"/>
-        </w:rPr>
-        <w:tab/>
-        <w:t xml:space="preserve">- </w:t>
-      </w:r>
-      <w:r>
-        <w:rPr>
-          <w:sz w:val="20"/>
-          <w:szCs w:val="18"/>
-        </w:rPr>
-        <w:t>Prints a statement that asks the user to input a font size number between 4 and 10</w:t>
-      </w:r>
-    </w:p>
-    <w:p>
-      <w:pPr>
-        <w:rPr>
-          <w:sz w:val="20"/>
-          <w:szCs w:val="18"/>
-        </w:rPr>
-      </w:pPr>
-      <w:r>
-        <w:rPr>
-          <w:sz w:val="20"/>
-          <w:szCs w:val="18"/>
-        </w:rPr>
-        <w:tab/>
-        <w:t>- Calculates the Font_Size_Fraction</w:t>
-      </w:r>
-    </w:p>
-    <w:p>
-      <w:pPr>
-        <w:pStyle w:val="ListParagraph"/>
-        <w:numPr>
-          <w:ilvl w:val="0"/>
-          <w:numId w:val="5"/>
-        </w:numPr>
-        <w:rPr>
-          <w:b/>
-          <w:bCs/>
-          <w:sz w:val="20"/>
-          <w:szCs w:val="18"/>
-        </w:rPr>
-      </w:pPr>
-      <w:r>
-        <w:rPr>
-          <w:b/>
-          <w:bCs/>
-          <w:sz w:val="20"/>
-          <w:szCs w:val="18"/>
-        </w:rPr>
-        <w:t>Checking The Word Fits On The Page</w:t>
-      </w:r>
-    </w:p>
-    <w:p>
-      <w:pPr>
-        <w:ind w:left="360"/>
-        <w:rPr>
-          <w:b/>
-          <w:bCs/>
-          <w:sz w:val="20"/>
-          <w:szCs w:val="18"/>
-        </w:rPr>
-      </w:pPr>
-      <w:r>
-        <w:rPr>
-          <w:b/>
-          <w:bCs/>
-          <w:sz w:val="20"/>
-          <w:szCs w:val="18"/>
-        </w:rPr>
-        <w:tab/>
-        <w:t>-</w:t>
-      </w:r>
-      <w:r>
-        <w:rPr>
-          <w:b/>
-          <w:bCs/>
-          <w:sz w:val="20"/>
-          <w:szCs w:val="18"/>
-        </w:rPr>
-        <w:t xml:space="preserve"> </w:t>
-      </w:r>
-    </w:p>
-    <w:p>
-      <w:pPr>
-        <w:pStyle w:val="ListParagraph"/>
-        <w:numPr>
-          <w:ilvl w:val="0"/>
-          <w:numId w:val="5"/>
-        </w:numPr>
-        <w:rPr>
-          <w:b/>
-          <w:bCs/>
-          <w:sz w:val="20"/>
-          <w:szCs w:val="18"/>
-        </w:rPr>
-      </w:pPr>
-      <w:r>
-        <w:rPr>
-          <w:b/>
-          <w:bCs/>
-          <w:sz w:val="20"/>
-          <w:szCs w:val="18"/>
-        </w:rPr>
-        <w:t>Creating A New Line</w:t>
-      </w:r>
-    </w:p>
-    <w:p>
-      <w:pPr>
-        <w:rPr>
-          <w:b/>
-          <w:bCs/>
-          <w:sz w:val="20"/>
-          <w:szCs w:val="18"/>
-        </w:rPr>
-      </w:pPr>
-      <w:r>
-        <w:rPr>
-          <w:b/>
-          <w:bCs/>
-          <w:sz w:val="20"/>
-          <w:szCs w:val="18"/>
-        </w:rPr>
-        <w:tab/>
-        <w:t>-</w:t>
-      </w:r>
-    </w:p>
-    <w:p>
-      <w:pPr>
-        <w:pStyle w:val="ListParagraph"/>
-        <w:numPr>
-          <w:ilvl w:val="0"/>
-          <w:numId w:val="5"/>
-        </w:numPr>
-        <w:rPr>
-          <w:b/>
-          <w:bCs/>
-          <w:sz w:val="20"/>
-          <w:szCs w:val="18"/>
-        </w:rPr>
-      </w:pPr>
-      <w:r>
-        <w:rPr>
-          <w:b/>
-          <w:bCs/>
-          <w:sz w:val="20"/>
-          <w:szCs w:val="18"/>
-        </w:rPr>
-        <w:t>Converting Each Character</w:t>
-      </w:r>
-      <w:r>
-        <w:rPr>
-          <w:b/>
-          <w:bCs/>
-          <w:sz w:val="20"/>
-          <w:szCs w:val="18"/>
-        </w:rPr>
-        <w:t>’s</w:t>
-      </w:r>
-      <w:r>
-        <w:rPr>
-          <w:b/>
-          <w:bCs/>
-          <w:sz w:val="20"/>
-          <w:szCs w:val="18"/>
-        </w:rPr>
-        <w:t xml:space="preserve"> Font Stroke Line</w:t>
-      </w:r>
-      <w:r>
-        <w:rPr>
-          <w:b/>
-          <w:bCs/>
-          <w:sz w:val="20"/>
-          <w:szCs w:val="18"/>
-        </w:rPr>
-        <w:t>s</w:t>
-      </w:r>
-      <w:r>
-        <w:rPr>
-          <w:b/>
-          <w:bCs/>
-          <w:sz w:val="20"/>
-          <w:szCs w:val="18"/>
-        </w:rPr>
-        <w:t xml:space="preserve"> Into G</w:t>
-      </w:r>
-      <w:r>
-        <w:rPr>
-          <w:b/>
-          <w:bCs/>
-          <w:sz w:val="20"/>
-          <w:szCs w:val="18"/>
-        </w:rPr>
-        <w:t>-</w:t>
-      </w:r>
-      <w:r>
-        <w:rPr>
-          <w:b/>
-          <w:bCs/>
-          <w:sz w:val="20"/>
-          <w:szCs w:val="18"/>
-        </w:rPr>
-        <w:t>Code</w:t>
-      </w:r>
-    </w:p>
-    <w:p>
-      <w:r>
-        <w:tab/>
-        <w:t>-</w:t>
-      </w:r>
-    </w:p>
-    <w:p>
-      <w:pPr>
-        <w:pStyle w:val="ListParagraph"/>
-        <w:numPr>
-          <w:ilvl w:val="0"/>
-          <w:numId w:val="5"/>
-        </w:numPr>
-        <w:rPr>
-          <w:b/>
-          <w:bCs/>
-          <w:sz w:val="20"/>
-          <w:szCs w:val="18"/>
-        </w:rPr>
-      </w:pPr>
-      <w:r>
-        <w:rPr>
-          <w:b/>
-          <w:bCs/>
-          <w:sz w:val="20"/>
-          <w:szCs w:val="18"/>
-        </w:rPr>
-        <w:t>Input Errors</w:t>
-      </w:r>
-    </w:p>
-    <w:p>
-      <w:pPr>
-        <w:rPr>
-          <w:b/>
-          <w:bCs/>
-          <w:color w:val="004F88"/>
-          <w:sz w:val="24"/>
-          <w:szCs w:val="22"/>
-        </w:rPr>
-      </w:pPr>
-    </w:p>
-    <w:p>
-      <w:pPr>
-        <w:rPr>
-          <w:b/>
-          <w:bCs/>
-          <w:color w:val="004F88"/>
-          <w:sz w:val="24"/>
-          <w:szCs w:val="22"/>
-        </w:rPr>
-      </w:pPr>
-    </w:p>
-    <w:p>
-      <w:pPr>
-        <w:pStyle w:val="ListParagraph"/>
-        <w:rPr>
-          <w:b/>
-          <w:bCs/>
-        </w:rPr>
-      </w:pPr>
-    </w:p>
-    <w:p>
-      <w:pPr>
-        <w:rPr>
-          <w:b/>
-          <w:bCs/>
-        </w:rPr>
-      </w:pPr>
-    </w:p>
-    <w:p/>
-    <w:p/>
-    <w:p>
-      <w:pPr>
-        <w:pStyle w:val="Heading1"/>
-        <w:rPr>
-          <w:b/>
-          <w:bCs/>
-          <w:u w:val="single"/>
-        </w:rPr>
-      </w:pPr>
-      <w:r>
-        <w:rPr>
-          <w:b/>
-          <w:bCs/>
-          <w:u w:val="single"/>
-        </w:rPr>
-        <w:t>Project Files</w:t>
-      </w:r>
-      <w:r>
-        <w:rPr>
-          <w:b/>
-          <w:bCs/>
-          <w:u w:val="single"/>
-        </w:rPr>
-        <w:t xml:space="preserve"> MAX ONE PAGE</w:t>
-      </w:r>
-    </w:p>
-    <w:p>
-      <w:pPr>
-        <w:rPr>
-          <w:color w:val="007BB8"/>
-        </w:rPr>
-      </w:pPr>
-    </w:p>
-    <w:p>
-      <w:pPr>
-        <w:rPr>
-          <w:b/>
-          <w:bCs/>
-          <w:color w:val="004F88"/>
-          <w:szCs w:val="22"/>
-        </w:rPr>
-      </w:pPr>
-      <w:r>
-        <w:rPr>
-          <w:b/>
-          <w:bCs/>
-          <w:color w:val="004F88"/>
-          <w:szCs w:val="22"/>
-        </w:rPr>
-        <w:t>RW25CodeTestFileAndPlanning</w:t>
-      </w:r>
-      <w:r>
-        <w:rPr>
-          <w:b/>
-          <w:bCs/>
-          <w:color w:val="004F88"/>
-          <w:szCs w:val="22"/>
-        </w:rPr>
-        <w:t xml:space="preserve"> &gt; RobotCodingFile:</w:t>
-      </w:r>
-    </w:p>
-    <w:p>
-      <w:pPr>
-        <w:rPr>
-          <w:color w:val="000000" w:themeColor="text1"/>
-          <w:sz w:val="20"/>
-        </w:rPr>
-      </w:pPr>
-      <w:r>
-        <w:rPr>
-          <w:b/>
-          <w:bCs/>
-          <w:color w:val="000000" w:themeColor="text1"/>
-          <w:sz w:val="20"/>
-        </w:rPr>
-        <w:t xml:space="preserve">IntialCodeForDrawingRobot.c: </w:t>
-      </w:r>
-      <w:r>
-        <w:rPr>
-          <w:color w:val="000000" w:themeColor="text1"/>
-          <w:sz w:val="20"/>
-        </w:rPr>
-        <w:t>Contains my first code for the project and this is where I developed most of my functions. The other files below contain the refined and corrected code.</w:t>
-      </w:r>
-    </w:p>
-    <w:p>
-      <w:pPr>
-        <w:rPr>
-          <w:color w:val="000000" w:themeColor="text1"/>
-          <w:sz w:val="20"/>
-        </w:rPr>
-      </w:pPr>
-    </w:p>
-    <w:p>
-      <w:pPr>
-        <w:rPr>
-          <w:b/>
-          <w:bCs/>
-          <w:color w:val="004F88"/>
-          <w:szCs w:val="22"/>
-        </w:rPr>
-      </w:pPr>
-      <w:r>
-        <w:rPr>
-          <w:b/>
-          <w:bCs/>
-          <w:color w:val="004F88"/>
-          <w:szCs w:val="22"/>
-        </w:rPr>
-        <w:t>RW25</w:t>
-      </w:r>
-      <w:r>
-        <w:rPr>
-          <w:b/>
-          <w:bCs/>
-          <w:color w:val="004F88"/>
-          <w:szCs w:val="22"/>
-        </w:rPr>
-        <w:t>CompletedCodeAndSystemManual</w:t>
-      </w:r>
-      <w:r>
-        <w:rPr>
-          <w:b/>
-          <w:bCs/>
-          <w:color w:val="004F88"/>
-          <w:szCs w:val="22"/>
-        </w:rPr>
-        <w:t xml:space="preserve"> &gt; Robot</w:t>
-      </w:r>
-      <w:r>
-        <w:rPr>
-          <w:b/>
-          <w:bCs/>
-          <w:color w:val="004F88"/>
-          <w:szCs w:val="22"/>
-        </w:rPr>
-        <w:t xml:space="preserve">Writer2025 &gt; </w:t>
-      </w:r>
-      <w:r>
-        <w:rPr>
-          <w:b/>
-          <w:bCs/>
-          <w:color w:val="004F88"/>
-          <w:szCs w:val="22"/>
-        </w:rPr>
-        <w:t>RobotWriter2025</w:t>
-      </w:r>
-      <w:r>
-        <w:rPr>
-          <w:b/>
-          <w:bCs/>
-          <w:color w:val="004F88"/>
-          <w:szCs w:val="22"/>
-        </w:rPr>
-        <w:t>FinalCode</w:t>
-      </w:r>
-      <w:r>
-        <w:rPr>
-          <w:b/>
-          <w:bCs/>
-          <w:color w:val="004F88"/>
-          <w:szCs w:val="22"/>
-        </w:rPr>
-        <w:t>:</w:t>
-      </w:r>
-    </w:p>
-    <w:p>
-      <w:pPr>
-        <w:rPr>
-          <w:color w:val="000000" w:themeColor="text1"/>
-          <w:sz w:val="20"/>
-        </w:rPr>
-      </w:pPr>
-      <w:r>
-        <w:rPr>
-          <w:b/>
-          <w:bCs/>
-          <w:color w:val="000000" w:themeColor="text1"/>
-          <w:szCs w:val="22"/>
-        </w:rPr>
-        <w:t>CheckingWordAndGCodeCommands</w:t>
-      </w:r>
-      <w:r>
-        <w:rPr>
-          <w:b/>
-          <w:bCs/>
-          <w:color w:val="000000" w:themeColor="text1"/>
-          <w:szCs w:val="22"/>
-        </w:rPr>
-        <w:t>.c</w:t>
-      </w:r>
-      <w:r>
-        <w:rPr>
-          <w:b/>
-          <w:bCs/>
-          <w:color w:val="000000" w:themeColor="text1"/>
-          <w:szCs w:val="22"/>
-        </w:rPr>
-        <w:t xml:space="preserve"> / </w:t>
-      </w:r>
-      <w:r>
-        <w:rPr>
-          <w:b/>
-          <w:bCs/>
-          <w:color w:val="000000" w:themeColor="text1"/>
-          <w:szCs w:val="22"/>
-        </w:rPr>
-        <w:t>CheckingWordAndGCodeCommands.</w:t>
-      </w:r>
-      <w:r>
-        <w:rPr>
-          <w:b/>
-          <w:bCs/>
-          <w:color w:val="000000" w:themeColor="text1"/>
-          <w:szCs w:val="22"/>
-        </w:rPr>
-        <w:t>h:</w:t>
-      </w:r>
-      <w:r>
-        <w:rPr>
-          <w:b/>
-          <w:bCs/>
-          <w:color w:val="000000" w:themeColor="text1"/>
-          <w:szCs w:val="22"/>
-        </w:rPr>
-        <w:t xml:space="preserve"> </w:t>
-      </w:r>
-      <w:r>
-        <w:rPr>
-          <w:color w:val="000000" w:themeColor="text1"/>
-          <w:sz w:val="20"/>
-        </w:rPr>
-        <w:t>This contains all the calculations and G</w:t>
-      </w:r>
-      <w:r>
-        <w:rPr>
-          <w:color w:val="000000" w:themeColor="text1"/>
-          <w:sz w:val="20"/>
-        </w:rPr>
-        <w:t>-</w:t>
-      </w:r>
-      <w:r>
-        <w:rPr>
-          <w:color w:val="000000" w:themeColor="text1"/>
-          <w:sz w:val="20"/>
-        </w:rPr>
-        <w:t>Code</w:t>
-      </w:r>
-      <w:r>
-        <w:rPr>
-          <w:color w:val="000000" w:themeColor="text1"/>
-          <w:sz w:val="20"/>
-        </w:rPr>
-        <w:t xml:space="preserve"> to make sure that the</w:t>
-      </w:r>
-    </w:p>
-    <w:p>
-      <w:pPr>
-        <w:rPr>
-          <w:b/>
-          <w:bCs/>
-          <w:color w:val="000000" w:themeColor="text1"/>
-          <w:szCs w:val="22"/>
-        </w:rPr>
-      </w:pPr>
-      <w:r>
-        <w:rPr>
-          <w:b/>
-          <w:bCs/>
-          <w:color w:val="000000" w:themeColor="text1"/>
-          <w:szCs w:val="22"/>
-        </w:rPr>
-        <w:t>H</w:t>
-      </w:r>
-      <w:r>
-        <w:rPr>
-          <w:b/>
-          <w:bCs/>
-          <w:color w:val="000000" w:themeColor="text1"/>
-          <w:szCs w:val="22"/>
-        </w:rPr>
-        <w:t>eader files</w:t>
-      </w:r>
-      <w:r>
-        <w:rPr>
-          <w:b/>
-          <w:bCs/>
-          <w:color w:val="000000" w:themeColor="text1"/>
-          <w:szCs w:val="22"/>
-        </w:rPr>
-        <w:t xml:space="preserve"> in .c</w:t>
-      </w:r>
-      <w:r>
-        <w:rPr>
-          <w:b/>
-          <w:bCs/>
-          <w:color w:val="000000" w:themeColor="text1"/>
-          <w:szCs w:val="22"/>
-        </w:rPr>
-        <w:t xml:space="preserve">: </w:t>
-      </w:r>
-      <w:r>
-        <w:rPr>
-          <w:color w:val="000000" w:themeColor="text1"/>
-          <w:szCs w:val="22"/>
-        </w:rPr>
-        <w:t>“</w:t>
-      </w:r>
-      <w:r>
-        <w:rPr>
-          <w:color w:val="000000" w:themeColor="text1"/>
-          <w:sz w:val="20"/>
-        </w:rPr>
-        <w:t>CheckingWordAndGCodeCommands.h</w:t>
-      </w:r>
-      <w:r>
-        <w:rPr>
-          <w:color w:val="000000" w:themeColor="text1"/>
-          <w:sz w:val="20"/>
-        </w:rPr>
-        <w:t>”</w:t>
-      </w:r>
-      <w:r>
-        <w:rPr>
-          <w:color w:val="000000" w:themeColor="text1"/>
-          <w:sz w:val="20"/>
-        </w:rPr>
-        <w:t xml:space="preserve">, </w:t>
-      </w:r>
-      <w:r>
-        <w:rPr>
-          <w:color w:val="000000" w:themeColor="text1"/>
-          <w:sz w:val="20"/>
-        </w:rPr>
-        <w:t>“</w:t>
-      </w:r>
-      <w:r>
-        <w:rPr>
-          <w:color w:val="000000" w:themeColor="text1"/>
-          <w:sz w:val="20"/>
-        </w:rPr>
-        <w:t>SettingUp.h</w:t>
-      </w:r>
-      <w:r>
-        <w:rPr>
-          <w:color w:val="000000" w:themeColor="text1"/>
-          <w:sz w:val="20"/>
-        </w:rPr>
-        <w:t>”</w:t>
-      </w:r>
-      <w:r>
-        <w:rPr>
-          <w:color w:val="000000" w:themeColor="text1"/>
-          <w:sz w:val="20"/>
-        </w:rPr>
-        <w:t xml:space="preserve">, </w:t>
-      </w:r>
-      <w:r>
-        <w:rPr>
-          <w:color w:val="000000" w:themeColor="text1"/>
-          <w:sz w:val="20"/>
-        </w:rPr>
-        <w:t>“</w:t>
-      </w:r>
-      <w:r>
-        <w:rPr>
-          <w:color w:val="000000" w:themeColor="text1"/>
-          <w:sz w:val="20"/>
-        </w:rPr>
-        <w:t>main.h</w:t>
-      </w:r>
-      <w:r>
-        <w:rPr>
-          <w:color w:val="000000" w:themeColor="text1"/>
-          <w:sz w:val="20"/>
-        </w:rPr>
-        <w:t>”</w:t>
-      </w:r>
-      <w:r>
-        <w:rPr>
-          <w:color w:val="000000" w:themeColor="text1"/>
-          <w:sz w:val="20"/>
-        </w:rPr>
-        <w:t xml:space="preserve">, </w:t>
-      </w:r>
-    </w:p>
-    <w:p>
-      <w:pPr>
-        <w:rPr>
-          <w:b/>
-          <w:bCs/>
-          <w:color w:val="000000" w:themeColor="text1"/>
-          <w:szCs w:val="22"/>
-        </w:rPr>
-      </w:pPr>
-      <w:r>
-        <w:rPr>
-          <w:b/>
-          <w:bCs/>
-          <w:color w:val="000000" w:themeColor="text1"/>
-          <w:szCs w:val="22"/>
-        </w:rPr>
-        <w:t>Functions</w:t>
-      </w:r>
-      <w:r>
-        <w:rPr>
-          <w:b/>
-          <w:bCs/>
-          <w:color w:val="000000" w:themeColor="text1"/>
-          <w:szCs w:val="22"/>
-        </w:rPr>
-        <w:t xml:space="preserve"> included:</w:t>
-      </w:r>
-    </w:p>
-    <w:p>
-      <w:pPr>
-        <w:rPr>
-          <w:color w:val="000000" w:themeColor="text1"/>
-          <w:sz w:val="20"/>
-        </w:rPr>
-      </w:pPr>
-      <w:r>
-        <w:rPr>
-          <w:color w:val="000000" w:themeColor="text1"/>
-          <w:sz w:val="20"/>
-        </w:rPr>
-        <w:t>ReadNextWord()</w:t>
-      </w:r>
-      <w:r>
-        <w:rPr>
-          <w:color w:val="000000" w:themeColor="text1"/>
-          <w:sz w:val="20"/>
-        </w:rPr>
-        <w:t xml:space="preserve"> </w:t>
-      </w:r>
-      <w:r>
-        <w:rPr>
-          <w:color w:val="000000" w:themeColor="text1"/>
-          <w:sz w:val="20"/>
-        </w:rPr>
-        <w:t>- Scans through the sentence word by word and stores the word in a temporal buffer</w:t>
-      </w:r>
-    </w:p>
-    <w:p>
-      <w:pPr>
-        <w:rPr>
-          <w:color w:val="000000" w:themeColor="text1"/>
-          <w:sz w:val="20"/>
-        </w:rPr>
-      </w:pPr>
-      <w:r>
-        <w:rPr>
-          <w:color w:val="000000" w:themeColor="text1"/>
-          <w:sz w:val="20"/>
-        </w:rPr>
-        <w:t>WordLength()</w:t>
-      </w:r>
-      <w:r>
-        <w:rPr>
-          <w:color w:val="000000" w:themeColor="text1"/>
-          <w:sz w:val="20"/>
-        </w:rPr>
-        <w:t xml:space="preserve"> </w:t>
-      </w:r>
-      <w:r>
-        <w:rPr>
-          <w:color w:val="000000" w:themeColor="text1"/>
-          <w:sz w:val="20"/>
-        </w:rPr>
-        <w:t>– Checks to see if the word will fit on the page and will create a new line if needed</w:t>
-      </w:r>
-    </w:p>
-    <w:p>
-      <w:pPr>
-        <w:rPr>
-          <w:color w:val="000000" w:themeColor="text1"/>
-          <w:sz w:val="20"/>
-        </w:rPr>
-      </w:pPr>
-      <w:r>
-        <w:rPr>
-          <w:color w:val="000000" w:themeColor="text1"/>
-          <w:sz w:val="20"/>
-        </w:rPr>
-        <w:t>SetNewLine()</w:t>
-      </w:r>
-      <w:r>
-        <w:rPr>
-          <w:color w:val="000000" w:themeColor="text1"/>
-          <w:sz w:val="20"/>
-        </w:rPr>
-        <w:t xml:space="preserve"> </w:t>
-      </w:r>
-      <w:r>
-        <w:rPr>
-          <w:color w:val="000000" w:themeColor="text1"/>
-          <w:sz w:val="20"/>
-        </w:rPr>
-        <w:t>–</w:t>
-      </w:r>
-      <w:r>
-        <w:rPr>
-          <w:color w:val="000000" w:themeColor="text1"/>
-          <w:sz w:val="20"/>
-        </w:rPr>
-        <w:t xml:space="preserve"> </w:t>
-      </w:r>
-      <w:r>
-        <w:rPr>
-          <w:color w:val="000000" w:themeColor="text1"/>
-          <w:sz w:val="20"/>
-        </w:rPr>
-        <w:t xml:space="preserve">Creates G-Code that sets the drawing robot to the start of the new line </w:t>
-      </w:r>
-    </w:p>
-    <w:p>
-      <w:pPr>
-        <w:rPr>
-          <w:b/>
-          <w:bCs/>
-          <w:color w:val="000000" w:themeColor="text1"/>
-          <w:sz w:val="20"/>
-        </w:rPr>
-      </w:pPr>
-      <w:r>
-        <w:rPr>
-          <w:color w:val="000000" w:themeColor="text1"/>
-          <w:sz w:val="20"/>
-        </w:rPr>
-        <w:t>CharacterGCode()</w:t>
-      </w:r>
-      <w:r>
-        <w:rPr>
-          <w:color w:val="000000" w:themeColor="text1"/>
-          <w:sz w:val="20"/>
-        </w:rPr>
-        <w:t xml:space="preserve"> </w:t>
-      </w:r>
-      <w:r>
-        <w:rPr>
-          <w:color w:val="000000" w:themeColor="text1"/>
-          <w:sz w:val="20"/>
-        </w:rPr>
-        <w:t>– Creates the G-Code for each stroke and stores it in a temporal buffer</w:t>
-      </w:r>
-    </w:p>
-    <w:p>
-      <w:pPr>
-        <w:rPr>
-          <w:b/>
-          <w:bCs/>
-          <w:color w:val="000000" w:themeColor="text1"/>
-          <w:szCs w:val="22"/>
-        </w:rPr>
-      </w:pPr>
-    </w:p>
-    <w:p>
-      <w:pPr>
-        <w:rPr>
-          <w:b/>
-          <w:bCs/>
-          <w:color w:val="000000" w:themeColor="text1"/>
-          <w:szCs w:val="22"/>
-        </w:rPr>
-      </w:pPr>
-      <w:r>
-        <w:rPr>
-          <w:b/>
-          <w:bCs/>
-          <w:color w:val="000000" w:themeColor="text1"/>
-          <w:szCs w:val="22"/>
-        </w:rPr>
-        <w:t>SettingUp</w:t>
-      </w:r>
-      <w:r>
-        <w:rPr>
-          <w:b/>
-          <w:bCs/>
-          <w:color w:val="000000" w:themeColor="text1"/>
-          <w:szCs w:val="22"/>
-        </w:rPr>
-        <w:t>.c</w:t>
-      </w:r>
-      <w:r>
-        <w:rPr>
-          <w:b/>
-          <w:bCs/>
-          <w:color w:val="000000" w:themeColor="text1"/>
-          <w:szCs w:val="22"/>
-        </w:rPr>
-        <w:t xml:space="preserve"> / </w:t>
-      </w:r>
-      <w:r>
-        <w:rPr>
-          <w:b/>
-          <w:bCs/>
-          <w:color w:val="000000" w:themeColor="text1"/>
-          <w:szCs w:val="22"/>
-        </w:rPr>
-        <w:t>SettingUp</w:t>
-      </w:r>
-      <w:r>
-        <w:rPr>
-          <w:b/>
-          <w:bCs/>
-          <w:color w:val="000000" w:themeColor="text1"/>
-          <w:szCs w:val="22"/>
-        </w:rPr>
-        <w:t>.</w:t>
-      </w:r>
-      <w:r>
-        <w:rPr>
-          <w:b/>
-          <w:bCs/>
-          <w:color w:val="000000" w:themeColor="text1"/>
-          <w:szCs w:val="22"/>
-        </w:rPr>
-        <w:t>h</w:t>
-      </w:r>
-      <w:r>
-        <w:rPr>
-          <w:b/>
-          <w:bCs/>
-          <w:color w:val="000000" w:themeColor="text1"/>
-          <w:szCs w:val="22"/>
-        </w:rPr>
-        <w:t>:</w:t>
-      </w:r>
-      <w:r>
-        <w:rPr>
-          <w:b/>
-          <w:bCs/>
-          <w:color w:val="000000" w:themeColor="text1"/>
-          <w:szCs w:val="22"/>
-        </w:rPr>
-        <w:t xml:space="preserve"> These files contain the</w:t>
-      </w:r>
-    </w:p>
-    <w:p>
-      <w:pPr>
-        <w:rPr>
-          <w:b/>
-          <w:bCs/>
-          <w:color w:val="000000" w:themeColor="text1"/>
-          <w:szCs w:val="22"/>
-        </w:rPr>
-      </w:pPr>
-      <w:r>
-        <w:rPr>
-          <w:b/>
-          <w:bCs/>
-          <w:color w:val="000000" w:themeColor="text1"/>
-          <w:szCs w:val="22"/>
-        </w:rPr>
-        <w:t>H</w:t>
-      </w:r>
-      <w:r>
-        <w:rPr>
-          <w:b/>
-          <w:bCs/>
-          <w:color w:val="000000" w:themeColor="text1"/>
-          <w:szCs w:val="22"/>
-        </w:rPr>
-        <w:t>eader files</w:t>
-      </w:r>
-      <w:r>
-        <w:rPr>
-          <w:b/>
-          <w:bCs/>
-          <w:color w:val="000000" w:themeColor="text1"/>
-          <w:szCs w:val="22"/>
-        </w:rPr>
-        <w:t xml:space="preserve"> in .c</w:t>
-      </w:r>
-      <w:r>
-        <w:rPr>
-          <w:b/>
-          <w:bCs/>
-          <w:color w:val="000000" w:themeColor="text1"/>
-          <w:szCs w:val="22"/>
-        </w:rPr>
-        <w:t>:</w:t>
-      </w:r>
-      <w:r>
-        <w:rPr>
-          <w:b/>
-          <w:bCs/>
-          <w:color w:val="000000" w:themeColor="text1"/>
-          <w:szCs w:val="22"/>
-        </w:rPr>
-        <w:t xml:space="preserve"> </w:t>
-      </w:r>
-      <w:r>
-        <w:rPr>
-          <w:b/>
-          <w:bCs/>
-          <w:color w:val="000000" w:themeColor="text1"/>
-          <w:szCs w:val="22"/>
-        </w:rPr>
-        <w:t>“</w:t>
-      </w:r>
-      <w:r>
-        <w:rPr>
-          <w:color w:val="000000" w:themeColor="text1"/>
-          <w:sz w:val="20"/>
-        </w:rPr>
-        <w:t>CheckingWordAndGCodeCommands.h</w:t>
-      </w:r>
-      <w:r>
-        <w:rPr>
-          <w:color w:val="000000" w:themeColor="text1"/>
-          <w:sz w:val="20"/>
-        </w:rPr>
-        <w:t>”</w:t>
-      </w:r>
-      <w:r>
-        <w:rPr>
-          <w:color w:val="000000" w:themeColor="text1"/>
-          <w:sz w:val="20"/>
-        </w:rPr>
-        <w:t xml:space="preserve">, </w:t>
-      </w:r>
-      <w:r>
-        <w:rPr>
-          <w:color w:val="000000" w:themeColor="text1"/>
-          <w:sz w:val="20"/>
-        </w:rPr>
-        <w:t>“</w:t>
-      </w:r>
-      <w:r>
-        <w:rPr>
-          <w:color w:val="000000" w:themeColor="text1"/>
-          <w:sz w:val="20"/>
-        </w:rPr>
-        <w:t>SettingUp.h</w:t>
-      </w:r>
-      <w:r>
-        <w:rPr>
-          <w:color w:val="000000" w:themeColor="text1"/>
-          <w:sz w:val="20"/>
-        </w:rPr>
-        <w:t>”</w:t>
-      </w:r>
-      <w:r>
-        <w:rPr>
-          <w:color w:val="000000" w:themeColor="text1"/>
-          <w:sz w:val="20"/>
-        </w:rPr>
-        <w:t xml:space="preserve">, </w:t>
-      </w:r>
-      <w:r>
-        <w:rPr>
-          <w:color w:val="000000" w:themeColor="text1"/>
-          <w:sz w:val="20"/>
-        </w:rPr>
-        <w:t>“</w:t>
-      </w:r>
-      <w:r>
-        <w:rPr>
-          <w:color w:val="000000" w:themeColor="text1"/>
-          <w:sz w:val="20"/>
-        </w:rPr>
-        <w:t>main.h</w:t>
-      </w:r>
-      <w:r>
-        <w:rPr>
-          <w:color w:val="000000" w:themeColor="text1"/>
-          <w:sz w:val="20"/>
-        </w:rPr>
-        <w:t>”</w:t>
-      </w:r>
-    </w:p>
-    <w:p>
-      <w:pPr>
-        <w:rPr>
-          <w:b/>
-          <w:bCs/>
-          <w:color w:val="000000" w:themeColor="text1"/>
-          <w:szCs w:val="22"/>
-        </w:rPr>
-      </w:pPr>
-      <w:r>
-        <w:rPr>
-          <w:b/>
-          <w:bCs/>
-          <w:color w:val="000000" w:themeColor="text1"/>
-          <w:szCs w:val="22"/>
-        </w:rPr>
-        <w:t>Functions</w:t>
-      </w:r>
-      <w:r>
-        <w:rPr>
-          <w:b/>
-          <w:bCs/>
-          <w:color w:val="000000" w:themeColor="text1"/>
-          <w:szCs w:val="22"/>
-        </w:rPr>
-        <w:t xml:space="preserve"> included:</w:t>
-      </w:r>
-    </w:p>
-    <w:p>
-      <w:pPr>
-        <w:rPr>
-          <w:color w:val="000000" w:themeColor="text1"/>
-          <w:sz w:val="20"/>
-        </w:rPr>
-      </w:pPr>
-      <w:r>
-        <w:rPr>
-          <w:color w:val="000000" w:themeColor="text1"/>
-          <w:sz w:val="20"/>
-        </w:rPr>
-        <w:t>LoadData()</w:t>
-      </w:r>
-      <w:r>
-        <w:rPr>
-          <w:color w:val="000000" w:themeColor="text1"/>
-          <w:sz w:val="20"/>
-        </w:rPr>
-        <w:t xml:space="preserve"> </w:t>
-      </w:r>
-      <w:r>
-        <w:rPr>
-          <w:color w:val="000000" w:themeColor="text1"/>
-          <w:sz w:val="20"/>
-        </w:rPr>
-        <w:t>-</w:t>
-      </w:r>
-      <w:r>
-        <w:rPr>
-          <w:color w:val="000000" w:themeColor="text1"/>
-          <w:sz w:val="20"/>
-        </w:rPr>
-        <w:t xml:space="preserve"> Scans through “Si</w:t>
-      </w:r>
-      <w:r>
-        <w:rPr>
-          <w:color w:val="000000" w:themeColor="text1"/>
-          <w:sz w:val="20"/>
-        </w:rPr>
-        <w:t>ngleStrokeFont.txt” and stores it all in dynamic memory</w:t>
-      </w:r>
-    </w:p>
-    <w:p>
-      <w:pPr>
-        <w:rPr>
-          <w:color w:val="000000" w:themeColor="text1"/>
-          <w:sz w:val="20"/>
-        </w:rPr>
-      </w:pPr>
-      <w:r>
-        <w:rPr>
-          <w:color w:val="000000" w:themeColor="text1"/>
-          <w:sz w:val="20"/>
-        </w:rPr>
-        <w:t>FontSize(</w:t>
-      </w:r>
-      <w:r>
-        <w:rPr>
-          <w:color w:val="000000" w:themeColor="text1"/>
-          <w:sz w:val="20"/>
-        </w:rPr>
-        <w:t>)</w:t>
-      </w:r>
-      <w:r>
-        <w:rPr>
-          <w:color w:val="000000" w:themeColor="text1"/>
-          <w:sz w:val="20"/>
-        </w:rPr>
-        <w:t xml:space="preserve"> </w:t>
-      </w:r>
-      <w:r>
-        <w:rPr>
-          <w:color w:val="000000" w:themeColor="text1"/>
-          <w:sz w:val="20"/>
-        </w:rPr>
-        <w:t>- Asks the user to input a font size between 4 and 10, then stores their input</w:t>
-      </w:r>
-    </w:p>
-    <w:p>
-      <w:pPr>
-        <w:rPr>
-          <w:b/>
-          <w:bCs/>
-          <w:color w:val="000000" w:themeColor="text1"/>
-          <w:sz w:val="20"/>
-        </w:rPr>
-      </w:pPr>
-      <w:r>
-        <w:rPr>
-          <w:color w:val="000000" w:themeColor="text1"/>
-          <w:sz w:val="20"/>
-        </w:rPr>
-        <w:t>SetRobot()</w:t>
-      </w:r>
-      <w:r>
-        <w:rPr>
-          <w:color w:val="000000" w:themeColor="text1"/>
-          <w:sz w:val="20"/>
-        </w:rPr>
-        <w:t xml:space="preserve"> </w:t>
-      </w:r>
-      <w:r>
-        <w:rPr>
-          <w:color w:val="000000" w:themeColor="text1"/>
-          <w:sz w:val="20"/>
-        </w:rPr>
-        <w:t>– Creates G-Code to move robot to 0,0 in X and Y and then sets the first line</w:t>
-      </w:r>
-    </w:p>
-    <w:p>
-      <w:pPr>
-        <w:rPr>
-          <w:b/>
-          <w:bCs/>
-          <w:color w:val="000000" w:themeColor="text1"/>
-          <w:sz w:val="20"/>
-        </w:rPr>
-      </w:pPr>
-    </w:p>
-    <w:p>
-      <w:pPr>
-        <w:rPr>
-          <w:b/>
-          <w:bCs/>
-          <w:color w:val="000000" w:themeColor="text1"/>
-          <w:szCs w:val="22"/>
-        </w:rPr>
-      </w:pPr>
-      <w:r>
-        <w:rPr>
-          <w:b/>
-          <w:bCs/>
-          <w:color w:val="000000" w:themeColor="text1"/>
-          <w:szCs w:val="22"/>
-        </w:rPr>
-        <w:t>main.c</w:t>
-      </w:r>
-      <w:r>
-        <w:rPr>
-          <w:b/>
-          <w:bCs/>
-          <w:color w:val="000000" w:themeColor="text1"/>
-          <w:szCs w:val="22"/>
-        </w:rPr>
-        <w:t xml:space="preserve"> / </w:t>
-      </w:r>
-      <w:r>
-        <w:rPr>
-          <w:b/>
-          <w:bCs/>
-          <w:color w:val="000000" w:themeColor="text1"/>
-          <w:szCs w:val="22"/>
-        </w:rPr>
-        <w:t>main.h:</w:t>
-      </w:r>
-      <w:r>
-        <w:rPr>
-          <w:b/>
-          <w:bCs/>
-          <w:color w:val="000000" w:themeColor="text1"/>
-          <w:szCs w:val="22"/>
-        </w:rPr>
-        <w:t xml:space="preserve"> </w:t>
-      </w:r>
-    </w:p>
-    <w:p>
-      <w:pPr>
-        <w:rPr>
-          <w:b/>
-          <w:bCs/>
-          <w:color w:val="000000" w:themeColor="text1"/>
-          <w:szCs w:val="22"/>
-        </w:rPr>
-      </w:pPr>
-      <w:r>
-        <w:rPr>
-          <w:b/>
-          <w:bCs/>
-          <w:color w:val="000000" w:themeColor="text1"/>
-          <w:szCs w:val="22"/>
-        </w:rPr>
-        <w:t>H</w:t>
-      </w:r>
-      <w:r>
-        <w:rPr>
-          <w:b/>
-          <w:bCs/>
-          <w:color w:val="000000" w:themeColor="text1"/>
-          <w:szCs w:val="22"/>
-        </w:rPr>
-        <w:t>eader files</w:t>
-      </w:r>
-      <w:r>
-        <w:rPr>
-          <w:b/>
-          <w:bCs/>
-          <w:color w:val="000000" w:themeColor="text1"/>
-          <w:szCs w:val="22"/>
-        </w:rPr>
-        <w:t xml:space="preserve"> in .c</w:t>
-      </w:r>
-      <w:r>
-        <w:rPr>
-          <w:b/>
-          <w:bCs/>
-          <w:color w:val="000000" w:themeColor="text1"/>
-          <w:szCs w:val="22"/>
-        </w:rPr>
-        <w:t xml:space="preserve">: </w:t>
-      </w:r>
-      <w:r>
-        <w:rPr>
-          <w:color w:val="000000" w:themeColor="text1"/>
-          <w:szCs w:val="22"/>
-        </w:rPr>
-        <w:t>“</w:t>
-      </w:r>
-      <w:r>
-        <w:rPr>
-          <w:color w:val="000000" w:themeColor="text1"/>
-          <w:sz w:val="20"/>
-        </w:rPr>
-        <w:t>CheckingWordAndGCodeCommands.h”, “SettingUp.h”, “main.h”</w:t>
-      </w:r>
-      <w:r>
-        <w:rPr>
-          <w:color w:val="000000" w:themeColor="text1"/>
-          <w:sz w:val="20"/>
-        </w:rPr>
-        <w:t>, “serial.h”, “rs232.h”</w:t>
-      </w:r>
-    </w:p>
-    <w:p>
-      <w:pPr>
-        <w:rPr>
-          <w:b/>
-          <w:bCs/>
-          <w:color w:val="000000" w:themeColor="text1"/>
-          <w:szCs w:val="22"/>
-        </w:rPr>
-      </w:pPr>
-      <w:r>
-        <w:rPr>
-          <w:b/>
-          <w:bCs/>
-          <w:color w:val="000000" w:themeColor="text1"/>
-          <w:szCs w:val="22"/>
-        </w:rPr>
-        <w:t>Functions</w:t>
-      </w:r>
-      <w:r>
-        <w:rPr>
-          <w:b/>
-          <w:bCs/>
-          <w:color w:val="000000" w:themeColor="text1"/>
-          <w:szCs w:val="22"/>
-        </w:rPr>
-        <w:t xml:space="preserve"> included:</w:t>
-      </w:r>
-    </w:p>
-    <w:p>
-      <w:pPr>
-        <w:rPr>
-          <w:color w:val="000000" w:themeColor="text1"/>
-          <w:sz w:val="20"/>
-        </w:rPr>
-      </w:pPr>
-      <w:r>
-        <w:rPr>
-          <w:color w:val="000000" w:themeColor="text1"/>
-          <w:sz w:val="20"/>
-        </w:rPr>
-        <w:t>main()</w:t>
-      </w:r>
-      <w:r>
-        <w:rPr>
-          <w:color w:val="000000" w:themeColor="text1"/>
-          <w:sz w:val="20"/>
-        </w:rPr>
-        <w:t xml:space="preserve"> </w:t>
-      </w:r>
-      <w:r>
-        <w:rPr>
-          <w:color w:val="000000" w:themeColor="text1"/>
-          <w:sz w:val="20"/>
-        </w:rPr>
-        <w:t xml:space="preserve">– Runs </w:t>
-      </w:r>
-    </w:p>
-    <w:p>
-      <w:pPr>
-        <w:rPr>
-          <w:b/>
-          <w:bCs/>
-          <w:color w:val="000000" w:themeColor="text1"/>
-          <w:sz w:val="20"/>
-        </w:rPr>
-      </w:pPr>
-      <w:r>
-        <w:rPr>
-          <w:color w:val="000000" w:themeColor="text1"/>
-          <w:sz w:val="20"/>
-        </w:rPr>
-        <w:t>SendCommands</w:t>
-      </w:r>
-      <w:r>
-        <w:rPr>
-          <w:color w:val="000000" w:themeColor="text1"/>
-          <w:sz w:val="20"/>
-        </w:rPr>
-        <w:t>()</w:t>
-      </w:r>
-      <w:r>
-        <w:rPr>
-          <w:color w:val="000000" w:themeColor="text1"/>
-          <w:sz w:val="20"/>
-        </w:rPr>
-        <w:t xml:space="preserve"> -</w:t>
-      </w:r>
-    </w:p>
-    <w:p>
-      <w:pPr>
-        <w:rPr>
-          <w:b/>
-          <w:bCs/>
-          <w:color w:val="000000" w:themeColor="text1"/>
-          <w:sz w:val="20"/>
-        </w:rPr>
-      </w:pPr>
-    </w:p>
-    <w:p>
-      <w:pPr>
-        <w:rPr>
-          <w:b/>
-          <w:bCs/>
-          <w:color w:val="000000" w:themeColor="text1"/>
-          <w:sz w:val="20"/>
-        </w:rPr>
-      </w:pPr>
-      <w:r>
-        <w:rPr>
-          <w:b/>
-          <w:bCs/>
-          <w:color w:val="000000" w:themeColor="text1"/>
-          <w:sz w:val="20"/>
-        </w:rPr>
-        <w:t>Global Variables:</w:t>
-      </w:r>
-    </w:p>
-    <w:p>
-      <w:pPr>
-        <w:rPr>
-          <w:b/>
-          <w:bCs/>
-          <w:color w:val="000000" w:themeColor="text1"/>
-          <w:sz w:val="20"/>
-        </w:rPr>
-      </w:pPr>
-    </w:p>
-    <w:p>
-      <w:pPr>
-        <w:rPr>
-          <w:b/>
-          <w:bCs/>
-          <w:color w:val="000000" w:themeColor="text1"/>
-          <w:sz w:val="20"/>
-        </w:rPr>
-      </w:pPr>
-      <w:r>
-        <w:rPr>
-          <w:b/>
-          <w:bCs/>
-          <w:color w:val="000000" w:themeColor="text1"/>
-          <w:szCs w:val="22"/>
-        </w:rPr>
-        <w:t xml:space="preserve">SampleLines.txt: </w:t>
-      </w:r>
-      <w:r>
-        <w:rPr>
-          <w:color w:val="000000" w:themeColor="text1"/>
-          <w:sz w:val="20"/>
-        </w:rPr>
-        <w:t xml:space="preserve">Text file that contains the sentence(s) that the user wants </w:t>
-      </w:r>
-      <w:r>
-        <w:rPr>
-          <w:color w:val="000000" w:themeColor="text1"/>
-          <w:sz w:val="20"/>
-        </w:rPr>
-        <w:t>the robot to draw on the page</w:t>
-      </w:r>
-    </w:p>
-    <w:p>
-      <w:pPr>
-        <w:rPr>
-          <w:b/>
-          <w:bCs/>
-          <w:color w:val="000000" w:themeColor="text1"/>
-          <w:sz w:val="20"/>
-        </w:rPr>
-      </w:pPr>
-      <w:proofErr w:type="spellStart"/>
-      <w:r>
-        <w:rPr>
-          <w:b/>
-          <w:bCs/>
-          <w:color w:val="000000" w:themeColor="text1"/>
-          <w:szCs w:val="22"/>
-        </w:rPr>
-        <w:t>SingleStrokeFont</w:t>
-      </w:r>
-      <w:proofErr w:type="spellEnd"/>
-      <w:r>
-        <w:rPr>
-          <w:b/>
-          <w:bCs/>
-          <w:color w:val="000000" w:themeColor="text1"/>
-          <w:szCs w:val="22"/>
-        </w:rPr>
-        <w:t xml:space="preserve">: </w:t>
-      </w:r>
-      <w:r>
-        <w:rPr>
-          <w:color w:val="000000" w:themeColor="text1"/>
-          <w:sz w:val="20"/>
-        </w:rPr>
-        <w:t>Text file that contains all the stroke data for each of the 128 ascii characters</w:t>
-      </w:r>
-    </w:p>
-    <w:p>
-      <w:pPr>
-        <w:rPr>
-          <w:b/>
-          <w:bCs/>
-          <w:color w:val="004F88"/>
-        </w:rPr>
-      </w:pPr>
-    </w:p>
-    <w:p>
-      <w:pPr>
-        <w:rPr>
-          <w:b/>
-          <w:bCs/>
-          <w:color w:val="004F88"/>
-        </w:rPr>
-      </w:pPr>
-    </w:p>
-    <w:p>
-      <w:pPr>
-        <w:rPr>
-          <w:color w:val="000000" w:themeColor="text1"/>
-        </w:rPr>
-      </w:pPr>
     </w:p>
     <w:p/>
     <w:p/>
@@ -2432,6 +156,2203 @@
     <w:p/>
     <w:p/>
     <w:p/>
+    <w:p/>
+    <w:p/>
+    <w:p/>
+    <w:p/>
+    <w:p/>
+    <w:p/>
+    <w:p/>
+    <w:p/>
+    <w:p/>
+    <w:p>
+      <w:pPr>
+        <w:pStyle w:val="Heading1"/>
+        <w:rPr>
+          <w:b/>
+          <w:bCs/>
+          <w:u w:val="single"/>
+        </w:rPr>
+      </w:pPr>
+      <w:r>
+        <w:rPr>
+          <w:b/>
+          <w:bCs/>
+          <w:u w:val="single"/>
+        </w:rPr>
+        <w:lastRenderedPageBreak/>
+        <w:t>Software Description</w:t>
+      </w:r>
+      <w:r>
+        <w:rPr>
+          <w:b/>
+          <w:bCs/>
+          <w:u w:val="single"/>
+        </w:rPr>
+        <w:t>:</w:t>
+      </w:r>
+    </w:p>
+    <w:p>
+      <w:pPr>
+        <w:rPr>
+          <w:b/>
+          <w:bCs/>
+          <w:color w:val="004F88"/>
+        </w:rPr>
+      </w:pPr>
+      <w:r>
+        <w:rPr>
+          <w:b/>
+          <w:bCs/>
+          <w:color w:val="004F88"/>
+        </w:rPr>
+        <w:t>Purpose Of The Software:</w:t>
+      </w:r>
+    </w:p>
+    <w:p>
+      <w:pPr>
+        <w:rPr>
+          <w:color w:val="000000" w:themeColor="text1"/>
+          <w:sz w:val="20"/>
+          <w:szCs w:val="18"/>
+        </w:rPr>
+      </w:pPr>
+      <w:r>
+        <w:rPr>
+          <w:color w:val="000000" w:themeColor="text1"/>
+          <w:sz w:val="20"/>
+          <w:szCs w:val="18"/>
+        </w:rPr>
+        <w:t>My software takes the sentence the user inputs into “SampleLines.txt” and reads it word by word. Then it uses the “SingleStrokeFont.txt” and the font size the user inputs to convert these strokes into the correct G</w:t>
+      </w:r>
+      <w:r>
+        <w:rPr>
+          <w:color w:val="000000" w:themeColor="text1"/>
+          <w:sz w:val="20"/>
+          <w:szCs w:val="18"/>
+        </w:rPr>
+        <w:t>-</w:t>
+      </w:r>
+      <w:r>
+        <w:rPr>
+          <w:color w:val="000000" w:themeColor="text1"/>
+          <w:sz w:val="20"/>
+          <w:szCs w:val="18"/>
+        </w:rPr>
+        <w:t>Code to send to the drawing robot. Each word will then be drawn on the page in lines</w:t>
+      </w:r>
+      <w:r>
+        <w:rPr>
+          <w:color w:val="000000" w:themeColor="text1"/>
+          <w:sz w:val="20"/>
+          <w:szCs w:val="18"/>
+        </w:rPr>
+        <w:t xml:space="preserve"> that have a width of 100mm</w:t>
+      </w:r>
+    </w:p>
+    <w:p>
+      <w:pPr>
+        <w:rPr>
+          <w:b/>
+          <w:bCs/>
+          <w:color w:val="004F88"/>
+          <w:sz w:val="24"/>
+          <w:szCs w:val="22"/>
+        </w:rPr>
+      </w:pPr>
+      <w:r>
+        <w:rPr>
+          <w:b/>
+          <w:bCs/>
+          <w:color w:val="004F88"/>
+          <w:sz w:val="24"/>
+          <w:szCs w:val="22"/>
+        </w:rPr>
+        <w:t>Th</w:t>
+      </w:r>
+      <w:r>
+        <w:rPr>
+          <w:b/>
+          <w:bCs/>
+          <w:color w:val="004F88"/>
+          <w:sz w:val="24"/>
+          <w:szCs w:val="22"/>
+        </w:rPr>
+        <w:t xml:space="preserve">e Problems That </w:t>
+      </w:r>
+      <w:r>
+        <w:rPr>
+          <w:b/>
+          <w:bCs/>
+          <w:color w:val="004F88"/>
+          <w:sz w:val="24"/>
+          <w:szCs w:val="22"/>
+        </w:rPr>
+        <w:t xml:space="preserve">My </w:t>
+      </w:r>
+      <w:r>
+        <w:rPr>
+          <w:b/>
+          <w:bCs/>
+          <w:color w:val="004F88"/>
+          <w:sz w:val="24"/>
+          <w:szCs w:val="22"/>
+        </w:rPr>
+        <w:t>Robot</w:t>
+      </w:r>
+      <w:r>
+        <w:rPr>
+          <w:b/>
+          <w:bCs/>
+          <w:color w:val="004F88"/>
+          <w:sz w:val="24"/>
+          <w:szCs w:val="22"/>
+        </w:rPr>
+        <w:t xml:space="preserve"> Code</w:t>
+      </w:r>
+      <w:r>
+        <w:rPr>
+          <w:b/>
+          <w:bCs/>
+          <w:color w:val="004F88"/>
+          <w:sz w:val="24"/>
+          <w:szCs w:val="22"/>
+        </w:rPr>
+        <w:t xml:space="preserve"> Solves:</w:t>
+      </w:r>
+    </w:p>
+    <w:p>
+      <w:pPr>
+        <w:rPr>
+          <w:b/>
+          <w:bCs/>
+          <w:color w:val="004F88"/>
+          <w:sz w:val="28"/>
+          <w:szCs w:val="24"/>
+        </w:rPr>
+      </w:pPr>
+      <w:r>
+        <w:rPr>
+          <w:b/>
+          <w:bCs/>
+        </w:rPr>
+        <w:t>Storing Font Dat</w:t>
+      </w:r>
+      <w:r>
+        <w:rPr>
+          <w:b/>
+          <w:bCs/>
+        </w:rPr>
+        <w:t>a</w:t>
+      </w:r>
+      <w:r>
+        <w:rPr>
+          <w:b/>
+          <w:bCs/>
+        </w:rPr>
+        <w:t>:</w:t>
+      </w:r>
+    </w:p>
+    <w:p>
+      <w:pPr>
+        <w:rPr>
+          <w:sz w:val="20"/>
+          <w:szCs w:val="18"/>
+        </w:rPr>
+      </w:pPr>
+      <w:r>
+        <w:rPr>
+          <w:sz w:val="20"/>
+          <w:szCs w:val="18"/>
+        </w:rPr>
+        <w:t xml:space="preserve">- </w:t>
+      </w:r>
+      <w:r>
+        <w:rPr>
+          <w:sz w:val="20"/>
+          <w:szCs w:val="18"/>
+        </w:rPr>
+        <w:t>Defines a struct called AsciiLine that reads the ascii value</w:t>
+      </w:r>
+      <w:r>
+        <w:rPr>
+          <w:sz w:val="20"/>
+          <w:szCs w:val="18"/>
+        </w:rPr>
+        <w:t xml:space="preserve">, number of stroke lines and </w:t>
+      </w:r>
+      <w:r>
+        <w:rPr>
+          <w:sz w:val="20"/>
+          <w:szCs w:val="18"/>
+        </w:rPr>
+        <w:t>sets</w:t>
+      </w:r>
+      <w:r>
+        <w:rPr>
+          <w:sz w:val="20"/>
+          <w:szCs w:val="18"/>
+        </w:rPr>
+        <w:t xml:space="preserve"> the buffer Lines</w:t>
+      </w:r>
+      <w:r>
+        <w:rPr>
+          <w:sz w:val="20"/>
+          <w:szCs w:val="18"/>
+        </w:rPr>
+        <w:t xml:space="preserve"> with a pointer to it</w:t>
+      </w:r>
+      <w:r>
+        <w:rPr>
+          <w:sz w:val="20"/>
+          <w:szCs w:val="18"/>
+        </w:rPr>
+        <w:t xml:space="preserve"> </w:t>
+      </w:r>
+    </w:p>
+    <w:p>
+      <w:pPr>
+        <w:rPr>
+          <w:sz w:val="20"/>
+          <w:szCs w:val="18"/>
+        </w:rPr>
+      </w:pPr>
+      <w:r>
+        <w:rPr>
+          <w:sz w:val="20"/>
+          <w:szCs w:val="18"/>
+        </w:rPr>
+        <w:t xml:space="preserve">- </w:t>
+      </w:r>
+      <w:r>
+        <w:rPr>
+          <w:sz w:val="20"/>
+          <w:szCs w:val="18"/>
+        </w:rPr>
+        <w:t>Each ascii character’s strokes are kept in a dynamically size</w:t>
+      </w:r>
+      <w:r>
+        <w:rPr>
+          <w:sz w:val="20"/>
+          <w:szCs w:val="18"/>
+        </w:rPr>
+        <w:t>d</w:t>
+      </w:r>
+      <w:r>
+        <w:rPr>
+          <w:sz w:val="20"/>
+          <w:szCs w:val="18"/>
+        </w:rPr>
+        <w:t xml:space="preserve"> array called FontArray</w:t>
+      </w:r>
+      <w:r>
+        <w:rPr>
+          <w:sz w:val="20"/>
+          <w:szCs w:val="18"/>
+        </w:rPr>
+        <w:t xml:space="preserve">, where in each line the \n is replaced with \0 using </w:t>
+      </w:r>
+      <w:proofErr w:type="spellStart"/>
+      <w:r>
+        <w:rPr>
+          <w:sz w:val="20"/>
+          <w:szCs w:val="18"/>
+        </w:rPr>
+        <w:t>strcspn</w:t>
+      </w:r>
+      <w:proofErr w:type="spellEnd"/>
+      <w:r>
+        <w:rPr>
+          <w:sz w:val="20"/>
+          <w:szCs w:val="18"/>
+        </w:rPr>
+        <w:t xml:space="preserve"> and the exact amount of space in the line is set using malloc</w:t>
+      </w:r>
+    </w:p>
+    <w:p>
+      <w:pPr>
+        <w:rPr>
+          <w:sz w:val="20"/>
+          <w:szCs w:val="18"/>
+        </w:rPr>
+      </w:pPr>
+      <w:r>
+        <w:rPr>
+          <w:b/>
+          <w:bCs/>
+          <w:sz w:val="20"/>
+          <w:szCs w:val="18"/>
+        </w:rPr>
+        <w:t xml:space="preserve">- </w:t>
+      </w:r>
+      <w:r>
+        <w:rPr>
+          <w:sz w:val="20"/>
+          <w:szCs w:val="18"/>
+        </w:rPr>
+        <w:t>The</w:t>
+      </w:r>
+      <w:r>
+        <w:rPr>
+          <w:sz w:val="20"/>
+          <w:szCs w:val="18"/>
+        </w:rPr>
+        <w:t xml:space="preserve"> file pointer, FP,</w:t>
+      </w:r>
+      <w:r>
+        <w:rPr>
+          <w:sz w:val="20"/>
+          <w:szCs w:val="18"/>
+        </w:rPr>
+        <w:t xml:space="preserve"> </w:t>
+      </w:r>
+      <w:r>
+        <w:rPr>
+          <w:sz w:val="20"/>
+          <w:szCs w:val="18"/>
+        </w:rPr>
+        <w:t xml:space="preserve">is used to </w:t>
+      </w:r>
+      <w:r>
+        <w:rPr>
+          <w:sz w:val="20"/>
+          <w:szCs w:val="18"/>
+        </w:rPr>
+        <w:t>scan</w:t>
+      </w:r>
+      <w:r>
+        <w:rPr>
+          <w:sz w:val="20"/>
+          <w:szCs w:val="18"/>
+        </w:rPr>
+        <w:t xml:space="preserve"> all values and when</w:t>
+      </w:r>
+      <w:r>
+        <w:rPr>
+          <w:sz w:val="20"/>
+          <w:szCs w:val="18"/>
+        </w:rPr>
+        <w:t xml:space="preserve"> 999</w:t>
+      </w:r>
+      <w:r>
+        <w:rPr>
+          <w:sz w:val="20"/>
+          <w:szCs w:val="18"/>
+        </w:rPr>
+        <w:t xml:space="preserve"> is scanned grows the FontArray using</w:t>
+      </w:r>
+      <w:r>
+        <w:rPr>
+          <w:sz w:val="20"/>
+          <w:szCs w:val="18"/>
+        </w:rPr>
+        <w:t xml:space="preserve"> </w:t>
+      </w:r>
+      <w:proofErr w:type="spellStart"/>
+      <w:r>
+        <w:rPr>
+          <w:sz w:val="20"/>
+          <w:szCs w:val="18"/>
+        </w:rPr>
+        <w:t>realloc</w:t>
+      </w:r>
+      <w:proofErr w:type="spellEnd"/>
+      <w:r>
+        <w:rPr>
+          <w:sz w:val="20"/>
+          <w:szCs w:val="18"/>
+        </w:rPr>
+        <w:t>() by 1 to create a space for the new ascii character to be defined</w:t>
+      </w:r>
+    </w:p>
+    <w:p>
+      <w:pPr>
+        <w:rPr>
+          <w:sz w:val="20"/>
+          <w:szCs w:val="18"/>
+        </w:rPr>
+      </w:pPr>
+      <w:r>
+        <w:rPr>
+          <w:sz w:val="20"/>
+          <w:szCs w:val="18"/>
+        </w:rPr>
+        <w:t>-</w:t>
+      </w:r>
+      <w:r>
+        <w:rPr>
+          <w:sz w:val="20"/>
+          <w:szCs w:val="18"/>
+        </w:rPr>
+        <w:t xml:space="preserve"> </w:t>
+      </w:r>
+      <w:r>
+        <w:rPr>
+          <w:sz w:val="20"/>
+          <w:szCs w:val="18"/>
+        </w:rPr>
+        <w:t xml:space="preserve">Defines </w:t>
+      </w:r>
+      <w:r>
+        <w:rPr>
+          <w:sz w:val="20"/>
+          <w:szCs w:val="18"/>
+        </w:rPr>
+        <w:t>*</w:t>
+      </w:r>
+      <w:r>
+        <w:rPr>
+          <w:sz w:val="20"/>
+          <w:szCs w:val="18"/>
+        </w:rPr>
+        <w:t>Line</w:t>
+      </w:r>
+      <w:r>
+        <w:rPr>
+          <w:sz w:val="20"/>
+          <w:szCs w:val="18"/>
+        </w:rPr>
+        <w:t>, which</w:t>
+      </w:r>
+      <w:r>
+        <w:rPr>
+          <w:sz w:val="20"/>
+          <w:szCs w:val="18"/>
+        </w:rPr>
+        <w:t xml:space="preserve"> </w:t>
+      </w:r>
+      <w:r>
+        <w:rPr>
+          <w:sz w:val="20"/>
+          <w:szCs w:val="18"/>
+        </w:rPr>
+        <w:t>is</w:t>
+      </w:r>
+      <w:r>
+        <w:rPr>
+          <w:sz w:val="20"/>
+          <w:szCs w:val="18"/>
+        </w:rPr>
+        <w:t xml:space="preserve"> a pointer to </w:t>
+      </w:r>
+      <w:r>
+        <w:rPr>
+          <w:sz w:val="20"/>
+          <w:szCs w:val="18"/>
+        </w:rPr>
+        <w:t xml:space="preserve">each </w:t>
+      </w:r>
+      <w:r>
+        <w:rPr>
+          <w:sz w:val="20"/>
+          <w:szCs w:val="18"/>
+        </w:rPr>
+        <w:t>specific ascii character’s strokes</w:t>
+      </w:r>
+      <w:r>
+        <w:rPr>
+          <w:sz w:val="20"/>
+          <w:szCs w:val="18"/>
+        </w:rPr>
+        <w:t xml:space="preserve"> within</w:t>
+      </w:r>
+      <w:r>
+        <w:rPr>
+          <w:sz w:val="20"/>
+          <w:szCs w:val="18"/>
+        </w:rPr>
+        <w:t xml:space="preserve"> FontArray </w:t>
+      </w:r>
+      <w:r>
+        <w:rPr>
+          <w:sz w:val="20"/>
+          <w:szCs w:val="18"/>
+        </w:rPr>
+        <w:t xml:space="preserve">and </w:t>
+      </w:r>
+      <w:r>
+        <w:rPr>
+          <w:sz w:val="20"/>
+          <w:szCs w:val="18"/>
+        </w:rPr>
+        <w:t xml:space="preserve">can be used with Lines buffer to point at </w:t>
+      </w:r>
+      <w:r>
+        <w:rPr>
+          <w:sz w:val="20"/>
+          <w:szCs w:val="18"/>
+        </w:rPr>
+        <w:t>spec</w:t>
+      </w:r>
+      <w:r>
+        <w:rPr>
+          <w:sz w:val="20"/>
+          <w:szCs w:val="18"/>
+        </w:rPr>
+        <w:t>i</w:t>
+      </w:r>
+      <w:r>
+        <w:rPr>
+          <w:sz w:val="20"/>
+          <w:szCs w:val="18"/>
+        </w:rPr>
+        <w:t>fic line</w:t>
+      </w:r>
+      <w:r>
+        <w:rPr>
+          <w:sz w:val="20"/>
+          <w:szCs w:val="18"/>
+        </w:rPr>
+        <w:t>s to</w:t>
+      </w:r>
+      <w:r>
+        <w:rPr>
+          <w:sz w:val="20"/>
+          <w:szCs w:val="18"/>
+        </w:rPr>
+        <w:t xml:space="preserve"> either input values into </w:t>
+      </w:r>
+      <w:r>
+        <w:rPr>
+          <w:sz w:val="20"/>
+          <w:szCs w:val="18"/>
+        </w:rPr>
+        <w:t xml:space="preserve">the array </w:t>
+      </w:r>
+      <w:r>
+        <w:rPr>
+          <w:sz w:val="20"/>
+          <w:szCs w:val="18"/>
+        </w:rPr>
+        <w:t>or scan values from it</w:t>
+      </w:r>
+    </w:p>
+    <w:p>
+      <w:pPr>
+        <w:rPr>
+          <w:b/>
+          <w:bCs/>
+        </w:rPr>
+      </w:pPr>
+      <w:r>
+        <w:rPr>
+          <w:b/>
+          <w:bCs/>
+        </w:rPr>
+        <w:t>Setting Up The Robot</w:t>
+      </w:r>
+      <w:r>
+        <w:rPr>
+          <w:b/>
+          <w:bCs/>
+        </w:rPr>
+        <w:t>:</w:t>
+      </w:r>
+    </w:p>
+    <w:p>
+      <w:pPr>
+        <w:rPr>
+          <w:sz w:val="20"/>
+          <w:szCs w:val="18"/>
+        </w:rPr>
+      </w:pPr>
+      <w:r>
+        <w:rPr>
+          <w:sz w:val="20"/>
+          <w:szCs w:val="18"/>
+        </w:rPr>
+        <w:t xml:space="preserve">- Asks the user to </w:t>
+      </w:r>
+      <w:r>
+        <w:rPr>
+          <w:sz w:val="20"/>
+          <w:szCs w:val="18"/>
+        </w:rPr>
+        <w:t>set</w:t>
+      </w:r>
+      <w:r>
+        <w:rPr>
+          <w:sz w:val="20"/>
+          <w:szCs w:val="18"/>
+        </w:rPr>
+        <w:t xml:space="preserve"> </w:t>
+      </w:r>
+      <w:r>
+        <w:rPr>
+          <w:sz w:val="20"/>
+          <w:szCs w:val="18"/>
+        </w:rPr>
+        <w:t>a</w:t>
+      </w:r>
+      <w:r>
+        <w:rPr>
+          <w:sz w:val="20"/>
+          <w:szCs w:val="18"/>
+        </w:rPr>
+        <w:t xml:space="preserve"> font size number between 4 and 10 and then calculates the Font_Size_Fraction</w:t>
+      </w:r>
+    </w:p>
+    <w:p>
+      <w:pPr>
+        <w:rPr>
+          <w:sz w:val="20"/>
+          <w:szCs w:val="18"/>
+        </w:rPr>
+      </w:pPr>
+      <w:r>
+        <w:rPr>
+          <w:sz w:val="20"/>
+          <w:szCs w:val="18"/>
+        </w:rPr>
+        <w:t xml:space="preserve">- </w:t>
+      </w:r>
+      <w:r>
+        <w:rPr>
+          <w:sz w:val="20"/>
+          <w:szCs w:val="18"/>
+        </w:rPr>
+        <w:t>Moves the robot to 0,0 X and Y Coordinates and then creates a new line before scanning the sentence</w:t>
+      </w:r>
+    </w:p>
+    <w:p>
+      <w:pPr>
+        <w:rPr>
+          <w:b/>
+          <w:bCs/>
+        </w:rPr>
+      </w:pPr>
+      <w:r>
+        <w:rPr>
+          <w:b/>
+          <w:bCs/>
+        </w:rPr>
+        <w:t>Reading The Word</w:t>
+      </w:r>
+    </w:p>
+    <w:p>
+      <w:pPr>
+        <w:rPr>
+          <w:sz w:val="20"/>
+          <w:szCs w:val="18"/>
+        </w:rPr>
+      </w:pPr>
+      <w:r>
+        <w:rPr>
+          <w:sz w:val="20"/>
+          <w:szCs w:val="18"/>
+        </w:rPr>
+        <w:t>-</w:t>
+      </w:r>
+    </w:p>
+    <w:p>
+      <w:r>
+        <w:rPr>
+          <w:b/>
+          <w:bCs/>
+        </w:rPr>
+        <w:t>Checking The Word Fits On The Page</w:t>
+      </w:r>
+      <w:r>
+        <w:rPr>
+          <w:b/>
+          <w:bCs/>
+        </w:rPr>
+        <w:t xml:space="preserve"> And Creating A New Line</w:t>
+      </w:r>
+      <w:r>
+        <w:rPr>
+          <w:b/>
+          <w:bCs/>
+        </w:rPr>
+        <w:t>:</w:t>
+      </w:r>
+    </w:p>
+    <w:p>
+      <w:pPr>
+        <w:rPr>
+          <w:b/>
+          <w:bCs/>
+          <w:sz w:val="20"/>
+          <w:szCs w:val="18"/>
+        </w:rPr>
+      </w:pPr>
+      <w:r>
+        <w:rPr>
+          <w:b/>
+          <w:bCs/>
+          <w:sz w:val="20"/>
+          <w:szCs w:val="18"/>
+        </w:rPr>
+        <w:t>-</w:t>
+      </w:r>
+      <w:r>
+        <w:rPr>
+          <w:b/>
+          <w:bCs/>
+          <w:sz w:val="20"/>
+          <w:szCs w:val="18"/>
+        </w:rPr>
+        <w:t xml:space="preserve"> </w:t>
+      </w:r>
+    </w:p>
+    <w:p>
+      <w:pPr>
+        <w:rPr>
+          <w:b/>
+          <w:bCs/>
+        </w:rPr>
+      </w:pPr>
+      <w:r>
+        <w:rPr>
+          <w:b/>
+          <w:bCs/>
+        </w:rPr>
+        <w:t>Converting Each Character</w:t>
+      </w:r>
+      <w:r>
+        <w:rPr>
+          <w:b/>
+          <w:bCs/>
+        </w:rPr>
+        <w:t>’s</w:t>
+      </w:r>
+      <w:r>
+        <w:rPr>
+          <w:b/>
+          <w:bCs/>
+        </w:rPr>
+        <w:t xml:space="preserve"> Font Stroke Line</w:t>
+      </w:r>
+      <w:r>
+        <w:rPr>
+          <w:b/>
+          <w:bCs/>
+        </w:rPr>
+        <w:t>s</w:t>
+      </w:r>
+      <w:r>
+        <w:rPr>
+          <w:b/>
+          <w:bCs/>
+        </w:rPr>
+        <w:t xml:space="preserve"> Into G</w:t>
+      </w:r>
+      <w:r>
+        <w:rPr>
+          <w:b/>
+          <w:bCs/>
+        </w:rPr>
+        <w:t>-</w:t>
+      </w:r>
+      <w:r>
+        <w:rPr>
+          <w:b/>
+          <w:bCs/>
+        </w:rPr>
+        <w:t>Code</w:t>
+      </w:r>
+    </w:p>
+    <w:p>
+      <w:r>
+        <w:t>-</w:t>
+      </w:r>
+    </w:p>
+    <w:p>
+      <w:pPr>
+        <w:rPr>
+          <w:sz w:val="24"/>
+          <w:szCs w:val="22"/>
+        </w:rPr>
+      </w:pPr>
+      <w:r>
+        <w:rPr>
+          <w:b/>
+          <w:bCs/>
+        </w:rPr>
+        <w:t xml:space="preserve">User </w:t>
+      </w:r>
+      <w:r>
+        <w:rPr>
+          <w:b/>
+          <w:bCs/>
+        </w:rPr>
+        <w:t>Input Errors</w:t>
+      </w:r>
+    </w:p>
+    <w:p>
+      <w:pPr>
+        <w:rPr>
+          <w:b/>
+          <w:bCs/>
+          <w:color w:val="004F88"/>
+          <w:sz w:val="24"/>
+          <w:szCs w:val="22"/>
+        </w:rPr>
+      </w:pPr>
+    </w:p>
+    <w:p>
+      <w:pPr>
+        <w:rPr>
+          <w:b/>
+          <w:bCs/>
+          <w:color w:val="004F88"/>
+          <w:sz w:val="24"/>
+          <w:szCs w:val="22"/>
+        </w:rPr>
+      </w:pPr>
+    </w:p>
+    <w:p>
+      <w:pPr>
+        <w:pStyle w:val="ListParagraph"/>
+        <w:rPr>
+          <w:b/>
+          <w:bCs/>
+        </w:rPr>
+      </w:pPr>
+    </w:p>
+    <w:p>
+      <w:pPr>
+        <w:rPr>
+          <w:b/>
+          <w:bCs/>
+        </w:rPr>
+      </w:pPr>
+    </w:p>
+    <w:p/>
+    <w:p/>
+    <w:p/>
+    <w:p/>
+    <w:p/>
+    <w:p/>
+    <w:p/>
+    <w:p/>
+    <w:p>
+      <w:pPr>
+        <w:pStyle w:val="Heading1"/>
+        <w:rPr>
+          <w:b/>
+          <w:bCs/>
+          <w:u w:val="single"/>
+        </w:rPr>
+      </w:pPr>
+      <w:r>
+        <w:rPr>
+          <w:b/>
+          <w:bCs/>
+          <w:u w:val="single"/>
+        </w:rPr>
+        <w:t>Project Files</w:t>
+      </w:r>
+    </w:p>
+    <w:p>
+      <w:pPr>
+        <w:rPr>
+          <w:b/>
+          <w:bCs/>
+          <w:color w:val="004F88"/>
+          <w:szCs w:val="22"/>
+        </w:rPr>
+      </w:pPr>
+      <w:r>
+        <w:rPr>
+          <w:b/>
+          <w:bCs/>
+          <w:color w:val="004F88"/>
+          <w:szCs w:val="22"/>
+        </w:rPr>
+        <w:t>RW25CodeTestFileAndPlanning &gt; RobotCodingFile:</w:t>
+      </w:r>
+    </w:p>
+    <w:p>
+      <w:pPr>
+        <w:rPr>
+          <w:color w:val="000000" w:themeColor="text1"/>
+          <w:sz w:val="20"/>
+        </w:rPr>
+      </w:pPr>
+      <w:r>
+        <w:rPr>
+          <w:b/>
+          <w:bCs/>
+          <w:color w:val="000000" w:themeColor="text1"/>
+          <w:sz w:val="20"/>
+        </w:rPr>
+        <w:lastRenderedPageBreak/>
+        <w:t xml:space="preserve">IntialCodeForDrawingRobot.c: </w:t>
+      </w:r>
+      <w:r>
+        <w:rPr>
+          <w:color w:val="000000" w:themeColor="text1"/>
+          <w:sz w:val="20"/>
+        </w:rPr>
+        <w:t>Contains my first code for the project and this is where I developed most of my functions. The other files below contain the refined and corrected code.</w:t>
+      </w:r>
+    </w:p>
+    <w:p>
+      <w:pPr>
+        <w:rPr>
+          <w:color w:val="000000" w:themeColor="text1"/>
+          <w:sz w:val="20"/>
+        </w:rPr>
+      </w:pPr>
+    </w:p>
+    <w:p>
+      <w:pPr>
+        <w:rPr>
+          <w:b/>
+          <w:bCs/>
+          <w:color w:val="004F88"/>
+          <w:szCs w:val="22"/>
+        </w:rPr>
+      </w:pPr>
+      <w:r>
+        <w:rPr>
+          <w:b/>
+          <w:bCs/>
+          <w:color w:val="004F88"/>
+          <w:szCs w:val="22"/>
+        </w:rPr>
+        <w:t>RW25CompletedCodeAndSystemManual &gt; RobotWriter2025 &gt; RobotWriter2025FinalCode:</w:t>
+      </w:r>
+    </w:p>
+    <w:p>
+      <w:pPr>
+        <w:rPr>
+          <w:color w:val="000000" w:themeColor="text1"/>
+          <w:sz w:val="20"/>
+        </w:rPr>
+      </w:pPr>
+      <w:r>
+        <w:rPr>
+          <w:b/>
+          <w:bCs/>
+          <w:color w:val="000000" w:themeColor="text1"/>
+          <w:szCs w:val="22"/>
+        </w:rPr>
+        <w:t>CheckingWordAndGCodeCommands</w:t>
+      </w:r>
+      <w:r>
+        <w:rPr>
+          <w:b/>
+          <w:bCs/>
+          <w:color w:val="000000" w:themeColor="text1"/>
+          <w:szCs w:val="22"/>
+        </w:rPr>
+        <w:t>.c</w:t>
+      </w:r>
+      <w:r>
+        <w:rPr>
+          <w:b/>
+          <w:bCs/>
+          <w:color w:val="000000" w:themeColor="text1"/>
+          <w:szCs w:val="22"/>
+        </w:rPr>
+        <w:t xml:space="preserve"> / </w:t>
+      </w:r>
+      <w:r>
+        <w:rPr>
+          <w:b/>
+          <w:bCs/>
+          <w:color w:val="000000" w:themeColor="text1"/>
+          <w:szCs w:val="22"/>
+        </w:rPr>
+        <w:t>CheckingWordAndGCodeCommands.h:</w:t>
+      </w:r>
+      <w:r>
+        <w:rPr>
+          <w:b/>
+          <w:bCs/>
+          <w:color w:val="000000" w:themeColor="text1"/>
+          <w:szCs w:val="22"/>
+        </w:rPr>
+        <w:t xml:space="preserve"> </w:t>
+      </w:r>
+      <w:r>
+        <w:rPr>
+          <w:color w:val="000000" w:themeColor="text1"/>
+          <w:sz w:val="20"/>
+        </w:rPr>
+        <w:t>Th</w:t>
+      </w:r>
+      <w:r>
+        <w:rPr>
+          <w:color w:val="000000" w:themeColor="text1"/>
+          <w:sz w:val="20"/>
+        </w:rPr>
+        <w:t>ese</w:t>
+      </w:r>
+      <w:r>
+        <w:rPr>
+          <w:color w:val="000000" w:themeColor="text1"/>
+          <w:sz w:val="20"/>
+        </w:rPr>
+        <w:t xml:space="preserve"> contain all the calculations and G</w:t>
+      </w:r>
+      <w:r>
+        <w:rPr>
+          <w:color w:val="000000" w:themeColor="text1"/>
+          <w:sz w:val="20"/>
+        </w:rPr>
+        <w:t>-</w:t>
+      </w:r>
+      <w:r>
+        <w:rPr>
+          <w:color w:val="000000" w:themeColor="text1"/>
+          <w:sz w:val="20"/>
+        </w:rPr>
+        <w:t>Code</w:t>
+      </w:r>
+      <w:r>
+        <w:rPr>
+          <w:color w:val="000000" w:themeColor="text1"/>
+          <w:sz w:val="20"/>
+        </w:rPr>
+        <w:t xml:space="preserve"> to make sure that the</w:t>
+      </w:r>
+    </w:p>
+    <w:p>
+      <w:pPr>
+        <w:rPr>
+          <w:b/>
+          <w:bCs/>
+          <w:color w:val="000000" w:themeColor="text1"/>
+          <w:szCs w:val="22"/>
+        </w:rPr>
+      </w:pPr>
+      <w:r>
+        <w:rPr>
+          <w:b/>
+          <w:bCs/>
+          <w:color w:val="000000" w:themeColor="text1"/>
+          <w:szCs w:val="22"/>
+        </w:rPr>
+        <w:t>H</w:t>
+      </w:r>
+      <w:r>
+        <w:rPr>
+          <w:b/>
+          <w:bCs/>
+          <w:color w:val="000000" w:themeColor="text1"/>
+          <w:szCs w:val="22"/>
+        </w:rPr>
+        <w:t>eader files</w:t>
+      </w:r>
+      <w:r>
+        <w:rPr>
+          <w:b/>
+          <w:bCs/>
+          <w:color w:val="000000" w:themeColor="text1"/>
+          <w:szCs w:val="22"/>
+        </w:rPr>
+        <w:t xml:space="preserve"> in .c</w:t>
+      </w:r>
+      <w:r>
+        <w:rPr>
+          <w:b/>
+          <w:bCs/>
+          <w:color w:val="000000" w:themeColor="text1"/>
+          <w:szCs w:val="22"/>
+        </w:rPr>
+        <w:t xml:space="preserve">: </w:t>
+      </w:r>
+      <w:r>
+        <w:rPr>
+          <w:color w:val="000000" w:themeColor="text1"/>
+          <w:szCs w:val="22"/>
+        </w:rPr>
+        <w:t>“</w:t>
+      </w:r>
+      <w:r>
+        <w:rPr>
+          <w:color w:val="000000" w:themeColor="text1"/>
+          <w:sz w:val="20"/>
+        </w:rPr>
+        <w:t>CheckingWordAndGCodeCommands.h</w:t>
+      </w:r>
+      <w:r>
+        <w:rPr>
+          <w:color w:val="000000" w:themeColor="text1"/>
+          <w:sz w:val="20"/>
+        </w:rPr>
+        <w:t>”</w:t>
+      </w:r>
+      <w:r>
+        <w:rPr>
+          <w:color w:val="000000" w:themeColor="text1"/>
+          <w:sz w:val="20"/>
+        </w:rPr>
+        <w:t xml:space="preserve">, </w:t>
+      </w:r>
+      <w:r>
+        <w:rPr>
+          <w:color w:val="000000" w:themeColor="text1"/>
+          <w:sz w:val="20"/>
+        </w:rPr>
+        <w:t>“</w:t>
+      </w:r>
+      <w:r>
+        <w:rPr>
+          <w:color w:val="000000" w:themeColor="text1"/>
+          <w:sz w:val="20"/>
+        </w:rPr>
+        <w:t>SettingUp.h</w:t>
+      </w:r>
+      <w:r>
+        <w:rPr>
+          <w:color w:val="000000" w:themeColor="text1"/>
+          <w:sz w:val="20"/>
+        </w:rPr>
+        <w:t>”</w:t>
+      </w:r>
+      <w:r>
+        <w:rPr>
+          <w:color w:val="000000" w:themeColor="text1"/>
+          <w:sz w:val="20"/>
+        </w:rPr>
+        <w:t xml:space="preserve">, </w:t>
+      </w:r>
+      <w:r>
+        <w:rPr>
+          <w:color w:val="000000" w:themeColor="text1"/>
+          <w:sz w:val="20"/>
+        </w:rPr>
+        <w:t>“</w:t>
+      </w:r>
+      <w:r>
+        <w:rPr>
+          <w:color w:val="000000" w:themeColor="text1"/>
+          <w:sz w:val="20"/>
+        </w:rPr>
+        <w:t>main.h</w:t>
+      </w:r>
+      <w:r>
+        <w:rPr>
+          <w:color w:val="000000" w:themeColor="text1"/>
+          <w:sz w:val="20"/>
+        </w:rPr>
+        <w:t>”</w:t>
+      </w:r>
+      <w:r>
+        <w:rPr>
+          <w:color w:val="000000" w:themeColor="text1"/>
+          <w:sz w:val="20"/>
+        </w:rPr>
+        <w:t xml:space="preserve">, </w:t>
+      </w:r>
+    </w:p>
+    <w:p>
+      <w:pPr>
+        <w:rPr>
+          <w:b/>
+          <w:bCs/>
+          <w:color w:val="000000" w:themeColor="text1"/>
+          <w:szCs w:val="22"/>
+        </w:rPr>
+      </w:pPr>
+      <w:r>
+        <w:rPr>
+          <w:b/>
+          <w:bCs/>
+          <w:color w:val="000000" w:themeColor="text1"/>
+          <w:szCs w:val="22"/>
+        </w:rPr>
+        <w:t>Functions</w:t>
+      </w:r>
+      <w:r>
+        <w:rPr>
+          <w:b/>
+          <w:bCs/>
+          <w:color w:val="000000" w:themeColor="text1"/>
+          <w:szCs w:val="22"/>
+        </w:rPr>
+        <w:t xml:space="preserve"> included:</w:t>
+      </w:r>
+    </w:p>
+    <w:p>
+      <w:pPr>
+        <w:rPr>
+          <w:color w:val="000000" w:themeColor="text1"/>
+          <w:sz w:val="20"/>
+        </w:rPr>
+      </w:pPr>
+      <w:r>
+        <w:rPr>
+          <w:color w:val="000000" w:themeColor="text1"/>
+          <w:sz w:val="20"/>
+        </w:rPr>
+        <w:t>ReadNextWord()</w:t>
+      </w:r>
+      <w:r>
+        <w:rPr>
+          <w:color w:val="000000" w:themeColor="text1"/>
+          <w:sz w:val="20"/>
+        </w:rPr>
+        <w:t xml:space="preserve"> </w:t>
+      </w:r>
+      <w:r>
+        <w:rPr>
+          <w:color w:val="000000" w:themeColor="text1"/>
+          <w:sz w:val="20"/>
+        </w:rPr>
+        <w:t>- Scans through the sentence word by word and stores the word in a temporal buffer</w:t>
+      </w:r>
+    </w:p>
+    <w:p>
+      <w:pPr>
+        <w:rPr>
+          <w:color w:val="000000" w:themeColor="text1"/>
+          <w:sz w:val="20"/>
+        </w:rPr>
+      </w:pPr>
+      <w:r>
+        <w:rPr>
+          <w:color w:val="000000" w:themeColor="text1"/>
+          <w:sz w:val="20"/>
+        </w:rPr>
+        <w:t>WordLength()</w:t>
+      </w:r>
+      <w:r>
+        <w:rPr>
+          <w:color w:val="000000" w:themeColor="text1"/>
+          <w:sz w:val="20"/>
+        </w:rPr>
+        <w:t xml:space="preserve"> </w:t>
+      </w:r>
+      <w:r>
+        <w:rPr>
+          <w:color w:val="000000" w:themeColor="text1"/>
+          <w:sz w:val="20"/>
+        </w:rPr>
+        <w:t>– Checks to see if the word will fit on the page and will create a new line if needed</w:t>
+      </w:r>
+    </w:p>
+    <w:p>
+      <w:pPr>
+        <w:rPr>
+          <w:color w:val="000000" w:themeColor="text1"/>
+          <w:sz w:val="20"/>
+        </w:rPr>
+      </w:pPr>
+      <w:r>
+        <w:rPr>
+          <w:color w:val="000000" w:themeColor="text1"/>
+          <w:sz w:val="20"/>
+        </w:rPr>
+        <w:t>SetNewLine()</w:t>
+      </w:r>
+      <w:r>
+        <w:rPr>
+          <w:color w:val="000000" w:themeColor="text1"/>
+          <w:sz w:val="20"/>
+        </w:rPr>
+        <w:t xml:space="preserve"> </w:t>
+      </w:r>
+      <w:r>
+        <w:rPr>
+          <w:color w:val="000000" w:themeColor="text1"/>
+          <w:sz w:val="20"/>
+        </w:rPr>
+        <w:t>–</w:t>
+      </w:r>
+      <w:r>
+        <w:rPr>
+          <w:color w:val="000000" w:themeColor="text1"/>
+          <w:sz w:val="20"/>
+        </w:rPr>
+        <w:t xml:space="preserve"> </w:t>
+      </w:r>
+      <w:r>
+        <w:rPr>
+          <w:color w:val="000000" w:themeColor="text1"/>
+          <w:sz w:val="20"/>
+        </w:rPr>
+        <w:t xml:space="preserve">Creates G-Code that sets the drawing robot to the start of the new line </w:t>
+      </w:r>
+    </w:p>
+    <w:p>
+      <w:pPr>
+        <w:rPr>
+          <w:b/>
+          <w:bCs/>
+          <w:color w:val="000000" w:themeColor="text1"/>
+          <w:sz w:val="20"/>
+        </w:rPr>
+      </w:pPr>
+      <w:r>
+        <w:rPr>
+          <w:color w:val="000000" w:themeColor="text1"/>
+          <w:sz w:val="20"/>
+        </w:rPr>
+        <w:t>CharacterGCode()</w:t>
+      </w:r>
+      <w:r>
+        <w:rPr>
+          <w:color w:val="000000" w:themeColor="text1"/>
+          <w:sz w:val="20"/>
+        </w:rPr>
+        <w:t xml:space="preserve"> </w:t>
+      </w:r>
+      <w:r>
+        <w:rPr>
+          <w:color w:val="000000" w:themeColor="text1"/>
+          <w:sz w:val="20"/>
+        </w:rPr>
+        <w:t>– Creates the G-Code for each stroke and stores it in a temporal buffer</w:t>
+      </w:r>
+    </w:p>
+    <w:p>
+      <w:pPr>
+        <w:rPr>
+          <w:b/>
+          <w:bCs/>
+          <w:color w:val="000000" w:themeColor="text1"/>
+          <w:szCs w:val="22"/>
+        </w:rPr>
+      </w:pPr>
+    </w:p>
+    <w:p>
+      <w:pPr>
+        <w:rPr>
+          <w:b/>
+          <w:bCs/>
+          <w:color w:val="000000" w:themeColor="text1"/>
+          <w:szCs w:val="22"/>
+        </w:rPr>
+      </w:pPr>
+      <w:r>
+        <w:rPr>
+          <w:b/>
+          <w:bCs/>
+          <w:color w:val="000000" w:themeColor="text1"/>
+          <w:szCs w:val="22"/>
+        </w:rPr>
+        <w:t>SettingUp</w:t>
+      </w:r>
+      <w:r>
+        <w:rPr>
+          <w:b/>
+          <w:bCs/>
+          <w:color w:val="000000" w:themeColor="text1"/>
+          <w:szCs w:val="22"/>
+        </w:rPr>
+        <w:t>.c</w:t>
+      </w:r>
+      <w:r>
+        <w:rPr>
+          <w:b/>
+          <w:bCs/>
+          <w:color w:val="000000" w:themeColor="text1"/>
+          <w:szCs w:val="22"/>
+        </w:rPr>
+        <w:t xml:space="preserve"> / </w:t>
+      </w:r>
+      <w:r>
+        <w:rPr>
+          <w:b/>
+          <w:bCs/>
+          <w:color w:val="000000" w:themeColor="text1"/>
+          <w:szCs w:val="22"/>
+        </w:rPr>
+        <w:t>SettingUp</w:t>
+      </w:r>
+      <w:r>
+        <w:rPr>
+          <w:b/>
+          <w:bCs/>
+          <w:color w:val="000000" w:themeColor="text1"/>
+          <w:szCs w:val="22"/>
+        </w:rPr>
+        <w:t>.</w:t>
+      </w:r>
+      <w:r>
+        <w:rPr>
+          <w:b/>
+          <w:bCs/>
+          <w:color w:val="000000" w:themeColor="text1"/>
+          <w:szCs w:val="22"/>
+        </w:rPr>
+        <w:t>h</w:t>
+      </w:r>
+      <w:r>
+        <w:rPr>
+          <w:b/>
+          <w:bCs/>
+          <w:color w:val="000000" w:themeColor="text1"/>
+          <w:szCs w:val="22"/>
+        </w:rPr>
+        <w:t>:</w:t>
+      </w:r>
+      <w:r>
+        <w:rPr>
+          <w:b/>
+          <w:bCs/>
+          <w:color w:val="000000" w:themeColor="text1"/>
+          <w:szCs w:val="22"/>
+        </w:rPr>
+        <w:t xml:space="preserve"> </w:t>
+      </w:r>
+      <w:r>
+        <w:rPr>
+          <w:color w:val="000000" w:themeColor="text1"/>
+          <w:sz w:val="20"/>
+        </w:rPr>
+        <w:t>These contain the</w:t>
+      </w:r>
+      <w:r>
+        <w:rPr>
+          <w:color w:val="000000" w:themeColor="text1"/>
+          <w:sz w:val="20"/>
+        </w:rPr>
+        <w:t xml:space="preserve"> setting up functions that the programme calls before it even start reading through the SampleLines.txt file.</w:t>
+      </w:r>
+    </w:p>
+    <w:p>
+      <w:pPr>
+        <w:rPr>
+          <w:b/>
+          <w:bCs/>
+          <w:color w:val="000000" w:themeColor="text1"/>
+          <w:szCs w:val="22"/>
+        </w:rPr>
+      </w:pPr>
+      <w:r>
+        <w:rPr>
+          <w:b/>
+          <w:bCs/>
+          <w:color w:val="000000" w:themeColor="text1"/>
+          <w:szCs w:val="22"/>
+        </w:rPr>
+        <w:t>H</w:t>
+      </w:r>
+      <w:r>
+        <w:rPr>
+          <w:b/>
+          <w:bCs/>
+          <w:color w:val="000000" w:themeColor="text1"/>
+          <w:szCs w:val="22"/>
+        </w:rPr>
+        <w:t>eader files</w:t>
+      </w:r>
+      <w:r>
+        <w:rPr>
+          <w:b/>
+          <w:bCs/>
+          <w:color w:val="000000" w:themeColor="text1"/>
+          <w:szCs w:val="22"/>
+        </w:rPr>
+        <w:t xml:space="preserve"> in .c</w:t>
+      </w:r>
+      <w:r>
+        <w:rPr>
+          <w:b/>
+          <w:bCs/>
+          <w:color w:val="000000" w:themeColor="text1"/>
+          <w:szCs w:val="22"/>
+        </w:rPr>
+        <w:t>:</w:t>
+      </w:r>
+      <w:r>
+        <w:rPr>
+          <w:b/>
+          <w:bCs/>
+          <w:color w:val="000000" w:themeColor="text1"/>
+          <w:szCs w:val="22"/>
+        </w:rPr>
+        <w:t xml:space="preserve"> </w:t>
+      </w:r>
+      <w:r>
+        <w:rPr>
+          <w:b/>
+          <w:bCs/>
+          <w:color w:val="000000" w:themeColor="text1"/>
+          <w:szCs w:val="22"/>
+        </w:rPr>
+        <w:t>“</w:t>
+      </w:r>
+      <w:r>
+        <w:rPr>
+          <w:color w:val="000000" w:themeColor="text1"/>
+          <w:sz w:val="20"/>
+        </w:rPr>
+        <w:t>CheckingWordAndGCodeCommands.h</w:t>
+      </w:r>
+      <w:r>
+        <w:rPr>
+          <w:color w:val="000000" w:themeColor="text1"/>
+          <w:sz w:val="20"/>
+        </w:rPr>
+        <w:t>”</w:t>
+      </w:r>
+      <w:r>
+        <w:rPr>
+          <w:color w:val="000000" w:themeColor="text1"/>
+          <w:sz w:val="20"/>
+        </w:rPr>
+        <w:t xml:space="preserve">, </w:t>
+      </w:r>
+      <w:r>
+        <w:rPr>
+          <w:color w:val="000000" w:themeColor="text1"/>
+          <w:sz w:val="20"/>
+        </w:rPr>
+        <w:t>“</w:t>
+      </w:r>
+      <w:r>
+        <w:rPr>
+          <w:color w:val="000000" w:themeColor="text1"/>
+          <w:sz w:val="20"/>
+        </w:rPr>
+        <w:t>SettingUp.h</w:t>
+      </w:r>
+      <w:r>
+        <w:rPr>
+          <w:color w:val="000000" w:themeColor="text1"/>
+          <w:sz w:val="20"/>
+        </w:rPr>
+        <w:t>”</w:t>
+      </w:r>
+      <w:r>
+        <w:rPr>
+          <w:color w:val="000000" w:themeColor="text1"/>
+          <w:sz w:val="20"/>
+        </w:rPr>
+        <w:t xml:space="preserve">, </w:t>
+      </w:r>
+      <w:r>
+        <w:rPr>
+          <w:color w:val="000000" w:themeColor="text1"/>
+          <w:sz w:val="20"/>
+        </w:rPr>
+        <w:t>“</w:t>
+      </w:r>
+      <w:r>
+        <w:rPr>
+          <w:color w:val="000000" w:themeColor="text1"/>
+          <w:sz w:val="20"/>
+        </w:rPr>
+        <w:t>main.h</w:t>
+      </w:r>
+      <w:r>
+        <w:rPr>
+          <w:color w:val="000000" w:themeColor="text1"/>
+          <w:sz w:val="20"/>
+        </w:rPr>
+        <w:t>”</w:t>
+      </w:r>
+    </w:p>
+    <w:p>
+      <w:pPr>
+        <w:rPr>
+          <w:b/>
+          <w:bCs/>
+          <w:color w:val="000000" w:themeColor="text1"/>
+          <w:szCs w:val="22"/>
+        </w:rPr>
+      </w:pPr>
+      <w:r>
+        <w:rPr>
+          <w:b/>
+          <w:bCs/>
+          <w:color w:val="000000" w:themeColor="text1"/>
+          <w:szCs w:val="22"/>
+        </w:rPr>
+        <w:t>Functions</w:t>
+      </w:r>
+      <w:r>
+        <w:rPr>
+          <w:b/>
+          <w:bCs/>
+          <w:color w:val="000000" w:themeColor="text1"/>
+          <w:szCs w:val="22"/>
+        </w:rPr>
+        <w:t xml:space="preserve"> included:</w:t>
+      </w:r>
+    </w:p>
+    <w:p>
+      <w:pPr>
+        <w:rPr>
+          <w:color w:val="000000" w:themeColor="text1"/>
+          <w:sz w:val="20"/>
+        </w:rPr>
+      </w:pPr>
+      <w:r>
+        <w:rPr>
+          <w:color w:val="000000" w:themeColor="text1"/>
+          <w:sz w:val="20"/>
+        </w:rPr>
+        <w:t>LoadData()</w:t>
+      </w:r>
+      <w:r>
+        <w:rPr>
+          <w:color w:val="000000" w:themeColor="text1"/>
+          <w:sz w:val="20"/>
+        </w:rPr>
+        <w:t xml:space="preserve"> </w:t>
+      </w:r>
+      <w:r>
+        <w:rPr>
+          <w:color w:val="000000" w:themeColor="text1"/>
+          <w:sz w:val="20"/>
+        </w:rPr>
+        <w:t>-</w:t>
+      </w:r>
+      <w:r>
+        <w:rPr>
+          <w:color w:val="000000" w:themeColor="text1"/>
+          <w:sz w:val="20"/>
+        </w:rPr>
+        <w:t xml:space="preserve"> Scans through “Si</w:t>
+      </w:r>
+      <w:r>
+        <w:rPr>
+          <w:color w:val="000000" w:themeColor="text1"/>
+          <w:sz w:val="20"/>
+        </w:rPr>
+        <w:t>ngleStrokeFont.txt” and stores it all in dynamic memory</w:t>
+      </w:r>
+    </w:p>
+    <w:p>
+      <w:pPr>
+        <w:rPr>
+          <w:color w:val="000000" w:themeColor="text1"/>
+          <w:sz w:val="20"/>
+        </w:rPr>
+      </w:pPr>
+      <w:r>
+        <w:rPr>
+          <w:color w:val="000000" w:themeColor="text1"/>
+          <w:sz w:val="20"/>
+        </w:rPr>
+        <w:t>FontSize()</w:t>
+      </w:r>
+      <w:r>
+        <w:rPr>
+          <w:color w:val="000000" w:themeColor="text1"/>
+          <w:sz w:val="20"/>
+        </w:rPr>
+        <w:t xml:space="preserve"> </w:t>
+      </w:r>
+      <w:r>
+        <w:rPr>
+          <w:color w:val="000000" w:themeColor="text1"/>
+          <w:sz w:val="20"/>
+        </w:rPr>
+        <w:t>- Asks the user to input a font size between 4 and 10, then stores their input</w:t>
+      </w:r>
+    </w:p>
+    <w:p>
+      <w:pPr>
+        <w:rPr>
+          <w:b/>
+          <w:bCs/>
+          <w:color w:val="000000" w:themeColor="text1"/>
+          <w:sz w:val="20"/>
+        </w:rPr>
+      </w:pPr>
+      <w:r>
+        <w:rPr>
+          <w:color w:val="000000" w:themeColor="text1"/>
+          <w:sz w:val="20"/>
+        </w:rPr>
+        <w:t>SetRobot()</w:t>
+      </w:r>
+      <w:r>
+        <w:rPr>
+          <w:color w:val="000000" w:themeColor="text1"/>
+          <w:sz w:val="20"/>
+        </w:rPr>
+        <w:t xml:space="preserve"> </w:t>
+      </w:r>
+      <w:r>
+        <w:rPr>
+          <w:color w:val="000000" w:themeColor="text1"/>
+          <w:sz w:val="20"/>
+        </w:rPr>
+        <w:t xml:space="preserve">– Creates G-Code to move robot to 0,0 in X and Y and then sets the </w:t>
+      </w:r>
+      <w:r>
+        <w:rPr>
+          <w:color w:val="000000" w:themeColor="text1"/>
+          <w:sz w:val="20"/>
+        </w:rPr>
+        <w:t xml:space="preserve">robot to the </w:t>
+      </w:r>
+      <w:r>
+        <w:rPr>
+          <w:color w:val="000000" w:themeColor="text1"/>
+          <w:sz w:val="20"/>
+        </w:rPr>
+        <w:t>first line</w:t>
+      </w:r>
+    </w:p>
+    <w:p>
+      <w:pPr>
+        <w:rPr>
+          <w:b/>
+          <w:bCs/>
+          <w:color w:val="000000" w:themeColor="text1"/>
+          <w:sz w:val="20"/>
+        </w:rPr>
+      </w:pPr>
+    </w:p>
+    <w:p>
+      <w:pPr>
+        <w:rPr>
+          <w:b/>
+          <w:bCs/>
+          <w:color w:val="000000" w:themeColor="text1"/>
+          <w:szCs w:val="22"/>
+        </w:rPr>
+      </w:pPr>
+      <w:r>
+        <w:rPr>
+          <w:b/>
+          <w:bCs/>
+          <w:color w:val="000000" w:themeColor="text1"/>
+          <w:szCs w:val="22"/>
+        </w:rPr>
+        <w:t>main.c</w:t>
+      </w:r>
+      <w:r>
+        <w:rPr>
+          <w:b/>
+          <w:bCs/>
+          <w:color w:val="000000" w:themeColor="text1"/>
+          <w:szCs w:val="22"/>
+        </w:rPr>
+        <w:t xml:space="preserve"> / </w:t>
+      </w:r>
+      <w:r>
+        <w:rPr>
+          <w:b/>
+          <w:bCs/>
+          <w:color w:val="000000" w:themeColor="text1"/>
+          <w:szCs w:val="22"/>
+        </w:rPr>
+        <w:t>main.h:</w:t>
+      </w:r>
+      <w:r>
+        <w:rPr>
+          <w:b/>
+          <w:bCs/>
+          <w:color w:val="000000" w:themeColor="text1"/>
+          <w:szCs w:val="22"/>
+        </w:rPr>
+        <w:t xml:space="preserve"> </w:t>
+      </w:r>
+      <w:r>
+        <w:rPr>
+          <w:color w:val="000000" w:themeColor="text1"/>
+          <w:sz w:val="20"/>
+        </w:rPr>
+        <w:t>Contains the code that runs from the start to the end of the program and this is where the program gets complied and run in the .c file</w:t>
+      </w:r>
+    </w:p>
+    <w:p>
+      <w:pPr>
+        <w:rPr>
+          <w:b/>
+          <w:bCs/>
+          <w:color w:val="000000" w:themeColor="text1"/>
+          <w:szCs w:val="22"/>
+        </w:rPr>
+      </w:pPr>
+      <w:bookmarkStart w:id="0" w:name="_Hlk216123309"/>
+      <w:r>
+        <w:rPr>
+          <w:b/>
+          <w:bCs/>
+          <w:color w:val="000000" w:themeColor="text1"/>
+          <w:szCs w:val="22"/>
+        </w:rPr>
+        <w:t>H</w:t>
+      </w:r>
+      <w:r>
+        <w:rPr>
+          <w:b/>
+          <w:bCs/>
+          <w:color w:val="000000" w:themeColor="text1"/>
+          <w:szCs w:val="22"/>
+        </w:rPr>
+        <w:t>eader files</w:t>
+      </w:r>
+      <w:r>
+        <w:rPr>
+          <w:b/>
+          <w:bCs/>
+          <w:color w:val="000000" w:themeColor="text1"/>
+          <w:szCs w:val="22"/>
+        </w:rPr>
+        <w:t xml:space="preserve"> in .c</w:t>
+      </w:r>
+      <w:r>
+        <w:rPr>
+          <w:b/>
+          <w:bCs/>
+          <w:color w:val="000000" w:themeColor="text1"/>
+          <w:szCs w:val="22"/>
+        </w:rPr>
+        <w:t xml:space="preserve">: </w:t>
+      </w:r>
+      <w:bookmarkEnd w:id="0"/>
+      <w:r>
+        <w:rPr>
+          <w:color w:val="000000" w:themeColor="text1"/>
+          <w:szCs w:val="22"/>
+        </w:rPr>
+        <w:t>“</w:t>
+      </w:r>
+      <w:r>
+        <w:rPr>
+          <w:color w:val="000000" w:themeColor="text1"/>
+          <w:sz w:val="20"/>
+        </w:rPr>
+        <w:t>CheckingWordAndGCodeCommands.h”, “SettingUp.h”, “main.h”</w:t>
+      </w:r>
+      <w:r>
+        <w:rPr>
+          <w:color w:val="000000" w:themeColor="text1"/>
+          <w:sz w:val="20"/>
+        </w:rPr>
+        <w:t>, “serial.h”, “rs232.h”</w:t>
+      </w:r>
+    </w:p>
+    <w:p>
+      <w:pPr>
+        <w:rPr>
+          <w:b/>
+          <w:bCs/>
+          <w:color w:val="000000" w:themeColor="text1"/>
+          <w:szCs w:val="22"/>
+        </w:rPr>
+      </w:pPr>
+      <w:r>
+        <w:rPr>
+          <w:b/>
+          <w:bCs/>
+          <w:color w:val="000000" w:themeColor="text1"/>
+          <w:szCs w:val="22"/>
+        </w:rPr>
+        <w:t>Functions</w:t>
+      </w:r>
+      <w:r>
+        <w:rPr>
+          <w:b/>
+          <w:bCs/>
+          <w:color w:val="000000" w:themeColor="text1"/>
+          <w:szCs w:val="22"/>
+        </w:rPr>
+        <w:t xml:space="preserve"> included:</w:t>
+      </w:r>
+    </w:p>
+    <w:p>
+      <w:pPr>
+        <w:rPr>
+          <w:color w:val="000000" w:themeColor="text1"/>
+          <w:sz w:val="20"/>
+        </w:rPr>
+      </w:pPr>
+      <w:r>
+        <w:rPr>
+          <w:color w:val="000000" w:themeColor="text1"/>
+          <w:sz w:val="20"/>
+        </w:rPr>
+        <w:t>main()</w:t>
+      </w:r>
+      <w:r>
+        <w:rPr>
+          <w:color w:val="000000" w:themeColor="text1"/>
+          <w:sz w:val="20"/>
+        </w:rPr>
+        <w:t xml:space="preserve"> </w:t>
+      </w:r>
+      <w:r>
+        <w:rPr>
+          <w:color w:val="000000" w:themeColor="text1"/>
+          <w:sz w:val="20"/>
+        </w:rPr>
+        <w:t xml:space="preserve">– </w:t>
+      </w:r>
+      <w:r>
+        <w:rPr>
+          <w:color w:val="EE0000"/>
+          <w:sz w:val="20"/>
+        </w:rPr>
+        <w:t>Contains the code that runs from the start to the end of the program</w:t>
+      </w:r>
+    </w:p>
+    <w:p>
+      <w:pPr>
+        <w:rPr>
+          <w:b/>
+          <w:bCs/>
+          <w:color w:val="000000" w:themeColor="text1"/>
+          <w:sz w:val="20"/>
+        </w:rPr>
+      </w:pPr>
+      <w:r>
+        <w:rPr>
+          <w:color w:val="000000" w:themeColor="text1"/>
+          <w:sz w:val="20"/>
+        </w:rPr>
+        <w:t>SendCommands()</w:t>
+      </w:r>
+      <w:r>
+        <w:rPr>
+          <w:color w:val="000000" w:themeColor="text1"/>
+          <w:sz w:val="20"/>
+        </w:rPr>
+        <w:t xml:space="preserve"> </w:t>
+      </w:r>
+      <w:r>
+        <w:rPr>
+          <w:color w:val="000000" w:themeColor="text1"/>
+          <w:sz w:val="20"/>
+        </w:rPr>
+        <w:t xml:space="preserve">– Sends the G-Code that is stored in </w:t>
+      </w:r>
+      <w:r>
+        <w:rPr>
+          <w:color w:val="000000" w:themeColor="text1"/>
+          <w:sz w:val="20"/>
+        </w:rPr>
+        <w:t>the</w:t>
+      </w:r>
+      <w:r>
+        <w:rPr>
+          <w:color w:val="000000" w:themeColor="text1"/>
+          <w:sz w:val="20"/>
+        </w:rPr>
+        <w:t xml:space="preserve"> temporal buffer to the </w:t>
+      </w:r>
+      <w:r>
+        <w:rPr>
+          <w:color w:val="000000" w:themeColor="text1"/>
+          <w:sz w:val="20"/>
+        </w:rPr>
+        <w:t xml:space="preserve">drawing </w:t>
+      </w:r>
+      <w:r>
+        <w:rPr>
+          <w:color w:val="000000" w:themeColor="text1"/>
+          <w:sz w:val="20"/>
+        </w:rPr>
+        <w:t>robot</w:t>
+      </w:r>
+    </w:p>
+    <w:p>
+      <w:pPr>
+        <w:rPr>
+          <w:b/>
+          <w:bCs/>
+          <w:color w:val="000000" w:themeColor="text1"/>
+          <w:sz w:val="20"/>
+        </w:rPr>
+      </w:pPr>
+    </w:p>
+    <w:p>
+      <w:pPr>
+        <w:rPr>
+          <w:color w:val="000000" w:themeColor="text1"/>
+          <w:szCs w:val="22"/>
+        </w:rPr>
+      </w:pPr>
+      <w:r>
+        <w:rPr>
+          <w:b/>
+          <w:bCs/>
+          <w:color w:val="000000" w:themeColor="text1"/>
+          <w:szCs w:val="22"/>
+        </w:rPr>
+        <w:t>Header Files:</w:t>
+      </w:r>
+      <w:r>
+        <w:rPr>
+          <w:b/>
+          <w:bCs/>
+          <w:color w:val="000000" w:themeColor="text1"/>
+          <w:szCs w:val="22"/>
+        </w:rPr>
+        <w:t xml:space="preserve"> </w:t>
+      </w:r>
+      <w:r>
+        <w:rPr>
+          <w:color w:val="000000" w:themeColor="text1"/>
+          <w:sz w:val="20"/>
+        </w:rPr>
+        <w:t xml:space="preserve">I use variables and call functions that aren’t in that file and therefore I need to include the file that they have been defined in. </w:t>
+      </w:r>
+      <w:r>
+        <w:rPr>
+          <w:color w:val="000000" w:themeColor="text1"/>
+          <w:sz w:val="20"/>
+        </w:rPr>
+        <w:t xml:space="preserve">In order to stop over </w:t>
+      </w:r>
+      <w:r>
+        <w:rPr>
+          <w:color w:val="000000" w:themeColor="text1"/>
+          <w:sz w:val="20"/>
+        </w:rPr>
+        <w:t>defining any global</w:t>
+      </w:r>
+      <w:r>
+        <w:rPr>
+          <w:color w:val="000000" w:themeColor="text1"/>
+          <w:sz w:val="20"/>
+        </w:rPr>
+        <w:t xml:space="preserve"> variables I have put extern </w:t>
+      </w:r>
+      <w:r>
+        <w:rPr>
+          <w:color w:val="000000" w:themeColor="text1"/>
+          <w:sz w:val="20"/>
+        </w:rPr>
+        <w:t>which tells the complier that they exist but have already been defined. I have also added #ifndef at the top of the header files so that it only defines what’s below it when it has previously not been defined and this also stop functions and variables from being over defined</w:t>
+      </w:r>
+    </w:p>
+    <w:p>
+      <w:pPr>
+        <w:rPr>
+          <w:b/>
+          <w:bCs/>
+          <w:color w:val="000000" w:themeColor="text1"/>
+          <w:sz w:val="20"/>
+        </w:rPr>
+      </w:pPr>
+    </w:p>
+    <w:p>
+      <w:pPr>
+        <w:rPr>
+          <w:b/>
+          <w:bCs/>
+          <w:color w:val="000000" w:themeColor="text1"/>
+          <w:szCs w:val="22"/>
+        </w:rPr>
+      </w:pPr>
+      <w:r>
+        <w:rPr>
+          <w:b/>
+          <w:bCs/>
+          <w:color w:val="000000" w:themeColor="text1"/>
+          <w:szCs w:val="22"/>
+        </w:rPr>
+        <w:t>Global Variables:</w:t>
+      </w:r>
+    </w:p>
+    <w:p>
+      <w:pPr>
+        <w:rPr>
+          <w:b/>
+          <w:bCs/>
+          <w:color w:val="000000" w:themeColor="text1"/>
+          <w:sz w:val="24"/>
+          <w:szCs w:val="24"/>
+        </w:rPr>
+      </w:pPr>
+      <w:r>
+        <w:rPr>
+          <w:color w:val="000000" w:themeColor="text1"/>
+          <w:sz w:val="20"/>
+        </w:rPr>
+        <w:t>Pen_Coordinate_X, Pen_Coordinate_Y, i, j, MyBuffer[256], X, Y, P, Font_Size, Font_Size_Fraction, FontCount</w:t>
+      </w:r>
+    </w:p>
+    <w:p>
+      <w:pPr>
+        <w:rPr>
+          <w:b/>
+          <w:bCs/>
+          <w:color w:val="000000" w:themeColor="text1"/>
+          <w:sz w:val="20"/>
+        </w:rPr>
+      </w:pPr>
+    </w:p>
+    <w:p>
+      <w:pPr>
+        <w:rPr>
+          <w:b/>
+          <w:bCs/>
+          <w:color w:val="000000" w:themeColor="text1"/>
+          <w:sz w:val="20"/>
+        </w:rPr>
+      </w:pPr>
+      <w:r>
+        <w:rPr>
+          <w:b/>
+          <w:bCs/>
+          <w:color w:val="000000" w:themeColor="text1"/>
+          <w:szCs w:val="22"/>
+        </w:rPr>
+        <w:t xml:space="preserve">SampleLines.txt: </w:t>
+      </w:r>
+      <w:r>
+        <w:rPr>
+          <w:color w:val="000000" w:themeColor="text1"/>
+          <w:sz w:val="20"/>
+        </w:rPr>
+        <w:t xml:space="preserve">Text file that contains the sentence(s) that the user wants </w:t>
+      </w:r>
+      <w:r>
+        <w:rPr>
+          <w:color w:val="000000" w:themeColor="text1"/>
+          <w:sz w:val="20"/>
+        </w:rPr>
+        <w:t>the robot to draw on the page</w:t>
+      </w:r>
+    </w:p>
+    <w:p>
+      <w:pPr>
+        <w:rPr>
+          <w:color w:val="000000" w:themeColor="text1"/>
+          <w:sz w:val="20"/>
+        </w:rPr>
+      </w:pPr>
+      <w:r>
+        <w:rPr>
+          <w:b/>
+          <w:bCs/>
+          <w:color w:val="000000" w:themeColor="text1"/>
+          <w:szCs w:val="22"/>
+        </w:rPr>
+        <w:t>SingleStrokeFont</w:t>
+      </w:r>
+      <w:r>
+        <w:rPr>
+          <w:b/>
+          <w:bCs/>
+          <w:color w:val="000000" w:themeColor="text1"/>
+          <w:szCs w:val="22"/>
+        </w:rPr>
+        <w:t>.txt</w:t>
+      </w:r>
+      <w:r>
+        <w:rPr>
+          <w:b/>
+          <w:bCs/>
+          <w:color w:val="000000" w:themeColor="text1"/>
+          <w:szCs w:val="22"/>
+        </w:rPr>
+        <w:t xml:space="preserve">: </w:t>
+      </w:r>
+      <w:r>
+        <w:rPr>
+          <w:color w:val="000000" w:themeColor="text1"/>
+          <w:sz w:val="20"/>
+        </w:rPr>
+        <w:t>Text file that contains all the stroke data for each of the 128 ascii characters</w:t>
+      </w:r>
+    </w:p>
+    <w:p>
+      <w:pPr>
+        <w:pStyle w:val="Heading1"/>
+        <w:rPr>
+          <w:b/>
+          <w:bCs/>
+          <w:u w:val="single"/>
+        </w:rPr>
+      </w:pPr>
+    </w:p>
     <w:p>
       <w:pPr>
         <w:pStyle w:val="Heading1"/>
@@ -2555,7 +2476,6 @@
                 <w:sz w:val="20"/>
               </w:rPr>
             </w:pPr>
-            <w:proofErr w:type="spellStart"/>
             <w:r>
               <w:rPr>
                 <w:b/>
@@ -2564,7 +2484,6 @@
               </w:rPr>
               <w:t>i</w:t>
             </w:r>
-            <w:proofErr w:type="spellEnd"/>
           </w:p>
         </w:tc>
         <w:tc>
@@ -2707,21 +2626,7 @@
               <w:rPr>
                 <w:sz w:val="20"/>
               </w:rPr>
-              <w:t xml:space="preserve">and we therefore don’t want to reset the </w:t>
-            </w:r>
-            <w:proofErr w:type="spellStart"/>
-            <w:r>
-              <w:rPr>
-                <w:sz w:val="20"/>
-              </w:rPr>
-              <w:t>i</w:t>
-            </w:r>
-            <w:proofErr w:type="spellEnd"/>
-            <w:r>
-              <w:rPr>
-                <w:sz w:val="20"/>
-              </w:rPr>
-              <w:t xml:space="preserve"> value in the outer loop</w:t>
+              <w:t>and we therefore don’t want to reset the i value in the outer loop</w:t>
             </w:r>
           </w:p>
         </w:tc>
@@ -2743,7 +2648,6 @@
                 <w:sz w:val="20"/>
               </w:rPr>
             </w:pPr>
-            <w:proofErr w:type="spellStart"/>
             <w:r>
               <w:rPr>
                 <w:b/>
@@ -2752,7 +2656,6 @@
               </w:rPr>
               <w:t>Pen_Coordinate_X</w:t>
             </w:r>
-            <w:proofErr w:type="spellEnd"/>
           </w:p>
           <w:p>
             <w:pPr>
@@ -2820,7 +2723,6 @@
                 <w:sz w:val="20"/>
               </w:rPr>
             </w:pPr>
-            <w:proofErr w:type="spellStart"/>
             <w:r>
               <w:rPr>
                 <w:b/>
@@ -2829,7 +2731,6 @@
               </w:rPr>
               <w:t>Pen_Coordinate_Y</w:t>
             </w:r>
-            <w:proofErr w:type="spellEnd"/>
           </w:p>
           <w:p>
             <w:pPr>
@@ -2897,23 +2798,13 @@
                 <w:sz w:val="20"/>
               </w:rPr>
             </w:pPr>
-            <w:proofErr w:type="spellStart"/>
-            <w:r>
-              <w:rPr>
-                <w:b/>
-                <w:bCs/>
-                <w:sz w:val="20"/>
-              </w:rPr>
-              <w:t>MyBuffer</w:t>
-            </w:r>
-            <w:proofErr w:type="spellEnd"/>
-            <w:r>
-              <w:rPr>
-                <w:b/>
-                <w:bCs/>
-                <w:sz w:val="20"/>
-              </w:rPr>
-              <w:t>[256]</w:t>
+            <w:r>
+              <w:rPr>
+                <w:b/>
+                <w:bCs/>
+                <w:sz w:val="20"/>
+              </w:rPr>
+              <w:t>MyBuffer[256]</w:t>
             </w:r>
           </w:p>
           <w:p>
@@ -2971,21 +2862,7 @@
               <w:rPr>
                 <w:sz w:val="20"/>
               </w:rPr>
-              <w:t xml:space="preserve">A buffer used as temporal storage to store each line in “SingleStrokeFont.txt” and input it into </w:t>
-            </w:r>
-            <w:proofErr w:type="spellStart"/>
-            <w:r>
-              <w:rPr>
-                <w:sz w:val="20"/>
-              </w:rPr>
-              <w:t>FontArray</w:t>
-            </w:r>
-            <w:proofErr w:type="spellEnd"/>
-            <w:r>
-              <w:rPr>
-                <w:sz w:val="20"/>
-              </w:rPr>
-              <w:t>. Also used after to temporal store each G</w:t>
+              <w:t>A buffer used as temporal storage to store each line in “SingleStrokeFont.txt” and input it into FontArray. Also used after to temporal store each G</w:t>
             </w:r>
             <w:r>
               <w:rPr>
@@ -3019,7 +2896,6 @@
                 <w:sz w:val="20"/>
               </w:rPr>
             </w:pPr>
-            <w:proofErr w:type="spellStart"/>
             <w:r>
               <w:rPr>
                 <w:b/>
@@ -3028,7 +2904,6 @@
               </w:rPr>
               <w:t>Font_Size</w:t>
             </w:r>
-            <w:proofErr w:type="spellEnd"/>
           </w:p>
         </w:tc>
         <w:tc>
@@ -3391,21 +3266,7 @@
               <w:rPr>
                 <w:sz w:val="20"/>
               </w:rPr>
-              <w:t xml:space="preserve">A second buffer used as temporal storage to store each word of the input sentence so that the </w:t>
-            </w:r>
-            <w:proofErr w:type="spellStart"/>
-            <w:r>
-              <w:rPr>
-                <w:sz w:val="20"/>
-              </w:rPr>
-              <w:t>MyBuffer</w:t>
-            </w:r>
-            <w:proofErr w:type="spellEnd"/>
-            <w:r>
-              <w:rPr>
-                <w:sz w:val="20"/>
-              </w:rPr>
-              <w:t xml:space="preserve"> can store the G</w:t>
+              <w:t>A second buffer used as temporal storage to store each word of the input sentence so that the MyBuffer can store the G</w:t>
             </w:r>
             <w:r>
               <w:rPr>
@@ -3883,7 +3744,6 @@
                 <w:sz w:val="20"/>
               </w:rPr>
             </w:pPr>
-            <w:proofErr w:type="spellStart"/>
             <w:r>
               <w:rPr>
                 <w:b/>
@@ -3892,7 +3752,6 @@
               </w:rPr>
               <w:t>AsciiLine</w:t>
             </w:r>
-            <w:proofErr w:type="spellEnd"/>
           </w:p>
           <w:p>
             <w:pPr>
@@ -3934,6 +3793,12 @@
                 <w:sz w:val="20"/>
               </w:rPr>
             </w:pPr>
+            <w:r>
+              <w:rPr>
+                <w:sz w:val="20"/>
+              </w:rPr>
+              <w:t xml:space="preserve">This is a structure allows us to quickly select the location that I want to either store data in FontArray or scan values from it. </w:t>
+            </w:r>
           </w:p>
         </w:tc>
       </w:tr>
@@ -4173,16 +4038,8 @@
               <w:rPr>
                 <w:sz w:val="20"/>
               </w:rPr>
-              <w:t xml:space="preserve">First used to store and then later used to scan, using a pointer, the stroke lines within </w:t>
-            </w:r>
-            <w:proofErr w:type="spellStart"/>
-            <w:r>
-              <w:rPr>
-                <w:sz w:val="20"/>
-              </w:rPr>
-              <w:t>FontArray</w:t>
-            </w:r>
-            <w:proofErr w:type="spellEnd"/>
+              <w:t>First used to store and then later used to scan, using a pointer, the stroke lines within FontArray</w:t>
+            </w:r>
           </w:p>
         </w:tc>
       </w:tr>
@@ -4209,18 +4066,8 @@
                 <w:bCs/>
                 <w:sz w:val="20"/>
               </w:rPr>
-              <w:t>*</w:t>
-            </w:r>
-            <w:proofErr w:type="spellStart"/>
-            <w:r>
-              <w:rPr>
-                <w:b/>
-                <w:bCs/>
-                <w:sz w:val="20"/>
-              </w:rPr>
-              <w:t>FontArray</w:t>
-            </w:r>
-            <w:proofErr w:type="spellEnd"/>
+              <w:t>*FontArray</w:t>
+            </w:r>
           </w:p>
           <w:p>
             <w:pPr>
@@ -4288,7 +4135,6 @@
                 <w:sz w:val="20"/>
               </w:rPr>
             </w:pPr>
-            <w:proofErr w:type="spellStart"/>
             <w:r>
               <w:rPr>
                 <w:b/>
@@ -4297,7 +4143,6 @@
               </w:rPr>
               <w:t>FontCount</w:t>
             </w:r>
-            <w:proofErr w:type="spellEnd"/>
           </w:p>
           <w:p>
             <w:pPr>
@@ -4372,7 +4217,6 @@
                 <w:bCs/>
                 <w:sz w:val="20"/>
               </w:rPr>
-              <w:lastRenderedPageBreak/>
               <w:t>ScannedValue</w:t>
             </w:r>
             <w:proofErr w:type="spellEnd"/>
@@ -4470,6 +4314,89 @@
                 <w:sz w:val="20"/>
               </w:rPr>
               <w:t>.</w:t>
+            </w:r>
+          </w:p>
+        </w:tc>
+      </w:tr>
+      <w:tr>
+        <w:trPr>
+          <w:trHeight w:val="377"/>
+        </w:trPr>
+        <w:tc>
+          <w:tcPr>
+            <w:tcW w:w="1980" w:type="dxa"/>
+          </w:tcPr>
+          <w:p>
+            <w:pPr>
+              <w:jc w:val="center"/>
+              <w:rPr>
+                <w:b/>
+                <w:bCs/>
+                <w:sz w:val="20"/>
+              </w:rPr>
+            </w:pPr>
+            <w:r>
+              <w:rPr>
+                <w:b/>
+                <w:bCs/>
+                <w:sz w:val="20"/>
+              </w:rPr>
+              <w:t>*OutFontCount</w:t>
+            </w:r>
+          </w:p>
+        </w:tc>
+        <w:tc>
+          <w:tcPr>
+            <w:tcW w:w="1417" w:type="dxa"/>
+          </w:tcPr>
+          <w:p>
+            <w:pPr>
+              <w:jc w:val="center"/>
+              <w:rPr>
+                <w:sz w:val="20"/>
+              </w:rPr>
+            </w:pPr>
+            <w:r>
+              <w:rPr>
+                <w:sz w:val="20"/>
+              </w:rPr>
+              <w:t>int</w:t>
+            </w:r>
+          </w:p>
+        </w:tc>
+        <w:tc>
+          <w:tcPr>
+            <w:tcW w:w="6379" w:type="dxa"/>
+          </w:tcPr>
+          <w:p>
+            <w:pPr>
+              <w:rPr>
+                <w:sz w:val="20"/>
+              </w:rPr>
+            </w:pPr>
+            <w:r>
+              <w:rPr>
+                <w:sz w:val="20"/>
+              </w:rPr>
+              <w:t xml:space="preserve">Returns the </w:t>
+            </w:r>
+            <w:r>
+              <w:rPr>
+                <w:sz w:val="20"/>
+              </w:rPr>
+              <w:t xml:space="preserve">total </w:t>
+            </w:r>
+            <w:r>
+              <w:rPr>
+                <w:sz w:val="20"/>
+              </w:rPr>
+              <w:t>number of loaded ASCII characters</w:t>
+            </w:r>
+            <w:r>
+              <w:rPr>
+                <w:sz w:val="20"/>
+              </w:rPr>
+              <w:t xml:space="preserve"> and is the pointer to the FontArray</w:t>
             </w:r>
           </w:p>
         </w:tc>
@@ -4497,46 +4424,26 @@
                 <w:bCs/>
                 <w:sz w:val="20"/>
               </w:rPr>
-              <w:t>*</w:t>
-            </w:r>
-            <w:proofErr w:type="spellStart"/>
-            <w:r>
-              <w:rPr>
-                <w:b/>
-                <w:bCs/>
-                <w:sz w:val="20"/>
-              </w:rPr>
-              <w:t>OutFontCount</w:t>
-            </w:r>
-            <w:proofErr w:type="spellEnd"/>
-          </w:p>
+              <w:t>*FP</w:t>
+            </w:r>
+          </w:p>
+        </w:tc>
+        <w:tc>
+          <w:tcPr>
+            <w:tcW w:w="1417" w:type="dxa"/>
+          </w:tcPr>
           <w:p>
             <w:pPr>
               <w:jc w:val="center"/>
               <w:rPr>
-                <w:b/>
-                <w:bCs/>
-                <w:sz w:val="20"/>
-              </w:rPr>
-            </w:pPr>
-          </w:p>
-        </w:tc>
-        <w:tc>
-          <w:tcPr>
-            <w:tcW w:w="1417" w:type="dxa"/>
-          </w:tcPr>
-          <w:p>
-            <w:pPr>
-              <w:jc w:val="center"/>
-              <w:rPr>
-                <w:sz w:val="20"/>
-              </w:rPr>
-            </w:pPr>
-            <w:r>
-              <w:rPr>
-                <w:sz w:val="20"/>
-              </w:rPr>
-              <w:t>int</w:t>
+                <w:sz w:val="20"/>
+              </w:rPr>
+            </w:pPr>
+            <w:r>
+              <w:rPr>
+                <w:sz w:val="20"/>
+              </w:rPr>
+              <w:t>pointer</w:t>
             </w:r>
           </w:p>
         </w:tc>
@@ -4550,6 +4457,12 @@
                 <w:sz w:val="20"/>
               </w:rPr>
             </w:pPr>
+            <w:r>
+              <w:rPr>
+                <w:sz w:val="20"/>
+              </w:rPr>
+              <w:t xml:space="preserve">File pointer for the “SingleStrokeFont.txt” file and is used to scan each of the integers </w:t>
+            </w:r>
           </w:p>
         </w:tc>
       </w:tr>
@@ -4576,7 +4489,7 @@
                 <w:bCs/>
                 <w:sz w:val="20"/>
               </w:rPr>
-              <w:t>*FP</w:t>
+              <w:t>*Sentence</w:t>
             </w:r>
           </w:p>
         </w:tc>
@@ -4613,7 +4526,7 @@
               <w:rPr>
                 <w:sz w:val="20"/>
               </w:rPr>
-              <w:t xml:space="preserve">File pointer for the “SingleStrokeFont.txt” file and is used to scan each of the integers </w:t>
+              <w:t>File pointer for the “SampleLines.txt” file and is used to scan each of the characters</w:t>
             </w:r>
           </w:p>
         </w:tc>
@@ -4641,71 +4554,6 @@
                 <w:bCs/>
                 <w:sz w:val="20"/>
               </w:rPr>
-              <w:t>*Sentence</w:t>
-            </w:r>
-          </w:p>
-        </w:tc>
-        <w:tc>
-          <w:tcPr>
-            <w:tcW w:w="1417" w:type="dxa"/>
-          </w:tcPr>
-          <w:p>
-            <w:pPr>
-              <w:jc w:val="center"/>
-              <w:rPr>
-                <w:sz w:val="20"/>
-              </w:rPr>
-            </w:pPr>
-            <w:r>
-              <w:rPr>
-                <w:sz w:val="20"/>
-              </w:rPr>
-              <w:t>pointer</w:t>
-            </w:r>
-          </w:p>
-        </w:tc>
-        <w:tc>
-          <w:tcPr>
-            <w:tcW w:w="6379" w:type="dxa"/>
-          </w:tcPr>
-          <w:p>
-            <w:pPr>
-              <w:rPr>
-                <w:sz w:val="20"/>
-              </w:rPr>
-            </w:pPr>
-            <w:r>
-              <w:rPr>
-                <w:sz w:val="20"/>
-              </w:rPr>
-              <w:t>File pointer for the “SampleLines.txt” file and is used to scan each of the characters</w:t>
-            </w:r>
-          </w:p>
-        </w:tc>
-      </w:tr>
-      <w:tr>
-        <w:trPr>
-          <w:trHeight w:val="547"/>
-        </w:trPr>
-        <w:tc>
-          <w:tcPr>
-            <w:tcW w:w="1980" w:type="dxa"/>
-          </w:tcPr>
-          <w:p>
-            <w:pPr>
-              <w:jc w:val="center"/>
-              <w:rPr>
-                <w:b/>
-                <w:bCs/>
-                <w:sz w:val="20"/>
-              </w:rPr>
-            </w:pPr>
-            <w:r>
-              <w:rPr>
-                <w:b/>
-                <w:bCs/>
-                <w:sz w:val="20"/>
-              </w:rPr>
               <w:t>EndOfSentence</w:t>
             </w:r>
           </w:p>
@@ -4772,6 +4620,7 @@
           <w:bCs/>
           <w:u w:val="single"/>
         </w:rPr>
+        <w:lastRenderedPageBreak/>
         <w:t>Functions</w:t>
       </w:r>
     </w:p>
@@ -4787,23 +4636,7 @@
           <w:b/>
           <w:bCs/>
         </w:rPr>
-        <w:t>LoadData(int *</w:t>
-      </w:r>
-      <w:proofErr w:type="spellStart"/>
-      <w:r>
-        <w:rPr>
-          <w:b/>
-          <w:bCs/>
-        </w:rPr>
-        <w:t>OutFontCount</w:t>
-      </w:r>
-      <w:proofErr w:type="spellEnd"/>
-      <w:r>
-        <w:rPr>
-          <w:b/>
-          <w:bCs/>
-        </w:rPr>
-        <w:t>)</w:t>
+        <w:t>LoadData(int *OutFontCount)</w:t>
       </w:r>
     </w:p>
     <w:p>
@@ -5002,13 +4835,7 @@
         <w:rPr>
           <w:color w:val="000000" w:themeColor="text1"/>
         </w:rPr>
-        <w:t xml:space="preserve">listed </w:t>
-      </w:r>
-      <w:r>
-        <w:rPr>
-          <w:color w:val="000000" w:themeColor="text1"/>
-        </w:rPr>
-        <w:t>above</w:t>
+        <w:t>listed above</w:t>
       </w:r>
       <w:r>
         <w:rPr>
@@ -5444,6 +5271,7 @@
           <w:bCs/>
           <w:u w:val="single"/>
         </w:rPr>
+        <w:lastRenderedPageBreak/>
         <w:t>Testing Information</w:t>
       </w:r>
       <w:r>
@@ -5673,55 +5501,6 @@
                 <w:szCs w:val="16"/>
               </w:rPr>
             </w:pPr>
-            <w:r>
-              <w:rPr>
-                <w:b/>
-                <w:bCs/>
-                <w:sz w:val="16"/>
-                <w:szCs w:val="16"/>
-              </w:rPr>
-              <w:t>MAYBE ADD:</w:t>
-            </w:r>
-          </w:p>
-          <w:p>
-            <w:pPr>
-              <w:rPr>
-                <w:b/>
-                <w:bCs/>
-                <w:sz w:val="16"/>
-                <w:szCs w:val="16"/>
-              </w:rPr>
-            </w:pPr>
-            <w:r>
-              <w:rPr>
-                <w:b/>
-                <w:bCs/>
-                <w:sz w:val="16"/>
-                <w:szCs w:val="16"/>
-                <w:highlight w:val="cyan"/>
-              </w:rPr>
-              <w:t>“SingleStrokeFont.txt” doesn’t contain all the data</w:t>
-            </w:r>
-          </w:p>
-          <w:p>
-            <w:pPr>
-              <w:rPr>
-                <w:b/>
-                <w:bCs/>
-                <w:sz w:val="16"/>
-                <w:szCs w:val="16"/>
-              </w:rPr>
-            </w:pPr>
-          </w:p>
-          <w:p>
-            <w:pPr>
-              <w:rPr>
-                <w:b/>
-                <w:bCs/>
-                <w:sz w:val="16"/>
-                <w:szCs w:val="16"/>
-              </w:rPr>
-            </w:pPr>
           </w:p>
         </w:tc>
         <w:tc>
@@ -5791,64 +5570,6 @@
               </w:rPr>
             </w:pPr>
           </w:p>
-          <w:p>
-            <w:pPr>
-              <w:rPr>
-                <w:b/>
-                <w:bCs/>
-                <w:sz w:val="16"/>
-                <w:szCs w:val="16"/>
-              </w:rPr>
-            </w:pPr>
-            <w:r>
-              <w:rPr>
-                <w:b/>
-                <w:bCs/>
-                <w:sz w:val="16"/>
-                <w:szCs w:val="16"/>
-              </w:rPr>
-              <w:t>MAYBE ADD:</w:t>
-            </w:r>
-          </w:p>
-          <w:p>
-            <w:pPr>
-              <w:rPr>
-                <w:b/>
-                <w:bCs/>
-                <w:sz w:val="16"/>
-                <w:szCs w:val="16"/>
-              </w:rPr>
-            </w:pPr>
-            <w:r>
-              <w:rPr>
-                <w:b/>
-                <w:bCs/>
-                <w:sz w:val="16"/>
-                <w:szCs w:val="16"/>
-                <w:highlight w:val="cyan"/>
-              </w:rPr>
-              <w:t>Remove half of the stroke lines in</w:t>
-            </w:r>
-            <w:r>
-              <w:rPr>
-                <w:b/>
-                <w:bCs/>
-                <w:sz w:val="16"/>
-                <w:szCs w:val="16"/>
-                <w:highlight w:val="cyan"/>
-              </w:rPr>
-              <w:t xml:space="preserve"> “SingleStrokeFont.txt”</w:t>
-            </w:r>
-            <w:r>
-              <w:rPr>
-                <w:b/>
-                <w:bCs/>
-                <w:sz w:val="16"/>
-                <w:szCs w:val="16"/>
-              </w:rPr>
-              <w:t xml:space="preserve"> </w:t>
-            </w:r>
-          </w:p>
         </w:tc>
         <w:tc>
           <w:tcPr>
@@ -5864,7 +5585,6 @@
                 <w:szCs w:val="16"/>
               </w:rPr>
             </w:pPr>
-            <w:proofErr w:type="spellStart"/>
             <w:r>
               <w:rPr>
                 <w:b/>
@@ -5873,18 +5593,7 @@
                 <w:sz w:val="16"/>
                 <w:szCs w:val="16"/>
               </w:rPr>
-              <w:t>FontArray</w:t>
-            </w:r>
-            <w:proofErr w:type="spellEnd"/>
-            <w:r>
-              <w:rPr>
-                <w:b/>
-                <w:bCs/>
-                <w:color w:val="388600"/>
-                <w:sz w:val="16"/>
-                <w:szCs w:val="16"/>
-              </w:rPr>
-              <w:t xml:space="preserve"> gets returned, which containing all the stroke lines of each ascii character stored in it</w:t>
+              <w:t>FontArray gets returned, which containing all the stroke lines of each ascii character stored in it</w:t>
             </w:r>
           </w:p>
           <w:p>
@@ -5918,65 +5627,6 @@
               </w:rPr>
               <w:t>FP (file pointer) equals null, therefore user is told that “SingleStrokeFont.txt” couldn’t be found and the programme immediately ends</w:t>
             </w:r>
-          </w:p>
-          <w:p>
-            <w:pPr>
-              <w:rPr>
-                <w:b/>
-                <w:bCs/>
-                <w:sz w:val="16"/>
-                <w:szCs w:val="16"/>
-              </w:rPr>
-            </w:pPr>
-          </w:p>
-          <w:p>
-            <w:pPr>
-              <w:rPr>
-                <w:b/>
-                <w:bCs/>
-                <w:sz w:val="16"/>
-                <w:szCs w:val="16"/>
-              </w:rPr>
-            </w:pPr>
-            <w:r>
-              <w:rPr>
-                <w:b/>
-                <w:bCs/>
-                <w:sz w:val="16"/>
-                <w:szCs w:val="16"/>
-              </w:rPr>
-              <w:t>MAYBE ADD:</w:t>
-            </w:r>
-          </w:p>
-          <w:p>
-            <w:pPr>
-              <w:rPr>
-                <w:b/>
-                <w:bCs/>
-                <w:sz w:val="16"/>
-                <w:szCs w:val="16"/>
-              </w:rPr>
-            </w:pPr>
-            <w:r>
-              <w:rPr>
-                <w:b/>
-                <w:bCs/>
-                <w:sz w:val="16"/>
-                <w:szCs w:val="16"/>
-                <w:highlight w:val="cyan"/>
-              </w:rPr>
-              <w:t>Font Count won’t equal 128, therefore user is told that “SingleStrokeFont.txt” doesn’t contain all ascii characters and the programme immediately ends</w:t>
-            </w:r>
-          </w:p>
-          <w:p>
-            <w:pPr>
-              <w:rPr>
-                <w:b/>
-                <w:bCs/>
-                <w:sz w:val="16"/>
-                <w:szCs w:val="16"/>
-              </w:rPr>
-            </w:pPr>
           </w:p>
         </w:tc>
       </w:tr>
@@ -6015,6 +5665,26 @@
           <w:p>
             <w:pPr>
               <w:rPr>
+                <w:b/>
+                <w:bCs/>
+                <w:sz w:val="16"/>
+                <w:szCs w:val="16"/>
+              </w:rPr>
+            </w:pPr>
+            <w:r>
+              <w:rPr>
+                <w:b/>
+                <w:bCs/>
+                <w:sz w:val="16"/>
+                <w:szCs w:val="16"/>
+                <w:highlight w:val="cyan"/>
+              </w:rPr>
+              <w:t>“SingleStrokeFont.txt” doesn’t contain all the data</w:t>
+            </w:r>
+          </w:p>
+          <w:p>
+            <w:pPr>
+              <w:rPr>
                 <w:sz w:val="16"/>
                 <w:szCs w:val="16"/>
               </w:rPr>
@@ -6032,12 +5702,42 @@
                 <w:szCs w:val="16"/>
               </w:rPr>
             </w:pPr>
+            <w:r>
+              <w:rPr>
+                <w:b/>
+                <w:bCs/>
+                <w:sz w:val="16"/>
+                <w:szCs w:val="16"/>
+                <w:highlight w:val="cyan"/>
+              </w:rPr>
+              <w:t>Remove half of the stroke lines in “SingleStrokeFont.txt”</w:t>
+            </w:r>
           </w:p>
         </w:tc>
         <w:tc>
           <w:tcPr>
             <w:tcW w:w="2925" w:type="dxa"/>
           </w:tcPr>
+          <w:p>
+            <w:pPr>
+              <w:rPr>
+                <w:b/>
+                <w:bCs/>
+                <w:sz w:val="16"/>
+                <w:szCs w:val="16"/>
+              </w:rPr>
+            </w:pPr>
+            <w:r>
+              <w:rPr>
+                <w:b/>
+                <w:bCs/>
+                <w:sz w:val="16"/>
+                <w:szCs w:val="16"/>
+                <w:highlight w:val="cyan"/>
+              </w:rPr>
+              <w:t>Font Count won’t equal 128, therefore user is told that “SingleStrokeFont.txt” doesn’t contain all ascii characters and the programme immediately ends</w:t>
+            </w:r>
+          </w:p>
           <w:p>
             <w:pPr>
               <w:rPr>
@@ -6372,20 +6072,8 @@
                 <w:sz w:val="16"/>
                 <w:szCs w:val="16"/>
               </w:rPr>
-              <w:t xml:space="preserve">Tell the user they have selected Font Size 6 and therefore return </w:t>
-            </w:r>
-            <w:proofErr w:type="spellStart"/>
-            <w:r>
-              <w:rPr>
-                <w:b/>
-                <w:bCs/>
-                <w:color w:val="388600"/>
-                <w:sz w:val="16"/>
-                <w:szCs w:val="16"/>
-              </w:rPr>
-              <w:t>Font_Size</w:t>
-            </w:r>
-            <w:proofErr w:type="spellEnd"/>
+              <w:t>Tell the user they have selected Font Size 6 and therefore return Font_Size</w:t>
+            </w:r>
           </w:p>
           <w:p>
             <w:pPr>
@@ -7274,27 +6962,7 @@
                 <w:sz w:val="16"/>
                 <w:szCs w:val="16"/>
               </w:rPr>
-              <w:t xml:space="preserve">after </w:t>
-            </w:r>
-            <w:r>
-              <w:rPr>
-                <w:b/>
-                <w:bCs/>
-                <w:color w:val="388600"/>
-                <w:sz w:val="16"/>
-                <w:szCs w:val="16"/>
-              </w:rPr>
-              <w:t>SetRobot()</w:t>
-            </w:r>
-            <w:r>
-              <w:rPr>
-                <w:b/>
-                <w:bCs/>
-                <w:color w:val="388600"/>
-                <w:sz w:val="16"/>
-                <w:szCs w:val="16"/>
-              </w:rPr>
-              <w:t xml:space="preserve"> of </w:t>
+              <w:t xml:space="preserve">after SetRobot() of </w:t>
             </w:r>
             <w:r>
               <w:rPr>
@@ -7424,7 +7092,6 @@
                 <w:sz w:val="20"/>
                 <w:szCs w:val="18"/>
               </w:rPr>
-              <w:lastRenderedPageBreak/>
               <w:t>CharacterGCode()</w:t>
             </w:r>
           </w:p>
@@ -7582,7 +7249,6 @@
               </w:rPr>
               <w:t xml:space="preserve">Code for the letter H and then </w:t>
             </w:r>
-            <w:proofErr w:type="spellStart"/>
             <w:r>
               <w:rPr>
                 <w:b/>
@@ -7591,9 +7257,8 @@
                 <w:sz w:val="16"/>
                 <w:szCs w:val="16"/>
               </w:rPr>
-              <w:t>i</w:t>
-            </w:r>
-            <w:proofErr w:type="spellEnd"/>
+              <w:t>i and when tested in G</w:t>
+            </w:r>
             <w:r>
               <w:rPr>
                 <w:b/>
@@ -7602,7 +7267,7 @@
                 <w:sz w:val="16"/>
                 <w:szCs w:val="16"/>
               </w:rPr>
-              <w:t xml:space="preserve"> and when tested in G</w:t>
+              <w:t>-</w:t>
             </w:r>
             <w:r>
               <w:rPr>
@@ -7612,39 +7277,7 @@
                 <w:sz w:val="16"/>
                 <w:szCs w:val="16"/>
               </w:rPr>
-              <w:t>-</w:t>
-            </w:r>
-            <w:r>
-              <w:rPr>
-                <w:b/>
-                <w:bCs/>
-                <w:color w:val="388600"/>
-                <w:sz w:val="16"/>
-                <w:szCs w:val="16"/>
-              </w:rPr>
-              <w:t xml:space="preserve">Code simulator they should draw a H and an </w:t>
-            </w:r>
-            <w:proofErr w:type="spellStart"/>
-            <w:r>
-              <w:rPr>
-                <w:b/>
-                <w:bCs/>
-                <w:color w:val="388600"/>
-                <w:sz w:val="16"/>
-                <w:szCs w:val="16"/>
-              </w:rPr>
-              <w:t>i</w:t>
-            </w:r>
-            <w:proofErr w:type="spellEnd"/>
-            <w:r>
-              <w:rPr>
-                <w:b/>
-                <w:bCs/>
-                <w:color w:val="388600"/>
-                <w:sz w:val="16"/>
-                <w:szCs w:val="16"/>
-              </w:rPr>
-              <w:t xml:space="preserve"> next to each other</w:t>
+              <w:t>Code simulator they should draw a H and an i next to each other</w:t>
             </w:r>
           </w:p>
           <w:p>
@@ -7793,57 +7426,7 @@
                 <w:sz w:val="16"/>
                 <w:szCs w:val="16"/>
               </w:rPr>
-              <w:t xml:space="preserve">Code sent should be </w:t>
-            </w:r>
-            <w:r>
-              <w:rPr>
-                <w:b/>
-                <w:bCs/>
-                <w:color w:val="388600"/>
-                <w:sz w:val="16"/>
-                <w:szCs w:val="16"/>
-              </w:rPr>
-              <w:t>"G1 X0 Y0 F1000\n"</w:t>
-            </w:r>
-            <w:r>
-              <w:rPr>
-                <w:b/>
-                <w:bCs/>
-                <w:color w:val="388600"/>
-                <w:sz w:val="16"/>
-                <w:szCs w:val="16"/>
-              </w:rPr>
-              <w:t xml:space="preserve">, then </w:t>
-            </w:r>
-            <w:r>
-              <w:rPr>
-                <w:b/>
-                <w:bCs/>
-                <w:color w:val="388600"/>
-                <w:sz w:val="16"/>
-                <w:szCs w:val="16"/>
-              </w:rPr>
-              <w:t>"M3\n"</w:t>
-            </w:r>
-            <w:r>
-              <w:rPr>
-                <w:b/>
-                <w:bCs/>
-                <w:color w:val="388600"/>
-                <w:sz w:val="16"/>
-                <w:szCs w:val="16"/>
-              </w:rPr>
-              <w:t xml:space="preserve"> and then </w:t>
-            </w:r>
-            <w:r>
-              <w:rPr>
-                <w:b/>
-                <w:bCs/>
-                <w:color w:val="388600"/>
-                <w:sz w:val="16"/>
-                <w:szCs w:val="16"/>
-              </w:rPr>
-              <w:t>"S0\n"</w:t>
+              <w:t>Code sent should be "G1 X0 Y0 F1000\n", then "M3\n" and then "S0\n"</w:t>
             </w:r>
           </w:p>
           <w:p>
@@ -7857,6 +7440,16 @@
         </w:tc>
       </w:tr>
     </w:tbl>
+    <w:p>
+      <w:pPr>
+        <w:pStyle w:val="Heading1"/>
+        <w:rPr>
+          <w:b/>
+          <w:bCs/>
+          <w:u w:val="single"/>
+        </w:rPr>
+      </w:pPr>
+    </w:p>
     <w:p>
       <w:pPr>
         <w:pStyle w:val="Heading1"/>
@@ -10155,6 +9748,7 @@
   <w:style w:type="character" w:default="1" w:styleId="DefaultParagraphFont">
     <w:name w:val="Default Paragraph Font"/>
     <w:uiPriority w:val="1"/>
+    <w:semiHidden/>
     <w:unhideWhenUsed/>
   </w:style>
   <w:style w:type="table" w:default="1" w:styleId="TableNormal">

--- a/RW25CompletedCodeAndSystemManual/SystemManual25-26.docx
+++ b/RW25CompletedCodeAndSystemManual/SystemManual25-26.docx
@@ -761,17 +761,154 @@
           <w:sz w:val="20"/>
           <w:szCs w:val="18"/>
         </w:rPr>
-        <w:t xml:space="preserve">- Asks the user to </w:t>
-      </w:r>
-      <w:r>
-        <w:rPr>
-          <w:sz w:val="20"/>
-          <w:szCs w:val="18"/>
-        </w:rPr>
-        <w:t>set</w:t>
-      </w:r>
-      <w:r>
-        <w:rPr>
+        <w:t>- Asks the user to set a font size number between 4 and 10 and then calculates the Font_Size_Fraction</w:t>
+      </w:r>
+    </w:p>
+    <w:p>
+      <w:pPr>
+        <w:rPr>
+          <w:sz w:val="20"/>
+          <w:szCs w:val="18"/>
+        </w:rPr>
+      </w:pPr>
+      <w:r>
+        <w:rPr>
+          <w:sz w:val="20"/>
+          <w:szCs w:val="18"/>
+        </w:rPr>
+        <w:t xml:space="preserve">- </w:t>
+      </w:r>
+      <w:r>
+        <w:rPr>
+          <w:sz w:val="20"/>
+          <w:szCs w:val="18"/>
+        </w:rPr>
+        <w:t>Moves the robot to 0,0 X and Y Coordinates and then creates a new line before scanning the sentence</w:t>
+      </w:r>
+    </w:p>
+    <w:p>
+      <w:pPr>
+        <w:rPr>
+          <w:b/>
+          <w:bCs/>
+        </w:rPr>
+      </w:pPr>
+      <w:r>
+        <w:rPr>
+          <w:b/>
+          <w:bCs/>
+        </w:rPr>
+        <w:t>Reading The Word</w:t>
+      </w:r>
+    </w:p>
+    <w:p>
+      <w:pPr>
+        <w:rPr>
+          <w:sz w:val="20"/>
+          <w:szCs w:val="18"/>
+        </w:rPr>
+      </w:pPr>
+      <w:r>
+        <w:rPr>
+          <w:sz w:val="20"/>
+          <w:szCs w:val="18"/>
+        </w:rPr>
+        <w:t>-</w:t>
+      </w:r>
+      <w:r>
+        <w:rPr>
+          <w:sz w:val="20"/>
+          <w:szCs w:val="18"/>
+        </w:rPr>
+        <w:t xml:space="preserve"> Defines *sentence, which is a pointer to a character in the “SampleLines.txt”</w:t>
+      </w:r>
+      <w:r>
+        <w:rPr>
+          <w:sz w:val="20"/>
+          <w:szCs w:val="18"/>
+        </w:rPr>
+        <w:t xml:space="preserve"> file and when it reads NULL, \n or a space, we know </w:t>
+      </w:r>
+      <w:r>
+        <w:rPr>
+          <w:sz w:val="20"/>
+          <w:szCs w:val="18"/>
+        </w:rPr>
+        <w:t>it’s</w:t>
+      </w:r>
+      <w:r>
+        <w:rPr>
+          <w:sz w:val="20"/>
+          <w:szCs w:val="18"/>
+        </w:rPr>
+        <w:t xml:space="preserve"> either at the end of the file, a new line or at the end of a word.</w:t>
+      </w:r>
+    </w:p>
+    <w:p>
+      <w:pPr>
+        <w:rPr>
+          <w:sz w:val="20"/>
+          <w:szCs w:val="18"/>
+        </w:rPr>
+      </w:pPr>
+      <w:r>
+        <w:rPr>
+          <w:sz w:val="20"/>
+          <w:szCs w:val="18"/>
+        </w:rPr>
+        <w:t>- Uses a buffer called Word to temporally store the word’s characters,</w:t>
+      </w:r>
+      <w:r>
+        <w:rPr>
+          <w:sz w:val="20"/>
+          <w:szCs w:val="18"/>
+        </w:rPr>
+        <w:t xml:space="preserve"> allowing us to read the sentence word by word </w:t>
+      </w:r>
+    </w:p>
+    <w:p>
+      <w:r>
+        <w:rPr>
+          <w:b/>
+          <w:bCs/>
+        </w:rPr>
+        <w:t>Checking The Word Fits On The Page</w:t>
+      </w:r>
+      <w:r>
+        <w:rPr>
+          <w:b/>
+          <w:bCs/>
+        </w:rPr>
+        <w:t xml:space="preserve"> And Creating A New Line</w:t>
+      </w:r>
+      <w:r>
+        <w:rPr>
+          <w:b/>
+          <w:bCs/>
+        </w:rPr>
+        <w:t>:</w:t>
+      </w:r>
+    </w:p>
+    <w:p>
+      <w:pPr>
+        <w:rPr>
+          <w:sz w:val="20"/>
+          <w:szCs w:val="18"/>
+        </w:rPr>
+      </w:pPr>
+      <w:r>
+        <w:rPr>
+          <w:b/>
+          <w:bCs/>
+          <w:sz w:val="20"/>
+          <w:szCs w:val="18"/>
+        </w:rPr>
+        <w:t>-</w:t>
+      </w:r>
+      <w:r>
+        <w:rPr>
+          <w:b/>
+          <w:bCs/>
           <w:sz w:val="20"/>
           <w:szCs w:val="18"/>
         </w:rPr>
@@ -782,14 +919,223 @@
           <w:sz w:val="20"/>
           <w:szCs w:val="18"/>
         </w:rPr>
-        <w:t>a</w:t>
-      </w:r>
-      <w:r>
-        <w:rPr>
-          <w:sz w:val="20"/>
-          <w:szCs w:val="18"/>
-        </w:rPr>
-        <w:t xml:space="preserve"> font size number between 4 and 10 and then calculates the Font_Size_Fraction</w:t>
+        <w:t xml:space="preserve">Sums all the space in the X direction that </w:t>
+      </w:r>
+      <w:r>
+        <w:rPr>
+          <w:sz w:val="20"/>
+          <w:szCs w:val="18"/>
+        </w:rPr>
+        <w:t>each character takes to calculate the length of the word when it get drawn on the page</w:t>
+      </w:r>
+    </w:p>
+    <w:p>
+      <w:pPr>
+        <w:rPr>
+          <w:sz w:val="20"/>
+          <w:szCs w:val="18"/>
+        </w:rPr>
+      </w:pPr>
+      <w:r>
+        <w:rPr>
+          <w:sz w:val="20"/>
+          <w:szCs w:val="18"/>
+        </w:rPr>
+        <w:t>- Creates the G-Code to move the robot to the next line below when either then word scanned is “\n” or when the next word won’t fit on</w:t>
+      </w:r>
+      <w:r>
+        <w:rPr>
+          <w:sz w:val="20"/>
+          <w:szCs w:val="18"/>
+        </w:rPr>
+        <w:t xml:space="preserve"> the remaining space on the line</w:t>
+      </w:r>
+      <w:r>
+        <w:rPr>
+          <w:sz w:val="20"/>
+          <w:szCs w:val="18"/>
+        </w:rPr>
+        <w:t>.</w:t>
+      </w:r>
+    </w:p>
+    <w:p>
+      <w:pPr>
+        <w:rPr>
+          <w:b/>
+          <w:bCs/>
+          <w:sz w:val="20"/>
+          <w:szCs w:val="18"/>
+        </w:rPr>
+      </w:pPr>
+      <w:r>
+        <w:rPr>
+          <w:sz w:val="20"/>
+          <w:szCs w:val="18"/>
+        </w:rPr>
+        <w:t xml:space="preserve"> - </w:t>
+      </w:r>
+      <w:r>
+        <w:rPr>
+          <w:sz w:val="20"/>
+          <w:szCs w:val="18"/>
+        </w:rPr>
+        <w:t>Th</w:t>
+      </w:r>
+      <w:r>
+        <w:rPr>
+          <w:sz w:val="20"/>
+          <w:szCs w:val="18"/>
+        </w:rPr>
+        <w:t>e G-Code gets temporally stored</w:t>
+      </w:r>
+      <w:r>
+        <w:rPr>
+          <w:sz w:val="20"/>
+          <w:szCs w:val="18"/>
+        </w:rPr>
+        <w:t xml:space="preserve"> </w:t>
+      </w:r>
+      <w:r>
+        <w:rPr>
+          <w:sz w:val="20"/>
+          <w:szCs w:val="18"/>
+        </w:rPr>
+        <w:t xml:space="preserve">in the </w:t>
+      </w:r>
+      <w:r>
+        <w:rPr>
+          <w:sz w:val="20"/>
+          <w:szCs w:val="18"/>
+        </w:rPr>
+        <w:t>buffer</w:t>
+      </w:r>
+      <w:r>
+        <w:rPr>
+          <w:sz w:val="20"/>
+          <w:szCs w:val="18"/>
+        </w:rPr>
+        <w:t xml:space="preserve">, MyBuffer, and this </w:t>
+      </w:r>
+      <w:r>
+        <w:rPr>
+          <w:sz w:val="20"/>
+          <w:szCs w:val="18"/>
+        </w:rPr>
+        <w:t>get sent to the robot using SendCommands function</w:t>
+      </w:r>
+    </w:p>
+    <w:p>
+      <w:pPr>
+        <w:rPr>
+          <w:b/>
+          <w:bCs/>
+        </w:rPr>
+      </w:pPr>
+      <w:r>
+        <w:rPr>
+          <w:b/>
+          <w:bCs/>
+        </w:rPr>
+        <w:t>Converting Each Character</w:t>
+      </w:r>
+      <w:r>
+        <w:rPr>
+          <w:b/>
+          <w:bCs/>
+        </w:rPr>
+        <w:t>’s</w:t>
+      </w:r>
+      <w:r>
+        <w:rPr>
+          <w:b/>
+          <w:bCs/>
+        </w:rPr>
+        <w:t xml:space="preserve"> Font Stroke Line</w:t>
+      </w:r>
+      <w:r>
+        <w:rPr>
+          <w:b/>
+          <w:bCs/>
+        </w:rPr>
+        <w:t>s</w:t>
+      </w:r>
+      <w:r>
+        <w:rPr>
+          <w:b/>
+          <w:bCs/>
+        </w:rPr>
+        <w:t xml:space="preserve"> Into G</w:t>
+      </w:r>
+      <w:r>
+        <w:rPr>
+          <w:b/>
+          <w:bCs/>
+        </w:rPr>
+        <w:t>-</w:t>
+      </w:r>
+      <w:r>
+        <w:rPr>
+          <w:b/>
+          <w:bCs/>
+        </w:rPr>
+        <w:t>Code</w:t>
+      </w:r>
+    </w:p>
+    <w:p>
+      <w:pPr>
+        <w:rPr>
+          <w:sz w:val="20"/>
+          <w:szCs w:val="18"/>
+        </w:rPr>
+      </w:pPr>
+      <w:r>
+        <w:rPr>
+          <w:sz w:val="20"/>
+          <w:szCs w:val="18"/>
+        </w:rPr>
+        <w:t>-</w:t>
+      </w:r>
+      <w:r>
+        <w:rPr>
+          <w:sz w:val="20"/>
+          <w:szCs w:val="18"/>
+        </w:rPr>
+        <w:t xml:space="preserve"> </w:t>
+      </w:r>
+      <w:r>
+        <w:rPr>
+          <w:sz w:val="20"/>
+          <w:szCs w:val="18"/>
+        </w:rPr>
+        <w:t>Calls FontArray using</w:t>
+      </w:r>
+      <w:r>
+        <w:rPr>
+          <w:sz w:val="20"/>
+          <w:szCs w:val="18"/>
+        </w:rPr>
+        <w:t xml:space="preserve"> *Line pointer</w:t>
+      </w:r>
+      <w:r>
+        <w:rPr>
+          <w:sz w:val="20"/>
+          <w:szCs w:val="18"/>
+        </w:rPr>
+        <w:t>, which also points to</w:t>
+      </w:r>
+      <w:r>
+        <w:rPr>
+          <w:sz w:val="20"/>
+          <w:szCs w:val="18"/>
+        </w:rPr>
+        <w:t xml:space="preserve"> the number of lines in ascii character</w:t>
+      </w:r>
+      <w:r>
+        <w:rPr>
+          <w:sz w:val="20"/>
+          <w:szCs w:val="18"/>
+        </w:rPr>
+        <w:t>, which determines how many strokes need to be turned in G-Code</w:t>
       </w:r>
     </w:p>
     <w:p>
@@ -811,150 +1157,106 @@
           <w:sz w:val="20"/>
           <w:szCs w:val="18"/>
         </w:rPr>
-        <w:t>Moves the robot to 0,0 X and Y Coordinates and then creates a new line before scanning the sentence</w:t>
-      </w:r>
-    </w:p>
-    <w:p>
-      <w:pPr>
-        <w:rPr>
-          <w:b/>
-          <w:bCs/>
-        </w:rPr>
-      </w:pPr>
-      <w:r>
-        <w:rPr>
-          <w:b/>
-          <w:bCs/>
-        </w:rPr>
-        <w:t>Reading The Word</w:t>
-      </w:r>
-    </w:p>
-    <w:p>
-      <w:pPr>
-        <w:rPr>
-          <w:sz w:val="20"/>
-          <w:szCs w:val="18"/>
-        </w:rPr>
-      </w:pPr>
-      <w:r>
-        <w:rPr>
-          <w:sz w:val="20"/>
-          <w:szCs w:val="18"/>
-        </w:rPr>
-        <w:t>-</w:t>
-      </w:r>
-    </w:p>
-    <w:p>
-      <w:r>
-        <w:rPr>
-          <w:b/>
-          <w:bCs/>
-        </w:rPr>
-        <w:t>Checking The Word Fits On The Page</w:t>
-      </w:r>
-      <w:r>
-        <w:rPr>
-          <w:b/>
-          <w:bCs/>
-        </w:rPr>
-        <w:t xml:space="preserve"> And Creating A New Line</w:t>
-      </w:r>
-      <w:r>
-        <w:rPr>
-          <w:b/>
-          <w:bCs/>
-        </w:rPr>
-        <w:t>:</w:t>
-      </w:r>
-    </w:p>
-    <w:p>
-      <w:pPr>
-        <w:rPr>
-          <w:b/>
-          <w:bCs/>
-          <w:sz w:val="20"/>
-          <w:szCs w:val="18"/>
-        </w:rPr>
-      </w:pPr>
-      <w:r>
-        <w:rPr>
-          <w:b/>
-          <w:bCs/>
-          <w:sz w:val="20"/>
-          <w:szCs w:val="18"/>
-        </w:rPr>
-        <w:t>-</w:t>
-      </w:r>
-      <w:r>
-        <w:rPr>
-          <w:b/>
-          <w:bCs/>
-          <w:sz w:val="20"/>
-          <w:szCs w:val="18"/>
-        </w:rPr>
-        <w:t xml:space="preserve"> </w:t>
-      </w:r>
-    </w:p>
-    <w:p>
-      <w:pPr>
-        <w:rPr>
-          <w:b/>
-          <w:bCs/>
-        </w:rPr>
-      </w:pPr>
-      <w:r>
-        <w:rPr>
-          <w:b/>
-          <w:bCs/>
-        </w:rPr>
-        <w:t>Converting Each Character</w:t>
-      </w:r>
-      <w:r>
-        <w:rPr>
-          <w:b/>
-          <w:bCs/>
-        </w:rPr>
-        <w:t>’s</w:t>
-      </w:r>
-      <w:r>
-        <w:rPr>
-          <w:b/>
-          <w:bCs/>
-        </w:rPr>
-        <w:t xml:space="preserve"> Font Stroke Line</w:t>
-      </w:r>
-      <w:r>
-        <w:rPr>
-          <w:b/>
-          <w:bCs/>
-        </w:rPr>
-        <w:t>s</w:t>
-      </w:r>
-      <w:r>
-        <w:rPr>
-          <w:b/>
-          <w:bCs/>
-        </w:rPr>
-        <w:t xml:space="preserve"> Into G</w:t>
-      </w:r>
-      <w:r>
-        <w:rPr>
-          <w:b/>
-          <w:bCs/>
-        </w:rPr>
-        <w:t>-</w:t>
-      </w:r>
-      <w:r>
-        <w:rPr>
-          <w:b/>
-          <w:bCs/>
-        </w:rPr>
-        <w:t>Code</w:t>
-      </w:r>
-    </w:p>
-    <w:p>
-      <w:r>
-        <w:t>-</w:t>
+        <w:t xml:space="preserve">The value of P in the stroke line determines whether </w:t>
+      </w:r>
+      <w:r>
+        <w:rPr>
+          <w:sz w:val="20"/>
+          <w:szCs w:val="18"/>
+        </w:rPr>
+        <w:t xml:space="preserve">the pen is up or down during the stroke, if 0 pen is up and “S0” gets sent in SendCommands, </w:t>
+      </w:r>
+      <w:r>
+        <w:rPr>
+          <w:sz w:val="20"/>
+          <w:szCs w:val="18"/>
+        </w:rPr>
+        <w:t xml:space="preserve">if </w:t>
+      </w:r>
+      <w:r>
+        <w:rPr>
+          <w:sz w:val="20"/>
+          <w:szCs w:val="18"/>
+        </w:rPr>
+        <w:t>1</w:t>
+      </w:r>
+      <w:r>
+        <w:rPr>
+          <w:sz w:val="20"/>
+          <w:szCs w:val="18"/>
+        </w:rPr>
+        <w:t xml:space="preserve"> pen is </w:t>
+      </w:r>
+      <w:r>
+        <w:rPr>
+          <w:sz w:val="20"/>
+          <w:szCs w:val="18"/>
+        </w:rPr>
+        <w:t>down</w:t>
+      </w:r>
+      <w:r>
+        <w:rPr>
+          <w:sz w:val="20"/>
+          <w:szCs w:val="18"/>
+        </w:rPr>
+        <w:t xml:space="preserve"> and “S</w:t>
+      </w:r>
+      <w:r>
+        <w:rPr>
+          <w:sz w:val="20"/>
+          <w:szCs w:val="18"/>
+        </w:rPr>
+        <w:t>1</w:t>
+      </w:r>
+      <w:r>
+        <w:rPr>
+          <w:sz w:val="20"/>
+          <w:szCs w:val="18"/>
+        </w:rPr>
+        <w:t>0</w:t>
+      </w:r>
+      <w:r>
+        <w:rPr>
+          <w:sz w:val="20"/>
+          <w:szCs w:val="18"/>
+        </w:rPr>
+        <w:t>00</w:t>
+      </w:r>
+      <w:r>
+        <w:rPr>
+          <w:sz w:val="20"/>
+          <w:szCs w:val="18"/>
+        </w:rPr>
+        <w:t>”</w:t>
+      </w:r>
+      <w:r>
+        <w:rPr>
+          <w:sz w:val="20"/>
+          <w:szCs w:val="18"/>
+        </w:rPr>
+        <w:t xml:space="preserve"> gets sent in SendCommands.</w:t>
+      </w:r>
+    </w:p>
+    <w:p>
+      <w:pPr>
+        <w:rPr>
+          <w:sz w:val="20"/>
+          <w:szCs w:val="18"/>
+        </w:rPr>
+      </w:pPr>
+      <w:r>
+        <w:rPr>
+          <w:sz w:val="20"/>
+          <w:szCs w:val="18"/>
+        </w:rPr>
+        <w:t>- Each stroke line gets converted into the G-Code</w:t>
+      </w:r>
+      <w:r>
+        <w:rPr>
+          <w:sz w:val="20"/>
+          <w:szCs w:val="18"/>
+        </w:rPr>
+        <w:t>, which is temporally stored in the buffer MyBuffer. This buffer gets sent to the robot using SendCommands function</w:t>
       </w:r>
     </w:p>
     <w:p>
@@ -977,6 +1279,31 @@
           <w:bCs/>
         </w:rPr>
         <w:t>Input Errors</w:t>
+      </w:r>
+    </w:p>
+    <w:p>
+      <w:pPr>
+        <w:rPr>
+          <w:color w:val="000000" w:themeColor="text1"/>
+          <w:sz w:val="20"/>
+          <w:szCs w:val="18"/>
+        </w:rPr>
+      </w:pPr>
+      <w:r>
+        <w:rPr>
+          <w:color w:val="000000" w:themeColor="text1"/>
+          <w:sz w:val="20"/>
+          <w:szCs w:val="18"/>
+        </w:rPr>
+        <w:t>-</w:t>
+      </w:r>
+      <w:r>
+        <w:rPr>
+          <w:color w:val="000000" w:themeColor="text1"/>
+          <w:sz w:val="20"/>
+          <w:szCs w:val="18"/>
+        </w:rPr>
+        <w:t xml:space="preserve"> If the user inputs either the wrong file or an invalid input then a print statement is outputted based on the specific error and the programme immediately end</w:t>
       </w:r>
     </w:p>
     <w:p>
@@ -1001,31 +1328,7 @@
         </w:rPr>
       </w:pPr>
     </w:p>
-    <w:p>
-      <w:pPr>
-        <w:pStyle w:val="ListParagraph"/>
-        <w:rPr>
-          <w:b/>
-          <w:bCs/>
-        </w:rPr>
-      </w:pPr>
-    </w:p>
-    <w:p>
-      <w:pPr>
-        <w:rPr>
-          <w:b/>
-          <w:bCs/>
-        </w:rPr>
-      </w:pPr>
-    </w:p>
     <w:p/>
-    <w:p/>
-    <w:p/>
-    <w:p/>
-    <w:p/>
-    <w:p/>
-    <w:p/>
-    <w:p/>
     <w:p>
       <w:pPr>
         <w:pStyle w:val="Heading1"/>
@@ -1041,6 +1344,7 @@
           <w:bCs/>
           <w:u w:val="single"/>
         </w:rPr>
+        <w:lastRenderedPageBreak/>
         <w:t>Project Files</w:t>
       </w:r>
     </w:p>
@@ -1077,7 +1381,6 @@
           <w:color w:val="000000" w:themeColor="text1"/>
           <w:sz w:val="20"/>
         </w:rPr>
-        <w:lastRenderedPageBreak/>
         <w:t xml:space="preserve">IntialCodeForDrawingRobot.c: </w:t>
       </w:r>
       <w:r>
@@ -2075,10 +2378,24 @@
       </w:r>
       <w:r>
         <w:rPr>
-          <w:color w:val="EE0000"/>
-          <w:sz w:val="20"/>
-        </w:rPr>
-        <w:t>Contains the code that runs from the start to the end of the program</w:t>
+          <w:color w:val="000000" w:themeColor="text1"/>
+          <w:sz w:val="20"/>
+        </w:rPr>
+        <w:t xml:space="preserve">Contains the code that runs </w:t>
+      </w:r>
+      <w:r>
+        <w:rPr>
+          <w:color w:val="000000" w:themeColor="text1"/>
+          <w:sz w:val="20"/>
+        </w:rPr>
+        <w:t>the whole program</w:t>
+      </w:r>
+      <w:r>
+        <w:rPr>
+          <w:color w:val="000000" w:themeColor="text1"/>
+          <w:sz w:val="20"/>
+        </w:rPr>
+        <w:t xml:space="preserve"> from start to end</w:t>
       </w:r>
     </w:p>
     <w:p>
@@ -3195,7 +3512,7 @@
                 <w:bCs/>
                 <w:sz w:val="20"/>
               </w:rPr>
-              <w:t>Word[256]</w:t>
+              <w:t>Word[]</w:t>
             </w:r>
           </w:p>
           <w:p>
@@ -3979,7 +4296,7 @@
                 <w:bCs/>
                 <w:sz w:val="20"/>
               </w:rPr>
-              <w:t>*Lines[50]</w:t>
+              <w:t>*Lines[]</w:t>
             </w:r>
           </w:p>
           <w:p>
@@ -4360,7 +4677,7 @@
               <w:rPr>
                 <w:sz w:val="20"/>
               </w:rPr>
-              <w:t>int</w:t>
+              <w:t>pointer</w:t>
             </w:r>
           </w:p>
         </w:tc>
@@ -4636,89 +4953,371 @@
           <w:b/>
           <w:bCs/>
         </w:rPr>
+        <w:t xml:space="preserve">Struct AsciiLine* </w:t>
+      </w:r>
+      <w:r>
+        <w:rPr>
+          <w:b/>
+          <w:bCs/>
+        </w:rPr>
         <w:t>LoadData(int *OutFontCount)</w:t>
       </w:r>
     </w:p>
     <w:p>
-      <w:r>
+      <w:pPr>
+        <w:rPr>
+          <w:b/>
+          <w:bCs/>
+          <w:color w:val="4472C4" w:themeColor="accent1"/>
+        </w:rPr>
+      </w:pPr>
+      <w:r>
+        <w:rPr>
+          <w:b/>
+          <w:bCs/>
+          <w:color w:val="4472C4" w:themeColor="accent1"/>
+        </w:rPr>
         <w:t>Parameters:</w:t>
       </w:r>
     </w:p>
     <w:p>
       <w:pPr>
         <w:rPr>
-          <w:b/>
-          <w:bCs/>
-        </w:rPr>
-      </w:pPr>
-    </w:p>
-    <w:p>
-      <w:pPr>
-        <w:rPr>
-          <w:b/>
-          <w:bCs/>
-        </w:rPr>
-      </w:pPr>
-      <w:r>
-        <w:rPr>
-          <w:b/>
-          <w:bCs/>
-        </w:rPr>
-        <w:t>int main(void)</w:t>
-      </w:r>
-    </w:p>
-    <w:p>
-      <w:r>
+          <w:color w:val="000000" w:themeColor="text1"/>
+        </w:rPr>
+      </w:pPr>
+      <w:r>
+        <w:rPr>
+          <w:b/>
+          <w:bCs/>
+          <w:color w:val="4472C4" w:themeColor="accent1"/>
+        </w:rPr>
+        <w:tab/>
+      </w:r>
+      <w:r>
+        <w:rPr>
+          <w:b/>
+          <w:bCs/>
+          <w:color w:val="000000" w:themeColor="text1"/>
+        </w:rPr>
+        <w:t>OutFontCount</w:t>
+      </w:r>
+      <w:r>
+        <w:rPr>
+          <w:b/>
+          <w:bCs/>
+          <w:color w:val="000000" w:themeColor="text1"/>
+        </w:rPr>
+        <w:t xml:space="preserve"> -</w:t>
+      </w:r>
+      <w:r>
+        <w:rPr>
+          <w:color w:val="000000" w:themeColor="text1"/>
+        </w:rPr>
+        <w:t xml:space="preserve"> Returns the total number of loaded definitions</w:t>
+      </w:r>
+      <w:r>
+        <w:rPr>
+          <w:color w:val="000000" w:themeColor="text1"/>
+        </w:rPr>
+        <w:t xml:space="preserve"> and is equal to FontCount</w:t>
+      </w:r>
+    </w:p>
+    <w:p>
+      <w:pPr>
+        <w:rPr>
+          <w:color w:val="000000" w:themeColor="text1"/>
+        </w:rPr>
+      </w:pPr>
+      <w:r>
+        <w:rPr>
+          <w:color w:val="000000" w:themeColor="text1"/>
+        </w:rPr>
+        <w:tab/>
+      </w:r>
+      <w:proofErr w:type="spellStart"/>
+      <w:r>
+        <w:rPr>
+          <w:b/>
+          <w:bCs/>
+          <w:color w:val="000000" w:themeColor="text1"/>
+        </w:rPr>
+        <w:t>FontArrays</w:t>
+      </w:r>
+      <w:proofErr w:type="spellEnd"/>
+      <w:r>
+        <w:rPr>
+          <w:color w:val="000000" w:themeColor="text1"/>
+        </w:rPr>
+        <w:t xml:space="preserve"> – One by one stores each stroke line from each ascii character</w:t>
+      </w:r>
+      <w:r>
+        <w:rPr>
+          <w:color w:val="000000" w:themeColor="text1"/>
+        </w:rPr>
+        <w:t xml:space="preserve"> and stores it in </w:t>
+      </w:r>
+      <w:r>
+        <w:rPr>
+          <w:color w:val="000000" w:themeColor="text1"/>
+        </w:rPr>
+        <w:tab/>
+      </w:r>
+      <w:r>
+        <w:rPr>
+          <w:color w:val="000000" w:themeColor="text1"/>
+        </w:rPr>
+        <w:tab/>
+      </w:r>
+      <w:r>
+        <w:rPr>
+          <w:color w:val="000000" w:themeColor="text1"/>
+        </w:rPr>
+        <w:tab/>
+        <w:t>dynamically allocated memory</w:t>
+      </w:r>
+    </w:p>
+    <w:p>
+      <w:pPr>
+        <w:rPr>
+          <w:b/>
+          <w:bCs/>
+          <w:color w:val="000000" w:themeColor="text1"/>
+        </w:rPr>
+      </w:pPr>
+      <w:r>
+        <w:rPr>
+          <w:b/>
+          <w:bCs/>
+          <w:color w:val="000000" w:themeColor="text1"/>
+        </w:rPr>
+        <w:tab/>
+        <w:t>Return</w:t>
+      </w:r>
+      <w:r>
+        <w:rPr>
+          <w:b/>
+          <w:bCs/>
+          <w:color w:val="000000" w:themeColor="text1"/>
+        </w:rPr>
+        <w:t xml:space="preserve"> - </w:t>
+      </w:r>
+      <w:r>
+        <w:rPr>
+          <w:color w:val="000000" w:themeColor="text1"/>
+        </w:rPr>
+        <w:t>FontArray</w:t>
+      </w:r>
+    </w:p>
+    <w:p>
+      <w:r>
+        <w:tab/>
+      </w:r>
+    </w:p>
+    <w:p>
+      <w:pPr>
+        <w:rPr>
+          <w:b/>
+          <w:bCs/>
+        </w:rPr>
+      </w:pPr>
+      <w:r>
+        <w:rPr>
+          <w:b/>
+          <w:bCs/>
+        </w:rPr>
+        <w:t>float FontSize(void)</w:t>
+      </w:r>
+    </w:p>
+    <w:p>
+      <w:pPr>
+        <w:rPr>
+          <w:b/>
+          <w:bCs/>
+          <w:color w:val="4472C4" w:themeColor="accent1"/>
+        </w:rPr>
+      </w:pPr>
+      <w:r>
+        <w:rPr>
+          <w:b/>
+          <w:bCs/>
+          <w:color w:val="4472C4" w:themeColor="accent1"/>
+        </w:rPr>
         <w:t>Parameters:</w:t>
       </w:r>
     </w:p>
-    <w:p/>
-    <w:p>
-      <w:pPr>
-        <w:rPr>
-          <w:b/>
-          <w:bCs/>
-        </w:rPr>
-      </w:pPr>
-      <w:r>
-        <w:rPr>
-          <w:b/>
-          <w:bCs/>
-        </w:rPr>
-        <w:t>float FontSize(void)</w:t>
-      </w:r>
-    </w:p>
-    <w:p>
-      <w:r>
-        <w:t>Parameters:</w:t>
-      </w:r>
-    </w:p>
-    <w:p>
-      <w:pPr>
-        <w:rPr>
-          <w:b/>
-          <w:bCs/>
-        </w:rPr>
-      </w:pPr>
-    </w:p>
-    <w:p>
-      <w:pPr>
-        <w:rPr>
-          <w:b/>
-          <w:bCs/>
-        </w:rPr>
-      </w:pPr>
-      <w:r>
-        <w:rPr>
-          <w:b/>
-          <w:bCs/>
-        </w:rPr>
-        <w:t>float WordLength(void)</w:t>
-      </w:r>
-    </w:p>
-    <w:p>
-      <w:r>
-        <w:t>Parameters:</w:t>
+    <w:p>
+      <w:r>
+        <w:rPr>
+          <w:b/>
+          <w:bCs/>
+        </w:rPr>
+        <w:tab/>
+      </w:r>
+      <w:r>
+        <w:rPr>
+          <w:b/>
+          <w:bCs/>
+        </w:rPr>
+        <w:t>Font_Size</w:t>
+      </w:r>
+      <w:r>
+        <w:rPr>
+          <w:b/>
+          <w:bCs/>
+        </w:rPr>
+        <w:t xml:space="preserve"> </w:t>
+      </w:r>
+      <w:r>
+        <w:rPr>
+          <w:b/>
+          <w:bCs/>
+        </w:rPr>
+        <w:t>–</w:t>
+      </w:r>
+      <w:r>
+        <w:rPr>
+          <w:b/>
+          <w:bCs/>
+        </w:rPr>
+        <w:t xml:space="preserve"> </w:t>
+      </w:r>
+      <w:r>
+        <w:t>Is e</w:t>
+      </w:r>
+      <w:r>
+        <w:t>qual to the value the user inputs for it</w:t>
+      </w:r>
+    </w:p>
+    <w:p>
+      <w:r>
+        <w:rPr>
+          <w:b/>
+          <w:bCs/>
+        </w:rPr>
+        <w:tab/>
+        <w:t>Return</w:t>
+      </w:r>
+      <w:r>
+        <w:rPr>
+          <w:b/>
+          <w:bCs/>
+        </w:rPr>
+        <w:t>s</w:t>
+      </w:r>
+      <w:r>
+        <w:t xml:space="preserve"> </w:t>
+      </w:r>
+      <w:r>
+        <w:t>–</w:t>
+      </w:r>
+      <w:r>
+        <w:t xml:space="preserve"> </w:t>
+      </w:r>
+      <w:r>
+        <w:t xml:space="preserve">If Font_Size between 4 and 10 then </w:t>
+      </w:r>
+      <w:proofErr w:type="spellStart"/>
+      <w:r>
+        <w:t>getchar</w:t>
+      </w:r>
+      <w:proofErr w:type="spellEnd"/>
+      <w:r>
+        <w:t xml:space="preserve">() is used to remove \n after it and </w:t>
+      </w:r>
+      <w:r>
+        <w:tab/>
+      </w:r>
+      <w:r>
+        <w:tab/>
+      </w:r>
+      <w:r>
+        <w:tab/>
+        <w:t>returns Font_Size</w:t>
+      </w:r>
+    </w:p>
+    <w:p>
+      <w:r>
+        <w:tab/>
+      </w:r>
+      <w:r>
+        <w:tab/>
+        <w:t>- If</w:t>
+      </w:r>
+      <w:r>
+        <w:t xml:space="preserve"> Font_Size</w:t>
+      </w:r>
+      <w:r>
+        <w:t xml:space="preserve"> is NULL, which means a number wasn’t input, </w:t>
+      </w:r>
+      <w:r>
+        <w:t xml:space="preserve">then </w:t>
+      </w:r>
+      <w:proofErr w:type="spellStart"/>
+      <w:r>
+        <w:t>getchar</w:t>
+      </w:r>
+      <w:proofErr w:type="spellEnd"/>
+      <w:r>
+        <w:t xml:space="preserve">() </w:t>
+      </w:r>
+      <w:r>
+        <w:t xml:space="preserve">is used </w:t>
+      </w:r>
+      <w:r>
+        <w:t xml:space="preserve">to </w:t>
+      </w:r>
+      <w:r>
+        <w:tab/>
+      </w:r>
+      <w:r>
+        <w:tab/>
+      </w:r>
+      <w:r>
+        <w:tab/>
+      </w:r>
+      <w:r>
+        <w:t>remove \n after it and returns FontSize</w:t>
+      </w:r>
+      <w:r>
+        <w:t>()</w:t>
+      </w:r>
+    </w:p>
+    <w:p>
+      <w:r>
+        <w:tab/>
+      </w:r>
+      <w:r>
+        <w:tab/>
+      </w:r>
+      <w:r>
+        <w:t>- If Font_Size is</w:t>
+      </w:r>
+      <w:r>
+        <w:t>n’t between 4 and 10</w:t>
+      </w:r>
+      <w:r>
+        <w:t xml:space="preserve">, then </w:t>
+      </w:r>
+      <w:proofErr w:type="spellStart"/>
+      <w:r>
+        <w:t>getchar</w:t>
+      </w:r>
+      <w:proofErr w:type="spellEnd"/>
+      <w:r>
+        <w:t xml:space="preserve">() is used to remove \n after it and </w:t>
+      </w:r>
+      <w:r>
+        <w:tab/>
+      </w:r>
+      <w:r>
+        <w:tab/>
+      </w:r>
+      <w:r>
+        <w:tab/>
+      </w:r>
+      <w:r>
+        <w:t>returns FontSize()</w:t>
       </w:r>
     </w:p>
     <w:p/>
@@ -4759,6 +5358,28 @@
           <w:b/>
           <w:bCs/>
         </w:rPr>
+        <w:t>void</w:t>
+      </w:r>
+      <w:r>
+        <w:rPr>
+          <w:b/>
+          <w:bCs/>
+        </w:rPr>
+        <w:t xml:space="preserve"> WordLength(void)</w:t>
+      </w:r>
+    </w:p>
+    <w:p>
+      <w:pPr>
+        <w:rPr>
+          <w:b/>
+          <w:bCs/>
+        </w:rPr>
+      </w:pPr>
+      <w:r>
+        <w:rPr>
+          <w:b/>
+          <w:bCs/>
+        </w:rPr>
         <w:t>void ReadNextWord(void)</w:t>
       </w:r>
     </w:p>
@@ -4823,7 +5444,13 @@
         <w:rPr>
           <w:color w:val="000000" w:themeColor="text1"/>
         </w:rPr>
-        <w:t xml:space="preserve"> 4</w:t>
+        <w:t xml:space="preserve"> </w:t>
+      </w:r>
+      <w:r>
+        <w:rPr>
+          <w:color w:val="000000" w:themeColor="text1"/>
+        </w:rPr>
+        <w:t>5</w:t>
       </w:r>
       <w:r>
         <w:rPr>
@@ -4866,390 +5493,11 @@
     </w:p>
     <w:p>
       <w:pPr>
-        <w:rPr>
-          <w:i/>
-          <w:iCs/>
-          <w:color w:val="EE0000"/>
-        </w:rPr>
-      </w:pPr>
-      <w:r>
-        <w:rPr>
-          <w:i/>
-          <w:iCs/>
-          <w:color w:val="EE0000"/>
-        </w:rPr>
-        <w:t>Only include functions that you have written yourself.</w:t>
-      </w:r>
-    </w:p>
-    <w:p>
-      <w:pPr>
-        <w:rPr>
-          <w:i/>
-          <w:iCs/>
-          <w:color w:val="EE0000"/>
-        </w:rPr>
-      </w:pPr>
-      <w:r>
-        <w:rPr>
-          <w:i/>
-          <w:iCs/>
-          <w:color w:val="EE0000"/>
-        </w:rPr>
-        <w:t>Example (remove</w:t>
-      </w:r>
-      <w:r>
-        <w:rPr>
-          <w:i/>
-          <w:iCs/>
-          <w:color w:val="EE0000"/>
-        </w:rPr>
-        <w:t xml:space="preserve"> before submission)</w:t>
-      </w:r>
-    </w:p>
-    <w:p>
-      <w:pPr>
-        <w:rPr>
-          <w:i/>
-          <w:iCs/>
-          <w:color w:val="EE0000"/>
-        </w:rPr>
-      </w:pPr>
-      <w:r>
-        <w:rPr>
-          <w:i/>
-          <w:iCs/>
-          <w:color w:val="EE0000"/>
-        </w:rPr>
-        <w:t>Short description (one or two lines)</w:t>
-      </w:r>
-    </w:p>
-    <w:p>
-      <w:pPr>
-        <w:rPr>
-          <w:i/>
-          <w:iCs/>
-          <w:color w:val="EE0000"/>
-        </w:rPr>
-      </w:pPr>
-      <w:r>
-        <w:rPr>
-          <w:i/>
-          <w:iCs/>
-          <w:color w:val="EE0000"/>
-        </w:rPr>
-        <w:t>i</w:t>
-      </w:r>
-      <w:r>
-        <w:rPr>
-          <w:i/>
-          <w:iCs/>
-          <w:color w:val="EE0000"/>
-        </w:rPr>
-        <w:t xml:space="preserve">nt </w:t>
-      </w:r>
-      <w:proofErr w:type="spellStart"/>
-      <w:r>
-        <w:rPr>
-          <w:i/>
-          <w:iCs/>
-          <w:color w:val="EE0000"/>
-        </w:rPr>
-        <w:t>Temp</w:t>
-      </w:r>
-      <w:r>
-        <w:rPr>
-          <w:i/>
-          <w:iCs/>
-          <w:color w:val="EE0000"/>
-        </w:rPr>
-        <w:t>erature</w:t>
-      </w:r>
-      <w:r>
-        <w:rPr>
-          <w:i/>
-          <w:iCs/>
-          <w:color w:val="EE0000"/>
-        </w:rPr>
-        <w:t>Conversion</w:t>
-      </w:r>
-      <w:proofErr w:type="spellEnd"/>
-      <w:r>
-        <w:rPr>
-          <w:i/>
-          <w:iCs/>
-          <w:color w:val="EE0000"/>
-        </w:rPr>
-        <w:t xml:space="preserve">( </w:t>
-      </w:r>
-      <w:r>
-        <w:rPr>
-          <w:i/>
-          <w:iCs/>
-          <w:color w:val="EE0000"/>
-        </w:rPr>
-        <w:t xml:space="preserve">int </w:t>
-      </w:r>
-      <w:proofErr w:type="spellStart"/>
-      <w:r>
-        <w:rPr>
-          <w:i/>
-          <w:iCs/>
-          <w:color w:val="EE0000"/>
-        </w:rPr>
-        <w:t>Input</w:t>
-      </w:r>
-      <w:r>
-        <w:rPr>
-          <w:i/>
-          <w:iCs/>
-          <w:color w:val="EE0000"/>
-        </w:rPr>
-        <w:t>Temp</w:t>
-      </w:r>
-      <w:proofErr w:type="spellEnd"/>
-      <w:r>
-        <w:rPr>
-          <w:i/>
-          <w:iCs/>
-          <w:color w:val="EE0000"/>
-        </w:rPr>
-        <w:t>,</w:t>
-      </w:r>
-      <w:r>
-        <w:rPr>
-          <w:i/>
-          <w:iCs/>
-          <w:color w:val="EE0000"/>
-        </w:rPr>
-        <w:t xml:space="preserve"> </w:t>
-      </w:r>
-      <w:r>
-        <w:rPr>
-          <w:i/>
-          <w:iCs/>
-          <w:color w:val="EE0000"/>
-        </w:rPr>
-        <w:t xml:space="preserve"> float* </w:t>
-      </w:r>
-      <w:proofErr w:type="spellStart"/>
-      <w:r>
-        <w:rPr>
-          <w:i/>
-          <w:iCs/>
-          <w:color w:val="EE0000"/>
-        </w:rPr>
-        <w:t>Output</w:t>
-      </w:r>
-      <w:r>
-        <w:rPr>
-          <w:i/>
-          <w:iCs/>
-          <w:color w:val="EE0000"/>
-        </w:rPr>
-        <w:t>Temp</w:t>
-      </w:r>
-      <w:proofErr w:type="spellEnd"/>
-      <w:r>
-        <w:rPr>
-          <w:i/>
-          <w:iCs/>
-          <w:color w:val="EE0000"/>
-        </w:rPr>
-        <w:t xml:space="preserve"> </w:t>
-      </w:r>
-      <w:r>
-        <w:rPr>
-          <w:i/>
-          <w:iCs/>
-          <w:color w:val="EE0000"/>
-        </w:rPr>
-        <w:t>)</w:t>
-      </w:r>
-    </w:p>
-    <w:p>
-      <w:pPr>
-        <w:rPr>
-          <w:i/>
-          <w:iCs/>
-          <w:color w:val="EE0000"/>
-        </w:rPr>
-      </w:pPr>
-      <w:r>
-        <w:rPr>
-          <w:i/>
-          <w:iCs/>
-          <w:color w:val="EE0000"/>
-        </w:rPr>
-        <w:t>Parameters:</w:t>
-      </w:r>
-      <w:r>
-        <w:rPr>
-          <w:i/>
-          <w:iCs/>
-          <w:color w:val="EE0000"/>
-        </w:rPr>
-        <w:t xml:space="preserve"> </w:t>
-      </w:r>
-    </w:p>
-    <w:p>
-      <w:pPr>
-        <w:ind w:left="720"/>
-        <w:rPr>
-          <w:i/>
-          <w:iCs/>
-          <w:color w:val="EE0000"/>
-        </w:rPr>
-      </w:pPr>
-      <w:proofErr w:type="spellStart"/>
-      <w:r>
-        <w:rPr>
-          <w:i/>
-          <w:iCs/>
-          <w:color w:val="EE0000"/>
-        </w:rPr>
-        <w:t>InputTemp</w:t>
-      </w:r>
-      <w:proofErr w:type="spellEnd"/>
-      <w:r>
-        <w:rPr>
-          <w:i/>
-          <w:iCs/>
-          <w:color w:val="EE0000"/>
-        </w:rPr>
-        <w:t xml:space="preserve"> </w:t>
-      </w:r>
-      <w:r>
-        <w:rPr>
-          <w:i/>
-          <w:iCs/>
-          <w:color w:val="EE0000"/>
-        </w:rPr>
-        <w:t>–</w:t>
-      </w:r>
-      <w:r>
-        <w:rPr>
-          <w:i/>
-          <w:iCs/>
-          <w:color w:val="EE0000"/>
-        </w:rPr>
-        <w:t xml:space="preserve"> </w:t>
-      </w:r>
-      <w:r>
-        <w:rPr>
-          <w:i/>
-          <w:iCs/>
-          <w:color w:val="EE0000"/>
-        </w:rPr>
-        <w:t>input temperature in degrees C</w:t>
-      </w:r>
-    </w:p>
-    <w:p>
-      <w:pPr>
-        <w:ind w:left="720"/>
-        <w:rPr>
-          <w:i/>
-          <w:iCs/>
-          <w:color w:val="EE0000"/>
-        </w:rPr>
-      </w:pPr>
-      <w:proofErr w:type="spellStart"/>
-      <w:r>
-        <w:rPr>
-          <w:i/>
-          <w:iCs/>
-          <w:color w:val="EE0000"/>
-        </w:rPr>
-        <w:t>Ou</w:t>
-      </w:r>
-      <w:r>
-        <w:rPr>
-          <w:i/>
-          <w:iCs/>
-          <w:color w:val="EE0000"/>
-        </w:rPr>
-        <w:t>t</w:t>
-      </w:r>
-      <w:r>
-        <w:rPr>
-          <w:i/>
-          <w:iCs/>
-          <w:color w:val="EE0000"/>
-        </w:rPr>
-        <w:t>putTemp</w:t>
-      </w:r>
-      <w:proofErr w:type="spellEnd"/>
-      <w:r>
-        <w:rPr>
-          <w:i/>
-          <w:iCs/>
-          <w:color w:val="EE0000"/>
-        </w:rPr>
-        <w:t xml:space="preserve"> </w:t>
-      </w:r>
-      <w:r>
-        <w:rPr>
-          <w:i/>
-          <w:iCs/>
-          <w:color w:val="EE0000"/>
-        </w:rPr>
-        <w:t>–</w:t>
-      </w:r>
-      <w:r>
-        <w:rPr>
-          <w:i/>
-          <w:iCs/>
-          <w:color w:val="EE0000"/>
-        </w:rPr>
-        <w:t xml:space="preserve"> </w:t>
-      </w:r>
-      <w:r>
-        <w:rPr>
-          <w:i/>
-          <w:iCs/>
-          <w:color w:val="EE0000"/>
-        </w:rPr>
-        <w:t xml:space="preserve">pointer to </w:t>
-      </w:r>
-      <w:r>
-        <w:rPr>
-          <w:i/>
-          <w:iCs/>
-          <w:color w:val="EE0000"/>
-        </w:rPr>
-        <w:t xml:space="preserve">return </w:t>
-      </w:r>
-      <w:r>
-        <w:rPr>
-          <w:i/>
-          <w:iCs/>
-          <w:color w:val="EE0000"/>
-        </w:rPr>
-        <w:t>output temperature in degrees F</w:t>
-      </w:r>
-    </w:p>
-    <w:p>
-      <w:pPr>
-        <w:ind w:left="720"/>
-        <w:rPr>
-          <w:i/>
-          <w:iCs/>
-          <w:color w:val="EE0000"/>
-        </w:rPr>
-      </w:pPr>
-      <w:r>
-        <w:rPr>
-          <w:i/>
-          <w:iCs/>
-          <w:color w:val="EE0000"/>
-        </w:rPr>
-        <w:t>Return value – returns 1 if successful, 0 if failed</w:t>
-      </w:r>
-    </w:p>
-    <w:p>
-      <w:pPr>
         <w:pStyle w:val="Heading1"/>
       </w:pPr>
     </w:p>
+    <w:p/>
+    <w:p/>
     <w:p/>
     <w:p/>
     <w:p/>
@@ -5667,19 +5915,62 @@
               <w:rPr>
                 <w:b/>
                 <w:bCs/>
-                <w:sz w:val="16"/>
-                <w:szCs w:val="16"/>
-              </w:rPr>
-            </w:pPr>
-            <w:r>
-              <w:rPr>
-                <w:b/>
-                <w:bCs/>
-                <w:sz w:val="16"/>
-                <w:szCs w:val="16"/>
-                <w:highlight w:val="cyan"/>
-              </w:rPr>
-              <w:t>“SingleStrokeFont.txt” doesn’t contain all the data</w:t>
+                <w:color w:val="EE0000"/>
+                <w:sz w:val="16"/>
+                <w:szCs w:val="16"/>
+              </w:rPr>
+            </w:pPr>
+            <w:r>
+              <w:rPr>
+                <w:b/>
+                <w:bCs/>
+                <w:color w:val="EE0000"/>
+                <w:sz w:val="16"/>
+                <w:szCs w:val="16"/>
+              </w:rPr>
+              <w:t xml:space="preserve">“SingleStrokeFont.txt” doesn’t contain all the </w:t>
+            </w:r>
+            <w:r>
+              <w:rPr>
+                <w:b/>
+                <w:bCs/>
+                <w:color w:val="EE0000"/>
+                <w:sz w:val="16"/>
+                <w:szCs w:val="16"/>
+              </w:rPr>
+              <w:t>128 ascii characters</w:t>
+            </w:r>
+          </w:p>
+          <w:p>
+            <w:pPr>
+              <w:rPr>
+                <w:b/>
+                <w:bCs/>
+                <w:color w:val="EE0000"/>
+                <w:sz w:val="16"/>
+                <w:szCs w:val="16"/>
+              </w:rPr>
+            </w:pPr>
+          </w:p>
+          <w:p>
+            <w:pPr>
+              <w:rPr>
+                <w:b/>
+                <w:bCs/>
+                <w:color w:val="388600"/>
+                <w:sz w:val="16"/>
+                <w:szCs w:val="16"/>
+              </w:rPr>
+            </w:pPr>
+            <w:r>
+              <w:rPr>
+                <w:b/>
+                <w:bCs/>
+                <w:color w:val="388600"/>
+                <w:sz w:val="16"/>
+                <w:szCs w:val="16"/>
+              </w:rPr>
+              <w:t>All functions work</w:t>
             </w:r>
           </w:p>
           <w:p>
@@ -5698,19 +5989,90 @@
           <w:p>
             <w:pPr>
               <w:rPr>
-                <w:sz w:val="16"/>
-                <w:szCs w:val="16"/>
-              </w:rPr>
-            </w:pPr>
-            <w:r>
-              <w:rPr>
-                <w:b/>
-                <w:bCs/>
-                <w:sz w:val="16"/>
-                <w:szCs w:val="16"/>
-                <w:highlight w:val="cyan"/>
-              </w:rPr>
-              <w:t>Remove half of the stroke lines in “SingleStrokeFont.txt”</w:t>
+                <w:b/>
+                <w:bCs/>
+                <w:color w:val="EE0000"/>
+                <w:sz w:val="16"/>
+                <w:szCs w:val="16"/>
+              </w:rPr>
+            </w:pPr>
+            <w:r>
+              <w:rPr>
+                <w:b/>
+                <w:bCs/>
+                <w:color w:val="EE0000"/>
+                <w:sz w:val="16"/>
+                <w:szCs w:val="16"/>
+              </w:rPr>
+              <w:t>Change a 999 to a 99</w:t>
+            </w:r>
+            <w:r>
+              <w:rPr>
+                <w:b/>
+                <w:bCs/>
+                <w:color w:val="EE0000"/>
+                <w:sz w:val="16"/>
+                <w:szCs w:val="16"/>
+              </w:rPr>
+              <w:t xml:space="preserve"> </w:t>
+            </w:r>
+            <w:r>
+              <w:rPr>
+                <w:b/>
+                <w:bCs/>
+                <w:color w:val="EE0000"/>
+                <w:sz w:val="16"/>
+                <w:szCs w:val="16"/>
+              </w:rPr>
+              <w:t xml:space="preserve">in one of the lines in the file </w:t>
+            </w:r>
+            <w:r>
+              <w:rPr>
+                <w:b/>
+                <w:bCs/>
+                <w:color w:val="EE0000"/>
+                <w:sz w:val="16"/>
+                <w:szCs w:val="16"/>
+              </w:rPr>
+              <w:t>“SingleStrokeFont.txt”</w:t>
+            </w:r>
+          </w:p>
+          <w:p>
+            <w:pPr>
+              <w:rPr>
+                <w:sz w:val="16"/>
+                <w:szCs w:val="16"/>
+              </w:rPr>
+            </w:pPr>
+          </w:p>
+          <w:p>
+            <w:pPr>
+              <w:rPr>
+                <w:b/>
+                <w:bCs/>
+                <w:sz w:val="16"/>
+                <w:szCs w:val="16"/>
+              </w:rPr>
+            </w:pPr>
+            <w:r>
+              <w:rPr>
+                <w:b/>
+                <w:bCs/>
+                <w:color w:val="388600"/>
+                <w:sz w:val="16"/>
+                <w:szCs w:val="16"/>
+              </w:rPr>
+              <w:t xml:space="preserve">Put all the files and working function into the correct </w:t>
+            </w:r>
+            <w:r>
+              <w:rPr>
+                <w:b/>
+                <w:bCs/>
+                <w:color w:val="388600"/>
+                <w:sz w:val="16"/>
+                <w:szCs w:val="16"/>
+              </w:rPr>
+              <w:t>folders</w:t>
             </w:r>
           </w:p>
         </w:tc>
@@ -5723,17 +6085,18 @@
               <w:rPr>
                 <w:b/>
                 <w:bCs/>
-                <w:sz w:val="16"/>
-                <w:szCs w:val="16"/>
-              </w:rPr>
-            </w:pPr>
-            <w:r>
-              <w:rPr>
-                <w:b/>
-                <w:bCs/>
-                <w:sz w:val="16"/>
-                <w:szCs w:val="16"/>
-                <w:highlight w:val="cyan"/>
+                <w:color w:val="EE0000"/>
+                <w:sz w:val="16"/>
+                <w:szCs w:val="16"/>
+              </w:rPr>
+            </w:pPr>
+            <w:r>
+              <w:rPr>
+                <w:b/>
+                <w:bCs/>
+                <w:color w:val="EE0000"/>
+                <w:sz w:val="16"/>
+                <w:szCs w:val="16"/>
               </w:rPr>
               <w:t>Font Count won’t equal 128, therefore user is told that “SingleStrokeFont.txt” doesn’t contain all ascii characters and the programme immediately ends</w:t>
             </w:r>
@@ -5741,6 +6104,37 @@
           <w:p>
             <w:pPr>
               <w:rPr>
+                <w:sz w:val="16"/>
+                <w:szCs w:val="16"/>
+              </w:rPr>
+            </w:pPr>
+          </w:p>
+          <w:p>
+            <w:pPr>
+              <w:rPr>
+                <w:b/>
+                <w:bCs/>
+                <w:color w:val="388600"/>
+                <w:sz w:val="16"/>
+                <w:szCs w:val="16"/>
+              </w:rPr>
+            </w:pPr>
+            <w:r>
+              <w:rPr>
+                <w:b/>
+                <w:bCs/>
+                <w:color w:val="388600"/>
+                <w:sz w:val="16"/>
+                <w:szCs w:val="16"/>
+              </w:rPr>
+              <w:t>Programme should run from start to finish, outputting a the correct G-Code line each time u press enter (Will draw out correct sentence when pasted into G-Code simulator</w:t>
+            </w:r>
+          </w:p>
+          <w:p>
+            <w:pPr>
+              <w:rPr>
+                <w:b/>
+                <w:bCs/>
                 <w:sz w:val="16"/>
                 <w:szCs w:val="16"/>
               </w:rPr>
@@ -7440,37 +7834,6 @@
         </w:tc>
       </w:tr>
     </w:tbl>
-    <w:p>
-      <w:pPr>
-        <w:pStyle w:val="Heading1"/>
-        <w:rPr>
-          <w:b/>
-          <w:bCs/>
-          <w:u w:val="single"/>
-        </w:rPr>
-      </w:pPr>
-    </w:p>
-    <w:p>
-      <w:pPr>
-        <w:pStyle w:val="Heading1"/>
-        <w:rPr>
-          <w:b/>
-          <w:bCs/>
-          <w:u w:val="single"/>
-        </w:rPr>
-      </w:pPr>
-      <w:r>
-        <w:rPr>
-          <w:b/>
-          <w:bCs/>
-          <w:u w:val="single"/>
-        </w:rPr>
-        <w:t>AI Statement</w:t>
-      </w:r>
-    </w:p>
-    <w:p/>
-    <w:p/>
-    <w:p/>
     <w:p/>
     <w:p>
       <w:pPr>
@@ -7508,10 +7871,10 @@
           <w:noProof/>
         </w:rPr>
         <w:drawing>
-          <wp:inline distT="0" distB="0" distL="0" distR="0" wp14:anchorId="1629A0D1" wp14:editId="75AECDFD">
-            <wp:extent cx="5480423" cy="8450580"/>
-            <wp:effectExtent l="0" t="0" r="6350" b="7620"/>
-            <wp:docPr id="303325481" name="Picture 1"/>
+          <wp:inline distT="0" distB="0" distL="0" distR="0" wp14:anchorId="5CB65F44" wp14:editId="78C1AECE">
+            <wp:extent cx="5551714" cy="9247857"/>
+            <wp:effectExtent l="0" t="0" r="0" b="0"/>
+            <wp:docPr id="304213110" name="Picture 1"/>
             <wp:cNvGraphicFramePr>
               <a:graphicFrameLocks xmlns:a="http://schemas.openxmlformats.org/drawingml/2006/main" noChangeAspect="1"/>
             </wp:cNvGraphicFramePr>
@@ -7519,23 +7882,32 @@
               <a:graphicData uri="http://schemas.openxmlformats.org/drawingml/2006/picture">
                 <pic:pic xmlns:pic="http://schemas.openxmlformats.org/drawingml/2006/picture">
                   <pic:nvPicPr>
-                    <pic:cNvPr id="303325481" name=""/>
+                    <pic:cNvPr id="304213110" name=""/>
                     <pic:cNvPicPr/>
                   </pic:nvPicPr>
-                  <pic:blipFill>
+                  <pic:blipFill rotWithShape="1">
                     <a:blip r:embed="rId5"/>
+                    <a:srcRect l="6150" r="3410"/>
                     <a:stretch>
                       <a:fillRect/>
                     </a:stretch>
                   </pic:blipFill>
-                  <pic:spPr>
+                  <pic:spPr bwMode="auto">
                     <a:xfrm>
                       <a:off x="0" y="0"/>
-                      <a:ext cx="5493022" cy="8470007"/>
+                      <a:ext cx="5580736" cy="9296201"/>
                     </a:xfrm>
                     <a:prstGeom prst="rect">
                       <a:avLst/>
                     </a:prstGeom>
+                    <a:ln>
+                      <a:noFill/>
+                    </a:ln>
+                    <a:extLst>
+                      <a:ext uri="{53640926-AAD7-44D8-BBD7-CCE9431645EC}">
+                        <a14:shadowObscured xmlns:a14="http://schemas.microsoft.com/office/drawing/2010/main"/>
+                      </a:ext>
+                    </a:extLst>
                   </pic:spPr>
                 </pic:pic>
               </a:graphicData>
@@ -7913,24 +8285,15 @@
       <w:pPr>
         <w:jc w:val="center"/>
       </w:pPr>
-    </w:p>
-    <w:p>
-      <w:pPr>
-        <w:jc w:val="center"/>
-      </w:pPr>
-    </w:p>
-    <w:p>
-      <w:pPr>
-        <w:jc w:val="center"/>
-      </w:pPr>
       <w:r>
         <w:rPr>
           <w:noProof/>
         </w:rPr>
+        <w:lastRenderedPageBreak/>
         <w:drawing>
-          <wp:inline distT="0" distB="0" distL="0" distR="0" wp14:anchorId="15EAC45A" wp14:editId="56DDA6BD">
-            <wp:extent cx="4267200" cy="7287606"/>
-            <wp:effectExtent l="0" t="0" r="0" b="8890"/>
+          <wp:inline distT="0" distB="0" distL="0" distR="0" wp14:anchorId="15EAC45A" wp14:editId="53E75B1C">
+            <wp:extent cx="2696929" cy="4605867"/>
+            <wp:effectExtent l="0" t="0" r="8255" b="4445"/>
             <wp:docPr id="1215760657" name="Picture 1"/>
             <wp:cNvGraphicFramePr>
               <a:graphicFrameLocks xmlns:a="http://schemas.openxmlformats.org/drawingml/2006/main" noChangeAspect="1"/>
@@ -7951,7 +8314,7 @@
                   <pic:spPr>
                     <a:xfrm>
                       <a:off x="0" y="0"/>
-                      <a:ext cx="4276286" cy="7303123"/>
+                      <a:ext cx="2708026" cy="4624819"/>
                     </a:xfrm>
                     <a:prstGeom prst="rect">
                       <a:avLst/>
@@ -7963,6 +8326,210 @@
           </wp:inline>
         </w:drawing>
       </w:r>
+    </w:p>
+    <w:p>
+      <w:pPr>
+        <w:pStyle w:val="Heading1"/>
+        <w:rPr>
+          <w:b/>
+          <w:bCs/>
+          <w:u w:val="single"/>
+        </w:rPr>
+      </w:pPr>
+      <w:r>
+        <w:rPr>
+          <w:b/>
+          <w:bCs/>
+          <w:u w:val="single"/>
+        </w:rPr>
+        <w:t>AI Statement</w:t>
+      </w:r>
+      <w:r>
+        <w:rPr>
+          <w:b/>
+          <w:bCs/>
+          <w:u w:val="single"/>
+        </w:rPr>
+        <w:t>:</w:t>
+      </w:r>
+    </w:p>
+    <w:p/>
+    <w:p>
+      <w:pPr>
+        <w:rPr>
+          <w:color w:val="000000" w:themeColor="text1"/>
+        </w:rPr>
+      </w:pPr>
+      <w:r>
+        <w:rPr>
+          <w:b/>
+          <w:bCs/>
+          <w:color w:val="4472C4" w:themeColor="accent1"/>
+        </w:rPr>
+        <w:t>Declaration:</w:t>
+      </w:r>
+      <w:r>
+        <w:rPr>
+          <w:b/>
+          <w:bCs/>
+          <w:color w:val="4472C4" w:themeColor="accent1"/>
+        </w:rPr>
+        <w:t xml:space="preserve"> </w:t>
+      </w:r>
+      <w:r>
+        <w:rPr>
+          <w:color w:val="000000" w:themeColor="text1"/>
+          <w:sz w:val="20"/>
+          <w:szCs w:val="18"/>
+        </w:rPr>
+        <w:t>I have used the AI tools appropriately and can confirm that the final system manual, flowcharts and code is all my own work</w:t>
+      </w:r>
+      <w:r>
+        <w:rPr>
+          <w:color w:val="000000" w:themeColor="text1"/>
+          <w:sz w:val="20"/>
+          <w:szCs w:val="18"/>
+        </w:rPr>
+        <w:t xml:space="preserve"> on a functioning drawing robot</w:t>
+      </w:r>
+    </w:p>
+    <w:p/>
+    <w:p>
+      <w:pPr>
+        <w:rPr>
+          <w:b/>
+          <w:bCs/>
+          <w:color w:val="4472C4" w:themeColor="accent1"/>
+        </w:rPr>
+      </w:pPr>
+      <w:r>
+        <w:rPr>
+          <w:b/>
+          <w:bCs/>
+          <w:color w:val="4472C4" w:themeColor="accent1"/>
+        </w:rPr>
+        <w:t>What I Used AI For:</w:t>
+      </w:r>
+    </w:p>
+    <w:p>
+      <w:pPr>
+        <w:pStyle w:val="ListParagraph"/>
+        <w:numPr>
+          <w:ilvl w:val="0"/>
+          <w:numId w:val="11"/>
+        </w:numPr>
+        <w:rPr>
+          <w:sz w:val="20"/>
+          <w:szCs w:val="18"/>
+        </w:rPr>
+      </w:pPr>
+      <w:r>
+        <w:rPr>
+          <w:sz w:val="20"/>
+          <w:szCs w:val="18"/>
+        </w:rPr>
+        <w:t>W</w:t>
+      </w:r>
+      <w:r>
+        <w:rPr>
+          <w:sz w:val="20"/>
+          <w:szCs w:val="18"/>
+        </w:rPr>
+        <w:t>hen I wanted to summarise the brief</w:t>
+      </w:r>
+    </w:p>
+    <w:p>
+      <w:pPr>
+        <w:pStyle w:val="ListParagraph"/>
+        <w:numPr>
+          <w:ilvl w:val="0"/>
+          <w:numId w:val="11"/>
+        </w:numPr>
+        <w:rPr>
+          <w:sz w:val="20"/>
+          <w:szCs w:val="18"/>
+        </w:rPr>
+      </w:pPr>
+      <w:r>
+        <w:rPr>
+          <w:sz w:val="20"/>
+          <w:szCs w:val="18"/>
+        </w:rPr>
+        <w:t>W</w:t>
+      </w:r>
+      <w:r>
+        <w:rPr>
+          <w:sz w:val="20"/>
+          <w:szCs w:val="18"/>
+        </w:rPr>
+        <w:t>hen I wanted to know about different functions within the C coding language</w:t>
+      </w:r>
+      <w:r>
+        <w:rPr>
+          <w:sz w:val="20"/>
+          <w:szCs w:val="18"/>
+        </w:rPr>
+        <w:t xml:space="preserve"> and explaining different programming concepts</w:t>
+      </w:r>
+    </w:p>
+    <w:p>
+      <w:pPr>
+        <w:pStyle w:val="ListParagraph"/>
+        <w:numPr>
+          <w:ilvl w:val="0"/>
+          <w:numId w:val="11"/>
+        </w:numPr>
+        <w:rPr>
+          <w:sz w:val="20"/>
+          <w:szCs w:val="18"/>
+        </w:rPr>
+      </w:pPr>
+      <w:r>
+        <w:rPr>
+          <w:sz w:val="20"/>
+          <w:szCs w:val="18"/>
+        </w:rPr>
+        <w:t>W</w:t>
+      </w:r>
+      <w:r>
+        <w:rPr>
+          <w:sz w:val="20"/>
+          <w:szCs w:val="18"/>
+        </w:rPr>
+        <w:t xml:space="preserve">hen I wanted to know about the different shapes in a flow chart </w:t>
+      </w:r>
+    </w:p>
+    <w:p>
+      <w:pPr>
+        <w:pStyle w:val="ListParagraph"/>
+        <w:numPr>
+          <w:ilvl w:val="0"/>
+          <w:numId w:val="11"/>
+        </w:numPr>
+        <w:rPr>
+          <w:sz w:val="20"/>
+          <w:szCs w:val="18"/>
+        </w:rPr>
+      </w:pPr>
+      <w:r>
+        <w:rPr>
+          <w:sz w:val="20"/>
+          <w:szCs w:val="18"/>
+        </w:rPr>
+        <w:t xml:space="preserve">To </w:t>
+      </w:r>
+      <w:r>
+        <w:rPr>
+          <w:sz w:val="20"/>
+          <w:szCs w:val="18"/>
+        </w:rPr>
+        <w:t>create and initial Gnatt chart for me so I know when my deadlines are</w:t>
+      </w:r>
+    </w:p>
+    <w:p>
+      <w:pPr>
+        <w:jc w:val="center"/>
+      </w:pPr>
     </w:p>
     <w:sectPr>
       <w:pgSz w:w="11906" w:h="16838"/>
@@ -8540,6 +9107,119 @@
     </w:lvl>
   </w:abstractNum>
   <w:abstractNum w:abstractNumId="5" w15:restartNumberingAfterBreak="0">
+    <w:nsid w:val="430612A8"/>
+    <w:multiLevelType w:val="hybridMultilevel"/>
+    <w:tmpl w:val="D64A5B02"/>
+    <w:lvl w:ilvl="0" w:tplc="08090001">
+      <w:start w:val="1"/>
+      <w:numFmt w:val="bullet"/>
+      <w:lvlText w:val=""/>
+      <w:lvlJc w:val="left"/>
+      <w:pPr>
+        <w:ind w:left="720" w:hanging="360"/>
+      </w:pPr>
+      <w:rPr>
+        <w:rFonts w:ascii="Symbol" w:hAnsi="Symbol" w:hint="default"/>
+      </w:rPr>
+    </w:lvl>
+    <w:lvl w:ilvl="1" w:tplc="08090003" w:tentative="1">
+      <w:start w:val="1"/>
+      <w:numFmt w:val="bullet"/>
+      <w:lvlText w:val="o"/>
+      <w:lvlJc w:val="left"/>
+      <w:pPr>
+        <w:ind w:left="1440" w:hanging="360"/>
+      </w:pPr>
+      <w:rPr>
+        <w:rFonts w:ascii="Courier New" w:hAnsi="Courier New" w:cs="Courier New" w:hint="default"/>
+      </w:rPr>
+    </w:lvl>
+    <w:lvl w:ilvl="2" w:tplc="08090005" w:tentative="1">
+      <w:start w:val="1"/>
+      <w:numFmt w:val="bullet"/>
+      <w:lvlText w:val=""/>
+      <w:lvlJc w:val="left"/>
+      <w:pPr>
+        <w:ind w:left="2160" w:hanging="360"/>
+      </w:pPr>
+      <w:rPr>
+        <w:rFonts w:ascii="Wingdings" w:hAnsi="Wingdings" w:hint="default"/>
+      </w:rPr>
+    </w:lvl>
+    <w:lvl w:ilvl="3" w:tplc="08090001" w:tentative="1">
+      <w:start w:val="1"/>
+      <w:numFmt w:val="bullet"/>
+      <w:lvlText w:val=""/>
+      <w:lvlJc w:val="left"/>
+      <w:pPr>
+        <w:ind w:left="2880" w:hanging="360"/>
+      </w:pPr>
+      <w:rPr>
+        <w:rFonts w:ascii="Symbol" w:hAnsi="Symbol" w:hint="default"/>
+      </w:rPr>
+    </w:lvl>
+    <w:lvl w:ilvl="4" w:tplc="08090003" w:tentative="1">
+      <w:start w:val="1"/>
+      <w:numFmt w:val="bullet"/>
+      <w:lvlText w:val="o"/>
+      <w:lvlJc w:val="left"/>
+      <w:pPr>
+        <w:ind w:left="3600" w:hanging="360"/>
+      </w:pPr>
+      <w:rPr>
+        <w:rFonts w:ascii="Courier New" w:hAnsi="Courier New" w:cs="Courier New" w:hint="default"/>
+      </w:rPr>
+    </w:lvl>
+    <w:lvl w:ilvl="5" w:tplc="08090005" w:tentative="1">
+      <w:start w:val="1"/>
+      <w:numFmt w:val="bullet"/>
+      <w:lvlText w:val=""/>
+      <w:lvlJc w:val="left"/>
+      <w:pPr>
+        <w:ind w:left="4320" w:hanging="360"/>
+      </w:pPr>
+      <w:rPr>
+        <w:rFonts w:ascii="Wingdings" w:hAnsi="Wingdings" w:hint="default"/>
+      </w:rPr>
+    </w:lvl>
+    <w:lvl w:ilvl="6" w:tplc="08090001" w:tentative="1">
+      <w:start w:val="1"/>
+      <w:numFmt w:val="bullet"/>
+      <w:lvlText w:val=""/>
+      <w:lvlJc w:val="left"/>
+      <w:pPr>
+        <w:ind w:left="5040" w:hanging="360"/>
+      </w:pPr>
+      <w:rPr>
+        <w:rFonts w:ascii="Symbol" w:hAnsi="Symbol" w:hint="default"/>
+      </w:rPr>
+    </w:lvl>
+    <w:lvl w:ilvl="7" w:tplc="08090003" w:tentative="1">
+      <w:start w:val="1"/>
+      <w:numFmt w:val="bullet"/>
+      <w:lvlText w:val="o"/>
+      <w:lvlJc w:val="left"/>
+      <w:pPr>
+        <w:ind w:left="5760" w:hanging="360"/>
+      </w:pPr>
+      <w:rPr>
+        <w:rFonts w:ascii="Courier New" w:hAnsi="Courier New" w:cs="Courier New" w:hint="default"/>
+      </w:rPr>
+    </w:lvl>
+    <w:lvl w:ilvl="8" w:tplc="08090005" w:tentative="1">
+      <w:start w:val="1"/>
+      <w:numFmt w:val="bullet"/>
+      <w:lvlText w:val=""/>
+      <w:lvlJc w:val="left"/>
+      <w:pPr>
+        <w:ind w:left="6480" w:hanging="360"/>
+      </w:pPr>
+      <w:rPr>
+        <w:rFonts w:ascii="Wingdings" w:hAnsi="Wingdings" w:hint="default"/>
+      </w:rPr>
+    </w:lvl>
+  </w:abstractNum>
+  <w:abstractNum w:abstractNumId="6" w15:restartNumberingAfterBreak="0">
     <w:nsid w:val="434F6A32"/>
     <w:multiLevelType w:val="hybridMultilevel"/>
     <w:tmpl w:val="B96CFF88"/>
@@ -8651,7 +9331,7 @@
       </w:rPr>
     </w:lvl>
   </w:abstractNum>
-  <w:abstractNum w:abstractNumId="6" w15:restartNumberingAfterBreak="0">
+  <w:abstractNum w:abstractNumId="7" w15:restartNumberingAfterBreak="0">
     <w:nsid w:val="51A2058E"/>
     <w:multiLevelType w:val="hybridMultilevel"/>
     <w:tmpl w:val="D0025648"/>
@@ -8764,7 +9444,7 @@
       </w:rPr>
     </w:lvl>
   </w:abstractNum>
-  <w:abstractNum w:abstractNumId="7" w15:restartNumberingAfterBreak="0">
+  <w:abstractNum w:abstractNumId="8" w15:restartNumberingAfterBreak="0">
     <w:nsid w:val="52832099"/>
     <w:multiLevelType w:val="hybridMultilevel"/>
     <w:tmpl w:val="7D324472"/>
@@ -8877,7 +9557,7 @@
       </w:rPr>
     </w:lvl>
   </w:abstractNum>
-  <w:abstractNum w:abstractNumId="8" w15:restartNumberingAfterBreak="0">
+  <w:abstractNum w:abstractNumId="9" w15:restartNumberingAfterBreak="0">
     <w:nsid w:val="5BBC0A88"/>
     <w:multiLevelType w:val="hybridMultilevel"/>
     <w:tmpl w:val="6F6E2DB8"/>
@@ -8990,7 +9670,7 @@
       </w:rPr>
     </w:lvl>
   </w:abstractNum>
-  <w:abstractNum w:abstractNumId="9" w15:restartNumberingAfterBreak="0">
+  <w:abstractNum w:abstractNumId="10" w15:restartNumberingAfterBreak="0">
     <w:nsid w:val="7D3A7CB0"/>
     <w:multiLevelType w:val="hybridMultilevel"/>
     <w:tmpl w:val="5A783768"/>
@@ -9104,19 +9784,19 @@
     </w:lvl>
   </w:abstractNum>
   <w:num w:numId="1" w16cid:durableId="2012485668">
+    <w:abstractNumId w:val="8"/>
+  </w:num>
+  <w:num w:numId="2" w16cid:durableId="1797213224">
     <w:abstractNumId w:val="7"/>
   </w:num>
-  <w:num w:numId="2" w16cid:durableId="1797213224">
-    <w:abstractNumId w:val="6"/>
-  </w:num>
   <w:num w:numId="3" w16cid:durableId="1920410061">
-    <w:abstractNumId w:val="8"/>
+    <w:abstractNumId w:val="9"/>
   </w:num>
   <w:num w:numId="4" w16cid:durableId="1234659763">
     <w:abstractNumId w:val="4"/>
   </w:num>
   <w:num w:numId="5" w16cid:durableId="1745183833">
-    <w:abstractNumId w:val="9"/>
+    <w:abstractNumId w:val="10"/>
   </w:num>
   <w:num w:numId="6" w16cid:durableId="899512242">
     <w:abstractNumId w:val="2"/>
@@ -9128,10 +9808,13 @@
     <w:abstractNumId w:val="0"/>
   </w:num>
   <w:num w:numId="9" w16cid:durableId="1509951576">
-    <w:abstractNumId w:val="5"/>
+    <w:abstractNumId w:val="6"/>
   </w:num>
   <w:num w:numId="10" w16cid:durableId="1470979262">
     <w:abstractNumId w:val="3"/>
+  </w:num>
+  <w:num w:numId="11" w16cid:durableId="1414935266">
+    <w:abstractNumId w:val="5"/>
   </w:num>
 </w:numbering>
 </file>
